--- a/Paper/Liver_Disease_Paper/Frontiers/Submission_2/Liver_Disease_Segmentation_Paper_Addressed.docx
+++ b/Paper/Liver_Disease_Paper/Frontiers/Submission_2/Liver_Disease_Segmentation_Paper_Addressed.docx
@@ -16,7 +16,15 @@
         <w:t xml:space="preserve">Objectives: </w:t>
       </w:r>
       <w:r>
-        <w:t xml:space="preserve">Colorectal cancer (CRC), the third most common cancer in the USA, is a leading cause of cancer-related death worldwide. Up to 60% of patients develop liver metastasis(CRLM). Treatments like radiation and ablation therapies require disease segmentation for planning and therapy delivery. For ablation, ablation-zone segmentation is required to evaluate disease coverage. </w:t>
+        <w:t xml:space="preserve">Colorectal cancer (CRC), the third most common cancer in the USA, is a leading cause of cancer-related death worldwide. Up to 60% of patients develop liver </w:t>
+      </w:r>
+      <w:proofErr w:type="gramStart"/>
+      <w:r>
+        <w:t>metastasis(</w:t>
+      </w:r>
+      <w:proofErr w:type="gramEnd"/>
+      <w:r>
+        <w:t xml:space="preserve">CRLM). Treatments like radiation and ablation therapies require disease segmentation for planning and therapy delivery. For ablation, ablation-zone segmentation is required to evaluate disease coverage. </w:t>
       </w:r>
     </w:p>
     <w:p>
@@ -29,17 +37,118 @@
     </w:p>
     <w:p>
       <w:r>
-        <w:t xml:space="preserve">Methods: Four FC model styles were investigated: Standard-, Residual-, Dense-3D-UNet, and Hybrid-WNet. Models were trained on 92 patients from the Liver Tumor Segmentation(LiTS) challenge. For the evaluation, we acquired 15 patients from the 3D-IRCADb database, 18 patients from our institution(CRLM=24, ablation-zone=19), and submitted to the LiTS challenge(n=70). Qualitative evaluations of our institutional data were performed by two board certified radiologists(interventional, diagnostic), and a radiology-trained physician fellow, using a Likert scale 1-5. </w:t>
-      </w:r>
-    </w:p>
-    <w:p>
-      <w:r>
-        <w:t xml:space="preserve">Results: The most accurate model was the Hybrid-WNet. On a patient-by-patient basis in the 3D-IRCADb dataset, the median(min-max) Dice similarity coefficient(DSC) was 0.73(0.41-0.88), median surface distance was 1.75mm(0.57–7.63mm), and number of false-positives was 1(0-4). In the LiTS challenge(n=70), the global DSC was 0.810.  The model sensitivity was 98%(47/48) for sites ≥15mm in diameter. Qualitatively, 100%(24/24; minority vote) of the CRLM and 84%(16/19; majority vote) of the ablation-zones had Likert scores ≥4. </w:t>
-      </w:r>
-    </w:p>
-    <w:p>
-      <w:r>
-        <w:t xml:space="preserve">Conclusion: The Hybrid-WNet model provided fast(&lt;30 seconds) and accurate segmentations of CRLM and ablation-zones on contrast-enhanced CT scans, </w:t>
+        <w:t>Methods: Four FC model styles were investigated: Standard-, Residual-, Dense-3D-UNet, and Hybrid-</w:t>
+      </w:r>
+      <w:proofErr w:type="spellStart"/>
+      <w:r>
+        <w:t>WNet</w:t>
+      </w:r>
+      <w:proofErr w:type="spellEnd"/>
+      <w:r>
+        <w:t xml:space="preserve">. Models were trained on 92 patients from the Liver Tumor </w:t>
+      </w:r>
+      <w:proofErr w:type="gramStart"/>
+      <w:r>
+        <w:t>Segmentation(</w:t>
+      </w:r>
+      <w:proofErr w:type="spellStart"/>
+      <w:proofErr w:type="gramEnd"/>
+      <w:r>
+        <w:t>LiTS</w:t>
+      </w:r>
+      <w:proofErr w:type="spellEnd"/>
+      <w:r>
+        <w:t xml:space="preserve">) challenge. For the evaluation, we acquired 15 patients from the 3D-IRCADb database, 18 patients from our </w:t>
+      </w:r>
+      <w:proofErr w:type="gramStart"/>
+      <w:r>
+        <w:t>institution(</w:t>
+      </w:r>
+      <w:proofErr w:type="gramEnd"/>
+      <w:r>
+        <w:t xml:space="preserve">CRLM=24, ablation-zone=19), and submitted to the </w:t>
+      </w:r>
+      <w:proofErr w:type="spellStart"/>
+      <w:r>
+        <w:t>LiTS</w:t>
+      </w:r>
+      <w:proofErr w:type="spellEnd"/>
+      <w:r>
+        <w:t xml:space="preserve"> challenge(n=70). Qualitative evaluations of our institutional data were performed by two board certified </w:t>
+      </w:r>
+      <w:proofErr w:type="gramStart"/>
+      <w:r>
+        <w:t>radiologists(</w:t>
+      </w:r>
+      <w:proofErr w:type="gramEnd"/>
+      <w:r>
+        <w:t xml:space="preserve">interventional, diagnostic), and a radiology-trained physician fellow, using a Likert scale 1-5. </w:t>
+      </w:r>
+    </w:p>
+    <w:p>
+      <w:r>
+        <w:t>Results: The most accurate model was the Hybrid-</w:t>
+      </w:r>
+      <w:proofErr w:type="spellStart"/>
+      <w:r>
+        <w:t>WNet</w:t>
+      </w:r>
+      <w:proofErr w:type="spellEnd"/>
+      <w:r>
+        <w:t xml:space="preserve">. On a patient-by-patient basis in the 3D-IRCADb dataset, the median(min-max) Dice similarity </w:t>
+      </w:r>
+      <w:proofErr w:type="gramStart"/>
+      <w:r>
+        <w:t>coefficient(</w:t>
+      </w:r>
+      <w:proofErr w:type="gramEnd"/>
+      <w:r>
+        <w:t xml:space="preserve">DSC) was 0.73(0.41-0.88), median surface distance was 1.75mm(0.57–7.63mm), and number of false-positives was 1(0-4). In the </w:t>
+      </w:r>
+      <w:proofErr w:type="spellStart"/>
+      <w:r>
+        <w:t>LiTS</w:t>
+      </w:r>
+      <w:proofErr w:type="spellEnd"/>
+      <w:r>
+        <w:t xml:space="preserve"> challenge(n=70), the global DSC was 0.810.  The model sensitivity was 98</w:t>
+      </w:r>
+      <w:proofErr w:type="gramStart"/>
+      <w:r>
+        <w:t>%(</w:t>
+      </w:r>
+      <w:proofErr w:type="gramEnd"/>
+      <w:r>
+        <w:t>47/48) for sites ≥15mm in diameter. Qualitatively, 100</w:t>
+      </w:r>
+      <w:proofErr w:type="gramStart"/>
+      <w:r>
+        <w:t>%(</w:t>
+      </w:r>
+      <w:proofErr w:type="gramEnd"/>
+      <w:r>
+        <w:t xml:space="preserve">24/24; minority vote) of the CRLM and 84%(16/19; majority vote) of the ablation-zones had Likert scores ≥4. </w:t>
+      </w:r>
+    </w:p>
+    <w:p>
+      <w:r>
+        <w:t>Conclusion: The Hybrid-</w:t>
+      </w:r>
+      <w:proofErr w:type="spellStart"/>
+      <w:r>
+        <w:t>WNet</w:t>
+      </w:r>
+      <w:proofErr w:type="spellEnd"/>
+      <w:r>
+        <w:t xml:space="preserve"> model provided </w:t>
+      </w:r>
+      <w:proofErr w:type="gramStart"/>
+      <w:r>
+        <w:t>fast(</w:t>
+      </w:r>
+      <w:proofErr w:type="gramEnd"/>
+      <w:r>
+        <w:t xml:space="preserve">&lt;30 seconds) and accurate segmentations of CRLM and ablation-zones on contrast-enhanced CT scans, </w:t>
       </w:r>
       <w:r>
         <w:t>with positive physician reviews.</w:t>
@@ -139,7 +248,7 @@
         <w:fldChar w:fldCharType="begin" w:fldLock="1"/>
       </w:r>
       <w:r>
-        <w:instrText>ADDIN CSL_CITATION {"citationItems":[{"id":"ITEM-1","itemData":{"DOI":"10.3322/caac.21395","ISSN":"1542-4863","PMID":"28248415","abstract":"Colorectal cancer (CRC) is one of the most common malignancies in the United States. Every 3 years, the American Cancer Society provides an update of CRC incidence, survival, and mortality rates and trends. Incidence data through 2013 were provided by the Surveillance, Epidemiology, and End Results program, the National Program of Cancer Registries, and the North American Association of Central Cancer Registries. Mortality data through 2014 were provided by the National Center for Health Statistics. CRC incidence rates are highest in Alaska Natives and blacks and lowest in Asian/Pacific Islanders, and they are 30% to 40% higher in men than in women. Recent temporal patterns are generally similar by race and sex, but differ by age. Between 2000 and 2013, incidence rates in adults aged ≥50 years declined by 32%, with the drop largest for distal tumors in people aged ≥65 years (incidence rate ratio [IRR], 0.50; 95% confidence interval [95% CI], 0.48-0.52) and smallest for rectal tumors in ages 50 to 64 years (male IRR, 0.91; 95% CI, 0.85-0.96; female IRR, 1.00; 95% CI, 0.93-1.08). Overall CRC incidence in individuals ages ≥50 years declined from 2009 to 2013 in every state except Arkansas, with the decrease exceeding 5% annually in 7 states; however, rectal tumor incidence in those ages 50 to 64 years was stable in most states. Among adults aged &lt;50 years, CRC incidence rates increased by 22% from 2000 to 2013, driven solely by tumors in the distal colon (IRR, 1.24; 95% CI, 1.13-1.35) and rectum (IRR, 1.22; 95% CI, 1.13-1.31). Similar to incidence patterns, CRC death rates decreased by 34% among individuals aged ≥50 years during 2000 through 2014, but increased by 13% in those aged &lt;50 years. Progress against CRC can be accelerated by increasing initiation of screening at age 50 years (average risk) or earlier (eg, family history of CRC/advanced adenomas) and eliminating disparities in high-quality treatment. In addition, research is needed to elucidate causes for increasing CRC in young adults. CA Cancer J Clin 2017. © 2017 American Cancer Society. CA Cancer J Clin 2017;67:177-193. © 2017 American Cancer Society.","author":[{"dropping-particle":"","family":"Siegel","given":"Rebecca L.","non-dropping-particle":"","parse-names":false,"suffix":""},{"dropping-particle":"","family":"Miller","given":"Kimberly D.","non-dropping-particle":"","parse-names":false,"suffix":""},{"dropping-particle":"","family":"Fedewa","given":"Stacey A.","non-dropping-particle":"","parse-names":false,"suffix":""},{"dropping-particle":"","family":"Ahnen","given":"Dennis J.","non-dropping-particle":"","parse-names":false,"suffix":""},{"dropping-particle":"","family":"Meester","given":"Reinier G. S.","non-dropping-particle":"","parse-names":false,"suffix":""},{"dropping-particle":"","family":"Barzi","given":"Afsaneh","non-dropping-particle":"","parse-names":false,"suffix":""},{"dropping-particle":"","family":"Jemal","given":"Ahmedin","non-dropping-particle":"","parse-names":false,"suffix":""}],"container-title":"CA: A Cancer Journal for Clinicians","id":"ITEM-1","issue":"3","issued":{"date-parts":[["2017","5","6"]]},"page":"177-193","publisher":"American Cancer Society","title":"Colorectal cancer statistics, 2017","type":"article-journal","volume":"67"},"uris":["http://www.mendeley.com/documents/?uuid=4942358c-2292-3e88-8760-e23bf73e5581"]}],"mendeley":{"formattedCitation":"&lt;sup&gt;4&lt;/sup&gt;","plainTextFormattedCitation":"4"},"properties":{"noteIndex":0},"schema":"https://github.com/citation-style-language/schema/raw/master/csl-citation.json"}</w:instrText>
+        <w:instrText>ADDIN CSL_CITATION {"citationItems":[{"id":"ITEM-1","itemData":{"DOI":"10.3322/caac.21395","ISSN":"1542-4863","PMID":"28248415","abstract":"Colorectal cancer (CRC) is one of the most common malignancies in the United States. Every 3 years, the American Cancer Society provides an update of CRC incidence, survival, and mortality rates and trends. Incidence data through 2013 were provided by the Surveillance, Epidemiology, and End Results program, the National Program of Cancer Registries, and the North American Association of Central Cancer Registries. Mortality data through 2014 were provided by the National Center for Health Statistics. CRC incidence rates are highest in Alaska Natives and blacks and lowest in Asian/Pacific Islanders, and they are 30% to 40% higher in men than in women. Recent temporal patterns are generally similar by race and sex, but differ by age. Between 2000 and 2013, incidence rates in adults aged ≥50 years declined by 32%, with the drop largest for distal tumors in people aged ≥65 years (incidence rate ratio [IRR], 0.50; 95% confidence interval [95% CI], 0.48-0.52) and smallest for rectal tumors in ages 50 to 64 years (male IRR, 0.91; 95% CI, 0.85-0.96; female IRR, 1.00; 95% CI, 0.93-1.08). Overall CRC incidence in individuals ages ≥50 years declined from 2009 to 2013 in every state except Arkansas, with the decrease exceeding 5% annually in 7 states; however, rectal tumor incidence in those ages 50 to 64 years was stable in most states. Among adults aged &lt;50 years, CRC incidence rates increased by 22% from 2000 to 2013, driven solely by tumors in the distal colon (IRR, 1.24; 95% CI, 1.13-1.35) and rectum (IRR, 1.22; 95% CI, 1.13-1.31). Similar to incidence patterns, CRC death rates decreased by 34% among individuals aged ≥50 years during 2000 through 2014, but increased by 13% in those aged &lt;50 years. Progress against CRC can be accelerated by increasing initiation of screening at age 50 years (average risk) or earlier (eg, family history of CRC/advanced adenomas) and eliminating disparities in high-quality treatment. In addition, research is needed to elucidate causes for increasing CRC in young adults. CA Cancer J Clin 2017. © 2017 American Cancer Society. CA Cancer J Clin 2017;67:177-193. © 2017 American Cancer Society.","author":[{"dropping-particle":"","family":"Siegel","given":"Rebecca L.","non-dropping-particle":"","parse-names":false,"suffix":""},{"dropping-particle":"","family":"Miller","given":"Kimberly D.","non-dropping-particle":"","parse-names":false,"suffix":""},{"dropping-particle":"","family":"Fedewa","given":"Stacey A.","non-dropping-particle":"","parse-names":false,"suffix":""},{"dropping-particle":"","family":"Ahnen","given":"Dennis J.","non-dropping-particle":"","parse-names":false,"suffix":""},{"dropping-particle":"","family":"Meester","given":"Reinier G. S.","non-dropping-particle":"","parse-names":false,"suffix":""},{"dropping-particle":"","family":"Barzi","given":"Afsaneh","non-dropping-particle":"","parse-names":false,"suffix":""},{"dropping-particle":"","family":"Jemal","given":"Ahmedin","non-dropping-particle":"","parse-names":false,"suffix":""}],"container-title":"CA: A Cancer Journal for Clinicians","id":"ITEM-1","issue":"3","issued":{"date-parts":[["2017","5","6"]]},"page":"177-193","publisher":"American Cancer Society","title":"Colorectal cancer statistics, 2017","type":"article-journal","volume":"67"},"uris":["http://www.mendeley.com/documents/?uuid=4942358c-2292-3e88-8760-e23bf73e5581"]}],"mendeley":{"formattedCitation":"&lt;sup&gt;3&lt;/sup&gt;","plainTextFormattedCitation":"3","previouslyFormattedCitation":"&lt;sup&gt;3&lt;/sup&gt;"},"properties":{"noteIndex":0},"schema":"https://github.com/citation-style-language/schema/raw/master/csl-citation.json"}</w:instrText>
       </w:r>
       <w:r>
         <w:fldChar w:fldCharType="separate"/>
@@ -149,6 +258,67 @@
           <w:noProof/>
           <w:vertAlign w:val="superscript"/>
         </w:rPr>
+        <w:t>3</w:t>
+      </w:r>
+      <w:r>
+        <w:fldChar w:fldCharType="end"/>
+      </w:r>
+      <w:r>
+        <w:t>.</w:t>
+      </w:r>
+      <w:r>
+        <w:t xml:space="preserve"> </w:t>
+      </w:r>
+      <w:r>
+        <w:t>U</w:t>
+      </w:r>
+      <w:r>
+        <w:t xml:space="preserve">p to 60% of patients develop colorectal liver metastasis (CRLM) over the course of their disease, </w:t>
+      </w:r>
+      <w:r>
+        <w:t>with</w:t>
+      </w:r>
+      <w:r>
+        <w:t xml:space="preserve"> </w:t>
+      </w:r>
+      <w:r>
+        <w:t>25% present</w:t>
+      </w:r>
+      <w:r>
+        <w:t>ing</w:t>
+      </w:r>
+      <w:r>
+        <w:t xml:space="preserve"> </w:t>
+      </w:r>
+      <w:r>
+        <w:t xml:space="preserve">with </w:t>
+      </w:r>
+      <w:r>
+        <w:t xml:space="preserve">CRLM </w:t>
+      </w:r>
+      <w:r>
+        <w:t>at</w:t>
+      </w:r>
+      <w:r>
+        <w:t xml:space="preserve"> </w:t>
+      </w:r>
+      <w:r>
+        <w:t>diagnosis</w:t>
+      </w:r>
+      <w:r>
+        <w:fldChar w:fldCharType="begin" w:fldLock="1"/>
+      </w:r>
+      <w:r>
+        <w:instrText>ADDIN CSL_CITATION {"citationItems":[{"id":"ITEM-1","itemData":{"DOI":"10.3748/wjg.v22.i11.3127","ISSN":"22192840","abstract":"Colorectal cancer metastasizes predictably, with liver predominance in most cases. Because liver involvement has been shown to be a major determinant of survival in this population, liver-directed therapies are increasingly considered even in cases where there is (limited) extrahepatic disease. Unfortunately, these patients carry a known risk of recurrence in the liver regardless of initial therapy choice. Therefore, there is a demand for minimally invasive, non-surgical, personalized cancer treatments to preserve quality of life in the induction, consolidation, and maintenance phases of cancer therapy. This report aims to review evidence - based conceptual, pharmacological, and technological paradigm shifts in parenteral and percutaneous treatment strategies as well as forthcoming evidence regarding next-generation systemic, locoregional, and local treatment approaches for this patient population.","author":[{"dropping-particle":"","family":"Alper Sag","given":"Alan","non-dropping-particle":"","parse-names":false,"suffix":""},{"dropping-particle":"","family":"Selcukbiricik","given":"Fatih","non-dropping-particle":"","parse-names":false,"suffix":""},{"dropping-particle":"","family":"Mandel","given":"Nil Molinas","non-dropping-particle":"","parse-names":false,"suffix":""}],"container-title":"World Journal of Gastroenterology","id":"ITEM-1","issue":"11","issued":{"date-parts":[["2016","3","21"]]},"page":"3127-3149","publisher":"Baishideng Publishing Group Co., Limited","title":"Evidence-based medical oncology and interventional radiology paradigms for liver-dominant colorectal cancer metastases","type":"article","volume":"22"},"uris":["http://www.mendeley.com/documents/?uuid=1bc39a07-7abd-3469-b394-8e1183f89fb6"]}],"mendeley":{"formattedCitation":"&lt;sup&gt;4&lt;/sup&gt;","plainTextFormattedCitation":"4","previouslyFormattedCitation":"&lt;sup&gt;4&lt;/sup&gt;"},"properties":{"noteIndex":0},"schema":"https://github.com/citation-style-language/schema/raw/master/csl-citation.json"}</w:instrText>
+      </w:r>
+      <w:r>
+        <w:fldChar w:fldCharType="separate"/>
+      </w:r>
+      <w:r>
+        <w:rPr>
+          <w:noProof/>
+          <w:vertAlign w:val="superscript"/>
+        </w:rPr>
         <w:t>4</w:t>
       </w:r>
       <w:r>
@@ -158,49 +328,175 @@
         <w:t>.</w:t>
       </w:r>
       <w:r>
+        <w:t xml:space="preserve"> Such facts</w:t>
+      </w:r>
+      <w:r>
         <w:t xml:space="preserve"> </w:t>
       </w:r>
       <w:r>
-        <w:t>U</w:t>
-      </w:r>
-      <w:r>
-        <w:t xml:space="preserve">p to 60% of patients develop colorectal liver metastasis (CRLM) over the course of their disease, </w:t>
-      </w:r>
-      <w:r>
-        <w:t>with</w:t>
+        <w:t>highlight</w:t>
       </w:r>
       <w:r>
         <w:t xml:space="preserve"> </w:t>
       </w:r>
       <w:r>
-        <w:t>25% present</w:t>
-      </w:r>
-      <w:r>
-        <w:t>ing</w:t>
+        <w:t xml:space="preserve">the importance of </w:t>
+      </w:r>
+      <w:r>
+        <w:t xml:space="preserve">liver-directed </w:t>
+      </w:r>
+      <w:r>
+        <w:t xml:space="preserve">loco-regional therapies (LRT) </w:t>
+      </w:r>
+      <w:r>
+        <w:t>for these patients</w:t>
+      </w:r>
+      <w:r>
+        <w:t>.</w:t>
+      </w:r>
+    </w:p>
+    <w:p>
+      <w:r>
+        <w:t>While s</w:t>
+      </w:r>
+      <w:r>
+        <w:t>everal treatment options</w:t>
+      </w:r>
+      <w:r>
+        <w:t xml:space="preserve"> are available</w:t>
+      </w:r>
+      <w:r>
+        <w:t xml:space="preserve"> for </w:t>
+      </w:r>
+      <w:r>
+        <w:t>CRL</w:t>
+      </w:r>
+      <w:r>
+        <w:t>M</w:t>
+      </w:r>
+      <w:r>
+        <w:t xml:space="preserve"> (</w:t>
+      </w:r>
+      <w:proofErr w:type="gramStart"/>
+      <w:r>
+        <w:t>in particular radiation</w:t>
+      </w:r>
+      <w:proofErr w:type="gramEnd"/>
+      <w:r>
+        <w:t xml:space="preserve"> and ablation therapies)</w:t>
+      </w:r>
+      <w:r>
+        <w:t xml:space="preserve">, they all </w:t>
+      </w:r>
+      <w:r>
+        <w:t xml:space="preserve">rely </w:t>
+      </w:r>
+      <w:r>
+        <w:t xml:space="preserve">on </w:t>
+      </w:r>
+      <w:r>
+        <w:t xml:space="preserve">accurate </w:t>
+      </w:r>
+      <w:r>
+        <w:t xml:space="preserve">estimation </w:t>
+      </w:r>
+      <w:r>
+        <w:t xml:space="preserve">of </w:t>
+      </w:r>
+      <w:r>
+        <w:t>disease</w:t>
+      </w:r>
+      <w:r>
+        <w:t xml:space="preserve"> extent</w:t>
+      </w:r>
+      <w:r>
+        <w:t>, usually involving cross-sectional imaging with contrast-enhanced CT (CECT) or MRI</w:t>
+      </w:r>
+      <w:r>
+        <w:t>. CRL</w:t>
+      </w:r>
+      <w:r>
+        <w:t>M</w:t>
+      </w:r>
+      <w:r>
+        <w:t xml:space="preserve"> often appear</w:t>
+      </w:r>
+      <w:r>
+        <w:t>s</w:t>
+      </w:r>
+      <w:r>
+        <w:t xml:space="preserve"> as hypo-</w:t>
+      </w:r>
+      <w:r>
+        <w:t>enhancing lesions o</w:t>
+      </w:r>
+      <w:r>
+        <w:t xml:space="preserve">n </w:t>
+      </w:r>
+      <w:r>
+        <w:t>routine</w:t>
       </w:r>
       <w:r>
         <w:t xml:space="preserve"> </w:t>
       </w:r>
       <w:r>
-        <w:t xml:space="preserve">with </w:t>
-      </w:r>
-      <w:r>
-        <w:t xml:space="preserve">CRLM </w:t>
-      </w:r>
-      <w:r>
-        <w:t>at</w:t>
+        <w:t xml:space="preserve">CECT </w:t>
+      </w:r>
+      <w:r>
+        <w:t>portal-venous p</w:t>
+      </w:r>
+      <w:r>
+        <w:t>hase image</w:t>
+      </w:r>
+      <w:r>
+        <w:t>s</w:t>
+      </w:r>
+      <w:r>
+        <w:t>. H</w:t>
+      </w:r>
+      <w:r>
+        <w:t>owever, their detection</w:t>
       </w:r>
       <w:r>
         <w:t xml:space="preserve"> </w:t>
       </w:r>
       <w:r>
-        <w:t>diagnosis</w:t>
+        <w:t>can be challenging</w:t>
+      </w:r>
+      <w:r>
+        <w:t xml:space="preserve"> owing to</w:t>
+      </w:r>
+      <w:r>
+        <w:t xml:space="preserve"> due </w:t>
+      </w:r>
+      <w:r>
+        <w:t>ill-defined margins, particularly for sub-centimeter lesions</w:t>
+      </w:r>
+      <w:r>
+        <w:t>.</w:t>
+      </w:r>
+    </w:p>
+    <w:p>
+      <w:r>
+        <w:t xml:space="preserve">Both radiofrequency and microwave ablation interventions aim for a minimum margin to be </w:t>
+      </w:r>
+      <w:r>
+        <w:t>achieved</w:t>
+      </w:r>
+      <w:r>
+        <w:t xml:space="preserve"> around the disease to ensure that all microscopic disease is treated. </w:t>
+      </w:r>
+      <w:r>
+        <w:t xml:space="preserve">This requires both segmentation of disease on pre-treatment images, and the ablation zone on post-treatment images to assess the ablation </w:t>
+      </w:r>
+      <w:r>
+        <w:t>margin</w:t>
       </w:r>
       <w:r>
         <w:fldChar w:fldCharType="begin" w:fldLock="1"/>
       </w:r>
       <w:r>
-        <w:instrText>ADDIN CSL_CITATION {"citationItems":[{"id":"ITEM-1","itemData":{"DOI":"10.3748/wjg.v22.i11.3127","ISSN":"22192840","abstract":"Colorectal cancer metastasizes predictably, with liver predominance in most cases. Because liver involvement has been shown to be a major determinant of survival in this population, liver-directed therapies are increasingly considered even in cases where there is (limited) extrahepatic disease. Unfortunately, these patients carry a known risk of recurrence in the liver regardless of initial therapy choice. Therefore, there is a demand for minimally invasive, non-surgical, personalized cancer treatments to preserve quality of life in the induction, consolidation, and maintenance phases of cancer therapy. This report aims to review evidence - based conceptual, pharmacological, and technological paradigm shifts in parenteral and percutaneous treatment strategies as well as forthcoming evidence regarding next-generation systemic, locoregional, and local treatment approaches for this patient population.","author":[{"dropping-particle":"","family":"Alper Sag","given":"Alan","non-dropping-particle":"","parse-names":false,"suffix":""},{"dropping-particle":"","family":"Selcukbiricik","given":"Fatih","non-dropping-particle":"","parse-names":false,"suffix":""},{"dropping-particle":"","family":"Mandel","given":"Nil Molinas","non-dropping-particle":"","parse-names":false,"suffix":""}],"container-title":"World Journal of Gastroenterology","id":"ITEM-1","issue":"11","issued":{"date-parts":[["2016","3","21"]]},"page":"3127-3149","publisher":"Baishideng Publishing Group Co., Limited","title":"Evidence-based medical oncology and interventional radiology paradigms for liver-dominant colorectal cancer metastases","type":"article","volume":"22"},"uris":["http://www.mendeley.com/documents/?uuid=1bc39a07-7abd-3469-b394-8e1183f89fb6"]}],"mendeley":{"formattedCitation":"&lt;sup&gt;3&lt;/sup&gt;","plainTextFormattedCitation":"3","previouslyFormattedCitation":"&lt;sup&gt;3&lt;/sup&gt;"},"properties":{"noteIndex":0},"schema":"https://github.com/citation-style-language/schema/raw/master/csl-citation.json"}</w:instrText>
+        <w:instrText>ADDIN CSL_CITATION {"citationItems":[{"id":"ITEM-1","itemData":{"DOI":"10.1007/s00330-015-3779-z","ISSN":"0938-7994","PMID":"25994193","abstract":"OBJECTIVES Previous attempts at meta-analysis and systematic review have not provided clear recommendations for the clinical application of thermal ablation in metastatic colorectal cancer. Many authors believe that the probability of gathering randomised controlled trial (RCT) data is low. Our aim is to provide a consensus document making recommendations on the appropriate application of thermal ablation in patients with colorectal liver metastases. METHODS This consensus paper was discussed by an expert panel at The Interventional Oncology Sans Frontières 2013. A literature review was presented. Tumour characteristics, ablation technique and different clinical applications were considered and the level of consensus was documented. RESULTS Specific recommendations are made with regard to metastasis size, number, and location and ablation technique. Mean 31 % 5-year survival post-ablation in selected patients has resulted in acceptance of this therapy for those with technically inoperable but limited liver disease and those with limited liver reserve or co-morbidities that render them inoperable. CONCLUSIONS In the absence of RCT data, it is our aim that this consensus document will facilitate judicious selection of the patients most likely to benefit from thermal ablation and provide a unified interventional oncological perspective for the use of this technology. KEY POINTS • Best results require due consideration of tumour size, number, volume and location. • Ablation technology, imaging guidance and intra-procedural imaging assessment must be optimised. • Accepted applications include inoperable disease due to tumour distribution or inadequate liver reserve. • Other current indications include concurrent co-morbidity, patient choice and the test-of-time approach. • Future applications may include resectable disease, e.g. for small solitary tumours.","author":[{"dropping-particle":"","family":"Gillams","given":"Alice","non-dropping-particle":"","parse-names":false,"suffix":""},{"dropping-particle":"","family":"Goldberg","given":"Nahum","non-dropping-particle":"","parse-names":false,"suffix":""},{"dropping-particle":"","family":"Ahmed","given":"Muneeb","non-dropping-particle":"","parse-names":false,"suffix":""},{"dropping-particle":"","family":"Bale","given":"Reto","non-dropping-particle":"","parse-names":false,"suffix":""},{"dropping-particle":"","family":"Breen","given":"David","non-dropping-particle":"","parse-names":false,"suffix":""},{"dropping-particle":"","family":"Callstrom","given":"Matthew","non-dropping-particle":"","parse-names":false,"suffix":""},{"dropping-particle":"","family":"Chen","given":"Min Hua","non-dropping-particle":"","parse-names":false,"suffix":""},{"dropping-particle":"","family":"Choi","given":"Byung Ihn","non-dropping-particle":"","parse-names":false,"suffix":""},{"dropping-particle":"","family":"Baere","given":"Thierry","non-dropping-particle":"de","parse-names":false,"suffix":""},{"dropping-particle":"","family":"Dupuy","given":"Damian","non-dropping-particle":"","parse-names":false,"suffix":""},{"dropping-particle":"","family":"Gangi","given":"Afshin","non-dropping-particle":"","parse-names":false,"suffix":""},{"dropping-particle":"","family":"Gervais","given":"Debra","non-dropping-particle":"","parse-names":false,"suffix":""},{"dropping-particle":"","family":"Helmberger","given":"Thomas","non-dropping-particle":"","parse-names":false,"suffix":""},{"dropping-particle":"","family":"Jung","given":"Ernst-Michael","non-dropping-particle":"","parse-names":false,"suffix":""},{"dropping-particle":"","family":"Lee","given":"Fred","non-dropping-particle":"","parse-names":false,"suffix":""},{"dropping-particle":"","family":"Lencioni","given":"Riccardo","non-dropping-particle":"","parse-names":false,"suffix":""},{"dropping-particle":"","family":"Liang","given":"Ping","non-dropping-particle":"","parse-names":false,"suffix":""},{"dropping-particle":"","family":"Livraghi","given":"Tito","non-dropping-particle":"","parse-names":false,"suffix":""},{"dropping-particle":"","family":"Lu","given":"David","non-dropping-particle":"","parse-names":false,"suffix":""},{"dropping-particle":"","family":"Meloni","given":"Franca","non-dropping-particle":"","parse-names":false,"suffix":""},{"dropping-particle":"","family":"Pereira","given":"Philippe","non-dropping-particle":"","parse-names":false,"suffix":""},{"dropping-particle":"","family":"Piscaglia","given":"Fabio","non-dropping-particle":"","parse-names":false,"suffix":""},{"dropping-particle":"","family":"Rhim","given":"Hyunchul","non-dropping-particle":"","parse-names":false,"suffix":""},{"dropping-particle":"","family":"Salem","given":"Riad","non-dropping-particle":"","parse-names":false,"suffix":""},{"dropping-particle":"","family":"Sofocleous","given":"Constantinos","non-dropping-particle":"","parse-names":false,"suffix":""},{"dropping-particle":"","family":"Solomon","given":"Stephen B.","non-dropping-particle":"","parse-names":false,"suffix":""},{"dropping-particle":"","family":"Soulen","given":"Michael","non-dropping-particle":"","parse-names":false,"suffix":""},{"dropping-particle":"","family":"Tanaka","given":"Masatoshi","non-dropping-particle":"","parse-names":false,"suffix":""},{"dropping-particle":"","family":"Vogl","given":"Thomas","non-dropping-particle":"","parse-names":false,"suffix":""},{"dropping-particle":"","family":"Wood","given":"Brad","non-dropping-particle":"","parse-names":false,"suffix":""},{"dropping-particle":"","family":"Solbiati","given":"Luigi","non-dropping-particle":"","parse-names":false,"suffix":""}],"container-title":"European Radiology","id":"ITEM-1","issue":"12","issued":{"date-parts":[["2015","12","22"]]},"page":"3438-3454","title":"Thermal ablation of colorectal liver metastases: a position paper by an international panel of ablation experts, the interventional oncology sans frontières meeting 2013","type":"article-journal","volume":"25"},"uris":["http://www.mendeley.com/documents/?uuid=53a48e54-822b-3716-a257-ddf19e378acc"]}],"mendeley":{"formattedCitation":"&lt;sup&gt;5&lt;/sup&gt;","plainTextFormattedCitation":"5","previouslyFormattedCitation":"&lt;sup&gt;5&lt;/sup&gt;"},"properties":{"noteIndex":0},"schema":"https://github.com/citation-style-language/schema/raw/master/csl-citation.json"}</w:instrText>
       </w:r>
       <w:r>
         <w:fldChar w:fldCharType="separate"/>
@@ -210,176 +506,294 @@
           <w:noProof/>
           <w:vertAlign w:val="superscript"/>
         </w:rPr>
-        <w:t>3</w:t>
+        <w:t>5</w:t>
       </w:r>
       <w:r>
         <w:fldChar w:fldCharType="end"/>
       </w:r>
       <w:r>
+        <w:t xml:space="preserve">. </w:t>
+      </w:r>
+      <w:r>
+        <w:t xml:space="preserve">The ablation </w:t>
+      </w:r>
+      <w:r>
+        <w:t>zone</w:t>
+      </w:r>
+      <w:r>
+        <w:t xml:space="preserve"> </w:t>
+      </w:r>
+      <w:r>
+        <w:t xml:space="preserve">is </w:t>
+      </w:r>
+      <w:r>
+        <w:t>hypo-enhanc</w:t>
+      </w:r>
+      <w:r>
+        <w:t>ed</w:t>
+      </w:r>
+      <w:r>
+        <w:t xml:space="preserve"> on CECT images, </w:t>
+      </w:r>
+      <w:proofErr w:type="gramStart"/>
+      <w:r>
+        <w:t>similar to</w:t>
+      </w:r>
+      <w:proofErr w:type="gramEnd"/>
+      <w:r>
+        <w:t xml:space="preserve"> the CRLM. A clinical trial is underway (Identifier:</w:t>
+      </w:r>
+      <w:r>
+        <w:t xml:space="preserve"> NCT04083378</w:t>
+      </w:r>
+      <w:r>
+        <w:t xml:space="preserve">)  to map the </w:t>
+      </w:r>
+      <w:r>
+        <w:t>CRLM</w:t>
+      </w:r>
+      <w:r>
+        <w:t xml:space="preserve"> from pre-treatment to post-treatment imaging and assess treatment efficacy, but manual segmentations of both </w:t>
+      </w:r>
+      <w:r>
+        <w:t xml:space="preserve">the </w:t>
+      </w:r>
+      <w:r>
+        <w:t xml:space="preserve">disease and </w:t>
+      </w:r>
+      <w:r>
+        <w:t xml:space="preserve">the </w:t>
+      </w:r>
+      <w:r>
+        <w:t>ablation zone</w:t>
+      </w:r>
+      <w:r>
+        <w:t xml:space="preserve"> is still required</w:t>
+      </w:r>
+      <w:r>
+        <w:fldChar w:fldCharType="begin" w:fldLock="1"/>
+      </w:r>
+      <w:r>
+        <w:instrText>ADDIN CSL_CITATION {"citationItems":[{"id":"ITEM-1","itemData":{"URL":"https://clinicaltrials.gov/ct2/show/NCT04083378","accessed":{"date-parts":[["2020","8","28"]]},"id":"ITEM-1","issued":{"date-parts":[["0"]]},"title":"Software-Aided Imaging (Morfeus) for Confirming Tumor Coverage With Ablation in Patients With Liver Tumors, the COVER-ALL Study - Full Text View - ClinicalTrials.gov","type":"webpage"},"uris":["http://www.mendeley.com/documents/?uuid=13b2d7da-bf74-358d-bb78-74493ff72ec5"]}],"mendeley":{"formattedCitation":"&lt;sup&gt;6&lt;/sup&gt;","plainTextFormattedCitation":"6","previouslyFormattedCitation":"&lt;sup&gt;6&lt;/sup&gt;"},"properties":{"noteIndex":0},"schema":"https://github.com/citation-style-language/schema/raw/master/csl-citation.json"}</w:instrText>
+      </w:r>
+      <w:r>
+        <w:fldChar w:fldCharType="separate"/>
+      </w:r>
+      <w:r>
+        <w:rPr>
+          <w:noProof/>
+          <w:vertAlign w:val="superscript"/>
+        </w:rPr>
+        <w:t>6</w:t>
+      </w:r>
+      <w:r>
+        <w:fldChar w:fldCharType="end"/>
+      </w:r>
+      <w:r>
+        <w:t>, adding time to the procedure.</w:t>
+      </w:r>
+    </w:p>
+    <w:p>
+      <w:r>
+        <w:t xml:space="preserve">To date, automated liver disease segmentation tasks have </w:t>
+      </w:r>
+      <w:r>
+        <w:t xml:space="preserve">either </w:t>
+      </w:r>
+      <w:r>
+        <w:t>largely focused</w:t>
+      </w:r>
+      <w:r>
+        <w:t xml:space="preserve"> </w:t>
+      </w:r>
+      <w:r>
+        <w:t>on primary liver disease</w:t>
+      </w:r>
+      <w:r>
+        <w:t>,</w:t>
+      </w:r>
+      <w:r>
+        <w:t xml:space="preserve"> </w:t>
+      </w:r>
+      <w:r>
+        <w:t xml:space="preserve">or </w:t>
+      </w:r>
+      <w:r>
+        <w:t xml:space="preserve">have </w:t>
+      </w:r>
+      <w:r>
+        <w:t>not included qualitative evaluation of generated contours</w:t>
+      </w:r>
+      <w:r>
+        <w:fldChar w:fldCharType="begin" w:fldLock="1"/>
+      </w:r>
+      <w:r>
+        <w:instrText>ADDIN CSL_CITATION {"citationItems":[{"id":"ITEM-1","itemData":{"DOI":"10.1007/978-3-319-46723-8_48","ISBN":"9783319467221","ISSN":"16113349","abstract":"Automatic segmentation of the liver and its lesion is an important step towards deriving quantitative biomarkers for accurate clinical diagnosis and computer-aided decision support systems. This paper presents a method to automatically segment liver and lesions in CT abdomen images using cascaded fully convolutional neural networks (CFCNs) and dense 3D conditional random fields (CRFs). We train and cascade two FCNs for a combined segmentation of the liver and its lesions. In the first step,we train a FCN to segment the liver as ROI input for a second FCN. The second FCN solely segments lesions from the predicted liver ROIs of step 1. We refine the segmentations of the CFCN using a dense 3D CRF that accounts for both spatial coherence and appearance. CFCN models were trained in a 2-fold cross-validation on the abdominal CT dataset 3DIRCAD comprising 15 hepatic tumor volumes. Our results show that CFCN-based semantic liver and lesion segmentation achieves Dice scores over 94% for liver with computation times below 100 s per volume. We experimentally demonstrate the robustness of the proposed method as a decision support system with a high accuracy and speed for usage in daily clinical routine.","author":[{"dropping-particle":"","family":"Christ","given":"Patrick Ferdinand","non-dropping-particle":"","parse-names":false,"suffix":""},{"dropping-particle":"","family":"Elshaer","given":"Mohamed Ezzeldin A.","non-dropping-particle":"","parse-names":false,"suffix":""},{"dropping-particle":"","family":"Ettlinger","given":"Florian","non-dropping-particle":"","parse-names":false,"suffix":""},{"dropping-particle":"","family":"Tatavarty","given":"Sunil","non-dropping-particle":"","parse-names":false,"suffix":""},{"dropping-particle":"","family":"Bickel","given":"Marc","non-dropping-particle":"","parse-names":false,"suffix":""},{"dropping-particle":"","family":"Bilic","given":"Patrick","non-dropping-particle":"","parse-names":false,"suffix":""},{"dropping-particle":"","family":"Rempfler","given":"Markus","non-dropping-particle":"","parse-names":false,"suffix":""},{"dropping-particle":"","family":"Armbruster","given":"Marco","non-dropping-particle":"","parse-names":false,"suffix":""},{"dropping-particle":"","family":"Hofmann","given":"Felix","non-dropping-particle":"","parse-names":false,"suffix":""},{"dropping-particle":"","family":"D’Anastasi","given":"Melvin","non-dropping-particle":"","parse-names":false,"suffix":""},{"dropping-particle":"","family":"Sommer","given":"Wieland H.","non-dropping-particle":"","parse-names":false,"suffix":""},{"dropping-particle":"","family":"Ahmadi","given":"Seyed Ahmad","non-dropping-particle":"","parse-names":false,"suffix":""},{"dropping-particle":"","family":"Menze","given":"Bjoern H.","non-dropping-particle":"","parse-names":false,"suffix":""}],"container-title":"Lecture Notes in Computer Science (including subseries Lecture Notes in Artificial Intelligence and Lecture Notes in Bioinformatics)","id":"ITEM-1","issued":{"date-parts":[["2016","10","17"]]},"page":"415-423","publisher":"Springer Verlag","title":"Automatic liver and lesion segmentation in CT using cascaded fully convolutional neural networks and 3D conditional random fields","type":"paper-conference","volume":"9901 LNCS"},"uris":["http://www.mendeley.com/documents/?uuid=fbfadfd5-904e-3992-a0e8-109979cc84da"]},{"id":"ITEM-2","itemData":{"DOI":"10.1148/ryai.2019180014","ISSN":"2638-6100","abstract":"A deep learning method shows promise for facilitating detection and segmentation of colorectal liver metastases; user correction of three-dimensional automated segmentations can generally resolve deficiencies of fully automated segmentation for small metastases and is faster than manual three-dimensional segmentation.","author":[{"dropping-particle":"","family":"Vorontsov","given":"Eugene","non-dropping-particle":"","parse-names":false,"suffix":""},{"dropping-particle":"","family":"Cerny","given":"Milena","non-dropping-particle":"","parse-names":false,"suffix":""},{"dropping-particle":"","family":"Régnier","given":"Philippe","non-dropping-particle":"","parse-names":false,"suffix":""},{"dropping-particle":"","family":"Jorio","given":"Lisa","non-dropping-particle":"Di","parse-names":false,"suffix":""},{"dropping-particle":"","family":"Pal","given":"Christopher J.","non-dropping-particle":"","parse-names":false,"suffix":""},{"dropping-particle":"","family":"Lapointe","given":"Réal","non-dropping-particle":"","parse-names":false,"suffix":""},{"dropping-particle":"","family":"Vandenbroucke-Menu","given":"Franck","non-dropping-particle":"","parse-names":false,"suffix":""},{"dropping-particle":"","family":"Turcotte","given":"Simon","non-dropping-particle":"","parse-names":false,"suffix":""},{"dropping-particle":"","family":"Kadoury","given":"Samuel","non-dropping-particle":"","parse-names":false,"suffix":""},{"dropping-particle":"","family":"Tang","given":"An","non-dropping-particle":"","parse-names":false,"suffix":""}],"container-title":"Radiology: Artificial Intelligence","id":"ITEM-2","issue":"2","issued":{"date-parts":[["2019","3","13"]]},"page":"180014","publisher":"Radiological Society of North America (RSNA)","title":"Deep Learning for Automated Segmentation of Liver Lesions at CT in Patients with Colorectal Cancer Liver Metastases","type":"article-journal","volume":"1"},"uris":["http://www.mendeley.com/documents/?uuid=46a2a511-d32d-3c74-8ce4-2170b8e67a9b"]},{"id":"ITEM-3","itemData":{"DOI":"10.1109/TMI.2018.2845918","ISSN":"0278-0062","PMID":"29994201","abstract":"Liver cancer is one of the leading causes of cancer death. To assist doctors in hepatocellular carcinoma diagnosis and treatment planning, an accurate and automatic liver and tumor segmentation method is highly demanded in the clinical practice. Recently, fully convolutional neural networks (FCNs), including 2D and 3D FCNs, serve as the back-bone in many volumetric image segmentation. However, 2D convolutions can not fully leverage the spatial information along the third dimension while 3D convolutions suffer from high computational cost and GPU memory consumption. To address these issues, we propose a novel hybrid densely connected UNet (H-DenseUNet), which consists of a 2D DenseUNet for efficiently extracting intra-slice features and a 3D counterpart for hierarchically aggregating volumetric contexts under the spirit of the auto-context algorithm for liver and tumor segmentation. We formulate the learning process of H-DenseUNet in an end-to-end manner, where the intra-slice representations and inter-slice features can be jointly optimized through a hybrid feature fusion (HFF) layer. We extensively evaluated our method on the dataset of MICCAI 2017 Liver Tumor Segmentation (LiTS) Challenge and 3DIRCADb Dataset. Our method outperformed other state-of-the-arts on the segmentation results of tumors and achieved very competitive performance for liver segmentation even with a single model.","author":[{"dropping-particle":"","family":"Li","given":"Xiaomeng","non-dropping-particle":"","parse-names":false,"suffix":""},{"dropping-particle":"","family":"Chen","given":"Hao","non-dropping-particle":"","parse-names":false,"suffix":""},{"dropping-particle":"","family":"Qi","given":"Xiaojuan","non-dropping-particle":"","parse-names":false,"suffix":""},{"dropping-particle":"","family":"Dou","given":"Qi","non-dropping-particle":"","parse-names":false,"suffix":""},{"dropping-particle":"","family":"Fu","given":"Chi-Wing","non-dropping-particle":"","parse-names":false,"suffix":""},{"dropping-particle":"","family":"Heng","given":"Pheng-Ann","non-dropping-particle":"","parse-names":false,"suffix":""}],"container-title":"IEEE Transactions on Medical Imaging","id":"ITEM-3","issued":{"date-parts":[["2018","6","11"]]},"page":"1-1","title":"H-DenseUNet: Hybrid Densely Connected UNet for Liver and Tumor Segmentation from CT Volumes","type":"article-journal"},"uris":["http://www.mendeley.com/documents/?uuid=fb3bfcd1-0396-3f63-8ace-be0f98a0872f"]},{"id":"ITEM-4","itemData":{"DOI":"10.1109/TMI.2019.2948320","ISSN":"1558254X","PMID":"31634827","abstract":"Segmentation of livers and liver tumors is one of the most important steps in radiation therapy of hepatocellular carcinoma. The segmentation task is often done manually, making it tedious, labor intensive, and subject to intra-/inter- operator variations. While various algorithms for delineating organ-at-risks (OARs) and tumor targets have been proposed, automatic segmentation of livers and liver tumors remains intractable due to their low tissue contrast with respect to the surrounding organs and their deformable shape in CT images. The U-Net has gained increasing popularity recently for image analysis tasks and has shown promising results. Conventional U-Net architectures, however, suffer from three major drawbacks. First, skip connections allow for the duplicated transfer of low resolution information in feature maps to improve efficiency in learning, but this often leads to blurring of extracted image features. Secondly, high level features extracted by the network often do not contain enough high resolution edge information of the input, leading to greater uncertainty where high resolution edge dominantly affects the network's decisions such as liver and liver-tumor segmentation. Thirdly, it is generally difficult to optimize the number of pooling operations in order to extract high level global features, since the number of pooling operations used depends on the object size. To cope with these problems, we added a residual path with deconvolution and activation operations to the skip connection of the U-Net to avoid duplication of low resolution information of features. In the case of small object inputs, features in the skip connection are not incorporated with features in the residual path. Furthermore, the proposed architecture has additional convolution layers in the skip connection in order to extract high level global features of small object inputs as well as high level features of high resolution edge information of large object inputs. Efficacy of the modified U-Net (mU-Net) was demonstrated using the public dataset of Liver tumor segmentation (LiTS) challenge 2017. For liver-tumor segmentation, Dice similarity coefficient (DSC) of 89.72 %, volume of error (VOE) of 21.93 %, and relative volume difference (RVD) of - 0.49 % were obtained. For liver segmentation, DSC of 98.51 %, VOE of 3.07 %, and RVD of 0.26 % were calculated. For the public 3D Image Reconstruction for Comparison of Algorithm Database (3Dircadb), DSCs were 96.01 % for the …","author":[{"dropping-particle":"","family":"Seo","given":"Hyunseok","non-dropping-particle":"","parse-names":false,"suffix":""},{"dropping-particle":"","family":"Huang","given":"Charles","non-dropping-particle":"","parse-names":false,"suffix":""},{"dropping-particle":"","family":"Bassenne","given":"Maxime","non-dropping-particle":"","parse-names":false,"suffix":""},{"dropping-particle":"","family":"Xiao","given":"Ruoxiu","non-dropping-particle":"","parse-names":false,"suffix":""},{"dropping-particle":"","family":"Xing","given":"Lei","non-dropping-particle":"","parse-names":false,"suffix":""}],"container-title":"IEEE Transactions on Medical Imaging","id":"ITEM-4","issue":"5","issued":{"date-parts":[["2020","5","1"]]},"page":"1316-1325","publisher":"Institute of Electrical and Electronics Engineers Inc.","title":"Modified U-Net (mU-Net) with Incorporation of Object-Dependent High Level Features for Improved Liver and Liver-Tumor Segmentation in CT Images","type":"article-journal","volume":"39"},"uris":["http://www.mendeley.com/documents/?uuid=d24a576b-75f3-3153-a8d9-3e1cc6251174"]}],"mendeley":{"formattedCitation":"&lt;sup&gt;7–10&lt;/sup&gt;","plainTextFormattedCitation":"7–10","previouslyFormattedCitation":"&lt;sup&gt;7–10&lt;/sup&gt;"},"properties":{"noteIndex":0},"schema":"https://github.com/citation-style-language/schema/raw/master/csl-citation.json"}</w:instrText>
+      </w:r>
+      <w:r>
+        <w:fldChar w:fldCharType="separate"/>
+      </w:r>
+      <w:r>
+        <w:rPr>
+          <w:noProof/>
+          <w:vertAlign w:val="superscript"/>
+        </w:rPr>
+        <w:t>7–10</w:t>
+      </w:r>
+      <w:r>
+        <w:fldChar w:fldCharType="end"/>
+      </w:r>
+      <w:r>
         <w:t>.</w:t>
       </w:r>
       <w:r>
-        <w:t xml:space="preserve"> Such facts</w:t>
-      </w:r>
-      <w:r>
         <w:t xml:space="preserve"> </w:t>
       </w:r>
-      <w:r>
-        <w:t>highlight</w:t>
+      <w:ins w:id="0" w:author="Anderson, Brian" w:date="2022-06-21T12:19:00Z">
+        <w:r>
+          <w:t>Furthermore, hepatocellular carcinomas tend to have enhancement during the arterial phase of contrast-enhanced CT with a hypodense rim</w:t>
+        </w:r>
+      </w:ins>
+      <w:ins w:id="1" w:author="Anderson, Brian" w:date="2022-06-21T12:49:00Z">
+        <w:r>
+          <w:fldChar w:fldCharType="begin" w:fldLock="1"/>
+        </w:r>
+      </w:ins>
+      <w:r>
+        <w:instrText>ADDIN CSL_CITATION {"citationItems":[{"id":"ITEM-1","itemData":{"DOI":"10.1016/j.jceh.2014.06.009","author":[{"dropping-particle":"","family":"Shah","given":"Samir","non-dropping-particle":"","parse-names":false,"suffix":""},{"dropping-particle":"","family":"Shukla","given":"Akash","non-dropping-particle":"","parse-names":false,"suffix":""},{"dropping-particle":"","family":"Paunipagar","given":"Bhawan","non-dropping-particle":"","parse-names":false,"suffix":""}],"id":"ITEM-1","issued":{"date-parts":[["2014"]]},"title":"Radiological Features of Hepatocellular Carcinoma","type":"article-journal"},"uris":["http://www.mendeley.com/documents/?uuid=b2fce5c0-9885-315d-b011-013aad979962"]},{"id":"ITEM-2","itemData":{"DOI":"10.1148/radiol.2017170554","abstract":"The Liver Imaging Reporting and Data System (LI-RADS) standardizes the interpretation, reporting, and data collection for imaging examinations in patients at risk for he-patocellular carcinoma (HCC). It assigns category codes reflecting relative probability of HCC to imaging-detected liver observations based on major and ancillary imaging features. LI-RADS also includes imaging features suggesting malignancy other than HCC. Supported and endorsed by the American College of Radiology (ACR), the system has been developed by a committee of radiologists, hepa-tologists, pathologists, surgeons, lexicon experts, and ACR staff, with input from the American Association for the Study of Liver Diseases and the Organ Procurement Transplantation Network/United Network for Organ Sharing. Development of LI-RADS has been based on literature review, expert opinion, rounds of testing and iteration, and feedback from users. This article summarizes and assesses the quality of evidence supporting each LI-RADS major feature for diagnosis of HCC, as well as of the LI-RADS imaging features suggesting malignancy other than HCC. Based on the evidence, recommendations are provided for or against their continued inclusion in selection of five major features was based on expert opinion, the literature review was performed to ensure that imaging-based diagnostic criteria were able to achieve near-100% spec-ificity for the noninvasive diagnosis of HCC. This review focused on the evidence supporting the inclusion of imaging features and did not attempt to gather evidence on the composition of the LI-RADS diagnostic algorithm and probability of HCC for different combinations of criteria (other than the hallmark combination of APHE and washout appearance) in the LI-RADS diagnostic table. Each subgroup was charged with developing key research questions and then critically reviewing the literature to answer research questions thematically related to its assigned topic. Search Strategy The PICO (patient population, intervention , comparison, and outcome) format frequently used in structured reviews does not lend itself well to studies of diagnostic performance. Rather than using PICO-style questions to guide the searches, therefore, the subgroups formulated free-form questions in advance with feedback from the other subgroups. A total of 10 questions were formulated under the framework and with the understanding that their answers would inform recommendations for removing or continuing to…","author":[{"dropping-particle":"","family":"Tang","given":"An","non-dropping-particle":"","parse-names":false,"suffix":""},{"dropping-particle":"","family":"Bashir","given":"Mustafa R","non-dropping-particle":"","parse-names":false,"suffix":""},{"dropping-particle":"","family":"Corwin","given":"Michael T","non-dropping-particle":"","parse-names":false,"suffix":""},{"dropping-particle":"","family":"Cruite","given":"Irene","non-dropping-particle":"","parse-names":false,"suffix":""},{"dropping-particle":"","family":"Dietrich","given":"Christoph F","non-dropping-particle":"","parse-names":false,"suffix":""},{"dropping-particle":"","family":"Do","given":"Richard K G","non-dropping-particle":"","parse-names":false,"suffix":""},{"dropping-particle":"","family":"Ehman","given":"Eric C","non-dropping-particle":"","parse-names":false,"suffix":""},{"dropping-particle":"","family":"Fowler","given":"Kathryn J","non-dropping-particle":"","parse-names":false,"suffix":""},{"dropping-particle":"","family":"Hussain","given":"Hero K","non-dropping-particle":"","parse-names":false,"suffix":""},{"dropping-particle":"","family":"Jha","given":"Reena C","non-dropping-particle":"","parse-names":false,"suffix":""},{"dropping-particle":"","family":"Karam","given":"Adib R","non-dropping-particle":"","parse-names":false,"suffix":""},{"dropping-particle":"","family":"Mamidipalli","given":"Adrija","non-dropping-particle":"","parse-names":false,"suffix":""},{"dropping-particle":"","family":"Marks","given":"Robert M","non-dropping-particle":"","parse-names":false,"suffix":""},{"dropping-particle":"","family":"Mitchell","given":"Donald G","non-dropping-particle":"","parse-names":false,"suffix":""},{"dropping-particle":"","family":"Morgan","given":"Tara A","non-dropping-particle":"","parse-names":false,"suffix":""},{"dropping-particle":"","family":"Ohliger","given":"Michael A","non-dropping-particle":"","parse-names":false,"suffix":""},{"dropping-particle":"","family":"Shah","given":"Amol","non-dropping-particle":"","parse-names":false,"suffix":""},{"dropping-particle":"","family":"Vu","given":"Kim-Nhien","non-dropping-particle":"","parse-names":false,"suffix":""},{"dropping-particle":"","family":"Sirlin","given":"Claude B","non-dropping-particle":"","parse-names":false,"suffix":""}],"container-title":"Reviews and CommentaRy n Review Radiology","id":"ITEM-2","issue":"1","issued":{"date-parts":[["2018"]]},"title":"evidence supporting Li-Rads major Features for Ct-and mR imaging-based diagnosis of Hepatocellular Carcinoma: A Systematic Review 1 REVIEW: LI-RADS Major Features for Hepatocellular Carcinoma Diagnosis Tang et al","type":"article-journal","volume":"286"},"uris":["http://www.mendeley.com/documents/?uuid=0c3ca900-4cac-3cd5-b12d-17e788c2e101"]}],"mendeley":{"formattedCitation":"&lt;sup&gt;11,12&lt;/sup&gt;","plainTextFormattedCitation":"11,12","previouslyFormattedCitation":"&lt;sup&gt;11,12&lt;/sup&gt;"},"properties":{"noteIndex":0},"schema":"https://github.com/citation-style-language/schema/raw/master/csl-citation.json"}</w:instrText>
+      </w:r>
+      <w:r>
+        <w:fldChar w:fldCharType="separate"/>
+      </w:r>
+      <w:r>
+        <w:rPr>
+          <w:noProof/>
+          <w:vertAlign w:val="superscript"/>
+        </w:rPr>
+        <w:t>11,12</w:t>
+      </w:r>
+      <w:ins w:id="2" w:author="Anderson, Brian" w:date="2022-06-21T12:49:00Z">
+        <w:r>
+          <w:fldChar w:fldCharType="end"/>
+        </w:r>
+      </w:ins>
+      <w:ins w:id="3" w:author="Anderson, Brian" w:date="2022-06-21T12:19:00Z">
+        <w:r>
+          <w:t>, while CRLM often show hyperenhancement on the rim and a hypo</w:t>
+        </w:r>
+      </w:ins>
+      <w:ins w:id="4" w:author="Anderson, Brian" w:date="2022-06-21T12:20:00Z">
+        <w:r>
+          <w:t>-enhancing center</w:t>
+        </w:r>
+      </w:ins>
+      <w:ins w:id="5" w:author="Anderson, Brian" w:date="2022-06-21T12:49:00Z">
+        <w:r>
+          <w:fldChar w:fldCharType="begin" w:fldLock="1"/>
+        </w:r>
+      </w:ins>
+      <w:r>
+        <w:instrText xml:space="preserve">ADDIN CSL_CITATION {"citationItems":[{"id":"ITEM-1","itemData":{"DOI":"10.3748/wjg.v17.i42.4654","ISSN":"2219-2840","abstract":"Rapid advances in imaging technology have improved the detection, characterization and staging of colorec-tal liver metastases. </w:instrText>
+      </w:r>
+      <w:r>
+        <w:rPr>
+          <w:rFonts w:ascii="Tahoma" w:hAnsi="Tahoma" w:cs="Tahoma"/>
+        </w:rPr>
+        <w:instrText>�</w:instrText>
+      </w:r>
+      <w:r>
+        <w:instrText>ulti-modality imaging approach is usually the more useful in diagnosis colorectal liver metastases. It is well established that hepatic resec-tion improves the long-term prognosis of many patients with liver metastases. However, incomplete resection does not prolong survival, so knowledge of the exact extent of intra-hepatic disease is crucially important in determining patient management and outcome. The diagnosis of liver metastases relies first and totally on imaging to decide which patients may be surgical candidates. This review will discuss the imaging options and their appropriate indications. Imaging and evaluating of colorectal liver metastases (CRL</w:instrText>
+      </w:r>
+      <w:r>
+        <w:rPr>
+          <w:rFonts w:ascii="Tahoma" w:hAnsi="Tahoma" w:cs="Tahoma"/>
+        </w:rPr>
+        <w:instrText>�</w:instrText>
+      </w:r>
+      <w:r>
+        <w:instrText>) have been performed with contrast-enhanced ultrasound, multi-detector computed tomography, magnetic resonance imaging (</w:instrText>
+      </w:r>
+      <w:r>
+        <w:rPr>
+          <w:rFonts w:ascii="Tahoma" w:hAnsi="Tahoma" w:cs="Tahoma"/>
+        </w:rPr>
+        <w:instrText>�</w:instrText>
+      </w:r>
+      <w:r>
+        <w:instrText>RI) with extra-cellular contrast media and liver-specific contrast media MRI, and positron emission tomography/computed tomography. This review will concentrate on the imaging approach of CRL</w:instrText>
+      </w:r>
+      <w:r>
+        <w:rPr>
+          <w:rFonts w:ascii="Tahoma" w:hAnsi="Tahoma" w:cs="Tahoma"/>
+        </w:rPr>
+        <w:instrText>�</w:instrText>
+      </w:r>
+      <w:r>
+        <w:instrText>, and also discuss certain characteristics of some liver lesions. We aim to highlight the advantages of each imaging technique, as well as underscoring potential pitfalls and limitations.","author":[{"dropping-particle":"","family":"Xu","given":"Ling-Hui","non-dropping-particle":"","parse-names":false,"suffix":""},{"dropping-particle":"","family":"Cai","given":"San-Jun","non-dropping-particle":"","parse-names":false,"suffix":""},{"dropping-particle":"","family":"Cai","given":"Guo-Xiang","non-dropping-particle":"","parse-names":false,"suffix":""},{"dropping-particle":"","family":"Peng","given":"Wei-Jun","non-dropping-particle":"","parse-names":false,"suffix":""}],"container-title":"World J Gastroenterol","id":"ITEM-1","issue":"42","issued":{"date-parts":[["2011"]]},"page":"4654-4659","title":"Imaging diagnosis of colorectal liver metastases","type":"article-journal","volume":"17"},"uris":["http://www.mendeley.com/documents/?uuid=67d87a67-bf5b-3b8d-ac2e-47679cf10b14"]},{"id":"ITEM-2","itemData":{"DOI":"10.3390/CANCERS12010151","ISSN":"2072-6694","abstract":"Computed tomography (CT), magnetic resonance imaging (MRI), and 18-fluorideoxyglucose positron emission tomography (18FDG-PET) are historically the most accurate imaging techniques for diagnosing liver metastases. Recently, the combination of diffusion-weighted imaging and hepatospecific contrast media, such as gadoxetic acid in MRI, have been demonstrated to have the highest diagnostic accuracy, sensitivity, and specificity for detecting liver metastases. Various recent meta-analyses have confirmed the diagnostic superiority of this combination (diffusion-weighted imaging and gadoxetic acid-enhanced MRI), especially in terms of per lesion sensitivity, as compared with CT and 18FDG-PET, even for smaller lesions (&amp;le;1 cm). However, none of the oncological guidelines have suggested the use of MRI as a first-line technique for liver metastasis detection during the staging process of oncological patients. This review analyzes the history of the principal imaging techniques for the diagnosis of liver metastases, in particular of colorectal liver metastases, focusing on the most accurate method (diffusion-weighted imaging combined with gadoxetic acid-enhanced MRI), possible reasons for the lack of its diffusion in the guidelines, and possible future scenarios.","author":[{"dropping-particle":"","family":"Renzulli","given":"Matteo","non-dropping-particle":"","parse-names":false,"suffix":""},{"dropping-particle":"","family":"Clemente","given":"Alfredo","non-dropping-particle":"","parse-names":false,"suffix":""},{"dropping-particle":"","family":"Ierardi","given":"Anna Maria","non-dropping-particle":"","parse-names":false,"suffix":""},{"dropping-particle":"","family":"Pettinari","given":"Irene","non-dropping-particle":"","parse-names":false,"suffix":""},{"dropping-particle":"","family":"Tovoli","given":"Francesco","non-dropping-particle":"","parse-names":false,"suffix":""},{"dropping-particle":"","family":"Brocchi","given":"Stefano","non-dropping-particle":"","parse-names":false,"suffix":""},{"dropping-particle":"","family":"Peta","given":"Giuliano","non-dropping-particle":"","parse-names":false,"suffix":""},{"dropping-particle":"","family":"Cappabianca","given":"Salvatore","non-dropping-particle":"","parse-names":false,"suffix":""},{"dropping-particle":"","family":"Carrafiello","given":"Gianpaolo","non-dropping-particle":"","parse-names":false,"suffix":""},{"dropping-particle":"","family":"Golfieri","given":"Rita","non-dropping-particle":"","parse-names":false,"suffix":""}],"container-title":"Cancers 2020, Vol. 12, Page 151","id":"ITEM-2","issue":"1","issued":{"date-parts":[["2020","1","8"]]},"page":"151","publisher":"Multidisciplinary Digital Publishing Institute","title":"Imaging of Colorectal Liver Metastases: New Developments and Pending Issues","type":"article-journal","volume":"12"},"uris":["http://www.mendeley.com/documents/?uuid=224f37d2-de44-3e2c-8475-e523c3a3e629"]}],"mendeley":{"formattedCitation":"&lt;sup&gt;13,14&lt;/sup&gt;","plainTextFormattedCitation":"13,14","previouslyFormattedCitation":"&lt;sup&gt;13&lt;/sup&gt;"},"properties":{"noteIndex":0},"schema":"https://github.com/citation-style-language/schema/raw/master/csl-citation.json"}</w:instrText>
+      </w:r>
+      <w:r>
+        <w:fldChar w:fldCharType="separate"/>
+      </w:r>
+      <w:r>
+        <w:rPr>
+          <w:noProof/>
+          <w:vertAlign w:val="superscript"/>
+        </w:rPr>
+        <w:t>13,14</w:t>
+      </w:r>
+      <w:ins w:id="6" w:author="Anderson, Brian" w:date="2022-06-21T12:49:00Z">
+        <w:r>
+          <w:fldChar w:fldCharType="end"/>
+        </w:r>
+      </w:ins>
+      <w:ins w:id="7" w:author="Anderson, Brian" w:date="2022-06-21T12:20:00Z">
+        <w:r>
+          <w:t xml:space="preserve">. </w:t>
+        </w:r>
+      </w:ins>
+      <w:r>
+        <w:t>New</w:t>
       </w:r>
       <w:r>
         <w:t xml:space="preserve"> </w:t>
       </w:r>
       <w:r>
-        <w:t xml:space="preserve">the importance of </w:t>
-      </w:r>
-      <w:r>
-        <w:t xml:space="preserve">liver-directed </w:t>
-      </w:r>
-      <w:r>
-        <w:t xml:space="preserve">loco-regional therapies (LRT) </w:t>
-      </w:r>
-      <w:r>
-        <w:t>for these patients</w:t>
-      </w:r>
-      <w:r>
-        <w:t>.</w:t>
-      </w:r>
-    </w:p>
-    <w:p>
-      <w:r>
-        <w:t>While s</w:t>
-      </w:r>
-      <w:r>
-        <w:t>everal treatment options</w:t>
-      </w:r>
-      <w:r>
-        <w:t xml:space="preserve"> are available</w:t>
-      </w:r>
-      <w:r>
-        <w:t xml:space="preserve"> for </w:t>
-      </w:r>
-      <w:r>
-        <w:t>CRL</w:t>
-      </w:r>
-      <w:r>
-        <w:t>M</w:t>
-      </w:r>
-      <w:r>
-        <w:t xml:space="preserve"> (in particular radiation and ablation therapies)</w:t>
-      </w:r>
-      <w:r>
-        <w:t xml:space="preserve">, they all </w:t>
-      </w:r>
-      <w:r>
-        <w:t xml:space="preserve">rely </w:t>
-      </w:r>
-      <w:r>
-        <w:t xml:space="preserve">on </w:t>
-      </w:r>
-      <w:r>
-        <w:t xml:space="preserve">accurate </w:t>
-      </w:r>
-      <w:r>
-        <w:t xml:space="preserve">estimation </w:t>
-      </w:r>
-      <w:r>
-        <w:t xml:space="preserve">of </w:t>
-      </w:r>
-      <w:r>
-        <w:t>disease</w:t>
-      </w:r>
-      <w:r>
-        <w:t xml:space="preserve"> extent</w:t>
-      </w:r>
-      <w:r>
-        <w:t>, usually involving cross-sectional imaging with contrast-enhanced CT (CECT) or MRI</w:t>
-      </w:r>
-      <w:r>
-        <w:t>. CRL</w:t>
-      </w:r>
-      <w:r>
-        <w:t>M</w:t>
-      </w:r>
-      <w:r>
-        <w:t xml:space="preserve"> often appear</w:t>
-      </w:r>
-      <w:r>
-        <w:t>s</w:t>
-      </w:r>
-      <w:r>
-        <w:t xml:space="preserve"> as hypo-</w:t>
-      </w:r>
-      <w:r>
-        <w:t>enhancing lesions o</w:t>
-      </w:r>
-      <w:r>
-        <w:t xml:space="preserve">n </w:t>
-      </w:r>
-      <w:r>
-        <w:t>routine</w:t>
-      </w:r>
-      <w:r>
-        <w:t xml:space="preserve"> </w:t>
-      </w:r>
-      <w:r>
-        <w:t xml:space="preserve">CECT </w:t>
-      </w:r>
-      <w:r>
-        <w:t>portal-venous p</w:t>
-      </w:r>
-      <w:r>
-        <w:t>hase image</w:t>
-      </w:r>
-      <w:r>
-        <w:t>s</w:t>
-      </w:r>
-      <w:r>
-        <w:t>. H</w:t>
-      </w:r>
-      <w:r>
-        <w:t>owever, their detection</w:t>
-      </w:r>
-      <w:r>
-        <w:t xml:space="preserve"> </w:t>
-      </w:r>
-      <w:r>
-        <w:t>can be challenging</w:t>
-      </w:r>
-      <w:r>
-        <w:t xml:space="preserve"> owing to</w:t>
-      </w:r>
-      <w:r>
-        <w:t xml:space="preserve"> due </w:t>
-      </w:r>
-      <w:r>
-        <w:t>ill-defined margins, particularly for sub-centimeter lesions</w:t>
-      </w:r>
-      <w:r>
-        <w:t>.</w:t>
-      </w:r>
-    </w:p>
-    <w:p>
-      <w:r>
-        <w:t xml:space="preserve">Both radiofrequency and microwave ablation interventions aim for a minimum margin to be </w:t>
-      </w:r>
-      <w:r>
-        <w:t>achieved</w:t>
-      </w:r>
-      <w:r>
-        <w:t xml:space="preserve"> around the disease to ensure that all microscopic disease is treated. </w:t>
-      </w:r>
-      <w:r>
-        <w:t xml:space="preserve">This requires both segmentation of disease on pre-treatment images, and the ablation zone on post-treatment images to assess the ablation </w:t>
-      </w:r>
-      <w:r>
-        <w:t>margin</w:t>
+        <w:t>institution</w:t>
+      </w:r>
+      <w:r>
+        <w:t>-</w:t>
+      </w:r>
+      <w:r>
+        <w:t xml:space="preserve"> and </w:t>
+      </w:r>
+      <w:r>
+        <w:t xml:space="preserve">society-sponsored </w:t>
+      </w:r>
+      <w:r>
+        <w:t>competitions</w:t>
+      </w:r>
+      <w:r>
+        <w:t>,</w:t>
+      </w:r>
+      <w:r>
+        <w:t xml:space="preserve"> such as th</w:t>
+      </w:r>
+      <w:r>
+        <w:t>e Liver Tumor segmentation (</w:t>
+      </w:r>
+      <w:proofErr w:type="spellStart"/>
+      <w:r>
+        <w:t>LiTS</w:t>
+      </w:r>
+      <w:proofErr w:type="spellEnd"/>
+      <w:r>
+        <w:t>) challenge</w:t>
       </w:r>
       <w:r>
         <w:fldChar w:fldCharType="begin" w:fldLock="1"/>
       </w:r>
       <w:r>
-        <w:instrText>ADDIN CSL_CITATION {"citationItems":[{"id":"ITEM-1","itemData":{"DOI":"10.1007/s00330-015-3779-z","ISSN":"0938-7994","PMID":"25994193","abstract":"OBJECTIVES Previous attempts at meta-analysis and systematic review have not provided clear recommendations for the clinical application of thermal ablation in metastatic colorectal cancer. Many authors believe that the probability of gathering randomised controlled trial (RCT) data is low. Our aim is to provide a consensus document making recommendations on the appropriate application of thermal ablation in patients with colorectal liver metastases. METHODS This consensus paper was discussed by an expert panel at The Interventional Oncology Sans Frontières 2013. A literature review was presented. Tumour characteristics, ablation technique and different clinical applications were considered and the level of consensus was documented. RESULTS Specific recommendations are made with regard to metastasis size, number, and location and ablation technique. Mean 31 % 5-year survival post-ablation in selected patients has resulted in acceptance of this therapy for those with technically inoperable but limited liver disease and those with limited liver reserve or co-morbidities that render them inoperable. CONCLUSIONS In the absence of RCT data, it is our aim that this consensus document will facilitate judicious selection of the patients most likely to benefit from thermal ablation and provide a unified interventional oncological perspective for the use of this technology. KEY POINTS • Best results require due consideration of tumour size, number, volume and location. • Ablation technology, imaging guidance and intra-procedural imaging assessment must be optimised. • Accepted applications include inoperable disease due to tumour distribution or inadequate liver reserve. • Other current indications include concurrent co-morbidity, patient choice and the test-of-time approach. • Future applications may include resectable disease, e.g. for small solitary tumours.","author":[{"dropping-particle":"","family":"Gillams","given":"Alice","non-dropping-particle":"","parse-names":false,"suffix":""},{"dropping-particle":"","family":"Goldberg","given":"Nahum","non-dropping-particle":"","parse-names":false,"suffix":""},{"dropping-particle":"","family":"Ahmed","given":"Muneeb","non-dropping-particle":"","parse-names":false,"suffix":""},{"dropping-particle":"","family":"Bale","given":"Reto","non-dropping-particle":"","parse-names":false,"suffix":""},{"dropping-particle":"","family":"Breen","given":"David","non-dropping-particle":"","parse-names":false,"suffix":""},{"dropping-particle":"","family":"Callstrom","given":"Matthew","non-dropping-particle":"","parse-names":false,"suffix":""},{"dropping-particle":"","family":"Chen","given":"Min Hua","non-dropping-particle":"","parse-names":false,"suffix":""},{"dropping-particle":"","family":"Choi","given":"Byung Ihn","non-dropping-particle":"","parse-names":false,"suffix":""},{"dropping-particle":"","family":"Baere","given":"Thierry","non-dropping-particle":"de","parse-names":false,"suffix":""},{"dropping-particle":"","family":"Dupuy","given":"Damian","non-dropping-particle":"","parse-names":false,"suffix":""},{"dropping-particle":"","family":"Gangi","given":"Afshin","non-dropping-particle":"","parse-names":false,"suffix":""},{"dropping-particle":"","family":"Gervais","given":"Debra","non-dropping-particle":"","parse-names":false,"suffix":""},{"dropping-particle":"","family":"Helmberger","given":"Thomas","non-dropping-particle":"","parse-names":false,"suffix":""},{"dropping-particle":"","family":"Jung","given":"Ernst-Michael","non-dropping-particle":"","parse-names":false,"suffix":""},{"dropping-particle":"","family":"Lee","given":"Fred","non-dropping-particle":"","parse-names":false,"suffix":""},{"dropping-particle":"","family":"Lencioni","given":"Riccardo","non-dropping-particle":"","parse-names":false,"suffix":""},{"dropping-particle":"","family":"Liang","given":"Ping","non-dropping-particle":"","parse-names":false,"suffix":""},{"dropping-particle":"","family":"Livraghi","given":"Tito","non-dropping-particle":"","parse-names":false,"suffix":""},{"dropping-particle":"","family":"Lu","given":"David","non-dropping-particle":"","parse-names":false,"suffix":""},{"dropping-particle":"","family":"Meloni","given":"Franca","non-dropping-particle":"","parse-names":false,"suffix":""},{"dropping-particle":"","family":"Pereira","given":"Philippe","non-dropping-particle":"","parse-names":false,"suffix":""},{"dropping-particle":"","family":"Piscaglia","given":"Fabio","non-dropping-particle":"","parse-names":false,"suffix":""},{"dropping-particle":"","family":"Rhim","given":"Hyunchul","non-dropping-particle":"","parse-names":false,"suffix":""},{"dropping-particle":"","family":"Salem","given":"Riad","non-dropping-particle":"","parse-names":false,"suffix":""},{"dropping-particle":"","family":"Sofocleous","given":"Constantinos","non-dropping-particle":"","parse-names":false,"suffix":""},{"dropping-particle":"","family":"Solomon","given":"Stephen B.","non-dropping-particle":"","parse-names":false,"suffix":""},{"dropping-particle":"","family":"Soulen","given":"Michael","non-dropping-particle":"","parse-names":false,"suffix":""},{"dropping-particle":"","family":"Tanaka","given":"Masatoshi","non-dropping-particle":"","parse-names":false,"suffix":""},{"dropping-particle":"","family":"Vogl","given":"Thomas","non-dropping-particle":"","parse-names":false,"suffix":""},{"dropping-particle":"","family":"Wood","given":"Brad","non-dropping-particle":"","parse-names":false,"suffix":""},{"dropping-particle":"","family":"Solbiati","given":"Luigi","non-dropping-particle":"","parse-names":false,"suffix":""}],"container-title":"European Radiology","id":"ITEM-1","issue":"12","issued":{"date-parts":[["2015","12","22"]]},"page":"3438-3454","title":"Thermal ablation of colorectal liver metastases: a position paper by an international panel of ablation experts, the interventional oncology sans frontières meeting 2013","type":"article-journal","volume":"25"},"uris":["http://www.mendeley.com/documents/?uuid=53a48e54-822b-3716-a257-ddf19e378acc"]}],"mendeley":{"formattedCitation":"&lt;sup&gt;5&lt;/sup&gt;","plainTextFormattedCitation":"5","previouslyFormattedCitation":"&lt;sup&gt;4&lt;/sup&gt;"},"properties":{"noteIndex":0},"schema":"https://github.com/citation-style-language/schema/raw/master/csl-citation.json"}</w:instrText>
+        <w:instrText>ADDIN CSL_CITATION {"citationItems":[{"id":"ITEM-1","itemData":{"abstract":"In this work, we report the setup and results of the Liver Tumor Segmentation Benchmark (LiTS) organized in conjunction with the IEEE International Symposium on Biomedical Imaging (ISBI) 2017 and International Conference On Medical Image Computing &amp; Computer Assisted Intervention (MICCAI) 2017. Twenty-four valid state-of-the-art liver and liver tumor segmentation algorithms were applied to a set of 131 computed tomography (CT) volumes with different types of tumor contrast levels (hyper-/hypo-intense), abnormalities in tissues (metastasectomie) size and varying amount of lesions. The submitted algorithms have been tested on 70 undisclosed volumes. The dataset is created in collaboration with seven hospitals and research institutions and manually blind reviewed by independent three radiologists. We found that not a single algorithm performed best for liver and tumors. The best liver segmentation algorithm achieved a Dice score of 0.96(MICCAI) whereas for tumor segmentation the best algorithm evaluated at 0.67(ISBI) and 0.70(MICCAI). The LiTS image data and manual annotations continue to be publicly available through an online evaluation system as an ongoing benchmarking resource.","author":[{"dropping-particle":"","family":"Bilic","given":"Patrick","non-dropping-particle":"","parse-names":false,"suffix":""},{"dropping-particle":"","family":"Christ","given":"Patrick Ferdinand","non-dropping-particle":"","parse-names":false,"suffix":""},{"dropping-particle":"","family":"Vorontsov","given":"Eugene","non-dropping-particle":"","parse-names":false,"suffix":""},{"dropping-particle":"","family":"Chlebus","given":"Grzegorz","non-dropping-particle":"","parse-names":false,"suffix":""},{"dropping-particle":"","family":"Chen","given":"Hao","non-dropping-particle":"","parse-names":false,"suffix":""},{"dropping-particle":"","family":"Dou","given":"Qi","non-dropping-particle":"","parse-names":false,"suffix":""},{"dropping-particle":"","family":"Fu","given":"Chi-Wing","non-dropping-particle":"","parse-names":false,"suffix":""},{"dropping-particle":"","family":"Han","given":"Xiao","non-dropping-particle":"","parse-names":false,"suffix":""},{"dropping-particle":"","family":"Heng","given":"Pheng-Ann","non-dropping-particle":"","parse-names":false,"suffix":""},{"dropping-particle":"","family":"Hesser","given":"Jrgen","non-dropping-particle":"","parse-names":false,"suffix":""},{"dropping-particle":"","family":"Kadoury","given":"Samuel","non-dropping-particle":"","parse-names":false,"suffix":""},{"dropping-particle":"","family":"Kopczyski","given":"Tomasz","non-dropping-particle":"","parse-names":false,"suffix":""},{"dropping-particle":"","family":"Le","given":"Miao","non-dropping-particle":"","parse-names":false,"suffix":""},{"dropping-particle":"","family":"Li","given":"Chunming","non-dropping-particle":"","parse-names":false,"suffix":""},{"dropping-particle":"","family":"Li","given":"Xiaomeng","non-dropping-particle":"","parse-names":false,"suffix":""},{"dropping-particle":"","family":"Lipková","given":"Jana","non-dropping-particle":"","parse-names":false,"suffix":""},{"dropping-particle":"","family":"Lowengrub","given":"John","non-dropping-particle":"","parse-names":false,"suffix":""},{"dropping-particle":"","family":"Meine","given":"Hans","non-dropping-particle":"","parse-names":false,"suffix":""},{"dropping-particle":"","family":"Moltz","given":"Jan Hendrik","non-dropping-particle":"","parse-names":false,"suffix":""},{"dropping-particle":"","family":"Pal","given":"Chris","non-dropping-particle":"","parse-names":false,"suffix":""},{"dropping-particle":"","family":"Piraud","given":"Marie","non-dropping-particle":"","parse-names":false,"suffix":""},{"dropping-particle":"","family":"Qi","given":"Xiaojuan","non-dropping-particle":"","parse-names":false,"suffix":""},{"dropping-particle":"","family":"Qi","given":"Jin","non-dropping-particle":"","parse-names":false,"suffix":""},{"dropping-particle":"","family":"Rempfler","given":"Markus","non-dropping-particle":"","parse-names":false,"suffix":""},{"dropping-particle":"","family":"Roth","given":"Karsten","non-dropping-particle":"","parse-names":false,"suffix":""},{"dropping-particle":"","family":"Schenk","given":"Andrea","non-dropping-particle":"","parse-names":false,"suffix":""},{"dropping-particle":"","family":"Sekuboyina","given":"Anjany","non-dropping-particle":"","parse-names":false,"suffix":""},{"dropping-particle":"","family":"Zhou","given":"Ping","non-dropping-particle":"","parse-names":false,"suffix":""},{"dropping-particle":"","family":"Hülsemeyer","given":"Christian","non-dropping-particle":"","parse-names":false,"suffix":""},{"dropping-particle":"","family":"Beetz","given":"Marcel","non-dropping-particle":"","parse-names":false,"suffix":""},{"dropping-particle":"","family":"Ettlinger","given":"Florian","non-dropping-particle":"","parse-names":false,"suffix":""},{"dropping-particle":"","family":"Gruen","given":"Felix","non-dropping-particle":"","parse-names":false,"suffix":""},{"dropping-particle":"","family":"Kaissis","given":"Georgios","non-dropping-particle":"","parse-names":false,"suffix":""},{"dropping-particle":"","family":"Lohfer","given":"Fabian","non-dropping-particle":"","parse-names":false,"suffix":""},{"dropping-particle":"","family":"Braren","given":"Rickmer","non-dropping-particle":"","parse-names":false,"suffix":""},{"dropping-particle":"","family":"Holch","given":"Julian","non-dropping-particle":"","parse-names":false,"suffix":""},{"dropping-particle":"","family":"Hofmann","given":"Felix","non-dropping-particle":"","parse-names":false,"suffix":""},{"dropping-particle":"","family":"Sommer","given":"Wieland","non-dropping-particle":"","parse-names":false,"suffix":""},{"dropping-particle":"","family":"Heinemann","given":"Volker","non-dropping-particle":"","parse-names":false,"suffix":""},{"dropping-particle":"","family":"Jacobs","given":"Colin","non-dropping-particle":"","parse-names":false,"suffix":""},{"dropping-particle":"","family":"Efrain","given":"Gabriel","non-dropping-particle":"","parse-names":false,"suffix":""},{"dropping-particle":"","family":"Mamani","given":"Humpire","non-dropping-particle":"","parse-names":false,"suffix":""},{"dropping-particle":"","family":"Ginneken","given":"Bram","non-dropping-particle":"Van","parse-names":false,"suffix":""},{"dropping-particle":"","family":"Chartrand","given":"Gabriel","non-dropping-particle":"","parse-names":false,"suffix":""},{"dropping-particle":"","family":"Tang","given":"An","non-dropping-particle":"","parse-names":false,"suffix":""},{"dropping-particle":"","family":"Drozdzal","given":"Michal","non-dropping-particle":"","parse-names":false,"suffix":""},{"dropping-particle":"","family":"Ben-Cohen","given":"Avi","non-dropping-particle":"","parse-names":false,"suffix":""},{"dropping-particle":"","family":"Klang","given":"Eyal","non-dropping-particle":"","parse-names":false,"suffix":""},{"dropping-particle":"","family":"Amitai","given":"Marianne M","non-dropping-particle":"","parse-names":false,"suffix":""},{"dropping-particle":"","family":"Konen","given":"Eli","non-dropping-particle":"","parse-names":false,"suffix":""},{"dropping-particle":"","family":"Greenspan","given":"Hayit","non-dropping-particle":"","parse-names":false,"suffix":""},{"dropping-particle":"","family":"Moreau","given":"Johan","non-dropping-particle":"","parse-names":false,"suffix":""},{"dropping-particle":"","family":"Hostettler","given":"Alexandre","non-dropping-particle":"","parse-names":false,"suffix":""},{"dropping-particle":"","family":"Soler","given":"Luc","non-dropping-particle":"","parse-names":false,"suffix":""},{"dropping-particle":"","family":"Vivanti","given":"Refael","non-dropping-particle":"","parse-names":false,"suffix":""},{"dropping-particle":"","family":"Szeskin","given":"Adi","non-dropping-particle":"","parse-names":false,"suffix":""},{"dropping-particle":"","family":"Lev-Cohain","given":"Naama","non-dropping-particle":"","parse-names":false,"suffix":""},{"dropping-particle":"","family":"Sosna","given":"Jacob","non-dropping-particle":"","parse-names":false,"suffix":""},{"dropping-particle":"","family":"Joskowicz","given":"Leo","non-dropping-particle":"","parse-names":false,"suffix":""},{"dropping-particle":"","family":"Kumar","given":"Ashnil","non-dropping-particle":"","parse-names":false,"suffix":""},{"dropping-particle":"","family":"Kore","given":"Avinash","non-dropping-particle":"","parse-names":false,"suffix":""},{"dropping-particle":"","family":"Wang","given":"Chunliang","non-dropping-particle":"","parse-names":false,"suffix":""},{"dropping-particle":"","family":"Feng","given":"Dagan","non-dropping-particle":"","parse-names":false,"suffix":""},{"dropping-particle":"","family":"Li Aa","given":"Fan","non-dropping-particle":"","parse-names":false,"suffix":""},{"dropping-particle":"","family":"Krishnamurthi","given":"Ganapathy","non-dropping-particle":"","parse-names":false,"suffix":""},{"dropping-particle":"","family":"Wu Aa","given":"Jianrong","non-dropping-particle":"","parse-names":false,"suffix":""},{"dropping-particle":"","family":"Kim","given":"Jinman","non-dropping-particle":"","parse-names":false,"suffix":""},{"dropping-particle":"","family":"Zhou","given":"Jinyi","non-dropping-particle":"","parse-names":false,"suffix":""},{"dropping-particle":"","family":"Ma","given":"Jun","non-dropping-particle":"","parse-names":false,"suffix":""},{"dropping-particle":"","family":"Li","given":"Junbo","non-dropping-particle":"","parse-names":false,"suffix":""},{"dropping-particle":"","family":"Maninis","given":"Kevis-Kokitsi","non-dropping-particle":"","parse-names":false,"suffix":""},{"dropping-particle":"","family":"Chaitanya Kaluva","given":"Krishna","non-dropping-particle":"","parse-names":false,"suffix":""},{"dropping-particle":"","family":"Bi","given":"Lei","non-dropping-particle":"","parse-names":false,"suffix":""},{"dropping-particle":"","family":"Khened","given":"Mahendra","non-dropping-particle":"","parse-names":false,"suffix":""},{"dropping-particle":"","family":"Beliver","given":"Miriam","non-dropping-particle":"","parse-names":false,"suffix":""},{"dropping-particle":"","family":"Lin Aa","given":"Qizhong","non-dropping-particle":"","parse-names":false,"suffix":""},{"dropping-particle":"","family":"Yang","given":"Xiaoping","non-dropping-particle":"","parse-names":false,"suffix":""},{"dropping-particle":"","family":"Yuan","given":"Yading","non-dropping-particle":"","parse-names":false,"suffix":""},{"dropping-particle":"","family":"Chen Aa","given":"Yinan","non-dropping-particle":"","parse-names":false,"suffix":""},{"dropping-particle":"","family":"Li","given":"Yuanqiang","non-dropping-particle":"","parse-names":false,"suffix":""},{"dropping-particle":"","family":"Qiu","given":"Yudong","non-dropping-particle":"","parse-names":false,"suffix":""},{"dropping-particle":"","family":"Wu","given":"Yuli","non-dropping-particle":"","parse-names":false,"suffix":""},{"dropping-particle":"","family":"Menze","given":"Bjoern","non-dropping-particle":"","parse-names":false,"suffix":""}],"id":"ITEM-1","issued":{"date-parts":[["2019"]]},"title":"The Liver Tumor Segmentation Benchmark (LiTS)","type":"report"},"uris":["http://www.mendeley.com/documents/?uuid=e9bf4007-81dd-37e4-b030-0ffee70c6176"]}],"mendeley":{"formattedCitation":"&lt;sup&gt;15&lt;/sup&gt;","plainTextFormattedCitation":"15","previouslyFormattedCitation":"&lt;sup&gt;14&lt;/sup&gt;"},"properties":{"noteIndex":0},"schema":"https://github.com/citation-style-language/schema/raw/master/csl-citation.json"}</w:instrText>
       </w:r>
       <w:r>
         <w:fldChar w:fldCharType="separate"/>
@@ -389,67 +803,19 @@
           <w:noProof/>
           <w:vertAlign w:val="superscript"/>
         </w:rPr>
-        <w:t>5</w:t>
+        <w:t>15</w:t>
       </w:r>
       <w:r>
         <w:fldChar w:fldCharType="end"/>
       </w:r>
       <w:r>
-        <w:t xml:space="preserve">. </w:t>
-      </w:r>
-      <w:r>
-        <w:t xml:space="preserve">The ablation </w:t>
-      </w:r>
-      <w:r>
-        <w:t>zone</w:t>
-      </w:r>
-      <w:r>
-        <w:t xml:space="preserve"> </w:t>
-      </w:r>
-      <w:r>
-        <w:t xml:space="preserve">is </w:t>
-      </w:r>
-      <w:r>
-        <w:t>hypo-enhanc</w:t>
-      </w:r>
-      <w:r>
-        <w:t>ed</w:t>
-      </w:r>
-      <w:r>
-        <w:t xml:space="preserve"> on CECT images, similar to the CRLM. A clinical trial is underway (Identifier:</w:t>
-      </w:r>
-      <w:r>
-        <w:t xml:space="preserve"> NCT04083378</w:t>
-      </w:r>
-      <w:r>
-        <w:t xml:space="preserve">)  to map the </w:t>
-      </w:r>
-      <w:r>
-        <w:t>CRLM</w:t>
-      </w:r>
-      <w:r>
-        <w:t xml:space="preserve"> from pre-treatment to post-treatment imaging and assess treatment efficacy, but manual segmentations of both </w:t>
-      </w:r>
-      <w:r>
-        <w:t xml:space="preserve">the </w:t>
-      </w:r>
-      <w:r>
-        <w:t xml:space="preserve">disease and </w:t>
-      </w:r>
-      <w:r>
-        <w:t xml:space="preserve">the </w:t>
-      </w:r>
-      <w:r>
-        <w:t>ablation zone</w:t>
-      </w:r>
-      <w:r>
-        <w:t xml:space="preserve"> is still required</w:t>
+        <w:t xml:space="preserve"> and the 3D-IRCADb01</w:t>
       </w:r>
       <w:r>
         <w:fldChar w:fldCharType="begin" w:fldLock="1"/>
       </w:r>
       <w:r>
-        <w:instrText>ADDIN CSL_CITATION {"citationItems":[{"id":"ITEM-1","itemData":{"URL":"https://clinicaltrials.gov/ct2/show/NCT04083378","accessed":{"date-parts":[["2020","8","28"]]},"id":"ITEM-1","issued":{"date-parts":[["0"]]},"title":"Software-Aided Imaging (Morfeus) for Confirming Tumor Coverage With Ablation in Patients With Liver Tumors, the COVER-ALL Study - Full Text View - ClinicalTrials.gov","type":"webpage"},"uris":["http://www.mendeley.com/documents/?uuid=13b2d7da-bf74-358d-bb78-74493ff72ec5"]}],"mendeley":{"formattedCitation":"&lt;sup&gt;6&lt;/sup&gt;","plainTextFormattedCitation":"6","previouslyFormattedCitation":"&lt;sup&gt;5&lt;/sup&gt;"},"properties":{"noteIndex":0},"schema":"https://github.com/citation-style-language/schema/raw/master/csl-citation.json"}</w:instrText>
+        <w:instrText>ADDIN CSL_CITATION {"citationItems":[{"id":"ITEM-1","itemData":{"DOI":"10.1007/978-3-319-46723-8_48","ISBN":"9783319467221","ISSN":"16113349","abstract":"Automatic segmentation of the liver and its lesion is an important step towards deriving quantitative biomarkers for accurate clinical diagnosis and computer-aided decision support systems. This paper presents a method to automatically segment liver and lesions in CT abdomen images using cascaded fully convolutional neural networks (CFCNs) and dense 3D conditional random fields (CRFs). We train and cascade two FCNs for a combined segmentation of the liver and its lesions. In the first step,we train a FCN to segment the liver as ROI input for a second FCN. The second FCN solely segments lesions from the predicted liver ROIs of step 1. We refine the segmentations of the CFCN using a dense 3D CRF that accounts for both spatial coherence and appearance. CFCN models were trained in a 2-fold cross-validation on the abdominal CT dataset 3DIRCAD comprising 15 hepatic tumor volumes. Our results show that CFCN-based semantic liver and lesion segmentation achieves Dice scores over 94% for liver with computation times below 100 s per volume. We experimentally demonstrate the robustness of the proposed method as a decision support system with a high accuracy and speed for usage in daily clinical routine.","author":[{"dropping-particle":"","family":"Christ","given":"Patrick Ferdinand","non-dropping-particle":"","parse-names":false,"suffix":""},{"dropping-particle":"","family":"Elshaer","given":"Mohamed Ezzeldin A.","non-dropping-particle":"","parse-names":false,"suffix":""},{"dropping-particle":"","family":"Ettlinger","given":"Florian","non-dropping-particle":"","parse-names":false,"suffix":""},{"dropping-particle":"","family":"Tatavarty","given":"Sunil","non-dropping-particle":"","parse-names":false,"suffix":""},{"dropping-particle":"","family":"Bickel","given":"Marc","non-dropping-particle":"","parse-names":false,"suffix":""},{"dropping-particle":"","family":"Bilic","given":"Patrick","non-dropping-particle":"","parse-names":false,"suffix":""},{"dropping-particle":"","family":"Rempfler","given":"Markus","non-dropping-particle":"","parse-names":false,"suffix":""},{"dropping-particle":"","family":"Armbruster","given":"Marco","non-dropping-particle":"","parse-names":false,"suffix":""},{"dropping-particle":"","family":"Hofmann","given":"Felix","non-dropping-particle":"","parse-names":false,"suffix":""},{"dropping-particle":"","family":"D’Anastasi","given":"Melvin","non-dropping-particle":"","parse-names":false,"suffix":""},{"dropping-particle":"","family":"Sommer","given":"Wieland H.","non-dropping-particle":"","parse-names":false,"suffix":""},{"dropping-particle":"","family":"Ahmadi","given":"Seyed Ahmad","non-dropping-particle":"","parse-names":false,"suffix":""},{"dropping-particle":"","family":"Menze","given":"Bjoern H.","non-dropping-particle":"","parse-names":false,"suffix":""}],"container-title":"Lecture Notes in Computer Science (including subseries Lecture Notes in Artificial Intelligence and Lecture Notes in Bioinformatics)","id":"ITEM-1","issued":{"date-parts":[["2016","10","17"]]},"page":"415-423","publisher":"Springer Verlag","title":"Automatic liver and lesion segmentation in CT using cascaded fully convolutional neural networks and 3D conditional random fields","type":"paper-conference","volume":"9901 LNCS"},"uris":["http://www.mendeley.com/documents/?uuid=fbfadfd5-904e-3992-a0e8-109979cc84da"]}],"mendeley":{"formattedCitation":"&lt;sup&gt;7&lt;/sup&gt;","plainTextFormattedCitation":"7","previouslyFormattedCitation":"&lt;sup&gt;7&lt;/sup&gt;"},"properties":{"noteIndex":0},"schema":"https://github.com/citation-style-language/schema/raw/master/csl-citation.json"}</w:instrText>
       </w:r>
       <w:r>
         <w:fldChar w:fldCharType="separate"/>
@@ -459,152 +825,18 @@
           <w:noProof/>
           <w:vertAlign w:val="superscript"/>
         </w:rPr>
-        <w:t>6</w:t>
+        <w:t>7</w:t>
       </w:r>
       <w:r>
         <w:fldChar w:fldCharType="end"/>
       </w:r>
       <w:r>
-        <w:t>, adding time to the procedure.</w:t>
-      </w:r>
-    </w:p>
-    <w:p>
-      <w:r>
-        <w:t xml:space="preserve">To date, automated liver disease segmentation tasks have </w:t>
-      </w:r>
-      <w:r>
-        <w:t xml:space="preserve">either </w:t>
-      </w:r>
-      <w:r>
-        <w:t>largely focused</w:t>
-      </w:r>
-      <w:r>
-        <w:t xml:space="preserve"> </w:t>
-      </w:r>
-      <w:r>
-        <w:t>on primary liver disease</w:t>
-      </w:r>
-      <w:r>
-        <w:t>,</w:t>
-      </w:r>
-      <w:r>
-        <w:t xml:space="preserve"> </w:t>
-      </w:r>
-      <w:r>
-        <w:t xml:space="preserve">or </w:t>
+        <w:t xml:space="preserve"> dataset </w:t>
       </w:r>
       <w:r>
         <w:t xml:space="preserve">have </w:t>
       </w:r>
       <w:r>
-        <w:t>not included qualitative evaluation of generated contours</w:t>
-      </w:r>
-      <w:r>
-        <w:fldChar w:fldCharType="begin" w:fldLock="1"/>
-      </w:r>
-      <w:r>
-        <w:instrText>ADDIN CSL_CITATION {"citationItems":[{"id":"ITEM-1","itemData":{"DOI":"10.1007/978-3-319-46723-8_48","ISBN":"9783319467221","ISSN":"16113349","abstract":"Automatic segmentation of the liver and its lesion is an important step towards deriving quantitative biomarkers for accurate clinical diagnosis and computer-aided decision support systems. This paper presents a method to automatically segment liver and lesions in CT abdomen images using cascaded fully convolutional neural networks (CFCNs) and dense 3D conditional random fields (CRFs). We train and cascade two FCNs for a combined segmentation of the liver and its lesions. In the first step,we train a FCN to segment the liver as ROI input for a second FCN. The second FCN solely segments lesions from the predicted liver ROIs of step 1. We refine the segmentations of the CFCN using a dense 3D CRF that accounts for both spatial coherence and appearance. CFCN models were trained in a 2-fold cross-validation on the abdominal CT dataset 3DIRCAD comprising 15 hepatic tumor volumes. Our results show that CFCN-based semantic liver and lesion segmentation achieves Dice scores over 94% for liver with computation times below 100 s per volume. We experimentally demonstrate the robustness of the proposed method as a decision support system with a high accuracy and speed for usage in daily clinical routine.","author":[{"dropping-particle":"","family":"Christ","given":"Patrick Ferdinand","non-dropping-particle":"","parse-names":false,"suffix":""},{"dropping-particle":"","family":"Elshaer","given":"Mohamed Ezzeldin A.","non-dropping-particle":"","parse-names":false,"suffix":""},{"dropping-particle":"","family":"Ettlinger","given":"Florian","non-dropping-particle":"","parse-names":false,"suffix":""},{"dropping-particle":"","family":"Tatavarty","given":"Sunil","non-dropping-particle":"","parse-names":false,"suffix":""},{"dropping-particle":"","family":"Bickel","given":"Marc","non-dropping-particle":"","parse-names":false,"suffix":""},{"dropping-particle":"","family":"Bilic","given":"Patrick","non-dropping-particle":"","parse-names":false,"suffix":""},{"dropping-particle":"","family":"Rempfler","given":"Markus","non-dropping-particle":"","parse-names":false,"suffix":""},{"dropping-particle":"","family":"Armbruster","given":"Marco","non-dropping-particle":"","parse-names":false,"suffix":""},{"dropping-particle":"","family":"Hofmann","given":"Felix","non-dropping-particle":"","parse-names":false,"suffix":""},{"dropping-particle":"","family":"D’Anastasi","given":"Melvin","non-dropping-particle":"","parse-names":false,"suffix":""},{"dropping-particle":"","family":"Sommer","given":"Wieland H.","non-dropping-particle":"","parse-names":false,"suffix":""},{"dropping-particle":"","family":"Ahmadi","given":"Seyed Ahmad","non-dropping-particle":"","parse-names":false,"suffix":""},{"dropping-particle":"","family":"Menze","given":"Bjoern H.","non-dropping-particle":"","parse-names":false,"suffix":""}],"container-title":"Lecture Notes in Computer Science (including subseries Lecture Notes in Artificial Intelligence and Lecture Notes in Bioinformatics)","id":"ITEM-1","issued":{"date-parts":[["2016","10","17"]]},"page":"415-423","publisher":"Springer Verlag","title":"Automatic liver and lesion segmentation in CT using cascaded fully convolutional neural networks and 3D conditional random fields","type":"paper-conference","volume":"9901 LNCS"},"uris":["http://www.mendeley.com/documents/?uuid=fbfadfd5-904e-3992-a0e8-109979cc84da"]},{"id":"ITEM-2","itemData":{"DOI":"10.1148/ryai.2019180014","ISSN":"2638-6100","abstract":"A deep learning method shows promise for facilitating detection and segmentation of colorectal liver metastases; user correction of three-dimensional automated segmentations can generally resolve deficiencies of fully automated segmentation for small metastases and is faster than manual three-dimensional segmentation.","author":[{"dropping-particle":"","family":"Vorontsov","given":"Eugene","non-dropping-particle":"","parse-names":false,"suffix":""},{"dropping-particle":"","family":"Cerny","given":"Milena","non-dropping-particle":"","parse-names":false,"suffix":""},{"dropping-particle":"","family":"Régnier","given":"Philippe","non-dropping-particle":"","parse-names":false,"suffix":""},{"dropping-particle":"","family":"Jorio","given":"Lisa","non-dropping-particle":"Di","parse-names":false,"suffix":""},{"dropping-particle":"","family":"Pal","given":"Christopher J.","non-dropping-particle":"","parse-names":false,"suffix":""},{"dropping-particle":"","family":"Lapointe","given":"Réal","non-dropping-particle":"","parse-names":false,"suffix":""},{"dropping-particle":"","family":"Vandenbroucke-Menu","given":"Franck","non-dropping-particle":"","parse-names":false,"suffix":""},{"dropping-particle":"","family":"Turcotte","given":"Simon","non-dropping-particle":"","parse-names":false,"suffix":""},{"dropping-particle":"","family":"Kadoury","given":"Samuel","non-dropping-particle":"","parse-names":false,"suffix":""},{"dropping-particle":"","family":"Tang","given":"An","non-dropping-particle":"","parse-names":false,"suffix":""}],"container-title":"Radiology: Artificial Intelligence","id":"ITEM-2","issue":"2","issued":{"date-parts":[["2019","3","13"]]},"page":"180014","publisher":"Radiological Society of North America (RSNA)","title":"Deep Learning for Automated Segmentation of Liver Lesions at CT in Patients with Colorectal Cancer Liver Metastases","type":"article-journal","volume":"1"},"uris":["http://www.mendeley.com/documents/?uuid=46a2a511-d32d-3c74-8ce4-2170b8e67a9b"]},{"id":"ITEM-3","itemData":{"DOI":"10.1109/TMI.2018.2845918","ISSN":"0278-0062","PMID":"29994201","abstract":"Liver cancer is one of the leading causes of cancer death. To assist doctors in hepatocellular carcinoma diagnosis and treatment planning, an accurate and automatic liver and tumor segmentation method is highly demanded in the clinical practice. Recently, fully convolutional neural networks (FCNs), including 2D and 3D FCNs, serve as the back-bone in many volumetric image segmentation. However, 2D convolutions can not fully leverage the spatial information along the third dimension while 3D convolutions suffer from high computational cost and GPU memory consumption. To address these issues, we propose a novel hybrid densely connected UNet (H-DenseUNet), which consists of a 2D DenseUNet for efficiently extracting intra-slice features and a 3D counterpart for hierarchically aggregating volumetric contexts under the spirit of the auto-context algorithm for liver and tumor segmentation. We formulate the learning process of H-DenseUNet in an end-to-end manner, where the intra-slice representations and inter-slice features can be jointly optimized through a hybrid feature fusion (HFF) layer. We extensively evaluated our method on the dataset of MICCAI 2017 Liver Tumor Segmentation (LiTS) Challenge and 3DIRCADb Dataset. Our method outperformed other state-of-the-arts on the segmentation results of tumors and achieved very competitive performance for liver segmentation even with a single model.","author":[{"dropping-particle":"","family":"Li","given":"Xiaomeng","non-dropping-particle":"","parse-names":false,"suffix":""},{"dropping-particle":"","family":"Chen","given":"Hao","non-dropping-particle":"","parse-names":false,"suffix":""},{"dropping-particle":"","family":"Qi","given":"Xiaojuan","non-dropping-particle":"","parse-names":false,"suffix":""},{"dropping-particle":"","family":"Dou","given":"Qi","non-dropping-particle":"","parse-names":false,"suffix":""},{"dropping-particle":"","family":"Fu","given":"Chi-Wing","non-dropping-particle":"","parse-names":false,"suffix":""},{"dropping-particle":"","family":"Heng","given":"Pheng-Ann","non-dropping-particle":"","parse-names":false,"suffix":""}],"container-title":"IEEE Transactions on Medical Imaging","id":"ITEM-3","issued":{"date-parts":[["2018","6","11"]]},"page":"1-1","title":"H-DenseUNet: Hybrid Densely Connected UNet for Liver and Tumor Segmentation from CT Volumes","type":"article-journal"},"uris":["http://www.mendeley.com/documents/?uuid=fb3bfcd1-0396-3f63-8ace-be0f98a0872f"]},{"id":"ITEM-4","itemData":{"DOI":"10.1109/TMI.2019.2948320","ISSN":"1558254X","PMID":"31634827","abstract":"Segmentation of livers and liver tumors is one of the most important steps in radiation therapy of hepatocellular carcinoma. The segmentation task is often done manually, making it tedious, labor intensive, and subject to intra-/inter- operator variations. While various algorithms for delineating organ-at-risks (OARs) and tumor targets have been proposed, automatic segmentation of livers and liver tumors remains intractable due to their low tissue contrast with respect to the surrounding organs and their deformable shape in CT images. The U-Net has gained increasing popularity recently for image analysis tasks and has shown promising results. Conventional U-Net architectures, however, suffer from three major drawbacks. First, skip connections allow for the duplicated transfer of low resolution information in feature maps to improve efficiency in learning, but this often leads to blurring of extracted image features. Secondly, high level features extracted by the network often do not contain enough high resolution edge information of the input, leading to greater uncertainty where high resolution edge dominantly affects the network's decisions such as liver and liver-tumor segmentation. Thirdly, it is generally difficult to optimize the number of pooling operations in order to extract high level global features, since the number of pooling operations used depends on the object size. To cope with these problems, we added a residual path with deconvolution and activation operations to the skip connection of the U-Net to avoid duplication of low resolution information of features. In the case of small object inputs, features in the skip connection are not incorporated with features in the residual path. Furthermore, the proposed architecture has additional convolution layers in the skip connection in order to extract high level global features of small object inputs as well as high level features of high resolution edge information of large object inputs. Efficacy of the modified U-Net (mU-Net) was demonstrated using the public dataset of Liver tumor segmentation (LiTS) challenge 2017. For liver-tumor segmentation, Dice similarity coefficient (DSC) of 89.72 %, volume of error (VOE) of 21.93 %, and relative volume difference (RVD) of - 0.49 % were obtained. For liver segmentation, DSC of 98.51 %, VOE of 3.07 %, and RVD of 0.26 % were calculated. For the public 3D Image Reconstruction for Comparison of Algorithm Database (3Dircadb), DSCs were 96.01 % for the …","author":[{"dropping-particle":"","family":"Seo","given":"Hyunseok","non-dropping-particle":"","parse-names":false,"suffix":""},{"dropping-particle":"","family":"Huang","given":"Charles","non-dropping-particle":"","parse-names":false,"suffix":""},{"dropping-particle":"","family":"Bassenne","given":"Maxime","non-dropping-particle":"","parse-names":false,"suffix":""},{"dropping-particle":"","family":"Xiao","given":"Ruoxiu","non-dropping-particle":"","parse-names":false,"suffix":""},{"dropping-particle":"","family":"Xing","given":"Lei","non-dropping-particle":"","parse-names":false,"suffix":""}],"container-title":"IEEE Transactions on Medical Imaging","id":"ITEM-4","issue":"5","issued":{"date-parts":[["2020","5","1"]]},"page":"1316-1325","publisher":"Institute of Electrical and Electronics Engineers Inc.","title":"Modified U-Net (mU-Net) with Incorporation of Object-Dependent High Level Features for Improved Liver and Liver-Tumor Segmentation in CT Images","type":"article-journal","volume":"39"},"uris":["http://www.mendeley.com/documents/?uuid=d24a576b-75f3-3153-a8d9-3e1cc6251174"]}],"mendeley":{"formattedCitation":"&lt;sup&gt;7–10&lt;/sup&gt;","plainTextFormattedCitation":"7–10","previouslyFormattedCitation":"&lt;sup&gt;6–9&lt;/sup&gt;"},"properties":{"noteIndex":0},"schema":"https://github.com/citation-style-language/schema/raw/master/csl-citation.json"}</w:instrText>
-      </w:r>
-      <w:r>
-        <w:fldChar w:fldCharType="separate"/>
-      </w:r>
-      <w:r>
-        <w:rPr>
-          <w:noProof/>
-          <w:vertAlign w:val="superscript"/>
-        </w:rPr>
-        <w:t>7–10</w:t>
-      </w:r>
-      <w:r>
-        <w:fldChar w:fldCharType="end"/>
-      </w:r>
-      <w:r>
-        <w:t>.</w:t>
-      </w:r>
-      <w:r>
-        <w:t xml:space="preserve"> </w:t>
-      </w:r>
-      <w:r>
-        <w:t>New</w:t>
-      </w:r>
-      <w:r>
-        <w:t xml:space="preserve"> </w:t>
-      </w:r>
-      <w:r>
-        <w:t>institution</w:t>
-      </w:r>
-      <w:r>
-        <w:t>-</w:t>
-      </w:r>
-      <w:r>
-        <w:t xml:space="preserve"> and </w:t>
-      </w:r>
-      <w:r>
-        <w:t xml:space="preserve">society-sponsored </w:t>
-      </w:r>
-      <w:r>
-        <w:t>competitions</w:t>
-      </w:r>
-      <w:r>
-        <w:t>,</w:t>
-      </w:r>
-      <w:r>
-        <w:t xml:space="preserve"> such as th</w:t>
-      </w:r>
-      <w:r>
-        <w:t>e Liver Tumor segmentation (LiTS</w:t>
-      </w:r>
-      <w:r>
-        <w:t>) challenge</w:t>
-      </w:r>
-      <w:r>
-        <w:fldChar w:fldCharType="begin" w:fldLock="1"/>
-      </w:r>
-      <w:r>
-        <w:instrText>ADDIN CSL_CITATION {"citationItems":[{"id":"ITEM-1","itemData":{"abstract":"In this work, we report the setup and results of the Liver Tumor Segmentation Benchmark (LiTS) organized in conjunction with the IEEE International Symposium on Biomedical Imaging (ISBI) 2017 and International Conference On Medical Image Computing &amp; Computer Assisted Intervention (MICCAI) 2017. Twenty-four valid state-of-the-art liver and liver tumor segmentation algorithms were applied to a set of 131 computed tomography (CT) volumes with different types of tumor contrast levels (hyper-/hypo-intense), abnormalities in tissues (metastasectomie) size and varying amount of lesions. The submitted algorithms have been tested on 70 undisclosed volumes. The dataset is created in collaboration with seven hospitals and research institutions and manually blind reviewed by independent three radiologists. We found that not a single algorithm performed best for liver and tumors. The best liver segmentation algorithm achieved a Dice score of 0.96(MICCAI) whereas for tumor segmentation the best algorithm evaluated at 0.67(ISBI) and 0.70(MICCAI). The LiTS image data and manual annotations continue to be publicly available through an online evaluation system as an ongoing benchmarking resource.","author":[{"dropping-particle":"","family":"Bilic","given":"Patrick","non-dropping-particle":"","parse-names":false,"suffix":""},{"dropping-particle":"","family":"Christ","given":"Patrick Ferdinand","non-dropping-particle":"","parse-names":false,"suffix":""},{"dropping-particle":"","family":"Vorontsov","given":"Eugene","non-dropping-particle":"","parse-names":false,"suffix":""},{"dropping-particle":"","family":"Chlebus","given":"Grzegorz","non-dropping-particle":"","parse-names":false,"suffix":""},{"dropping-particle":"","family":"Chen","given":"Hao","non-dropping-particle":"","parse-names":false,"suffix":""},{"dropping-particle":"","family":"Dou","given":"Qi","non-dropping-particle":"","parse-names":false,"suffix":""},{"dropping-particle":"","family":"Fu","given":"Chi-Wing","non-dropping-particle":"","parse-names":false,"suffix":""},{"dropping-particle":"","family":"Han","given":"Xiao","non-dropping-particle":"","parse-names":false,"suffix":""},{"dropping-particle":"","family":"Heng","given":"Pheng-Ann","non-dropping-particle":"","parse-names":false,"suffix":""},{"dropping-particle":"","family":"Hesser","given":"Jrgen","non-dropping-particle":"","parse-names":false,"suffix":""},{"dropping-particle":"","family":"Kadoury","given":"Samuel","non-dropping-particle":"","parse-names":false,"suffix":""},{"dropping-particle":"","family":"Kopczyski","given":"Tomasz","non-dropping-particle":"","parse-names":false,"suffix":""},{"dropping-particle":"","family":"Le","given":"Miao","non-dropping-particle":"","parse-names":false,"suffix":""},{"dropping-particle":"","family":"Li","given":"Chunming","non-dropping-particle":"","parse-names":false,"suffix":""},{"dropping-particle":"","family":"Li","given":"Xiaomeng","non-dropping-particle":"","parse-names":false,"suffix":""},{"dropping-particle":"","family":"Lipková","given":"Jana","non-dropping-particle":"","parse-names":false,"suffix":""},{"dropping-particle":"","family":"Lowengrub","given":"John","non-dropping-particle":"","parse-names":false,"suffix":""},{"dropping-particle":"","family":"Meine","given":"Hans","non-dropping-particle":"","parse-names":false,"suffix":""},{"dropping-particle":"","family":"Moltz","given":"Jan Hendrik","non-dropping-particle":"","parse-names":false,"suffix":""},{"dropping-particle":"","family":"Pal","given":"Chris","non-dropping-particle":"","parse-names":false,"suffix":""},{"dropping-particle":"","family":"Piraud","given":"Marie","non-dropping-particle":"","parse-names":false,"suffix":""},{"dropping-particle":"","family":"Qi","given":"Xiaojuan","non-dropping-particle":"","parse-names":false,"suffix":""},{"dropping-particle":"","family":"Qi","given":"Jin","non-dropping-particle":"","parse-names":false,"suffix":""},{"dropping-particle":"","family":"Rempfler","given":"Markus","non-dropping-particle":"","parse-names":false,"suffix":""},{"dropping-particle":"","family":"Roth","given":"Karsten","non-dropping-particle":"","parse-names":false,"suffix":""},{"dropping-particle":"","family":"Schenk","given":"Andrea","non-dropping-particle":"","parse-names":false,"suffix":""},{"dropping-particle":"","family":"Sekuboyina","given":"Anjany","non-dropping-particle":"","parse-names":false,"suffix":""},{"dropping-particle":"","family":"Zhou","given":"Ping","non-dropping-particle":"","parse-names":false,"suffix":""},{"dropping-particle":"","family":"Hülsemeyer","given":"Christian","non-dropping-particle":"","parse-names":false,"suffix":""},{"dropping-particle":"","family":"Beetz","given":"Marcel","non-dropping-particle":"","parse-names":false,"suffix":""},{"dropping-particle":"","family":"Ettlinger","given":"Florian","non-dropping-particle":"","parse-names":false,"suffix":""},{"dropping-particle":"","family":"Gruen","given":"Felix","non-dropping-particle":"","parse-names":false,"suffix":""},{"dropping-particle":"","family":"Kaissis","given":"Georgios","non-dropping-particle":"","parse-names":false,"suffix":""},{"dropping-particle":"","family":"Lohfer","given":"Fabian","non-dropping-particle":"","parse-names":false,"suffix":""},{"dropping-particle":"","family":"Braren","given":"Rickmer","non-dropping-particle":"","parse-names":false,"suffix":""},{"dropping-particle":"","family":"Holch","given":"Julian","non-dropping-particle":"","parse-names":false,"suffix":""},{"dropping-particle":"","family":"Hofmann","given":"Felix","non-dropping-particle":"","parse-names":false,"suffix":""},{"dropping-particle":"","family":"Sommer","given":"Wieland","non-dropping-particle":"","parse-names":false,"suffix":""},{"dropping-particle":"","family":"Heinemann","given":"Volker","non-dropping-particle":"","parse-names":false,"suffix":""},{"dropping-particle":"","family":"Jacobs","given":"Colin","non-dropping-particle":"","parse-names":false,"suffix":""},{"dropping-particle":"","family":"Efrain","given":"Gabriel","non-dropping-particle":"","parse-names":false,"suffix":""},{"dropping-particle":"","family":"Mamani","given":"Humpire","non-dropping-particle":"","parse-names":false,"suffix":""},{"dropping-particle":"","family":"Ginneken","given":"Bram","non-dropping-particle":"Van","parse-names":false,"suffix":""},{"dropping-particle":"","family":"Chartrand","given":"Gabriel","non-dropping-particle":"","parse-names":false,"suffix":""},{"dropping-particle":"","family":"Tang","given":"An","non-dropping-particle":"","parse-names":false,"suffix":""},{"dropping-particle":"","family":"Drozdzal","given":"Michal","non-dropping-particle":"","parse-names":false,"suffix":""},{"dropping-particle":"","family":"Ben-Cohen","given":"Avi","non-dropping-particle":"","parse-names":false,"suffix":""},{"dropping-particle":"","family":"Klang","given":"Eyal","non-dropping-particle":"","parse-names":false,"suffix":""},{"dropping-particle":"","family":"Amitai","given":"Marianne M","non-dropping-particle":"","parse-names":false,"suffix":""},{"dropping-particle":"","family":"Konen","given":"Eli","non-dropping-particle":"","parse-names":false,"suffix":""},{"dropping-particle":"","family":"Greenspan","given":"Hayit","non-dropping-particle":"","parse-names":false,"suffix":""},{"dropping-particle":"","family":"Moreau","given":"Johan","non-dropping-particle":"","parse-names":false,"suffix":""},{"dropping-particle":"","family":"Hostettler","given":"Alexandre","non-dropping-particle":"","parse-names":false,"suffix":""},{"dropping-particle":"","family":"Soler","given":"Luc","non-dropping-particle":"","parse-names":false,"suffix":""},{"dropping-particle":"","family":"Vivanti","given":"Refael","non-dropping-particle":"","parse-names":false,"suffix":""},{"dropping-particle":"","family":"Szeskin","given":"Adi","non-dropping-particle":"","parse-names":false,"suffix":""},{"dropping-particle":"","family":"Lev-Cohain","given":"Naama","non-dropping-particle":"","parse-names":false,"suffix":""},{"dropping-particle":"","family":"Sosna","given":"Jacob","non-dropping-particle":"","parse-names":false,"suffix":""},{"dropping-particle":"","family":"Joskowicz","given":"Leo","non-dropping-particle":"","parse-names":false,"suffix":""},{"dropping-particle":"","family":"Kumar","given":"Ashnil","non-dropping-particle":"","parse-names":false,"suffix":""},{"dropping-particle":"","family":"Kore","given":"Avinash","non-dropping-particle":"","parse-names":false,"suffix":""},{"dropping-particle":"","family":"Wang","given":"Chunliang","non-dropping-particle":"","parse-names":false,"suffix":""},{"dropping-particle":"","family":"Feng","given":"Dagan","non-dropping-particle":"","parse-names":false,"suffix":""},{"dropping-particle":"","family":"Li Aa","given":"Fan","non-dropping-particle":"","parse-names":false,"suffix":""},{"dropping-particle":"","family":"Krishnamurthi","given":"Ganapathy","non-dropping-particle":"","parse-names":false,"suffix":""},{"dropping-particle":"","family":"Wu Aa","given":"Jianrong","non-dropping-particle":"","parse-names":false,"suffix":""},{"dropping-particle":"","family":"Kim","given":"Jinman","non-dropping-particle":"","parse-names":false,"suffix":""},{"dropping-particle":"","family":"Zhou","given":"Jinyi","non-dropping-particle":"","parse-names":false,"suffix":""},{"dropping-particle":"","family":"Ma","given":"Jun","non-dropping-particle":"","parse-names":false,"suffix":""},{"dropping-particle":"","family":"Li","given":"Junbo","non-dropping-particle":"","parse-names":false,"suffix":""},{"dropping-particle":"","family":"Maninis","given":"Kevis-Kokitsi","non-dropping-particle":"","parse-names":false,"suffix":""},{"dropping-particle":"","family":"Chaitanya Kaluva","given":"Krishna","non-dropping-particle":"","parse-names":false,"suffix":""},{"dropping-particle":"","family":"Bi","given":"Lei","non-dropping-particle":"","parse-names":false,"suffix":""},{"dropping-particle":"","family":"Khened","given":"Mahendra","non-dropping-particle":"","parse-names":false,"suffix":""},{"dropping-particle":"","family":"Beliver","given":"Miriam","non-dropping-particle":"","parse-names":false,"suffix":""},{"dropping-particle":"","family":"Lin Aa","given":"Qizhong","non-dropping-particle":"","parse-names":false,"suffix":""},{"dropping-particle":"","family":"Yang","given":"Xiaoping","non-dropping-particle":"","parse-names":false,"suffix":""},{"dropping-particle":"","family":"Yuan","given":"Yading","non-dropping-particle":"","parse-names":false,"suffix":""},{"dropping-particle":"","family":"Chen Aa","given":"Yinan","non-dropping-particle":"","parse-names":false,"suffix":""},{"dropping-particle":"","family":"Li","given":"Yuanqiang","non-dropping-particle":"","parse-names":false,"suffix":""},{"dropping-particle":"","family":"Qiu","given":"Yudong","non-dropping-particle":"","parse-names":false,"suffix":""},{"dropping-particle":"","family":"Wu","given":"Yuli","non-dropping-particle":"","parse-names":false,"suffix":""},{"dropping-particle":"","family":"Menze","given":"Bjoern","non-dropping-particle":"","parse-names":false,"suffix":""}],"id":"ITEM-1","issued":{"date-parts":[["2019"]]},"title":"The Liver Tumor Segmentation Benchmark (LiTS)","type":"report"},"uris":["http://www.mendeley.com/documents/?uuid=e9bf4007-81dd-37e4-b030-0ffee70c6176"]}],"mendeley":{"formattedCitation":"&lt;sup&gt;11&lt;/sup&gt;","plainTextFormattedCitation":"11","previouslyFormattedCitation":"&lt;sup&gt;10&lt;/sup&gt;"},"properties":{"noteIndex":0},"schema":"https://github.com/citation-style-language/schema/raw/master/csl-citation.json"}</w:instrText>
-      </w:r>
-      <w:r>
-        <w:fldChar w:fldCharType="separate"/>
-      </w:r>
-      <w:r>
-        <w:rPr>
-          <w:noProof/>
-          <w:vertAlign w:val="superscript"/>
-        </w:rPr>
-        <w:t>11</w:t>
-      </w:r>
-      <w:r>
-        <w:fldChar w:fldCharType="end"/>
-      </w:r>
-      <w:r>
-        <w:t xml:space="preserve"> and the 3D-IRCADb01</w:t>
-      </w:r>
-      <w:r>
-        <w:fldChar w:fldCharType="begin" w:fldLock="1"/>
-      </w:r>
-      <w:r>
-        <w:instrText>ADDIN CSL_CITATION {"citationItems":[{"id":"ITEM-1","itemData":{"DOI":"10.1007/978-3-319-46723-8_48","ISBN":"9783319467221","ISSN":"16113349","abstract":"Automatic segmentation of the liver and its lesion is an important step towards deriving quantitative biomarkers for accurate clinical diagnosis and computer-aided decision support systems. This paper presents a method to automatically segment liver and lesions in CT abdomen images using cascaded fully convolutional neural networks (CFCNs) and dense 3D conditional random fields (CRFs). We train and cascade two FCNs for a combined segmentation of the liver and its lesions. In the first step,we train a FCN to segment the liver as ROI input for a second FCN. The second FCN solely segments lesions from the predicted liver ROIs of step 1. We refine the segmentations of the CFCN using a dense 3D CRF that accounts for both spatial coherence and appearance. CFCN models were trained in a 2-fold cross-validation on the abdominal CT dataset 3DIRCAD comprising 15 hepatic tumor volumes. Our results show that CFCN-based semantic liver and lesion segmentation achieves Dice scores over 94% for liver with computation times below 100 s per volume. We experimentally demonstrate the robustness of the proposed method as a decision support system with a high accuracy and speed for usage in daily clinical routine.","author":[{"dropping-particle":"","family":"Christ","given":"Patrick Ferdinand","non-dropping-particle":"","parse-names":false,"suffix":""},{"dropping-particle":"","family":"Elshaer","given":"Mohamed Ezzeldin A.","non-dropping-particle":"","parse-names":false,"suffix":""},{"dropping-particle":"","family":"Ettlinger","given":"Florian","non-dropping-particle":"","parse-names":false,"suffix":""},{"dropping-particle":"","family":"Tatavarty","given":"Sunil","non-dropping-particle":"","parse-names":false,"suffix":""},{"dropping-particle":"","family":"Bickel","given":"Marc","non-dropping-particle":"","parse-names":false,"suffix":""},{"dropping-particle":"","family":"Bilic","given":"Patrick","non-dropping-particle":"","parse-names":false,"suffix":""},{"dropping-particle":"","family":"Rempfler","given":"Markus","non-dropping-particle":"","parse-names":false,"suffix":""},{"dropping-particle":"","family":"Armbruster","given":"Marco","non-dropping-particle":"","parse-names":false,"suffix":""},{"dropping-particle":"","family":"Hofmann","given":"Felix","non-dropping-particle":"","parse-names":false,"suffix":""},{"dropping-particle":"","family":"D’Anastasi","given":"Melvin","non-dropping-particle":"","parse-names":false,"suffix":""},{"dropping-particle":"","family":"Sommer","given":"Wieland H.","non-dropping-particle":"","parse-names":false,"suffix":""},{"dropping-particle":"","family":"Ahmadi","given":"Seyed Ahmad","non-dropping-particle":"","parse-names":false,"suffix":""},{"dropping-particle":"","family":"Menze","given":"Bjoern H.","non-dropping-particle":"","parse-names":false,"suffix":""}],"container-title":"Lecture Notes in Computer Science (including subseries Lecture Notes in Artificial Intelligence and Lecture Notes in Bioinformatics)","id":"ITEM-1","issued":{"date-parts":[["2016","10","17"]]},"page":"415-423","publisher":"Springer Verlag","title":"Automatic liver and lesion segmentation in CT using cascaded fully convolutional neural networks and 3D conditional random fields","type":"paper-conference","volume":"9901 LNCS"},"uris":["http://www.mendeley.com/documents/?uuid=fbfadfd5-904e-3992-a0e8-109979cc84da"]}],"mendeley":{"formattedCitation":"&lt;sup&gt;7&lt;/sup&gt;","plainTextFormattedCitation":"7","previouslyFormattedCitation":"&lt;sup&gt;6&lt;/sup&gt;"},"properties":{"noteIndex":0},"schema":"https://github.com/citation-style-language/schema/raw/master/csl-citation.json"}</w:instrText>
-      </w:r>
-      <w:r>
-        <w:fldChar w:fldCharType="separate"/>
-      </w:r>
-      <w:r>
-        <w:rPr>
-          <w:noProof/>
-          <w:vertAlign w:val="superscript"/>
-        </w:rPr>
-        <w:t>7</w:t>
-      </w:r>
-      <w:r>
-        <w:fldChar w:fldCharType="end"/>
-      </w:r>
-      <w:r>
-        <w:t xml:space="preserve"> dataset </w:t>
-      </w:r>
-      <w:r>
-        <w:t xml:space="preserve">have </w:t>
-      </w:r>
-      <w:r>
         <w:t>included</w:t>
       </w:r>
       <w:r>
@@ -630,7 +862,7 @@
       </w:r>
     </w:p>
     <w:p>
-      <w:del w:id="0" w:author="Anderson, Brian" w:date="2022-06-10T16:38:00Z">
+      <w:del w:id="8" w:author="Anderson, Brian" w:date="2022-06-10T16:38:00Z">
         <w:r>
           <w:rPr>
             <w:u w:val="single"/>
@@ -638,7 +870,7 @@
           <w:delText xml:space="preserve">We </w:delText>
         </w:r>
       </w:del>
-      <w:ins w:id="1" w:author="Anderson, Brian" w:date="2022-06-10T16:38:00Z">
+      <w:ins w:id="9" w:author="Anderson, Brian" w:date="2022-06-10T16:38:00Z">
         <w:r>
           <w:rPr>
             <w:u w:val="single"/>
@@ -847,7 +1079,7 @@
       </w:r>
     </w:p>
     <w:p>
-      <w:bookmarkStart w:id="2" w:name="_Hlk105769356"/>
+      <w:bookmarkStart w:id="10" w:name="_Hlk105769356"/>
       <w:r>
         <w:t xml:space="preserve">To ensure </w:t>
       </w:r>
@@ -857,7 +1089,7 @@
       <w:r>
         <w:t xml:space="preserve">other institutions, </w:t>
       </w:r>
-      <w:del w:id="3" w:author="Anderson, Brian" w:date="2022-06-10T16:38:00Z">
+      <w:del w:id="11" w:author="Anderson, Brian" w:date="2022-06-10T16:38:00Z">
         <w:r>
           <w:delText xml:space="preserve">we </w:delText>
         </w:r>
@@ -883,8 +1115,13 @@
       <w:r>
         <w:t xml:space="preserve">lable </w:t>
       </w:r>
-      <w:r>
-        <w:t>LiTS c</w:t>
+      <w:proofErr w:type="spellStart"/>
+      <w:r>
+        <w:t>LiTS</w:t>
+      </w:r>
+      <w:proofErr w:type="spellEnd"/>
+      <w:r>
+        <w:t xml:space="preserve"> c</w:t>
       </w:r>
       <w:r>
         <w:t>hallenge</w:t>
@@ -893,7 +1130,7 @@
         <w:fldChar w:fldCharType="begin" w:fldLock="1"/>
       </w:r>
       <w:r>
-        <w:instrText>ADDIN CSL_CITATION {"citationItems":[{"id":"ITEM-1","itemData":{"abstract":"In this work, we report the setup and results of the Liver Tumor Segmentation Benchmark (LiTS) organized in conjunction with the IEEE International Symposium on Biomedical Imaging (ISBI) 2017 and International Conference On Medical Image Computing &amp; Computer Assisted Intervention (MICCAI) 2017. Twenty-four valid state-of-the-art liver and liver tumor segmentation algorithms were applied to a set of 131 computed tomography (CT) volumes with different types of tumor contrast levels (hyper-/hypo-intense), abnormalities in tissues (metastasectomie) size and varying amount of lesions. The submitted algorithms have been tested on 70 undisclosed volumes. The dataset is created in collaboration with seven hospitals and research institutions and manually blind reviewed by independent three radiologists. We found that not a single algorithm performed best for liver and tumors. The best liver segmentation algorithm achieved a Dice score of 0.96(MICCAI) whereas for tumor segmentation the best algorithm evaluated at 0.67(ISBI) and 0.70(MICCAI). The LiTS image data and manual annotations continue to be publicly available through an online evaluation system as an ongoing benchmarking resource.","author":[{"dropping-particle":"","family":"Bilic","given":"Patrick","non-dropping-particle":"","parse-names":false,"suffix":""},{"dropping-particle":"","family":"Christ","given":"Patrick Ferdinand","non-dropping-particle":"","parse-names":false,"suffix":""},{"dropping-particle":"","family":"Vorontsov","given":"Eugene","non-dropping-particle":"","parse-names":false,"suffix":""},{"dropping-particle":"","family":"Chlebus","given":"Grzegorz","non-dropping-particle":"","parse-names":false,"suffix":""},{"dropping-particle":"","family":"Chen","given":"Hao","non-dropping-particle":"","parse-names":false,"suffix":""},{"dropping-particle":"","family":"Dou","given":"Qi","non-dropping-particle":"","parse-names":false,"suffix":""},{"dropping-particle":"","family":"Fu","given":"Chi-Wing","non-dropping-particle":"","parse-names":false,"suffix":""},{"dropping-particle":"","family":"Han","given":"Xiao","non-dropping-particle":"","parse-names":false,"suffix":""},{"dropping-particle":"","family":"Heng","given":"Pheng-Ann","non-dropping-particle":"","parse-names":false,"suffix":""},{"dropping-particle":"","family":"Hesser","given":"Jrgen","non-dropping-particle":"","parse-names":false,"suffix":""},{"dropping-particle":"","family":"Kadoury","given":"Samuel","non-dropping-particle":"","parse-names":false,"suffix":""},{"dropping-particle":"","family":"Kopczyski","given":"Tomasz","non-dropping-particle":"","parse-names":false,"suffix":""},{"dropping-particle":"","family":"Le","given":"Miao","non-dropping-particle":"","parse-names":false,"suffix":""},{"dropping-particle":"","family":"Li","given":"Chunming","non-dropping-particle":"","parse-names":false,"suffix":""},{"dropping-particle":"","family":"Li","given":"Xiaomeng","non-dropping-particle":"","parse-names":false,"suffix":""},{"dropping-particle":"","family":"Lipková","given":"Jana","non-dropping-particle":"","parse-names":false,"suffix":""},{"dropping-particle":"","family":"Lowengrub","given":"John","non-dropping-particle":"","parse-names":false,"suffix":""},{"dropping-particle":"","family":"Meine","given":"Hans","non-dropping-particle":"","parse-names":false,"suffix":""},{"dropping-particle":"","family":"Moltz","given":"Jan Hendrik","non-dropping-particle":"","parse-names":false,"suffix":""},{"dropping-particle":"","family":"Pal","given":"Chris","non-dropping-particle":"","parse-names":false,"suffix":""},{"dropping-particle":"","family":"Piraud","given":"Marie","non-dropping-particle":"","parse-names":false,"suffix":""},{"dropping-particle":"","family":"Qi","given":"Xiaojuan","non-dropping-particle":"","parse-names":false,"suffix":""},{"dropping-particle":"","family":"Qi","given":"Jin","non-dropping-particle":"","parse-names":false,"suffix":""},{"dropping-particle":"","family":"Rempfler","given":"Markus","non-dropping-particle":"","parse-names":false,"suffix":""},{"dropping-particle":"","family":"Roth","given":"Karsten","non-dropping-particle":"","parse-names":false,"suffix":""},{"dropping-particle":"","family":"Schenk","given":"Andrea","non-dropping-particle":"","parse-names":false,"suffix":""},{"dropping-particle":"","family":"Sekuboyina","given":"Anjany","non-dropping-particle":"","parse-names":false,"suffix":""},{"dropping-particle":"","family":"Zhou","given":"Ping","non-dropping-particle":"","parse-names":false,"suffix":""},{"dropping-particle":"","family":"Hülsemeyer","given":"Christian","non-dropping-particle":"","parse-names":false,"suffix":""},{"dropping-particle":"","family":"Beetz","given":"Marcel","non-dropping-particle":"","parse-names":false,"suffix":""},{"dropping-particle":"","family":"Ettlinger","given":"Florian","non-dropping-particle":"","parse-names":false,"suffix":""},{"dropping-particle":"","family":"Gruen","given":"Felix","non-dropping-particle":"","parse-names":false,"suffix":""},{"dropping-particle":"","family":"Kaissis","given":"Georgios","non-dropping-particle":"","parse-names":false,"suffix":""},{"dropping-particle":"","family":"Lohfer","given":"Fabian","non-dropping-particle":"","parse-names":false,"suffix":""},{"dropping-particle":"","family":"Braren","given":"Rickmer","non-dropping-particle":"","parse-names":false,"suffix":""},{"dropping-particle":"","family":"Holch","given":"Julian","non-dropping-particle":"","parse-names":false,"suffix":""},{"dropping-particle":"","family":"Hofmann","given":"Felix","non-dropping-particle":"","parse-names":false,"suffix":""},{"dropping-particle":"","family":"Sommer","given":"Wieland","non-dropping-particle":"","parse-names":false,"suffix":""},{"dropping-particle":"","family":"Heinemann","given":"Volker","non-dropping-particle":"","parse-names":false,"suffix":""},{"dropping-particle":"","family":"Jacobs","given":"Colin","non-dropping-particle":"","parse-names":false,"suffix":""},{"dropping-particle":"","family":"Efrain","given":"Gabriel","non-dropping-particle":"","parse-names":false,"suffix":""},{"dropping-particle":"","family":"Mamani","given":"Humpire","non-dropping-particle":"","parse-names":false,"suffix":""},{"dropping-particle":"","family":"Ginneken","given":"Bram","non-dropping-particle":"Van","parse-names":false,"suffix":""},{"dropping-particle":"","family":"Chartrand","given":"Gabriel","non-dropping-particle":"","parse-names":false,"suffix":""},{"dropping-particle":"","family":"Tang","given":"An","non-dropping-particle":"","parse-names":false,"suffix":""},{"dropping-particle":"","family":"Drozdzal","given":"Michal","non-dropping-particle":"","parse-names":false,"suffix":""},{"dropping-particle":"","family":"Ben-Cohen","given":"Avi","non-dropping-particle":"","parse-names":false,"suffix":""},{"dropping-particle":"","family":"Klang","given":"Eyal","non-dropping-particle":"","parse-names":false,"suffix":""},{"dropping-particle":"","family":"Amitai","given":"Marianne M","non-dropping-particle":"","parse-names":false,"suffix":""},{"dropping-particle":"","family":"Konen","given":"Eli","non-dropping-particle":"","parse-names":false,"suffix":""},{"dropping-particle":"","family":"Greenspan","given":"Hayit","non-dropping-particle":"","parse-names":false,"suffix":""},{"dropping-particle":"","family":"Moreau","given":"Johan","non-dropping-particle":"","parse-names":false,"suffix":""},{"dropping-particle":"","family":"Hostettler","given":"Alexandre","non-dropping-particle":"","parse-names":false,"suffix":""},{"dropping-particle":"","family":"Soler","given":"Luc","non-dropping-particle":"","parse-names":false,"suffix":""},{"dropping-particle":"","family":"Vivanti","given":"Refael","non-dropping-particle":"","parse-names":false,"suffix":""},{"dropping-particle":"","family":"Szeskin","given":"Adi","non-dropping-particle":"","parse-names":false,"suffix":""},{"dropping-particle":"","family":"Lev-Cohain","given":"Naama","non-dropping-particle":"","parse-names":false,"suffix":""},{"dropping-particle":"","family":"Sosna","given":"Jacob","non-dropping-particle":"","parse-names":false,"suffix":""},{"dropping-particle":"","family":"Joskowicz","given":"Leo","non-dropping-particle":"","parse-names":false,"suffix":""},{"dropping-particle":"","family":"Kumar","given":"Ashnil","non-dropping-particle":"","parse-names":false,"suffix":""},{"dropping-particle":"","family":"Kore","given":"Avinash","non-dropping-particle":"","parse-names":false,"suffix":""},{"dropping-particle":"","family":"Wang","given":"Chunliang","non-dropping-particle":"","parse-names":false,"suffix":""},{"dropping-particle":"","family":"Feng","given":"Dagan","non-dropping-particle":"","parse-names":false,"suffix":""},{"dropping-particle":"","family":"Li Aa","given":"Fan","non-dropping-particle":"","parse-names":false,"suffix":""},{"dropping-particle":"","family":"Krishnamurthi","given":"Ganapathy","non-dropping-particle":"","parse-names":false,"suffix":""},{"dropping-particle":"","family":"Wu Aa","given":"Jianrong","non-dropping-particle":"","parse-names":false,"suffix":""},{"dropping-particle":"","family":"Kim","given":"Jinman","non-dropping-particle":"","parse-names":false,"suffix":""},{"dropping-particle":"","family":"Zhou","given":"Jinyi","non-dropping-particle":"","parse-names":false,"suffix":""},{"dropping-particle":"","family":"Ma","given":"Jun","non-dropping-particle":"","parse-names":false,"suffix":""},{"dropping-particle":"","family":"Li","given":"Junbo","non-dropping-particle":"","parse-names":false,"suffix":""},{"dropping-particle":"","family":"Maninis","given":"Kevis-Kokitsi","non-dropping-particle":"","parse-names":false,"suffix":""},{"dropping-particle":"","family":"Chaitanya Kaluva","given":"Krishna","non-dropping-particle":"","parse-names":false,"suffix":""},{"dropping-particle":"","family":"Bi","given":"Lei","non-dropping-particle":"","parse-names":false,"suffix":""},{"dropping-particle":"","family":"Khened","given":"Mahendra","non-dropping-particle":"","parse-names":false,"suffix":""},{"dropping-particle":"","family":"Beliver","given":"Miriam","non-dropping-particle":"","parse-names":false,"suffix":""},{"dropping-particle":"","family":"Lin Aa","given":"Qizhong","non-dropping-particle":"","parse-names":false,"suffix":""},{"dropping-particle":"","family":"Yang","given":"Xiaoping","non-dropping-particle":"","parse-names":false,"suffix":""},{"dropping-particle":"","family":"Yuan","given":"Yading","non-dropping-particle":"","parse-names":false,"suffix":""},{"dropping-particle":"","family":"Chen Aa","given":"Yinan","non-dropping-particle":"","parse-names":false,"suffix":""},{"dropping-particle":"","family":"Li","given":"Yuanqiang","non-dropping-particle":"","parse-names":false,"suffix":""},{"dropping-particle":"","family":"Qiu","given":"Yudong","non-dropping-particle":"","parse-names":false,"suffix":""},{"dropping-particle":"","family":"Wu","given":"Yuli","non-dropping-particle":"","parse-names":false,"suffix":""},{"dropping-particle":"","family":"Menze","given":"Bjoern","non-dropping-particle":"","parse-names":false,"suffix":""}],"id":"ITEM-1","issued":{"date-parts":[["2019"]]},"title":"The Liver Tumor Segmentation Benchmark (LiTS)","type":"report"},"uris":["http://www.mendeley.com/documents/?uuid=e9bf4007-81dd-37e4-b030-0ffee70c6176"]}],"mendeley":{"formattedCitation":"&lt;sup&gt;11&lt;/sup&gt;","plainTextFormattedCitation":"11","previouslyFormattedCitation":"&lt;sup&gt;10&lt;/sup&gt;"},"properties":{"noteIndex":0},"schema":"https://github.com/citation-style-language/schema/raw/master/csl-citation.json"}</w:instrText>
+        <w:instrText>ADDIN CSL_CITATION {"citationItems":[{"id":"ITEM-1","itemData":{"abstract":"In this work, we report the setup and results of the Liver Tumor Segmentation Benchmark (LiTS) organized in conjunction with the IEEE International Symposium on Biomedical Imaging (ISBI) 2017 and International Conference On Medical Image Computing &amp; Computer Assisted Intervention (MICCAI) 2017. Twenty-four valid state-of-the-art liver and liver tumor segmentation algorithms were applied to a set of 131 computed tomography (CT) volumes with different types of tumor contrast levels (hyper-/hypo-intense), abnormalities in tissues (metastasectomie) size and varying amount of lesions. The submitted algorithms have been tested on 70 undisclosed volumes. The dataset is created in collaboration with seven hospitals and research institutions and manually blind reviewed by independent three radiologists. We found that not a single algorithm performed best for liver and tumors. The best liver segmentation algorithm achieved a Dice score of 0.96(MICCAI) whereas for tumor segmentation the best algorithm evaluated at 0.67(ISBI) and 0.70(MICCAI). The LiTS image data and manual annotations continue to be publicly available through an online evaluation system as an ongoing benchmarking resource.","author":[{"dropping-particle":"","family":"Bilic","given":"Patrick","non-dropping-particle":"","parse-names":false,"suffix":""},{"dropping-particle":"","family":"Christ","given":"Patrick Ferdinand","non-dropping-particle":"","parse-names":false,"suffix":""},{"dropping-particle":"","family":"Vorontsov","given":"Eugene","non-dropping-particle":"","parse-names":false,"suffix":""},{"dropping-particle":"","family":"Chlebus","given":"Grzegorz","non-dropping-particle":"","parse-names":false,"suffix":""},{"dropping-particle":"","family":"Chen","given":"Hao","non-dropping-particle":"","parse-names":false,"suffix":""},{"dropping-particle":"","family":"Dou","given":"Qi","non-dropping-particle":"","parse-names":false,"suffix":""},{"dropping-particle":"","family":"Fu","given":"Chi-Wing","non-dropping-particle":"","parse-names":false,"suffix":""},{"dropping-particle":"","family":"Han","given":"Xiao","non-dropping-particle":"","parse-names":false,"suffix":""},{"dropping-particle":"","family":"Heng","given":"Pheng-Ann","non-dropping-particle":"","parse-names":false,"suffix":""},{"dropping-particle":"","family":"Hesser","given":"Jrgen","non-dropping-particle":"","parse-names":false,"suffix":""},{"dropping-particle":"","family":"Kadoury","given":"Samuel","non-dropping-particle":"","parse-names":false,"suffix":""},{"dropping-particle":"","family":"Kopczyski","given":"Tomasz","non-dropping-particle":"","parse-names":false,"suffix":""},{"dropping-particle":"","family":"Le","given":"Miao","non-dropping-particle":"","parse-names":false,"suffix":""},{"dropping-particle":"","family":"Li","given":"Chunming","non-dropping-particle":"","parse-names":false,"suffix":""},{"dropping-particle":"","family":"Li","given":"Xiaomeng","non-dropping-particle":"","parse-names":false,"suffix":""},{"dropping-particle":"","family":"Lipková","given":"Jana","non-dropping-particle":"","parse-names":false,"suffix":""},{"dropping-particle":"","family":"Lowengrub","given":"John","non-dropping-particle":"","parse-names":false,"suffix":""},{"dropping-particle":"","family":"Meine","given":"Hans","non-dropping-particle":"","parse-names":false,"suffix":""},{"dropping-particle":"","family":"Moltz","given":"Jan Hendrik","non-dropping-particle":"","parse-names":false,"suffix":""},{"dropping-particle":"","family":"Pal","given":"Chris","non-dropping-particle":"","parse-names":false,"suffix":""},{"dropping-particle":"","family":"Piraud","given":"Marie","non-dropping-particle":"","parse-names":false,"suffix":""},{"dropping-particle":"","family":"Qi","given":"Xiaojuan","non-dropping-particle":"","parse-names":false,"suffix":""},{"dropping-particle":"","family":"Qi","given":"Jin","non-dropping-particle":"","parse-names":false,"suffix":""},{"dropping-particle":"","family":"Rempfler","given":"Markus","non-dropping-particle":"","parse-names":false,"suffix":""},{"dropping-particle":"","family":"Roth","given":"Karsten","non-dropping-particle":"","parse-names":false,"suffix":""},{"dropping-particle":"","family":"Schenk","given":"Andrea","non-dropping-particle":"","parse-names":false,"suffix":""},{"dropping-particle":"","family":"Sekuboyina","given":"Anjany","non-dropping-particle":"","parse-names":false,"suffix":""},{"dropping-particle":"","family":"Zhou","given":"Ping","non-dropping-particle":"","parse-names":false,"suffix":""},{"dropping-particle":"","family":"Hülsemeyer","given":"Christian","non-dropping-particle":"","parse-names":false,"suffix":""},{"dropping-particle":"","family":"Beetz","given":"Marcel","non-dropping-particle":"","parse-names":false,"suffix":""},{"dropping-particle":"","family":"Ettlinger","given":"Florian","non-dropping-particle":"","parse-names":false,"suffix":""},{"dropping-particle":"","family":"Gruen","given":"Felix","non-dropping-particle":"","parse-names":false,"suffix":""},{"dropping-particle":"","family":"Kaissis","given":"Georgios","non-dropping-particle":"","parse-names":false,"suffix":""},{"dropping-particle":"","family":"Lohfer","given":"Fabian","non-dropping-particle":"","parse-names":false,"suffix":""},{"dropping-particle":"","family":"Braren","given":"Rickmer","non-dropping-particle":"","parse-names":false,"suffix":""},{"dropping-particle":"","family":"Holch","given":"Julian","non-dropping-particle":"","parse-names":false,"suffix":""},{"dropping-particle":"","family":"Hofmann","given":"Felix","non-dropping-particle":"","parse-names":false,"suffix":""},{"dropping-particle":"","family":"Sommer","given":"Wieland","non-dropping-particle":"","parse-names":false,"suffix":""},{"dropping-particle":"","family":"Heinemann","given":"Volker","non-dropping-particle":"","parse-names":false,"suffix":""},{"dropping-particle":"","family":"Jacobs","given":"Colin","non-dropping-particle":"","parse-names":false,"suffix":""},{"dropping-particle":"","family":"Efrain","given":"Gabriel","non-dropping-particle":"","parse-names":false,"suffix":""},{"dropping-particle":"","family":"Mamani","given":"Humpire","non-dropping-particle":"","parse-names":false,"suffix":""},{"dropping-particle":"","family":"Ginneken","given":"Bram","non-dropping-particle":"Van","parse-names":false,"suffix":""},{"dropping-particle":"","family":"Chartrand","given":"Gabriel","non-dropping-particle":"","parse-names":false,"suffix":""},{"dropping-particle":"","family":"Tang","given":"An","non-dropping-particle":"","parse-names":false,"suffix":""},{"dropping-particle":"","family":"Drozdzal","given":"Michal","non-dropping-particle":"","parse-names":false,"suffix":""},{"dropping-particle":"","family":"Ben-Cohen","given":"Avi","non-dropping-particle":"","parse-names":false,"suffix":""},{"dropping-particle":"","family":"Klang","given":"Eyal","non-dropping-particle":"","parse-names":false,"suffix":""},{"dropping-particle":"","family":"Amitai","given":"Marianne M","non-dropping-particle":"","parse-names":false,"suffix":""},{"dropping-particle":"","family":"Konen","given":"Eli","non-dropping-particle":"","parse-names":false,"suffix":""},{"dropping-particle":"","family":"Greenspan","given":"Hayit","non-dropping-particle":"","parse-names":false,"suffix":""},{"dropping-particle":"","family":"Moreau","given":"Johan","non-dropping-particle":"","parse-names":false,"suffix":""},{"dropping-particle":"","family":"Hostettler","given":"Alexandre","non-dropping-particle":"","parse-names":false,"suffix":""},{"dropping-particle":"","family":"Soler","given":"Luc","non-dropping-particle":"","parse-names":false,"suffix":""},{"dropping-particle":"","family":"Vivanti","given":"Refael","non-dropping-particle":"","parse-names":false,"suffix":""},{"dropping-particle":"","family":"Szeskin","given":"Adi","non-dropping-particle":"","parse-names":false,"suffix":""},{"dropping-particle":"","family":"Lev-Cohain","given":"Naama","non-dropping-particle":"","parse-names":false,"suffix":""},{"dropping-particle":"","family":"Sosna","given":"Jacob","non-dropping-particle":"","parse-names":false,"suffix":""},{"dropping-particle":"","family":"Joskowicz","given":"Leo","non-dropping-particle":"","parse-names":false,"suffix":""},{"dropping-particle":"","family":"Kumar","given":"Ashnil","non-dropping-particle":"","parse-names":false,"suffix":""},{"dropping-particle":"","family":"Kore","given":"Avinash","non-dropping-particle":"","parse-names":false,"suffix":""},{"dropping-particle":"","family":"Wang","given":"Chunliang","non-dropping-particle":"","parse-names":false,"suffix":""},{"dropping-particle":"","family":"Feng","given":"Dagan","non-dropping-particle":"","parse-names":false,"suffix":""},{"dropping-particle":"","family":"Li Aa","given":"Fan","non-dropping-particle":"","parse-names":false,"suffix":""},{"dropping-particle":"","family":"Krishnamurthi","given":"Ganapathy","non-dropping-particle":"","parse-names":false,"suffix":""},{"dropping-particle":"","family":"Wu Aa","given":"Jianrong","non-dropping-particle":"","parse-names":false,"suffix":""},{"dropping-particle":"","family":"Kim","given":"Jinman","non-dropping-particle":"","parse-names":false,"suffix":""},{"dropping-particle":"","family":"Zhou","given":"Jinyi","non-dropping-particle":"","parse-names":false,"suffix":""},{"dropping-particle":"","family":"Ma","given":"Jun","non-dropping-particle":"","parse-names":false,"suffix":""},{"dropping-particle":"","family":"Li","given":"Junbo","non-dropping-particle":"","parse-names":false,"suffix":""},{"dropping-particle":"","family":"Maninis","given":"Kevis-Kokitsi","non-dropping-particle":"","parse-names":false,"suffix":""},{"dropping-particle":"","family":"Chaitanya Kaluva","given":"Krishna","non-dropping-particle":"","parse-names":false,"suffix":""},{"dropping-particle":"","family":"Bi","given":"Lei","non-dropping-particle":"","parse-names":false,"suffix":""},{"dropping-particle":"","family":"Khened","given":"Mahendra","non-dropping-particle":"","parse-names":false,"suffix":""},{"dropping-particle":"","family":"Beliver","given":"Miriam","non-dropping-particle":"","parse-names":false,"suffix":""},{"dropping-particle":"","family":"Lin Aa","given":"Qizhong","non-dropping-particle":"","parse-names":false,"suffix":""},{"dropping-particle":"","family":"Yang","given":"Xiaoping","non-dropping-particle":"","parse-names":false,"suffix":""},{"dropping-particle":"","family":"Yuan","given":"Yading","non-dropping-particle":"","parse-names":false,"suffix":""},{"dropping-particle":"","family":"Chen Aa","given":"Yinan","non-dropping-particle":"","parse-names":false,"suffix":""},{"dropping-particle":"","family":"Li","given":"Yuanqiang","non-dropping-particle":"","parse-names":false,"suffix":""},{"dropping-particle":"","family":"Qiu","given":"Yudong","non-dropping-particle":"","parse-names":false,"suffix":""},{"dropping-particle":"","family":"Wu","given":"Yuli","non-dropping-particle":"","parse-names":false,"suffix":""},{"dropping-particle":"","family":"Menze","given":"Bjoern","non-dropping-particle":"","parse-names":false,"suffix":""}],"id":"ITEM-1","issued":{"date-parts":[["2019"]]},"title":"The Liver Tumor Segmentation Benchmark (LiTS)","type":"report"},"uris":["http://www.mendeley.com/documents/?uuid=e9bf4007-81dd-37e4-b030-0ffee70c6176"]}],"mendeley":{"formattedCitation":"&lt;sup&gt;15&lt;/sup&gt;","plainTextFormattedCitation":"15","previouslyFormattedCitation":"&lt;sup&gt;14&lt;/sup&gt;"},"properties":{"noteIndex":0},"schema":"https://github.com/citation-style-language/schema/raw/master/csl-citation.json"}</w:instrText>
       </w:r>
       <w:r>
         <w:fldChar w:fldCharType="separate"/>
@@ -903,7 +1140,7 @@
           <w:noProof/>
           <w:vertAlign w:val="superscript"/>
         </w:rPr>
-        <w:t>11</w:t>
+        <w:t>15</w:t>
       </w:r>
       <w:r>
         <w:fldChar w:fldCharType="end"/>
@@ -911,9 +1148,11 @@
       <w:r>
         <w:t xml:space="preserve">. </w:t>
       </w:r>
+      <w:proofErr w:type="spellStart"/>
       <w:r>
         <w:t>LiTS</w:t>
       </w:r>
+      <w:proofErr w:type="spellEnd"/>
       <w:r>
         <w:t xml:space="preserve"> </w:t>
       </w:r>
@@ -947,33 +1186,100 @@
       <w:r>
         <w:t xml:space="preserve"> and secondary liver disease</w:t>
       </w:r>
+      <w:ins w:id="12" w:author="Anderson, Brian" w:date="2022-06-14T15:50:00Z">
+        <w:r>
+          <w:t xml:space="preserve"> </w:t>
+        </w:r>
+      </w:ins>
+      <w:ins w:id="13" w:author="Anderson, Brian" w:date="2022-06-14T15:57:00Z">
+        <w:r>
+          <w:t xml:space="preserve">collected </w:t>
+        </w:r>
+      </w:ins>
+      <w:ins w:id="14" w:author="Anderson, Brian" w:date="2022-06-14T15:50:00Z">
+        <w:r>
+          <w:t>from seven different institutions</w:t>
+        </w:r>
+      </w:ins>
+      <w:ins w:id="15" w:author="Anderson, Brian" w:date="2022-06-14T15:53:00Z">
+        <w:r>
+          <w:fldChar w:fldCharType="begin" w:fldLock="1"/>
+        </w:r>
+      </w:ins>
+      <w:r>
+        <w:instrText>ADDIN CSL_CITATION {"citationItems":[{"id":"ITEM-1","itemData":{"abstract":"In this work, we report the setup and results of the Liver Tumor Segmentation Benchmark (LiTS) organized in conjunction with the IEEE International Symposium on Biomedical Imaging (ISBI) 2017 and International Conference On Medical Image Computing &amp; Computer Assisted Intervention (MICCAI) 2017. Twenty-four valid state-of-the-art liver and liver tumor segmentation algorithms were applied to a set of 131 computed tomography (CT) volumes with different types of tumor contrast levels (hyper-/hypo-intense), abnormalities in tissues (metastasectomie) size and varying amount of lesions. The submitted algorithms have been tested on 70 undisclosed volumes. The dataset is created in collaboration with seven hospitals and research institutions and manually blind reviewed by independent three radiologists. We found that not a single algorithm performed best for liver and tumors. The best liver segmentation algorithm achieved a Dice score of 0.96(MICCAI) whereas for tumor segmentation the best algorithm evaluated at 0.67(ISBI) and 0.70(MICCAI). The LiTS image data and manual annotations continue to be publicly available through an online evaluation system as an ongoing benchmarking resource.","author":[{"dropping-particle":"","family":"Bilic","given":"Patrick","non-dropping-particle":"","parse-names":false,"suffix":""},{"dropping-particle":"","family":"Christ","given":"Patrick Ferdinand","non-dropping-particle":"","parse-names":false,"suffix":""},{"dropping-particle":"","family":"Vorontsov","given":"Eugene","non-dropping-particle":"","parse-names":false,"suffix":""},{"dropping-particle":"","family":"Chlebus","given":"Grzegorz","non-dropping-particle":"","parse-names":false,"suffix":""},{"dropping-particle":"","family":"Chen","given":"Hao","non-dropping-particle":"","parse-names":false,"suffix":""},{"dropping-particle":"","family":"Dou","given":"Qi","non-dropping-particle":"","parse-names":false,"suffix":""},{"dropping-particle":"","family":"Fu","given":"Chi-Wing","non-dropping-particle":"","parse-names":false,"suffix":""},{"dropping-particle":"","family":"Han","given":"Xiao","non-dropping-particle":"","parse-names":false,"suffix":""},{"dropping-particle":"","family":"Heng","given":"Pheng-Ann","non-dropping-particle":"","parse-names":false,"suffix":""},{"dropping-particle":"","family":"Hesser","given":"Jrgen","non-dropping-particle":"","parse-names":false,"suffix":""},{"dropping-particle":"","family":"Kadoury","given":"Samuel","non-dropping-particle":"","parse-names":false,"suffix":""},{"dropping-particle":"","family":"Kopczyski","given":"Tomasz","non-dropping-particle":"","parse-names":false,"suffix":""},{"dropping-particle":"","family":"Le","given":"Miao","non-dropping-particle":"","parse-names":false,"suffix":""},{"dropping-particle":"","family":"Li","given":"Chunming","non-dropping-particle":"","parse-names":false,"suffix":""},{"dropping-particle":"","family":"Li","given":"Xiaomeng","non-dropping-particle":"","parse-names":false,"suffix":""},{"dropping-particle":"","family":"Lipková","given":"Jana","non-dropping-particle":"","parse-names":false,"suffix":""},{"dropping-particle":"","family":"Lowengrub","given":"John","non-dropping-particle":"","parse-names":false,"suffix":""},{"dropping-particle":"","family":"Meine","given":"Hans","non-dropping-particle":"","parse-names":false,"suffix":""},{"dropping-particle":"","family":"Moltz","given":"Jan Hendrik","non-dropping-particle":"","parse-names":false,"suffix":""},{"dropping-particle":"","family":"Pal","given":"Chris","non-dropping-particle":"","parse-names":false,"suffix":""},{"dropping-particle":"","family":"Piraud","given":"Marie","non-dropping-particle":"","parse-names":false,"suffix":""},{"dropping-particle":"","family":"Qi","given":"Xiaojuan","non-dropping-particle":"","parse-names":false,"suffix":""},{"dropping-particle":"","family":"Qi","given":"Jin","non-dropping-particle":"","parse-names":false,"suffix":""},{"dropping-particle":"","family":"Rempfler","given":"Markus","non-dropping-particle":"","parse-names":false,"suffix":""},{"dropping-particle":"","family":"Roth","given":"Karsten","non-dropping-particle":"","parse-names":false,"suffix":""},{"dropping-particle":"","family":"Schenk","given":"Andrea","non-dropping-particle":"","parse-names":false,"suffix":""},{"dropping-particle":"","family":"Sekuboyina","given":"Anjany","non-dropping-particle":"","parse-names":false,"suffix":""},{"dropping-particle":"","family":"Zhou","given":"Ping","non-dropping-particle":"","parse-names":false,"suffix":""},{"dropping-particle":"","family":"Hülsemeyer","given":"Christian","non-dropping-particle":"","parse-names":false,"suffix":""},{"dropping-particle":"","family":"Beetz","given":"Marcel","non-dropping-particle":"","parse-names":false,"suffix":""},{"dropping-particle":"","family":"Ettlinger","given":"Florian","non-dropping-particle":"","parse-names":false,"suffix":""},{"dropping-particle":"","family":"Gruen","given":"Felix","non-dropping-particle":"","parse-names":false,"suffix":""},{"dropping-particle":"","family":"Kaissis","given":"Georgios","non-dropping-particle":"","parse-names":false,"suffix":""},{"dropping-particle":"","family":"Lohfer","given":"Fabian","non-dropping-particle":"","parse-names":false,"suffix":""},{"dropping-particle":"","family":"Braren","given":"Rickmer","non-dropping-particle":"","parse-names":false,"suffix":""},{"dropping-particle":"","family":"Holch","given":"Julian","non-dropping-particle":"","parse-names":false,"suffix":""},{"dropping-particle":"","family":"Hofmann","given":"Felix","non-dropping-particle":"","parse-names":false,"suffix":""},{"dropping-particle":"","family":"Sommer","given":"Wieland","non-dropping-particle":"","parse-names":false,"suffix":""},{"dropping-particle":"","family":"Heinemann","given":"Volker","non-dropping-particle":"","parse-names":false,"suffix":""},{"dropping-particle":"","family":"Jacobs","given":"Colin","non-dropping-particle":"","parse-names":false,"suffix":""},{"dropping-particle":"","family":"Efrain","given":"Gabriel","non-dropping-particle":"","parse-names":false,"suffix":""},{"dropping-particle":"","family":"Mamani","given":"Humpire","non-dropping-particle":"","parse-names":false,"suffix":""},{"dropping-particle":"","family":"Ginneken","given":"Bram","non-dropping-particle":"Van","parse-names":false,"suffix":""},{"dropping-particle":"","family":"Chartrand","given":"Gabriel","non-dropping-particle":"","parse-names":false,"suffix":""},{"dropping-particle":"","family":"Tang","given":"An","non-dropping-particle":"","parse-names":false,"suffix":""},{"dropping-particle":"","family":"Drozdzal","given":"Michal","non-dropping-particle":"","parse-names":false,"suffix":""},{"dropping-particle":"","family":"Ben-Cohen","given":"Avi","non-dropping-particle":"","parse-names":false,"suffix":""},{"dropping-particle":"","family":"Klang","given":"Eyal","non-dropping-particle":"","parse-names":false,"suffix":""},{"dropping-particle":"","family":"Amitai","given":"Marianne M","non-dropping-particle":"","parse-names":false,"suffix":""},{"dropping-particle":"","family":"Konen","given":"Eli","non-dropping-particle":"","parse-names":false,"suffix":""},{"dropping-particle":"","family":"Greenspan","given":"Hayit","non-dropping-particle":"","parse-names":false,"suffix":""},{"dropping-particle":"","family":"Moreau","given":"Johan","non-dropping-particle":"","parse-names":false,"suffix":""},{"dropping-particle":"","family":"Hostettler","given":"Alexandre","non-dropping-particle":"","parse-names":false,"suffix":""},{"dropping-particle":"","family":"Soler","given":"Luc","non-dropping-particle":"","parse-names":false,"suffix":""},{"dropping-particle":"","family":"Vivanti","given":"Refael","non-dropping-particle":"","parse-names":false,"suffix":""},{"dropping-particle":"","family":"Szeskin","given":"Adi","non-dropping-particle":"","parse-names":false,"suffix":""},{"dropping-particle":"","family":"Lev-Cohain","given":"Naama","non-dropping-particle":"","parse-names":false,"suffix":""},{"dropping-particle":"","family":"Sosna","given":"Jacob","non-dropping-particle":"","parse-names":false,"suffix":""},{"dropping-particle":"","family":"Joskowicz","given":"Leo","non-dropping-particle":"","parse-names":false,"suffix":""},{"dropping-particle":"","family":"Kumar","given":"Ashnil","non-dropping-particle":"","parse-names":false,"suffix":""},{"dropping-particle":"","family":"Kore","given":"Avinash","non-dropping-particle":"","parse-names":false,"suffix":""},{"dropping-particle":"","family":"Wang","given":"Chunliang","non-dropping-particle":"","parse-names":false,"suffix":""},{"dropping-particle":"","family":"Feng","given":"Dagan","non-dropping-particle":"","parse-names":false,"suffix":""},{"dropping-particle":"","family":"Li Aa","given":"Fan","non-dropping-particle":"","parse-names":false,"suffix":""},{"dropping-particle":"","family":"Krishnamurthi","given":"Ganapathy","non-dropping-particle":"","parse-names":false,"suffix":""},{"dropping-particle":"","family":"Wu Aa","given":"Jianrong","non-dropping-particle":"","parse-names":false,"suffix":""},{"dropping-particle":"","family":"Kim","given":"Jinman","non-dropping-particle":"","parse-names":false,"suffix":""},{"dropping-particle":"","family":"Zhou","given":"Jinyi","non-dropping-particle":"","parse-names":false,"suffix":""},{"dropping-particle":"","family":"Ma","given":"Jun","non-dropping-particle":"","parse-names":false,"suffix":""},{"dropping-particle":"","family":"Li","given":"Junbo","non-dropping-particle":"","parse-names":false,"suffix":""},{"dropping-particle":"","family":"Maninis","given":"Kevis-Kokitsi","non-dropping-particle":"","parse-names":false,"suffix":""},{"dropping-particle":"","family":"Chaitanya Kaluva","given":"Krishna","non-dropping-particle":"","parse-names":false,"suffix":""},{"dropping-particle":"","family":"Bi","given":"Lei","non-dropping-particle":"","parse-names":false,"suffix":""},{"dropping-particle":"","family":"Khened","given":"Mahendra","non-dropping-particle":"","parse-names":false,"suffix":""},{"dropping-particle":"","family":"Beliver","given":"Miriam","non-dropping-particle":"","parse-names":false,"suffix":""},{"dropping-particle":"","family":"Lin Aa","given":"Qizhong","non-dropping-particle":"","parse-names":false,"suffix":""},{"dropping-particle":"","family":"Yang","given":"Xiaoping","non-dropping-particle":"","parse-names":false,"suffix":""},{"dropping-particle":"","family":"Yuan","given":"Yading","non-dropping-particle":"","parse-names":false,"suffix":""},{"dropping-particle":"","family":"Chen Aa","given":"Yinan","non-dropping-particle":"","parse-names":false,"suffix":""},{"dropping-particle":"","family":"Li","given":"Yuanqiang","non-dropping-particle":"","parse-names":false,"suffix":""},{"dropping-particle":"","family":"Qiu","given":"Yudong","non-dropping-particle":"","parse-names":false,"suffix":""},{"dropping-particle":"","family":"Wu","given":"Yuli","non-dropping-particle":"","parse-names":false,"suffix":""},{"dropping-particle":"","family":"Menze","given":"Bjoern","non-dropping-particle":"","parse-names":false,"suffix":""}],"id":"ITEM-1","issued":{"date-parts":[["2019"]]},"title":"The Liver Tumor Segmentation Benchmark (LiTS)","type":"report"},"uris":["http://www.mendeley.com/documents/?uuid=e9bf4007-81dd-37e4-b030-0ffee70c6176"]}],"mendeley":{"formattedCitation":"&lt;sup&gt;15&lt;/sup&gt;","plainTextFormattedCitation":"15","previouslyFormattedCitation":"&lt;sup&gt;14&lt;/sup&gt;"},"properties":{"noteIndex":0},"schema":"https://github.com/citation-style-language/schema/raw/master/csl-citation.json"}</w:instrText>
+      </w:r>
+      <w:ins w:id="16" w:author="Anderson, Brian" w:date="2022-06-14T15:53:00Z">
+        <w:r>
+          <w:fldChar w:fldCharType="separate"/>
+        </w:r>
+      </w:ins>
+      <w:r>
+        <w:rPr>
+          <w:noProof/>
+          <w:vertAlign w:val="superscript"/>
+        </w:rPr>
+        <w:t>15</w:t>
+      </w:r>
+      <w:ins w:id="17" w:author="Anderson, Brian" w:date="2022-06-14T15:53:00Z">
+        <w:r>
+          <w:fldChar w:fldCharType="end"/>
+        </w:r>
+      </w:ins>
       <w:r>
         <w:t xml:space="preserve">. </w:t>
       </w:r>
-      <w:r>
-        <w:t>Ground truth segmentations of the liver and disease were provided</w:t>
-      </w:r>
-      <w:ins w:id="4" w:author="Anderson, Brian" w:date="2022-06-10T16:01:00Z">
+      <w:ins w:id="18" w:author="Anderson, Brian" w:date="2022-06-14T16:13:00Z">
+        <w:r>
+          <w:t>Subjects suffered from primary tumor disease, such as HCC, as well as secondary liver tumors and metastasis from breast, lung, and colorectal cancer.</w:t>
+        </w:r>
+        <w:r>
+          <w:t xml:space="preserve"> </w:t>
+        </w:r>
+      </w:ins>
+      <w:r>
+        <w:t>Ground truth segmentations of the liver and disease were provide</w:t>
+      </w:r>
+      <w:ins w:id="19" w:author="Anderson, Brian" w:date="2022-06-14T15:52:00Z">
+        <w:r>
+          <w:t>d</w:t>
+        </w:r>
+      </w:ins>
+      <w:ins w:id="20" w:author="Anderson, Brian" w:date="2022-06-14T16:13:00Z">
+        <w:r>
+          <w:t xml:space="preserve"> in the data</w:t>
+        </w:r>
+      </w:ins>
+      <w:del w:id="21" w:author="Anderson, Brian" w:date="2022-06-14T15:52:00Z">
+        <w:r>
+          <w:delText>d</w:delText>
+        </w:r>
+      </w:del>
+      <w:ins w:id="22" w:author="Anderson, Brian" w:date="2022-06-10T16:01:00Z">
         <w:r>
           <w:t xml:space="preserve">, the goal of </w:t>
         </w:r>
       </w:ins>
-      <w:ins w:id="5" w:author="Anderson, Brian" w:date="2022-06-10T16:47:00Z">
+      <w:ins w:id="23" w:author="Anderson, Brian" w:date="2022-06-10T16:47:00Z">
         <w:r>
           <w:t>the</w:t>
         </w:r>
       </w:ins>
-      <w:ins w:id="6" w:author="Anderson, Brian" w:date="2022-06-10T16:01:00Z">
+      <w:ins w:id="24" w:author="Anderson, Brian" w:date="2022-06-10T16:01:00Z">
         <w:r>
           <w:t xml:space="preserve"> model is to </w:t>
         </w:r>
       </w:ins>
-      <w:ins w:id="7" w:author="Anderson, Brian" w:date="2022-06-10T16:03:00Z">
-        <w:r>
-          <w:t>similarly segment</w:t>
-        </w:r>
-      </w:ins>
-      <w:ins w:id="8" w:author="Anderson, Brian" w:date="2022-06-10T16:02:00Z">
+      <w:ins w:id="25" w:author="Anderson, Brian" w:date="2022-06-10T16:03:00Z">
+        <w:r>
+          <w:t xml:space="preserve">similarly </w:t>
+        </w:r>
+        <w:r>
+          <w:lastRenderedPageBreak/>
+          <w:t>segment</w:t>
+        </w:r>
+      </w:ins>
+      <w:ins w:id="26" w:author="Anderson, Brian" w:date="2022-06-10T16:02:00Z">
         <w:r>
           <w:t xml:space="preserve"> the disease</w:t>
         </w:r>
@@ -1033,9 +1339,9 @@
         <w:t>.</w:t>
       </w:r>
     </w:p>
-    <w:bookmarkEnd w:id="2"/>
-    <w:p>
-      <w:del w:id="9" w:author="Anderson, Brian" w:date="2022-06-10T16:38:00Z">
+    <w:bookmarkEnd w:id="10"/>
+    <w:p>
+      <w:del w:id="27" w:author="Anderson, Brian" w:date="2022-06-10T16:38:00Z">
         <w:r>
           <w:delText>We</w:delText>
         </w:r>
@@ -1046,7 +1352,8 @@
           <w:delText>our</w:delText>
         </w:r>
       </w:del>
-      <w:ins w:id="10" w:author="Anderson, Brian" w:date="2022-06-10T16:38:00Z">
+      <w:bookmarkStart w:id="28" w:name="_Hlk106114979"/>
+      <w:ins w:id="29" w:author="Anderson, Brian" w:date="2022-06-10T16:38:00Z">
         <w:r>
           <w:t>The</w:t>
         </w:r>
@@ -1054,7 +1361,7 @@
       <w:r>
         <w:t xml:space="preserve"> model</w:t>
       </w:r>
-      <w:ins w:id="11" w:author="Anderson, Brian" w:date="2022-06-10T16:38:00Z">
+      <w:ins w:id="30" w:author="Anderson, Brian" w:date="2022-06-10T16:38:00Z">
         <w:r>
           <w:t xml:space="preserve"> was evaluated</w:t>
         </w:r>
@@ -1063,19 +1370,52 @@
         <w:t xml:space="preserve"> </w:t>
       </w:r>
       <w:r>
-        <w:t>via submission to the LiT</w:t>
+        <w:t xml:space="preserve">via submission to the </w:t>
+      </w:r>
+      <w:proofErr w:type="spellStart"/>
+      <w:r>
+        <w:t>LiT</w:t>
       </w:r>
       <w:r>
         <w:t>S</w:t>
       </w:r>
-      <w:r>
-        <w:t xml:space="preserve"> challenge, and the 3D-IRCADb01 publically available dataset</w:t>
-      </w:r>
+      <w:proofErr w:type="spellEnd"/>
+      <w:r>
+        <w:t xml:space="preserve"> challenge, and the 3D-IRCADb01 </w:t>
+      </w:r>
+      <w:del w:id="31" w:author="Anderson, Brian" w:date="2022-06-14T16:00:00Z">
+        <w:r>
+          <w:delText>publically</w:delText>
+        </w:r>
+      </w:del>
+      <w:ins w:id="32" w:author="Anderson, Brian" w:date="2022-06-14T16:00:00Z">
+        <w:r>
+          <w:t>publicly</w:t>
+        </w:r>
+      </w:ins>
+      <w:r>
+        <w:t xml:space="preserve"> available dataset</w:t>
+      </w:r>
+      <w:ins w:id="33" w:author="Anderson, Brian" w:date="2022-06-14T16:01:00Z">
+        <w:r>
+          <w:t xml:space="preserve"> of 20 patients </w:t>
+        </w:r>
+      </w:ins>
+      <w:ins w:id="34" w:author="Anderson, Brian" w:date="2022-06-14T16:02:00Z">
+        <w:r>
+          <w:t xml:space="preserve">(10 male, 10 female) </w:t>
+        </w:r>
+      </w:ins>
+      <w:ins w:id="35" w:author="Anderson, Brian" w:date="2022-06-14T16:01:00Z">
+        <w:r>
+          <w:t>with liver disease</w:t>
+        </w:r>
+      </w:ins>
       <w:r>
         <w:fldChar w:fldCharType="begin" w:fldLock="1"/>
       </w:r>
       <w:r>
-        <w:instrText>ADDIN CSL_CITATION {"citationItems":[{"id":"ITEM-1","itemData":{"URL":"https://www.ircad.fr/research/3d-ircadb-01/","accessed":{"date-parts":[["2020","9","29"]]},"id":"ITEM-1","issued":{"date-parts":[["0"]]},"title":"3D-IRCADb 01 | IRCAD France","type":"webpage"},"uris":["http://www.mendeley.com/documents/?uuid=5017399d-7e9d-30ef-af49-24fa3d1cb2ca"]}],"mendeley":{"formattedCitation":"&lt;sup&gt;12&lt;/sup&gt;","plainTextFormattedCitation":"12","previouslyFormattedCitation":"&lt;sup&gt;11&lt;/sup&gt;"},"properties":{"noteIndex":0},"schema":"https://github.com/citation-style-language/schema/raw/master/csl-citation.json"}</w:instrText>
+        <w:instrText>ADDIN CSL_CITATION {"citationItems":[{"id":"ITEM-1","itemData":{"URL":"https://www.ircad.fr/research/3d-ircadb-01/","accessed":{"date-parts":[["2020","9","29"]]},"id":"ITEM-1","issued":{"date-parts":[["0"]]},"title":"3D-IRCADb 01 | IRCAD France","type":"webpage"},"uris":["http://www.mendeley.com/documents/?uuid=5017399d-7e9d-30ef-af49-24fa3d1cb2ca"]}],"mendeley":{"formattedCitation":"&lt;sup&gt;16&lt;/sup&gt;","plainTextFormattedCitation":"16","previouslyFormattedCitation":"&lt;sup&gt;15&lt;/sup&gt;"},"properties":{"noteIndex":0},"schema":"https://github.com/citation-style-language/schema/raw/master/csl-citation.json"}</w:instrText>
       </w:r>
       <w:r>
         <w:fldChar w:fldCharType="separate"/>
@@ -1085,13 +1425,26 @@
           <w:noProof/>
           <w:vertAlign w:val="superscript"/>
         </w:rPr>
-        <w:t>12</w:t>
+        <w:t>16</w:t>
       </w:r>
       <w:r>
         <w:fldChar w:fldCharType="end"/>
       </w:r>
       <w:r>
-        <w:t xml:space="preserve">. Table 1 </w:t>
+        <w:t>.</w:t>
+      </w:r>
+      <w:ins w:id="36" w:author="Anderson, Brian" w:date="2022-06-14T15:58:00Z">
+        <w:r>
+          <w:t xml:space="preserve"> </w:t>
+        </w:r>
+      </w:ins>
+      <w:del w:id="37" w:author="Anderson, Brian" w:date="2022-06-14T16:01:00Z">
+        <w:r>
+          <w:delText xml:space="preserve"> </w:delText>
+        </w:r>
+      </w:del>
+      <w:r>
+        <w:t xml:space="preserve">Table 1 </w:t>
       </w:r>
       <w:r>
         <w:t>shows</w:t>
@@ -1099,6 +1452,7 @@
       <w:r>
         <w:t xml:space="preserve"> the image acquisition parameters for the training, validation, and test sets.</w:t>
       </w:r>
+      <w:bookmarkEnd w:id="28"/>
       <w:r>
         <w:rPr>
           <w:rFonts w:cstheme="minorHAnsi"/>
@@ -1120,1270 +1474,1382 @@
         </w:rPr>
         <w:t xml:space="preserve">dataset were excluded: patients 5, 11, and 20 had no </w:t>
       </w:r>
+      <w:del w:id="38" w:author="Anderson, Brian" w:date="2022-06-14T16:00:00Z">
+        <w:r>
+          <w:rPr>
+            <w:rFonts w:cstheme="minorHAnsi"/>
+          </w:rPr>
+          <w:delText>CRLM</w:delText>
+        </w:r>
+      </w:del>
+      <w:ins w:id="39" w:author="Anderson, Brian" w:date="2022-06-14T16:00:00Z">
+        <w:r>
+          <w:rPr>
+            <w:rFonts w:cstheme="minorHAnsi"/>
+          </w:rPr>
+          <w:t>disease</w:t>
+        </w:r>
+      </w:ins>
       <w:r>
         <w:rPr>
           <w:rFonts w:cstheme="minorHAnsi"/>
         </w:rPr>
-        <w:t>CRLM</w:t>
+        <w:t xml:space="preserve">, patient 12 </w:t>
       </w:r>
       <w:r>
         <w:rPr>
           <w:rFonts w:cstheme="minorHAnsi"/>
         </w:rPr>
+        <w:t xml:space="preserve">had </w:t>
+      </w:r>
+      <w:r>
+        <w:rPr>
+          <w:rFonts w:cstheme="minorHAnsi"/>
+        </w:rPr>
+        <w:t xml:space="preserve">a large cystic lesion </w:t>
+      </w:r>
+      <w:r>
+        <w:rPr>
+          <w:rFonts w:cstheme="minorHAnsi"/>
+        </w:rPr>
+        <w:t>at</w:t>
+      </w:r>
+      <w:r>
+        <w:rPr>
+          <w:rFonts w:cstheme="minorHAnsi"/>
+        </w:rPr>
+        <w:t xml:space="preserve"> the base of the liver, and patient 18 had </w:t>
+      </w:r>
+      <w:r>
+        <w:rPr>
+          <w:rFonts w:cstheme="minorHAnsi"/>
+        </w:rPr>
+        <w:t>CRLM with atypical enhancement pattern</w:t>
+      </w:r>
+      <w:r>
+        <w:rPr>
+          <w:rFonts w:cstheme="minorHAnsi"/>
+        </w:rPr>
+        <w:t>.</w:t>
+      </w:r>
+    </w:p>
+    <w:p>
+      <w:pPr>
+        <w:pStyle w:val="Heading2"/>
+      </w:pPr>
+      <w:r>
+        <w:t>Data Pre-Processing</w:t>
+      </w:r>
+    </w:p>
+    <w:p>
+      <w:pPr>
+        <w:pStyle w:val="Heading3"/>
+      </w:pPr>
+      <w:r>
+        <w:t xml:space="preserve">Image </w:t>
+      </w:r>
+      <w:r>
+        <w:t>Intensity Manipulation</w:t>
+      </w:r>
+    </w:p>
+    <w:p>
+      <w:del w:id="40" w:author="Anderson, Brian" w:date="2022-06-10T16:39:00Z">
+        <w:r>
+          <w:delText>W</w:delText>
+        </w:r>
+        <w:r>
+          <w:delText>e calculated a</w:delText>
+        </w:r>
+      </w:del>
+      <w:bookmarkStart w:id="41" w:name="_Hlk106115178"/>
+      <w:ins w:id="42" w:author="Anderson, Brian" w:date="2022-06-10T16:39:00Z">
+        <w:r>
+          <w:t>A</w:t>
+        </w:r>
+      </w:ins>
+      <w:r>
+        <w:t xml:space="preserve"> patient-</w:t>
+      </w:r>
+      <w:r>
+        <w:t xml:space="preserve">specific mean and standard deviation </w:t>
+      </w:r>
+      <w:ins w:id="43" w:author="Anderson, Brian" w:date="2022-06-10T15:45:00Z">
+        <w:r>
+          <w:t>Hounsfield unit</w:t>
+        </w:r>
+      </w:ins>
+      <w:ins w:id="44" w:author="Anderson, Brian" w:date="2022-06-10T16:39:00Z">
+        <w:r>
+          <w:t xml:space="preserve"> was calculated</w:t>
+        </w:r>
+      </w:ins>
+      <w:ins w:id="45" w:author="Anderson, Brian" w:date="2022-06-10T15:45:00Z">
+        <w:r>
+          <w:t xml:space="preserve"> </w:t>
+        </w:r>
+      </w:ins>
+      <w:r>
+        <w:t xml:space="preserve">for normalization </w:t>
+      </w:r>
+      <w:r>
+        <w:t>on the basis of</w:t>
+      </w:r>
+      <w:r>
+        <w:t xml:space="preserve"> the </w:t>
+      </w:r>
+      <w:r>
+        <w:t xml:space="preserve">Full-Width-Half-Max </w:t>
+      </w:r>
+      <w:r>
+        <w:t xml:space="preserve">of </w:t>
+      </w:r>
+      <w:r>
+        <w:t xml:space="preserve">the </w:t>
+      </w:r>
+      <w:r>
+        <w:t>values within the liver</w:t>
+      </w:r>
+      <w:bookmarkEnd w:id="41"/>
+      <w:ins w:id="46" w:author="Anderson, Brian" w:date="2022-06-10T15:45:00Z">
+        <w:r>
+          <w:t>;</w:t>
+        </w:r>
+      </w:ins>
+      <w:del w:id="47" w:author="Anderson, Brian" w:date="2022-06-10T15:45:00Z">
+        <w:r>
+          <w:delText>,</w:delText>
+        </w:r>
+      </w:del>
+      <w:r>
+        <w:t xml:space="preserve"> </w:t>
+      </w:r>
+      <w:proofErr w:type="gramStart"/>
+      <w:r>
+        <w:t>this reduced outliers</w:t>
+      </w:r>
+      <w:proofErr w:type="gramEnd"/>
+      <w:r>
+        <w:t xml:space="preserve"> as compared to using a global mean and standard deviation</w:t>
+      </w:r>
+      <w:r>
+        <w:t xml:space="preserve">. </w:t>
+      </w:r>
+      <w:r>
+        <w:t>The i</w:t>
+      </w:r>
+      <w:r>
+        <w:t xml:space="preserve">mage intensity outside of the </w:t>
+      </w:r>
+      <w:r>
+        <w:t xml:space="preserve">masked </w:t>
+      </w:r>
+      <w:r>
+        <w:t xml:space="preserve">liver </w:t>
+      </w:r>
+      <w:r>
+        <w:t xml:space="preserve">was </w:t>
+      </w:r>
+      <w:r>
+        <w:t>set to be equal to 0</w:t>
+      </w:r>
+      <w:r>
+        <w:t>.</w:t>
+      </w:r>
+    </w:p>
+    <w:p>
+      <w:pPr>
+        <w:pStyle w:val="Heading3"/>
+      </w:pPr>
+      <w:r>
+        <w:t>Voxel Size Resampling</w:t>
+      </w:r>
+    </w:p>
+    <w:p>
+      <w:del w:id="48" w:author="Anderson, Brian" w:date="2022-06-10T16:39:00Z">
+        <w:r>
+          <w:delText>W</w:delText>
+        </w:r>
+        <w:r>
+          <w:delText xml:space="preserve">e resampled </w:delText>
+        </w:r>
+        <w:r>
+          <w:delText>a</w:delText>
+        </w:r>
+      </w:del>
+      <w:ins w:id="49" w:author="Anderson, Brian" w:date="2022-06-10T16:39:00Z">
+        <w:r>
+          <w:t>A</w:t>
+        </w:r>
+      </w:ins>
+      <w:r>
+        <w:t>ll training</w:t>
+      </w:r>
+      <w:r>
+        <w:t xml:space="preserve"> and validation</w:t>
+      </w:r>
+      <w:r>
+        <w:t xml:space="preserve"> images</w:t>
+      </w:r>
+      <w:r>
+        <w:t xml:space="preserve"> and ground-truth segmentation</w:t>
+      </w:r>
+      <w:ins w:id="50" w:author="Anderson, Brian" w:date="2022-06-10T16:39:00Z">
+        <w:r>
+          <w:t xml:space="preserve"> were resampled</w:t>
+        </w:r>
+      </w:ins>
+      <w:r>
+        <w:t xml:space="preserve"> to 1mm slice thickness</w:t>
+      </w:r>
+      <w:ins w:id="51" w:author="Anderson, Brian" w:date="2022-03-27T17:01:00Z">
+        <w:r>
+          <w:t>, and 0.75mm in the axial plane,</w:t>
+        </w:r>
+      </w:ins>
+      <w:r>
+        <w:t xml:space="preserve"> using bi-linear interpolation</w:t>
+      </w:r>
+      <w:r>
+        <w:t>.</w:t>
+      </w:r>
+    </w:p>
+    <w:p>
+      <w:pPr>
+        <w:pStyle w:val="Heading3"/>
+      </w:pPr>
+      <w:r>
+        <w:t xml:space="preserve">Training </w:t>
+      </w:r>
+      <w:r>
+        <w:t>Image “</w:t>
+      </w:r>
+      <w:r>
+        <w:t>Slabs</w:t>
+      </w:r>
+      <w:r>
+        <w:t>”</w:t>
+      </w:r>
+    </w:p>
+    <w:p>
+      <w:pPr>
+        <w:rPr>
+          <w:ins w:id="52" w:author="Anderson, Brian" w:date="2022-03-27T17:10:00Z"/>
+        </w:rPr>
+      </w:pPr>
+      <w:bookmarkStart w:id="53" w:name="_Hlk99293487"/>
+      <w:ins w:id="54" w:author="Anderson, Brian" w:date="2022-03-27T17:08:00Z">
+        <w:r>
+          <w:t xml:space="preserve">Initial training on the entire patient liver resulted in a model which struggled to identify </w:t>
+        </w:r>
+      </w:ins>
+      <w:ins w:id="55" w:author="Anderson, Brian" w:date="2022-03-27T17:09:00Z">
+        <w:r>
+          <w:t>disease sites. We believe this is due to the disparity in class representation, being that a majority of the liver is ‘normal</w:t>
+        </w:r>
+        <w:proofErr w:type="gramStart"/>
+        <w:r>
+          <w:t>’</w:t>
+        </w:r>
+        <w:proofErr w:type="gramEnd"/>
+        <w:r>
+          <w:t xml:space="preserve"> and the model could achieve a high segmentation accuracy by segmenting everything as ‘n</w:t>
+        </w:r>
+      </w:ins>
+      <w:ins w:id="56" w:author="Anderson, Brian" w:date="2022-03-27T17:10:00Z">
+        <w:r>
+          <w:t xml:space="preserve">ormal’. </w:t>
+        </w:r>
+      </w:ins>
+      <w:moveToRangeStart w:id="57" w:author="Anderson, Brian" w:date="2022-03-27T17:10:00Z" w:name="move99293435"/>
+      <w:moveTo w:id="58" w:author="Anderson, Brian" w:date="2022-03-27T17:10:00Z">
+        <w:r>
+          <w:t>Simple class weighting would not solve this problem as it would result in the model weighing cases with extensive disease cases as more important than the less extensive disease cases.</w:t>
+        </w:r>
+      </w:moveTo>
+      <w:moveToRangeEnd w:id="57"/>
+    </w:p>
+    <w:p>
+      <w:bookmarkStart w:id="59" w:name="_Hlk105770379"/>
+      <w:r>
+        <w:t>To account for disparities in class representation, where s</w:t>
+      </w:r>
+      <w:r>
+        <w:t>maller structures</w:t>
+      </w:r>
+      <w:ins w:id="60" w:author="Anderson, Brian" w:date="2022-03-27T17:05:00Z">
+        <w:r>
+          <w:t xml:space="preserve"> (CRLM)</w:t>
+        </w:r>
+      </w:ins>
+      <w:r>
+        <w:t xml:space="preserve"> are inherently </w:t>
+      </w:r>
+      <w:r>
+        <w:t>“</w:t>
+      </w:r>
+      <w:r>
+        <w:t>worth less</w:t>
+      </w:r>
+      <w:r>
+        <w:t>”</w:t>
+      </w:r>
+      <w:r>
+        <w:t xml:space="preserve"> than large structures</w:t>
+      </w:r>
+      <w:ins w:id="61" w:author="Anderson, Brian" w:date="2022-03-27T17:05:00Z">
+        <w:r>
+          <w:t xml:space="preserve"> (normal liver)</w:t>
+        </w:r>
+      </w:ins>
+      <w:r>
         <w:t xml:space="preserve">, </w:t>
       </w:r>
-      <w:r>
-        <w:rPr>
-          <w:rFonts w:cstheme="minorHAnsi"/>
-        </w:rPr>
+      <w:del w:id="62" w:author="Anderson, Brian" w:date="2022-06-10T16:39:00Z">
+        <w:r>
+          <w:delText xml:space="preserve">we </w:delText>
+        </w:r>
+      </w:del>
+      <w:ins w:id="63" w:author="Anderson, Brian" w:date="2022-06-10T16:39:00Z">
+        <w:r>
+          <w:t xml:space="preserve">training was </w:t>
+        </w:r>
+      </w:ins>
+      <w:r>
+        <w:t xml:space="preserve">distributed </w:t>
+      </w:r>
+      <w:del w:id="64" w:author="Anderson, Brian" w:date="2022-06-10T16:39:00Z">
+        <w:r>
+          <w:delText xml:space="preserve">our training </w:delText>
+        </w:r>
+      </w:del>
+      <w:r>
+        <w:t xml:space="preserve">into unique </w:t>
+      </w:r>
+      <w:r>
+        <w:t>“</w:t>
+      </w:r>
+      <w:r>
+        <w:t>slabs</w:t>
+      </w:r>
+      <w:r>
+        <w:t>”</w:t>
+      </w:r>
+      <w:r>
+        <w:t xml:space="preserve">. </w:t>
+      </w:r>
+      <w:moveFromRangeStart w:id="65" w:author="Anderson, Brian" w:date="2022-03-27T17:10:00Z" w:name="move99293435"/>
+      <w:moveFrom w:id="66" w:author="Anderson, Brian" w:date="2022-03-27T17:10:00Z">
+        <w:r>
+          <w:t>Simple class weighting would not solve this problem as it would result in</w:t>
+        </w:r>
+        <w:r>
+          <w:t xml:space="preserve"> the model</w:t>
+        </w:r>
+        <w:r>
+          <w:t xml:space="preserve"> weighing</w:t>
+        </w:r>
+        <w:r>
+          <w:t xml:space="preserve"> </w:t>
+        </w:r>
+        <w:r>
+          <w:t>cases with extensive</w:t>
+        </w:r>
+        <w:r>
+          <w:t xml:space="preserve"> disease cases</w:t>
+        </w:r>
+        <w:r>
+          <w:t xml:space="preserve"> as more important </w:t>
+        </w:r>
+        <w:r>
+          <w:t xml:space="preserve">than the less </w:t>
+        </w:r>
+        <w:r>
+          <w:t xml:space="preserve">extensive </w:t>
+        </w:r>
+        <w:r>
+          <w:t xml:space="preserve">disease cases. </w:t>
+        </w:r>
+      </w:moveFrom>
+      <w:moveFromRangeEnd w:id="65"/>
+      <w:r>
+        <w:t>E</w:t>
+      </w:r>
+      <w:r>
+        <w:t xml:space="preserve">ach independent disease site </w:t>
+      </w:r>
+      <w:r>
+        <w:t xml:space="preserve">was divided </w:t>
+      </w:r>
+      <w:r>
+        <w:t>into “</w:t>
+      </w:r>
+      <w:r>
+        <w:t>slabs</w:t>
+      </w:r>
+      <w:r>
+        <w:t>”</w:t>
+      </w:r>
+      <w:r>
+        <w:t xml:space="preserve"> of 32x120x120 voxels</w:t>
+      </w:r>
+      <w:r>
+        <w:t>.</w:t>
+      </w:r>
+      <w:ins w:id="67" w:author="Anderson, Brian" w:date="2022-06-10T16:15:00Z">
+        <w:r>
+          <w:t xml:space="preserve"> This size was </w:t>
+        </w:r>
+        <w:r>
+          <w:t xml:space="preserve">selected arbitrarily as a balance of </w:t>
+        </w:r>
+      </w:ins>
+      <w:ins w:id="68" w:author="Anderson, Brian" w:date="2022-06-10T16:16:00Z">
+        <w:r>
+          <w:t xml:space="preserve">encompassing a large </w:t>
+        </w:r>
+      </w:ins>
+      <w:ins w:id="69" w:author="Anderson, Brian" w:date="2022-06-10T16:17:00Z">
+        <w:r>
+          <w:t xml:space="preserve">section of liver </w:t>
+        </w:r>
+      </w:ins>
+      <w:ins w:id="70" w:author="Anderson, Brian" w:date="2022-06-10T16:18:00Z">
+        <w:r>
+          <w:t>while reducing memory requirements.</w:t>
+        </w:r>
+      </w:ins>
+      <w:r>
+        <w:t xml:space="preserve"> </w:t>
+      </w:r>
+      <w:ins w:id="71" w:author="Anderson, Brian [2]" w:date="2022-03-30T15:54:00Z">
+        <w:r>
+          <w:t>This ensures a representation of both disease and normal liver in each training step.</w:t>
+        </w:r>
+        <w:bookmarkEnd w:id="59"/>
+        <w:r>
+          <w:t xml:space="preserve"> </w:t>
+        </w:r>
+      </w:ins>
+      <w:r>
+        <w:t xml:space="preserve">Figure </w:t>
+      </w:r>
+      <w:r>
+        <w:t>1</w:t>
+      </w:r>
+      <w:r>
+        <w:t xml:space="preserve"> illustrates several disease </w:t>
+      </w:r>
+      <w:r>
+        <w:t>slabs</w:t>
+      </w:r>
+      <w:r>
+        <w:t xml:space="preserve"> </w:t>
+      </w:r>
+      <w:r>
+        <w:t>for one patient.</w:t>
+      </w:r>
+      <w:r>
+        <w:t xml:space="preserve"> </w:t>
+      </w:r>
+      <w:r>
+        <w:t>After extraction, the</w:t>
+      </w:r>
+      <w:r>
+        <w:t xml:space="preserve"> training dataset consisted</w:t>
+      </w:r>
+      <w:r>
+        <w:t xml:space="preserve"> of 572 unique </w:t>
+      </w:r>
+      <w:r>
+        <w:t>samples</w:t>
+      </w:r>
+      <w:r>
+        <w:t>.</w:t>
+      </w:r>
+    </w:p>
+    <w:bookmarkEnd w:id="53"/>
+    <w:p>
+      <w:r>
+        <w:t xml:space="preserve">The validation and test set </w:t>
+      </w:r>
+      <w:r>
+        <w:t>were</w:t>
+      </w:r>
+      <w:r>
+        <w:t xml:space="preserve"> not broken into </w:t>
+      </w:r>
+      <w:r>
+        <w:t>slabs</w:t>
+      </w:r>
+      <w:r>
+        <w:t>, with the entire liver being passed at once for evaluation and testing.</w:t>
+      </w:r>
+    </w:p>
+    <w:p>
+      <w:pPr>
+        <w:pStyle w:val="Heading2"/>
+      </w:pPr>
+      <w:r>
+        <w:t>Architecture</w:t>
+      </w:r>
+      <w:r>
+        <w:t>s</w:t>
+      </w:r>
+    </w:p>
+    <w:p>
+      <w:r>
+        <w:t xml:space="preserve">Four </w:t>
+      </w:r>
+      <w:r>
+        <w:t>architectur</w:t>
+      </w:r>
+      <w:r>
+        <w:t xml:space="preserve">es </w:t>
+      </w:r>
+      <w:r>
+        <w:t>were investigated</w:t>
+      </w:r>
+      <w:r>
+        <w:t>:</w:t>
+      </w:r>
+      <w:r>
+        <w:t xml:space="preserve"> Standard</w:t>
+      </w:r>
+      <w:r>
+        <w:t xml:space="preserve"> 3D</w:t>
+      </w:r>
+      <w:r>
+        <w:t>-</w:t>
+      </w:r>
+      <w:r>
+        <w:t xml:space="preserve">UNet, Residual </w:t>
+      </w:r>
+      <w:r>
+        <w:t>3D-</w:t>
+      </w:r>
+      <w:r>
+        <w:t>UNet, Dense</w:t>
+      </w:r>
+      <w:r>
+        <w:t xml:space="preserve"> 3D</w:t>
+      </w:r>
+      <w:r>
+        <w:t>-</w:t>
+      </w:r>
+      <w:r>
+        <w:t>UNet</w:t>
+      </w:r>
+      <w:r>
+        <w:t xml:space="preserve">, and </w:t>
+      </w:r>
+      <w:r>
+        <w:t>Hybrid-</w:t>
+      </w:r>
+      <w:proofErr w:type="spellStart"/>
+      <w:r>
+        <w:t>WNet</w:t>
+      </w:r>
+      <w:proofErr w:type="spellEnd"/>
+      <w:r>
+        <w:t xml:space="preserve"> (</w:t>
+      </w:r>
+      <w:r>
+        <w:t xml:space="preserve">pre-trained </w:t>
+      </w:r>
+      <w:r>
+        <w:t xml:space="preserve">Standard </w:t>
+      </w:r>
+      <w:r>
+        <w:t>2D</w:t>
+      </w:r>
+      <w:r>
+        <w:t>-</w:t>
+      </w:r>
+      <w:r>
+        <w:t>UNet with a 3D</w:t>
+      </w:r>
+      <w:r>
+        <w:t>-</w:t>
+      </w:r>
+      <w:r>
+        <w:t>DenseUNet</w:t>
+      </w:r>
+      <w:r>
+        <w:t>)</w:t>
+      </w:r>
+      <w:r>
+        <w:t xml:space="preserve">. </w:t>
+      </w:r>
+      <w:r>
+        <w:t>The basic framework remained the same for the Standard, Re</w:t>
+      </w:r>
+      <w:r>
+        <w:t>sidual, and Dense 3D-</w:t>
+      </w:r>
+      <w:r>
+        <w:t xml:space="preserve">UNets (Figure </w:t>
+      </w:r>
+      <w:r>
+        <w:t>2</w:t>
+      </w:r>
+      <w:r>
+        <w:t>A). The differences in the Standard, Residual, and Dense 3D</w:t>
+      </w:r>
+      <w:r>
+        <w:t>-</w:t>
+      </w:r>
+      <w:r>
+        <w:t>UNe</w:t>
+      </w:r>
+      <w:r>
+        <w:t>ts are represented in Figure 2</w:t>
+      </w:r>
+      <w:r>
+        <w:t xml:space="preserve">B. </w:t>
+      </w:r>
+      <w:r>
+        <w:t>T</w:t>
+      </w:r>
+      <w:r>
+        <w:t>he Hybrid-</w:t>
+      </w:r>
+      <w:proofErr w:type="spellStart"/>
+      <w:r>
+        <w:t>WNet</w:t>
+      </w:r>
+      <w:proofErr w:type="spellEnd"/>
+      <w:r>
+        <w:t xml:space="preserve"> architecture is shown in Figure </w:t>
+      </w:r>
+      <w:r>
+        <w:t>3</w:t>
+      </w:r>
+      <w:r>
+        <w:t>.</w:t>
+      </w:r>
+      <w:r>
+        <w:t xml:space="preserve"> A list of parameters for each architecture is listed in</w:t>
+      </w:r>
+      <w:r>
+        <w:t xml:space="preserve"> Table 2</w:t>
+      </w:r>
+      <w:r>
+        <w:t>.</w:t>
+      </w:r>
+    </w:p>
+    <w:p>
+      <w:pPr>
+        <w:pStyle w:val="Heading3"/>
+      </w:pPr>
+      <w:r>
         <w:lastRenderedPageBreak/>
-        <w:t xml:space="preserve">patient 12 </w:t>
-      </w:r>
-      <w:r>
-        <w:rPr>
-          <w:rFonts w:cstheme="minorHAnsi"/>
-        </w:rPr>
-        <w:t xml:space="preserve">had </w:t>
-      </w:r>
-      <w:r>
-        <w:rPr>
-          <w:rFonts w:cstheme="minorHAnsi"/>
-        </w:rPr>
-        <w:t xml:space="preserve">a large cystic lesion </w:t>
-      </w:r>
-      <w:r>
-        <w:rPr>
-          <w:rFonts w:cstheme="minorHAnsi"/>
-        </w:rPr>
-        <w:t>at</w:t>
-      </w:r>
-      <w:r>
-        <w:rPr>
-          <w:rFonts w:cstheme="minorHAnsi"/>
-        </w:rPr>
-        <w:t xml:space="preserve"> the base of the liver, and patient 18 had </w:t>
-      </w:r>
-      <w:r>
-        <w:rPr>
-          <w:rFonts w:cstheme="minorHAnsi"/>
-        </w:rPr>
-        <w:t>CRLM with atypical enhancement pattern</w:t>
-      </w:r>
-      <w:r>
-        <w:rPr>
-          <w:rFonts w:cstheme="minorHAnsi"/>
-        </w:rPr>
+        <w:t>Residual</w:t>
+      </w:r>
+      <w:r>
+        <w:t xml:space="preserve"> 3D</w:t>
+      </w:r>
+      <w:r>
+        <w:t>-</w:t>
+      </w:r>
+      <w:r>
+        <w:t>UNet</w:t>
+      </w:r>
+    </w:p>
+    <w:p>
+      <w:r>
+        <w:t xml:space="preserve">The </w:t>
+      </w:r>
+      <w:r>
+        <w:t xml:space="preserve">Standard </w:t>
+      </w:r>
+      <w:r>
+        <w:t>3D-</w:t>
+      </w:r>
+      <w:r>
+        <w:t>UNet was expanded to include</w:t>
+      </w:r>
+      <w:r>
+        <w:t xml:space="preserve"> residual connections for each convolution block in </w:t>
+      </w:r>
+      <w:r>
+        <w:t xml:space="preserve">a </w:t>
+      </w:r>
+      <w:r>
+        <w:t>layer</w:t>
+      </w:r>
+      <w:r>
+        <w:t>, with motivation from the ‘</w:t>
+      </w:r>
+      <w:proofErr w:type="spellStart"/>
+      <w:r>
+        <w:t>ResNet</w:t>
+      </w:r>
+      <w:proofErr w:type="spellEnd"/>
+      <w:r>
+        <w:t>’ architecture</w:t>
+      </w:r>
+      <w:r>
+        <w:fldChar w:fldCharType="begin" w:fldLock="1"/>
+      </w:r>
+      <w:r>
+        <w:instrText>ADDIN CSL_CITATION {"citationItems":[{"id":"ITEM-1","itemData":{"abstract":"Deeper neural networks are more difficult to train. We present a residual learning framework to ease the training of networks that are substantially deeper than those used previously. We explicitly reformulate the layers as learning residual functions with reference to the layer inputs, instead of learning unreferenced functions. We provide comprehensive empirical evidence showing that these residual networks are easier to optimize, and can gain accuracy from considerably increased depth. On the ImageNet dataset we evaluate residual nets with a depth of up to 152 layers-8× deeper than VGG nets [41] but still having lower complexity. An ensemble of these residual nets achieves 3.57% error on the ImageNet test set. This result won the 1st place on the ILSVRC 2015 classification task. We also present analysis on CIFAR-10 with 100 and 1000 layers. The depth of representations is of central importance for many visual recognition tasks. Solely due to our extremely deep representations, we obtain a 28% relative improvement on the COCO object detection dataset. Deep residual nets are foundations of our submissions to ILSVRC &amp; COCO 2015 competitions 1 , where we also won the 1st places on the tasks of ImageNet detection, ImageNet local-ization, COCO detection, and COCO segmentation.","author":[{"dropping-particle":"","family":"He","given":"Kaiming","non-dropping-particle":"","parse-names":false,"suffix":""},{"dropping-particle":"","family":"Zhang","given":"Xiangyu","non-dropping-particle":"","parse-names":false,"suffix":""},{"dropping-particle":"","family":"Ren","given":"Shaoqing","non-dropping-particle":"","parse-names":false,"suffix":""},{"dropping-particle":"","family":"Sun","given":"Jian","non-dropping-particle":"","parse-names":false,"suffix":""}],"id":"ITEM-1","issued":{"date-parts":[["0"]]},"title":"Deep Residual Learning for Image Recognition","type":"report"},"uris":["http://www.mendeley.com/documents/?uuid=6261f71c-5c89-313a-b2dc-fa20f5974143"]}],"mendeley":{"formattedCitation":"&lt;sup&gt;17&lt;/sup&gt;","plainTextFormattedCitation":"17","previouslyFormattedCitation":"&lt;sup&gt;16&lt;/sup&gt;"},"properties":{"noteIndex":0},"schema":"https://github.com/citation-style-language/schema/raw/master/csl-citation.json"}</w:instrText>
+      </w:r>
+      <w:r>
+        <w:fldChar w:fldCharType="separate"/>
+      </w:r>
+      <w:r>
+        <w:rPr>
+          <w:noProof/>
+          <w:vertAlign w:val="superscript"/>
+        </w:rPr>
+        <w:t>17</w:t>
+      </w:r>
+      <w:r>
+        <w:fldChar w:fldCharType="end"/>
+      </w:r>
+      <w:r>
+        <w:t xml:space="preserve">. Residual connections have the benefit of allowing a </w:t>
+      </w:r>
+      <w:r>
+        <w:t>“</w:t>
+      </w:r>
+      <w:r>
+        <w:t>flow</w:t>
+      </w:r>
+      <w:r>
+        <w:t>”</w:t>
+      </w:r>
+      <w:r>
+        <w:t xml:space="preserve"> of loss from previous convolutions. This allows the model to create skip-connections over convolutions that might not be nece</w:t>
+      </w:r>
+      <w:r>
+        <w:t>ssary.</w:t>
+      </w:r>
+    </w:p>
+    <w:p>
+      <w:pPr>
+        <w:pStyle w:val="Heading3"/>
+      </w:pPr>
+      <w:r>
+        <w:t>Dense</w:t>
+      </w:r>
+      <w:r>
+        <w:t xml:space="preserve"> 3D</w:t>
+      </w:r>
+      <w:r>
+        <w:t>-</w:t>
+      </w:r>
+      <w:r>
+        <w:t>UNet</w:t>
+      </w:r>
+    </w:p>
+    <w:p>
+      <w:r>
+        <w:t xml:space="preserve">A more complete </w:t>
+      </w:r>
+      <w:r>
+        <w:t>“</w:t>
+      </w:r>
+      <w:r>
+        <w:t>flow</w:t>
+      </w:r>
+      <w:r>
+        <w:t>”</w:t>
+      </w:r>
+      <w:r>
+        <w:t xml:space="preserve"> of lo</w:t>
+      </w:r>
+      <w:r>
+        <w:t>ss from previous convolutions can be</w:t>
+      </w:r>
+      <w:r>
+        <w:t xml:space="preserve"> realized with the </w:t>
+      </w:r>
+      <w:proofErr w:type="spellStart"/>
+      <w:r>
+        <w:t>DenseNet</w:t>
+      </w:r>
+      <w:proofErr w:type="spellEnd"/>
+      <w:r>
+        <w:t xml:space="preserve"> architecture</w:t>
+      </w:r>
+      <w:r>
+        <w:fldChar w:fldCharType="begin" w:fldLock="1"/>
+      </w:r>
+      <w:r>
+        <w:instrText>ADDIN CSL_CITATION {"citationItems":[{"id":"ITEM-1","itemData":{"abstract":"Recent work has shown that convolutional networks can be substantially deeper, more accurate, and efficient to train if they contain shorter connections between layers close to the input and those close to the output. In this paper, we embrace this observation and introduce the Dense Convo-lutional Network (DenseNet), which connects each layer to every other layer in a feed-forward fashion. Whereas traditional convolutional networks with L layers have L connections-one between each layer and its subsequent layer-our network has L(L+1) 2 direct connections. For each layer, the feature-maps of all preceding layers are used as inputs, and its own feature-maps are used as inputs into all subsequent layers. DenseNets have several compelling advantages: they alleviate the vanishing-gradient problem, strengthen feature propagation, encourage feature reuse, and substantially reduce the number of parameters. We evaluate our proposed architecture on four highly competitive object recognition benchmark tasks (CIFAR-10, CIFAR-100, SVHN, and ImageNet). DenseNets obtain significant improvements over the state-of-the-art on most of them, whilst requiring less computation to achieve high performance. Code and pre-trained models are available at https://github.com/liuzhuang13/DenseNet.","author":[{"dropping-particle":"","family":"Huang","given":"Gao","non-dropping-particle":"","parse-names":false,"suffix":""},{"dropping-particle":"","family":"Liu","given":"Zhuang","non-dropping-particle":"","parse-names":false,"suffix":""},{"dropping-particle":"","family":"Maaten","given":"Laurens","non-dropping-particle":"Van Der","parse-names":false,"suffix":""},{"dropping-particle":"","family":"Weinberger","given":"Kilian Q","non-dropping-particle":"","parse-names":false,"suffix":""}],"id":"ITEM-1","issued":{"date-parts":[["0"]]},"title":"Densely Connected Convolutional Networks","type":"report"},"uris":["http://www.mendeley.com/documents/?uuid=63966e29-88d3-35f5-8ada-41421e35da47"]}],"mendeley":{"formattedCitation":"&lt;sup&gt;18&lt;/sup&gt;","plainTextFormattedCitation":"18","previouslyFormattedCitation":"&lt;sup&gt;17&lt;/sup&gt;"},"properties":{"noteIndex":0},"schema":"https://github.com/citation-style-language/schema/raw/master/csl-citation.json"}</w:instrText>
+      </w:r>
+      <w:r>
+        <w:fldChar w:fldCharType="separate"/>
+      </w:r>
+      <w:r>
+        <w:rPr>
+          <w:noProof/>
+          <w:vertAlign w:val="superscript"/>
+        </w:rPr>
+        <w:t>18</w:t>
+      </w:r>
+      <w:r>
+        <w:fldChar w:fldCharType="end"/>
+      </w:r>
+      <w:r>
+        <w:t>. This architectur</w:t>
+      </w:r>
+      <w:r>
+        <w:t>al</w:t>
+      </w:r>
+      <w:r>
+        <w:t xml:space="preserve"> style allows </w:t>
+      </w:r>
+      <w:r>
+        <w:t>previous</w:t>
+      </w:r>
+      <w:r>
+        <w:t xml:space="preserve"> convolutions to be re-used. </w:t>
+      </w:r>
+      <w:r>
+        <w:t>The reuse of previous convolutions allows the number of filters to be significantly reduced</w:t>
+      </w:r>
+      <w:r>
+        <w:t>, the increase in total number of filters is re</w:t>
+      </w:r>
+      <w:r>
+        <w:t>ferr</w:t>
+      </w:r>
+      <w:r>
+        <w:t>ed to here as the “growth rate”</w:t>
+      </w:r>
+      <w:r>
         <w:t>.</w:t>
       </w:r>
     </w:p>
     <w:p>
       <w:pPr>
+        <w:pStyle w:val="Heading3"/>
+      </w:pPr>
+      <w:r>
+        <w:t>Hybrid</w:t>
+      </w:r>
+      <w:r>
+        <w:t>-</w:t>
+      </w:r>
+      <w:proofErr w:type="spellStart"/>
+      <w:r>
+        <w:t>WNet</w:t>
+      </w:r>
+      <w:proofErr w:type="spellEnd"/>
+    </w:p>
+    <w:p>
+      <w:r>
+        <w:t>The architecture combines 2D features extracted from the pre-trained 2D DenseNet-121</w:t>
+      </w:r>
+      <w:r>
+        <w:fldChar w:fldCharType="begin" w:fldLock="1"/>
+      </w:r>
+      <w:r>
+        <w:instrText>ADDIN CSL_CITATION {"citationItems":[{"id":"ITEM-1","itemData":{"abstract":"Recent work has shown that convolutional networks can be substantially deeper, more accurate, and efficient to train if they contain shorter connections between layers close to the input and those close to the output. In this paper, we embrace this observation and introduce the Dense Convo-lutional Network (DenseNet), which connects each layer to every other layer in a feed-forward fashion. Whereas traditional convolutional networks with L layers have L connections-one between each layer and its subsequent layer-our network has L(L+1) 2 direct connections. For each layer, the feature-maps of all preceding layers are used as inputs, and its own feature-maps are used as inputs into all subsequent layers. DenseNets have several compelling advantages: they alleviate the vanishing-gradient problem, strengthen feature propagation, encourage feature reuse, and substantially reduce the number of parameters. We evaluate our proposed architecture on four highly competitive object recognition benchmark tasks (CIFAR-10, CIFAR-100, SVHN, and ImageNet). DenseNets obtain significant improvements over the state-of-the-art on most of them, whilst requiring less computation to achieve high performance. Code and pre-trained models are available at https://github.com/liuzhuang13/DenseNet.","author":[{"dropping-particle":"","family":"Huang","given":"Gao","non-dropping-particle":"","parse-names":false,"suffix":""},{"dropping-particle":"","family":"Liu","given":"Zhuang","non-dropping-particle":"","parse-names":false,"suffix":""},{"dropping-particle":"","family":"Maaten","given":"Laurens","non-dropping-particle":"Van Der","parse-names":false,"suffix":""},{"dropping-particle":"","family":"Weinberger","given":"Kilian Q","non-dropping-particle":"","parse-names":false,"suffix":""}],"id":"ITEM-1","issued":{"date-parts":[["0"]]},"title":"Densely Connected Convolutional Networks","type":"report"},"uris":["http://www.mendeley.com/documents/?uuid=63966e29-88d3-35f5-8ada-41421e35da47"]}],"mendeley":{"formattedCitation":"&lt;sup&gt;18&lt;/sup&gt;","plainTextFormattedCitation":"18","previouslyFormattedCitation":"&lt;sup&gt;17&lt;/sup&gt;"},"properties":{"noteIndex":0},"schema":"https://github.com/citation-style-language/schema/raw/master/csl-citation.json"}</w:instrText>
+      </w:r>
+      <w:r>
+        <w:fldChar w:fldCharType="separate"/>
+      </w:r>
+      <w:r>
+        <w:rPr>
+          <w:noProof/>
+          <w:vertAlign w:val="superscript"/>
+        </w:rPr>
+        <w:t>18</w:t>
+      </w:r>
+      <w:r>
+        <w:fldChar w:fldCharType="end"/>
+      </w:r>
+      <w:r>
+        <w:t xml:space="preserve"> in Tensorflow</w:t>
+      </w:r>
+      <w:r>
+        <w:fldChar w:fldCharType="begin" w:fldLock="1"/>
+      </w:r>
+      <w:r>
+        <w:instrText>ADDIN CSL_CITATION {"citationItems":[{"id":"ITEM-1","itemData":{"abstract":"TensorFlow [1] is an interface for expressing machine learn-ing algorithms, and an implementation for executing such al-gorithms. A computation expressed using TensorFlow can be executed with little or no change on a wide variety of hetero-geneous systems, ranging from mobile devices such as phones and tablets up to large-scale distributed systems of hundreds of machines and thousands of computational devices such as GPU cards. The system is flexible and can be used to express a wide variety of algorithms, including training and inference algorithms for deep neural network models, and it has been used for conducting research and for deploying machine learn-ing systems into production across more than a dozen areas of computer science and other fields, including speech recogni-tion, computer vision, robotics, information retrieval, natural language processing, geographic information extraction, and computational drug discovery. This paper describes the Ten-sorFlow interface and an implementation of that interface that we have built at Google. The TensorFlow API and a reference implementation were released as an open-source package under the Apache 2.0 license in November, 2015 and are available at www.tensorflow.org.","author":[{"dropping-particle":"","family":"Abadi","given":"Martín","non-dropping-particle":"","parse-names":false,"suffix":""},{"dropping-particle":"","family":"Agarwal","given":"Ashish","non-dropping-particle":"","parse-names":false,"suffix":""},{"dropping-particle":"","family":"Barham","given":"Paul","non-dropping-particle":"","parse-names":false,"suffix":""},{"dropping-particle":"","family":"Brevdo","given":"Eugene","non-dropping-particle":"","parse-names":false,"suffix":""},{"dropping-particle":"","family":"Chen","given":"Zhifeng","non-dropping-particle":"","parse-names":false,"suffix":""},{"dropping-particle":"","family":"Citro","given":"Craig","non-dropping-particle":"","parse-names":false,"suffix":""},{"dropping-particle":"","family":"Corrado","given":"Greg S","non-dropping-particle":"","parse-names":false,"suffix":""},{"dropping-particle":"","family":"Davis","given":"Andy","non-dropping-particle":"","parse-names":false,"suffix":""},{"dropping-particle":"","family":"Dean","given":"Jeffrey","non-dropping-particle":"","parse-names":false,"suffix":""},{"dropping-particle":"","family":"Devin","given":"Matthieu","non-dropping-particle":"","parse-names":false,"suffix":""},{"dropping-particle":"","family":"Ghemawat","given":"Sanjay","non-dropping-particle":"","parse-names":false,"suffix":""},{"dropping-particle":"","family":"Goodfellow","given":"Ian","non-dropping-particle":"","parse-names":false,"suffix":""},{"dropping-particle":"","family":"Harp","given":"Andrew","non-dropping-particle":"","parse-names":false,"suffix":""},{"dropping-particle":"","family":"Irving","given":"Geoffrey","non-dropping-particle":"","parse-names":false,"suffix":""},{"dropping-particle":"","family":"Isard","given":"Michael","non-dropping-particle":"","parse-names":false,"suffix":""},{"dropping-particle":"","family":"Jia","given":"Yangqing","non-dropping-particle":"","parse-names":false,"suffix":""},{"dropping-particle":"","family":"Jozefowicz","given":"Rafal","non-dropping-particle":"","parse-names":false,"suffix":""},{"dropping-particle":"","family":"Kaiser","given":"Lukasz","non-dropping-particle":"","parse-names":false,"suffix":""},{"dropping-particle":"","family":"Kudlur","given":"Manjunath","non-dropping-particle":"","parse-names":false,"suffix":""},{"dropping-particle":"","family":"Levenberg","given":"Josh","non-dropping-particle":"","parse-names":false,"suffix":""},{"dropping-particle":"","family":"Mané","given":"Dan","non-dropping-particle":"","parse-names":false,"suffix":""},{"dropping-particle":"","family":"Monga","given":"Rajat","non-dropping-particle":"","parse-names":false,"suffix":""},{"dropping-particle":"","family":"Moore","given":"Sherry","non-dropping-particle":"","parse-names":false,"suffix":""},{"dropping-particle":"","family":"Murray","given":"Derek","non-dropping-particle":"","parse-names":false,"suffix":""},{"dropping-particle":"","family":"Olah","given":"Chris","non-dropping-particle":"","parse-names":false,"suffix":""},{"dropping-particle":"","family":"Schuster","given":"Mike","non-dropping-particle":"","parse-names":false,"suffix":""},{"dropping-particle":"","family":"Shlens","given":"Jonathon","non-dropping-particle":"","parse-names":false,"suffix":""},{"dropping-particle":"","family":"Steiner","given":"Benoit","non-dropping-particle":"","parse-names":false,"suffix":""},{"dropping-particle":"","family":"Sutskever","given":"Ilya","non-dropping-particle":"","parse-names":false,"suffix":""},{"dropping-particle":"","family":"Talwar","given":"Kunal","non-dropping-particle":"","parse-names":false,"suffix":""},{"dropping-particle":"","family":"Tucker","given":"Paul","non-dropping-particle":"","parse-names":false,"suffix":""},{"dropping-particle":"","family":"Vanhoucke","given":"Vincent","non-dropping-particle":"","parse-names":false,"suffix":""},{"dropping-particle":"","family":"Vasudevan","given":"Vijay","non-dropping-particle":"","parse-names":false,"suffix":""},{"dropping-particle":"","family":"Viégas","given":"Fernanda","non-dropping-particle":"","parse-names":false,"suffix":""},{"dropping-particle":"","family":"Vinyals","given":"Oriol","non-dropping-particle":"","parse-names":false,"suffix":""},{"dropping-particle":"","family":"Warden","given":"Pete","non-dropping-particle":"","parse-names":false,"suffix":""},{"dropping-particle":"","family":"Wattenberg","given":"Martin","non-dropping-particle":"","parse-names":false,"suffix":""},{"dropping-particle":"","family":"Wicke","given":"Martin","non-dropping-particle":"","parse-names":false,"suffix":""},{"dropping-particle":"","family":"Yu","given":"Yuan","non-dropping-particle":"","parse-names":false,"suffix":""},{"dropping-particle":"","family":"Zheng","given":"Xiaoqiang","non-dropping-particle":"","parse-names":false,"suffix":""},{"dropping-particle":"","family":"Research","given":"Google","non-dropping-particle":"","parse-names":false,"suffix":""}],"id":"ITEM-1","issued":{"date-parts":[["0"]]},"title":"TensorFlow: Large-Scale Machine Learning on Heterogeneous Distributed Systems","type":"article-journal"},"uris":["http://www.mendeley.com/documents/?uuid=a5fc54c9-506f-3be9-9f31-a4324b62cc66"]}],"mendeley":{"formattedCitation":"&lt;sup&gt;19&lt;/sup&gt;","plainTextFormattedCitation":"19","previouslyFormattedCitation":"&lt;sup&gt;18&lt;/sup&gt;"},"properties":{"noteIndex":0},"schema":"https://github.com/citation-style-language/schema/raw/master/csl-citation.json"}</w:instrText>
+      </w:r>
+      <w:r>
+        <w:fldChar w:fldCharType="separate"/>
+      </w:r>
+      <w:r>
+        <w:rPr>
+          <w:noProof/>
+          <w:vertAlign w:val="superscript"/>
+        </w:rPr>
+        <w:t>19</w:t>
+      </w:r>
+      <w:r>
+        <w:fldChar w:fldCharType="end"/>
+      </w:r>
+      <w:r>
+        <w:t xml:space="preserve"> with a 3D convolutional neural network. </w:t>
+      </w:r>
+      <w:del w:id="72" w:author="Anderson, Brian" w:date="2022-06-10T16:44:00Z">
+        <w:r>
+          <w:delText>We coined t</w:delText>
+        </w:r>
+      </w:del>
+      <w:ins w:id="73" w:author="Anderson, Brian" w:date="2022-06-10T16:44:00Z">
+        <w:r>
+          <w:t>T</w:t>
+        </w:r>
+      </w:ins>
+      <w:r>
+        <w:t>he term Hybrid-</w:t>
+      </w:r>
+      <w:proofErr w:type="spellStart"/>
+      <w:r>
+        <w:t>WNet</w:t>
+      </w:r>
+      <w:proofErr w:type="spellEnd"/>
+      <w:r>
+        <w:t xml:space="preserve"> </w:t>
+      </w:r>
+      <w:ins w:id="74" w:author="Anderson, Brian" w:date="2022-06-10T16:44:00Z">
+        <w:r>
+          <w:t xml:space="preserve">was coined </w:t>
+        </w:r>
+      </w:ins>
+      <w:proofErr w:type="gramStart"/>
+      <w:r>
+        <w:t>on the basis of</w:t>
+      </w:r>
+      <w:proofErr w:type="gramEnd"/>
+      <w:r>
+        <w:t xml:space="preserve"> the W-shaped appearance of two </w:t>
+      </w:r>
+      <w:proofErr w:type="spellStart"/>
+      <w:r>
+        <w:t>UNets</w:t>
+      </w:r>
+      <w:proofErr w:type="spellEnd"/>
+      <w:r>
+        <w:t xml:space="preserve"> beside each other (Figure 3).</w:t>
+      </w:r>
+    </w:p>
+    <w:p>
+      <w:del w:id="75" w:author="Anderson, Brian" w:date="2022-06-10T16:45:00Z">
+        <w:r>
+          <w:delText xml:space="preserve">Our </w:delText>
+        </w:r>
+      </w:del>
+      <w:ins w:id="76" w:author="Anderson, Brian" w:date="2022-06-10T16:45:00Z">
+        <w:r>
+          <w:t xml:space="preserve">The </w:t>
+        </w:r>
+      </w:ins>
+      <w:r>
+        <w:t>Hybrid-</w:t>
+      </w:r>
+      <w:proofErr w:type="spellStart"/>
+      <w:r>
+        <w:t>WNet</w:t>
+      </w:r>
+      <w:proofErr w:type="spellEnd"/>
+      <w:r>
+        <w:t xml:space="preserve"> </w:t>
+      </w:r>
+      <w:r>
+        <w:t>architectu</w:t>
+      </w:r>
+      <w:r>
+        <w:t>ral</w:t>
+      </w:r>
+      <w:r>
+        <w:t xml:space="preserve"> style was inspired by Li et al</w:t>
+      </w:r>
+      <w:r>
+        <w:t>.</w:t>
+      </w:r>
+      <w:r>
+        <w:fldChar w:fldCharType="begin" w:fldLock="1"/>
+      </w:r>
+      <w:r>
+        <w:instrText>ADDIN CSL_CITATION {"citationItems":[{"id":"ITEM-1","itemData":{"DOI":"10.1109/TMI.2018.2845918","ISSN":"0278-0062","PMID":"29994201","abstract":"Liver cancer is one of the leading causes of cancer death. To assist doctors in hepatocellular carcinoma diagnosis and treatment planning, an accurate and automatic liver and tumor segmentation method is highly demanded in the clinical practice. Recently, fully convolutional neural networks (FCNs), including 2D and 3D FCNs, serve as the back-bone in many volumetric image segmentation. However, 2D convolutions can not fully leverage the spatial information along the third dimension while 3D convolutions suffer from high computational cost and GPU memory consumption. To address these issues, we propose a novel hybrid densely connected UNet (H-DenseUNet), which consists of a 2D DenseUNet for efficiently extracting intra-slice features and a 3D counterpart for hierarchically aggregating volumetric contexts under the spirit of the auto-context algorithm for liver and tumor segmentation. We formulate the learning process of H-DenseUNet in an end-to-end manner, where the intra-slice representations and inter-slice features can be jointly optimized through a hybrid feature fusion (HFF) layer. We extensively evaluated our method on the dataset of MICCAI 2017 Liver Tumor Segmentation (LiTS) Challenge and 3DIRCADb Dataset. Our method outperformed other state-of-the-arts on the segmentation results of tumors and achieved very competitive performance for liver segmentation even with a single model.","author":[{"dropping-particle":"","family":"Li","given":"Xiaomeng","non-dropping-particle":"","parse-names":false,"suffix":""},{"dropping-particle":"","family":"Chen","given":"Hao","non-dropping-particle":"","parse-names":false,"suffix":""},{"dropping-particle":"","family":"Qi","given":"Xiaojuan","non-dropping-particle":"","parse-names":false,"suffix":""},{"dropping-particle":"","family":"Dou","given":"Qi","non-dropping-particle":"","parse-names":false,"suffix":""},{"dropping-particle":"","family":"Fu","given":"Chi-Wing","non-dropping-particle":"","parse-names":false,"suffix":""},{"dropping-particle":"","family":"Heng","given":"Pheng-Ann","non-dropping-particle":"","parse-names":false,"suffix":""}],"container-title":"IEEE Transactions on Medical Imaging","id":"ITEM-1","issued":{"date-parts":[["2018","6","11"]]},"page":"1-1","title":"H-DenseUNet: Hybrid Densely Connected UNet for Liver and Tumor Segmentation from CT Volumes","type":"article-journal"},"uris":["http://www.mendeley.com/documents/?uuid=fb3bfcd1-0396-3f63-8ace-be0f98a0872f"]}],"mendeley":{"formattedCitation":"&lt;sup&gt;9&lt;/sup&gt;","plainTextFormattedCitation":"9","previouslyFormattedCitation":"&lt;sup&gt;9&lt;/sup&gt;"},"properties":{"noteIndex":0},"schema":"https://github.com/citation-style-language/schema/raw/master/csl-citation.json"}</w:instrText>
+      </w:r>
+      <w:r>
+        <w:fldChar w:fldCharType="separate"/>
+      </w:r>
+      <w:r>
+        <w:rPr>
+          <w:noProof/>
+          <w:vertAlign w:val="superscript"/>
+        </w:rPr>
+        <w:t>9</w:t>
+      </w:r>
+      <w:r>
+        <w:fldChar w:fldCharType="end"/>
+      </w:r>
+      <w:r>
+        <w:t xml:space="preserve"> with </w:t>
+      </w:r>
+      <w:r>
+        <w:t>substantial</w:t>
+      </w:r>
+      <w:r>
+        <w:t xml:space="preserve"> alterations. </w:t>
+      </w:r>
+      <w:r>
+        <w:t xml:space="preserve">First, in architecture training, </w:t>
+      </w:r>
+      <w:ins w:id="77" w:author="Anderson, Brian" w:date="2022-06-10T16:40:00Z">
+        <w:r>
+          <w:t>the training process was broken</w:t>
+        </w:r>
+      </w:ins>
+      <w:del w:id="78" w:author="Anderson, Brian" w:date="2022-06-10T16:40:00Z">
+        <w:r>
+          <w:delText>we broke the training process</w:delText>
+        </w:r>
+      </w:del>
+      <w:r>
+        <w:t xml:space="preserve"> into four steps: 1) training only the new decoding side of the </w:t>
+      </w:r>
+      <w:proofErr w:type="spellStart"/>
+      <w:r>
+        <w:t>DenseNet</w:t>
+      </w:r>
+      <w:proofErr w:type="spellEnd"/>
+      <w:r>
+        <w:t xml:space="preserve"> 121, 2) training the entire DenseNet121, 3) training only the 3D network with the extracted 2D features, and 4) entire end-to-end training. </w:t>
+      </w:r>
+      <w:bookmarkStart w:id="79" w:name="_Hlk99296726"/>
+      <w:r>
+        <w:t xml:space="preserve">By breaking up the training process in this fashion, we ensured that </w:t>
+      </w:r>
+      <w:del w:id="80" w:author="Anderson, Brian" w:date="2022-06-10T16:40:00Z">
+        <w:r>
+          <w:delText xml:space="preserve">we could use </w:delText>
+        </w:r>
+      </w:del>
+      <w:r>
+        <w:t xml:space="preserve">high learning rates </w:t>
+      </w:r>
+      <w:ins w:id="81" w:author="Anderson, Brian" w:date="2022-06-10T16:40:00Z">
+        <w:r>
+          <w:t xml:space="preserve">could be used </w:t>
+        </w:r>
+      </w:ins>
+      <w:r>
+        <w:t>without the risk of “untraining” pretrained layers</w:t>
+      </w:r>
+      <w:ins w:id="82" w:author="Anderson, Brian" w:date="2022-03-27T18:04:00Z">
+        <w:r>
+          <w:t>, as was noticed by a marked di</w:t>
+        </w:r>
+      </w:ins>
+      <w:ins w:id="83" w:author="Anderson, Brian" w:date="2022-03-27T18:05:00Z">
+        <w:r>
+          <w:t>p</w:t>
+        </w:r>
+      </w:ins>
+      <w:ins w:id="84" w:author="Anderson, Brian" w:date="2022-03-27T18:04:00Z">
+        <w:r>
+          <w:t xml:space="preserve"> in performance in the first iterations </w:t>
+        </w:r>
+      </w:ins>
+      <w:ins w:id="85" w:author="Anderson, Brian" w:date="2022-03-27T18:06:00Z">
+        <w:r>
+          <w:t xml:space="preserve">of subsequent training </w:t>
+        </w:r>
+      </w:ins>
+      <w:ins w:id="86" w:author="Anderson, Brian" w:date="2022-03-27T18:04:00Z">
+        <w:r>
+          <w:t>if previous layers were not frozen</w:t>
+        </w:r>
+      </w:ins>
+      <w:r>
+        <w:t>.</w:t>
+      </w:r>
+      <w:bookmarkEnd w:id="79"/>
+      <w:r>
+        <w:t xml:space="preserve"> Second, </w:t>
+      </w:r>
+      <w:del w:id="87" w:author="Anderson, Brian" w:date="2022-06-10T16:47:00Z">
+        <w:r>
+          <w:delText xml:space="preserve">our </w:delText>
+        </w:r>
+      </w:del>
+      <w:ins w:id="88" w:author="Anderson, Brian" w:date="2022-06-10T16:47:00Z">
+        <w:r>
+          <w:t xml:space="preserve">the </w:t>
+        </w:r>
+      </w:ins>
+      <w:r>
+        <w:t xml:space="preserve">3D </w:t>
+      </w:r>
+      <w:proofErr w:type="spellStart"/>
+      <w:r>
+        <w:t>DenseNet</w:t>
+      </w:r>
+      <w:proofErr w:type="spellEnd"/>
+      <w:r>
+        <w:t xml:space="preserve"> contained truly dense layers, with extracted features shared throughout the entirety of each layer; this enabled the use of significantly fewer features.</w:t>
+      </w:r>
+    </w:p>
+    <w:p>
+      <w:pPr>
         <w:pStyle w:val="Heading2"/>
       </w:pPr>
       <w:r>
-        <w:t>Data Pre-Processing</w:t>
+        <w:t xml:space="preserve">Model </w:t>
+      </w:r>
+      <w:r>
+        <w:t>Training</w:t>
+      </w:r>
+    </w:p>
+    <w:p>
+      <w:r>
+        <w:t>All model training was performed using NVIDIA-Tesla V100 32GB GPUs</w:t>
+      </w:r>
+      <w:r>
+        <w:fldChar w:fldCharType="begin" w:fldLock="1"/>
+      </w:r>
+      <w:r>
+        <w:instrText>ADDIN CSL_CITATION {"citationItems":[{"id":"ITEM-1","itemData":{"URL":"https://www.nvidia.com/en-gb/data-center/tesla-v100/","accessed":{"date-parts":[["2020","7","28"]]},"id":"ITEM-1","issued":{"date-parts":[["0"]]},"title":"NVIDIA Tesla V100 | NVIDIA","type":"webpage"},"uris":["http://www.mendeley.com/documents/?uuid=16ffd798-2c34-3c8c-a70d-8f4f5c82e56a"]}],"mendeley":{"formattedCitation":"&lt;sup&gt;20&lt;/sup&gt;","plainTextFormattedCitation":"20","previouslyFormattedCitation":"&lt;sup&gt;19&lt;/sup&gt;"},"properties":{"noteIndex":0},"schema":"https://github.com/citation-style-language/schema/raw/master/csl-citation.json"}</w:instrText>
+      </w:r>
+      <w:r>
+        <w:fldChar w:fldCharType="separate"/>
+      </w:r>
+      <w:r>
+        <w:rPr>
+          <w:noProof/>
+          <w:vertAlign w:val="superscript"/>
+        </w:rPr>
+        <w:t>20</w:t>
+      </w:r>
+      <w:r>
+        <w:fldChar w:fldCharType="end"/>
+      </w:r>
+      <w:r>
+        <w:t>. All model creation, training, optimization, and evaluation</w:t>
+      </w:r>
+      <w:r>
+        <w:t xml:space="preserve"> was performed using Tensorflow</w:t>
+      </w:r>
+      <w:r>
+        <w:t>2.2.0</w:t>
+      </w:r>
+      <w:r>
+        <w:fldChar w:fldCharType="begin" w:fldLock="1"/>
+      </w:r>
+      <w:r>
+        <w:instrText>ADDIN CSL_CITATION {"citationItems":[{"id":"ITEM-1","itemData":{"abstract":"TensorFlow [1] is an interface for expressing machine learning algorithms, and an implementation for executing such algorithms. A computation expressed using TensorFlow can be executed with little or no change on a wide variety of heterogeneous systems, ranging from mobile devices such as phones and tablets up to large-scale distributed systems of hundreds of machines and thousands of computational devices such as GPU cards. The system is flexible and can be used to express a wide variety of algorithms, including training and inference algorithms for deep neural network models, and it has been used for conducting research and for deploying machine learning systems into production across more than a dozen areas of computer science and other fields, including speech recognition , computer vision, robotics, information retrieval, natural language processing, geographic information extraction, and computational drug discovery. This paper describes the Ten-sorFlow interface and an implementation of that interface that we have built at Google. The TensorFlow API and a reference implementation were released as an open-source package under the Apache 2.0 license in November, 2015 and are available at www.tensorflow.org.","author":[{"dropping-particle":"","family":"Abadi","given":"Martín","non-dropping-particle":"","parse-names":false,"suffix":""},{"dropping-particle":"","family":"Agarwal","given":"Ashish","non-dropping-particle":"","parse-names":false,"suffix":""},{"dropping-particle":"","family":"Barham","given":"Paul","non-dropping-particle":"","parse-names":false,"suffix":""},{"dropping-particle":"","family":"Brevdo","given":"Eugene","non-dropping-particle":"","parse-names":false,"suffix":""},{"dropping-particle":"","family":"Chen","given":"Zhifeng","non-dropping-particle":"","parse-names":false,"suffix":""},{"dropping-particle":"","family":"Citro","given":"Craig","non-dropping-particle":"","parse-names":false,"suffix":""},{"dropping-particle":"","family":"Corrado","given":"Greg S","non-dropping-particle":"","parse-names":false,"suffix":""},{"dropping-particle":"","family":"Davis","given":"Andy","non-dropping-particle":"","parse-names":false,"suffix":""},{"dropping-particle":"","family":"Dean","given":"Jeffrey","non-dropping-particle":"","parse-names":false,"suffix":""},{"dropping-particle":"","family":"Devin","given":"Matthieu","non-dropping-particle":"","parse-names":false,"suffix":""},{"dropping-particle":"","family":"Ghemawat","given":"Sanjay","non-dropping-particle":"","parse-names":false,"suffix":""},{"dropping-particle":"","family":"Goodfellow","given":"Ian","non-dropping-particle":"","parse-names":false,"suffix":""},{"dropping-particle":"","family":"Harp","given":"Andrew","non-dropping-particle":"","parse-names":false,"suffix":""},{"dropping-particle":"","family":"Irving","given":"Geoffrey","non-dropping-particle":"","parse-names":false,"suffix":""},{"dropping-particle":"","family":"Isard","given":"Michael","non-dropping-particle":"","parse-names":false,"suffix":""},{"dropping-particle":"","family":"Jia","given":"Yangqing","non-dropping-particle":"","parse-names":false,"suffix":""},{"dropping-particle":"","family":"Jozefowicz","given":"Rafal","non-dropping-particle":"","parse-names":false,"suffix":""},{"dropping-particle":"","family":"Kaiser","given":"Lukasz","non-dropping-particle":"","parse-names":false,"suffix":""},{"dropping-particle":"","family":"Kudlur","given":"Manjunath","non-dropping-particle":"","parse-names":false,"suffix":""},{"dropping-particle":"","family":"Levenberg","given":"Josh","non-dropping-particle":"","parse-names":false,"suffix":""},{"dropping-particle":"","family":"Mané","given":"Dan","non-dropping-particle":"","parse-names":false,"suffix":""},{"dropping-particle":"","family":"Monga","given":"Rajat","non-dropping-particle":"","parse-names":false,"suffix":""},{"dropping-particle":"","family":"Moore","given":"Sherry","non-dropping-particle":"","parse-names":false,"suffix":""},{"dropping-particle":"","family":"Murray","given":"Derek","non-dropping-particle":"","parse-names":false,"suffix":""},{"dropping-particle":"","family":"Olah","given":"Chris","non-dropping-particle":"","parse-names":false,"suffix":""},{"dropping-particle":"","family":"Schuster","given":"Mike","non-dropping-particle":"","parse-names":false,"suffix":""},{"dropping-particle":"","family":"Shlens","given":"Jonathon","non-dropping-particle":"","parse-names":false,"suffix":""},{"dropping-particle":"","family":"Steiner","given":"Benoit","non-dropping-particle":"","parse-names":false,"suffix":""},{"dropping-particle":"","family":"Sutskever","given":"Ilya","non-dropping-particle":"","parse-names":false,"suffix":""},{"dropping-particle":"","family":"Talwar","given":"Kunal","non-dropping-particle":"","parse-names":false,"suffix":""},{"dropping-particle":"","family":"Tucker","given":"Paul","non-dropping-particle":"","parse-names":false,"suffix":""},{"dropping-particle":"","family":"Vanhoucke","given":"Vincent","non-dropping-particle":"","parse-names":false,"suffix":""},{"dropping-particle":"","family":"Vasudevan","given":"Vijay","non-dropping-particle":"","parse-names":false,"suffix":""},{"dropping-particle":"","family":"Viégas","given":"Fernanda","non-dropping-particle":"","parse-names":false,"suffix":""},{"dropping-particle":"","family":"Vinyals","given":"Oriol","non-dropping-particle":"","parse-names":false,"suffix":""},{"dropping-particle":"","family":"Warden","given":"Pete","non-dropping-particle":"","parse-names":false,"suffix":""},{"dropping-particle":"","family":"Wattenberg","given":"Martin","non-dropping-particle":"","parse-names":false,"suffix":""},{"dropping-particle":"","family":"Wicke","given":"Martin","non-dropping-particle":"","parse-names":false,"suffix":""},{"dropping-particle":"","family":"Yu","given":"Yuan","non-dropping-particle":"","parse-names":false,"suffix":""},{"dropping-particle":"","family":"Zheng","given":"Xiaoqiang","non-dropping-particle":"","parse-names":false,"suffix":""},{"dropping-particle":"","family":"Research","given":"Google","non-dropping-particle":"","parse-names":false,"suffix":""}],"id":"ITEM-1","issued":{"date-parts":[["0"]]},"title":"TensorFlow: Large-Scale Machine Learning on Heterogeneous Distributed Systems","type":"report"},"uris":["http://www.mendeley.com/documents/?uuid=2d3a4105-7330-35e6-b82f-999f072a2849"]}],"mendeley":{"formattedCitation":"&lt;sup&gt;21&lt;/sup&gt;","plainTextFormattedCitation":"21","previouslyFormattedCitation":"&lt;sup&gt;20&lt;/sup&gt;"},"properties":{"noteIndex":0},"schema":"https://github.com/citation-style-language/schema/raw/master/csl-citation.json"}</w:instrText>
+      </w:r>
+      <w:r>
+        <w:fldChar w:fldCharType="separate"/>
+      </w:r>
+      <w:r>
+        <w:rPr>
+          <w:noProof/>
+          <w:vertAlign w:val="superscript"/>
+        </w:rPr>
+        <w:t>21</w:t>
+      </w:r>
+      <w:r>
+        <w:fldChar w:fldCharType="end"/>
+      </w:r>
+      <w:r>
+        <w:t>.</w:t>
+      </w:r>
+      <w:r>
+        <w:t xml:space="preserve"> </w:t>
+      </w:r>
+      <w:r>
+        <w:t>Models were optimized using a sparse categorical cross entropy loss</w:t>
+      </w:r>
+      <w:ins w:id="89" w:author="Anderson, Brian [2]" w:date="2022-03-30T15:55:00Z">
+        <w:r>
+          <w:t xml:space="preserve"> (</w:t>
+        </w:r>
+        <w:r>
+          <w:t>https://www.tensorflow.org/api_docs/python/tf/keras/losses/SparseCategoricalCrossentropy</w:t>
+        </w:r>
+        <w:r>
+          <w:t>)</w:t>
+        </w:r>
+      </w:ins>
+      <w:r>
+        <w:t xml:space="preserve"> and Adam optimizer. Mixed precision was enabled to </w:t>
+      </w:r>
+      <w:r>
+        <w:t>reduce</w:t>
+      </w:r>
+      <w:r>
+        <w:t xml:space="preserve"> the training </w:t>
+      </w:r>
+      <w:r>
+        <w:t>time</w:t>
+      </w:r>
+      <w:r>
+        <w:t>.</w:t>
+      </w:r>
+    </w:p>
+    <w:p>
+      <w:r>
+        <w:t xml:space="preserve">The model </w:t>
+      </w:r>
+      <w:r>
+        <w:t xml:space="preserve">was trained with </w:t>
+      </w:r>
+      <w:r>
+        <w:t>two inputs:</w:t>
+      </w:r>
+      <w:r>
+        <w:t xml:space="preserve"> </w:t>
+      </w:r>
+      <w:r>
+        <w:t xml:space="preserve">CT </w:t>
+      </w:r>
+      <w:r>
+        <w:t>image</w:t>
+      </w:r>
+      <w:r>
+        <w:t xml:space="preserve"> and </w:t>
+      </w:r>
+      <w:r>
+        <w:t>binary mask of the liver</w:t>
+      </w:r>
+      <w:r>
+        <w:t>. The mask</w:t>
+      </w:r>
+      <w:r>
+        <w:t xml:space="preserve"> automatically </w:t>
+      </w:r>
+      <w:r>
+        <w:t xml:space="preserve">assigns </w:t>
+      </w:r>
+      <w:r>
+        <w:t xml:space="preserve">a </w:t>
+      </w:r>
+      <w:r>
+        <w:t>background to any voxel</w:t>
+      </w:r>
+      <w:r>
+        <w:t xml:space="preserve"> </w:t>
+      </w:r>
+      <w:r>
+        <w:t>outside the liver</w:t>
+      </w:r>
+      <w:r>
+        <w:t>.</w:t>
+      </w:r>
+      <w:r>
+        <w:t xml:space="preserve"> Training involved passing </w:t>
+      </w:r>
+      <w:r>
+        <w:t xml:space="preserve">B*N*H*W*C </w:t>
+      </w:r>
+      <w:r>
+        <w:t>tensors</w:t>
+      </w:r>
+      <w:r>
+        <w:t xml:space="preserve"> to the model</w:t>
+      </w:r>
+      <w:r>
+        <w:t>, where</w:t>
+      </w:r>
+      <w:r>
+        <w:t xml:space="preserve"> the</w:t>
+      </w:r>
+      <w:r>
+        <w:t xml:space="preserve"> (B)</w:t>
+      </w:r>
+      <w:proofErr w:type="spellStart"/>
+      <w:r>
+        <w:t>atch</w:t>
+      </w:r>
+      <w:proofErr w:type="spellEnd"/>
+      <w:r>
+        <w:t xml:space="preserve"> varied from 8,</w:t>
+      </w:r>
+      <w:r>
+        <w:t xml:space="preserve"> to</w:t>
+      </w:r>
+      <w:r>
+        <w:t xml:space="preserve"> 16,</w:t>
+      </w:r>
+      <w:r>
+        <w:t xml:space="preserve"> the</w:t>
+      </w:r>
+      <w:r>
+        <w:t xml:space="preserve"> (N)umber of slices </w:t>
+      </w:r>
+      <w:r>
+        <w:t>was</w:t>
+      </w:r>
+      <w:r>
+        <w:t xml:space="preserve"> 32,</w:t>
+      </w:r>
+      <w:r>
+        <w:t xml:space="preserve"> the</w:t>
+      </w:r>
+      <w:r>
+        <w:t xml:space="preserve"> (H)eight </w:t>
+      </w:r>
+      <w:r>
+        <w:t>wa</w:t>
+      </w:r>
+      <w:r>
+        <w:t xml:space="preserve">s 120, </w:t>
+      </w:r>
+      <w:r>
+        <w:t xml:space="preserve">the </w:t>
+      </w:r>
+      <w:r>
+        <w:t>(W)</w:t>
+      </w:r>
+      <w:proofErr w:type="spellStart"/>
+      <w:r>
+        <w:t>idth</w:t>
+      </w:r>
+      <w:proofErr w:type="spellEnd"/>
+      <w:r>
+        <w:t xml:space="preserve"> </w:t>
+      </w:r>
+      <w:r>
+        <w:t>wa</w:t>
+      </w:r>
+      <w:r>
+        <w:t xml:space="preserve">s 120, and </w:t>
+      </w:r>
+      <w:r>
+        <w:t xml:space="preserve">the </w:t>
+      </w:r>
+      <w:r>
+        <w:t>(C)</w:t>
+      </w:r>
+      <w:proofErr w:type="spellStart"/>
+      <w:r>
+        <w:t>hannels</w:t>
+      </w:r>
+      <w:proofErr w:type="spellEnd"/>
+      <w:r>
+        <w:t xml:space="preserve"> </w:t>
+      </w:r>
+      <w:r>
+        <w:t>wa</w:t>
+      </w:r>
+      <w:r>
+        <w:t>s 2 (image and liver mask)</w:t>
+      </w:r>
+      <w:r>
+        <w:t>.</w:t>
+      </w:r>
+      <w:r>
+        <w:t xml:space="preserve"> Thus, a</w:t>
+      </w:r>
+      <w:r>
+        <w:t xml:space="preserve"> single pass might be 8x32x120x120x2 in size.</w:t>
       </w:r>
     </w:p>
     <w:p>
       <w:pPr>
         <w:pStyle w:val="Heading3"/>
-      </w:pPr>
-      <w:r>
-        <w:t xml:space="preserve">Image </w:t>
-      </w:r>
-      <w:r>
-        <w:t>Intensity Manipulation</w:t>
-      </w:r>
-    </w:p>
-    <w:p>
-      <w:del w:id="12" w:author="Anderson, Brian" w:date="2022-06-10T16:39:00Z">
-        <w:r>
-          <w:delText>W</w:delText>
-        </w:r>
-        <w:r>
-          <w:delText>e calculated a</w:delText>
-        </w:r>
-      </w:del>
-      <w:ins w:id="13" w:author="Anderson, Brian" w:date="2022-06-10T16:39:00Z">
-        <w:r>
-          <w:t>A</w:t>
-        </w:r>
-      </w:ins>
-      <w:r>
-        <w:t xml:space="preserve"> patient-</w:t>
-      </w:r>
-      <w:r>
-        <w:t xml:space="preserve">specific mean and standard deviation </w:t>
-      </w:r>
-      <w:ins w:id="14" w:author="Anderson, Brian" w:date="2022-06-10T15:45:00Z">
-        <w:r>
-          <w:t>Hounsfield unit</w:t>
-        </w:r>
-      </w:ins>
-      <w:ins w:id="15" w:author="Anderson, Brian" w:date="2022-06-10T16:39:00Z">
-        <w:r>
-          <w:t xml:space="preserve"> was calculated</w:t>
-        </w:r>
-      </w:ins>
-      <w:ins w:id="16" w:author="Anderson, Brian" w:date="2022-06-10T15:45:00Z">
-        <w:r>
-          <w:t xml:space="preserve"> </w:t>
-        </w:r>
-      </w:ins>
-      <w:r>
-        <w:t xml:space="preserve">for normalization </w:t>
-      </w:r>
-      <w:r>
-        <w:t>on the basis of</w:t>
-      </w:r>
-      <w:r>
-        <w:t xml:space="preserve"> the </w:t>
-      </w:r>
-      <w:r>
-        <w:t xml:space="preserve">Full-Width-Half-Max </w:t>
-      </w:r>
-      <w:r>
-        <w:t xml:space="preserve">of </w:t>
-      </w:r>
-      <w:r>
-        <w:t xml:space="preserve">the </w:t>
-      </w:r>
-      <w:r>
-        <w:t>values within the liver</w:t>
-      </w:r>
-      <w:ins w:id="17" w:author="Anderson, Brian" w:date="2022-06-10T15:45:00Z">
-        <w:r>
-          <w:t>;</w:t>
-        </w:r>
-      </w:ins>
-      <w:del w:id="18" w:author="Anderson, Brian" w:date="2022-06-10T15:45:00Z">
-        <w:r>
-          <w:delText>,</w:delText>
-        </w:r>
-      </w:del>
-      <w:r>
-        <w:t xml:space="preserve"> this reduced outliers as compared to using a global mean and standard deviation</w:t>
-      </w:r>
-      <w:r>
-        <w:t xml:space="preserve">. </w:t>
-      </w:r>
-      <w:r>
-        <w:t>The i</w:t>
-      </w:r>
-      <w:r>
-        <w:t xml:space="preserve">mage intensity outside of the </w:t>
-      </w:r>
-      <w:r>
-        <w:t xml:space="preserve">masked </w:t>
-      </w:r>
-      <w:r>
-        <w:t xml:space="preserve">liver </w:t>
-      </w:r>
-      <w:r>
-        <w:t xml:space="preserve">was </w:t>
-      </w:r>
-      <w:r>
-        <w:t>set to be equal to 0</w:t>
-      </w:r>
-      <w:r>
-        <w:t>.</w:t>
-      </w:r>
-    </w:p>
-    <w:p>
-      <w:pPr>
-        <w:pStyle w:val="Heading3"/>
-      </w:pPr>
-      <w:r>
-        <w:t>Voxel Size Resampling</w:t>
-      </w:r>
-    </w:p>
-    <w:p>
-      <w:del w:id="19" w:author="Anderson, Brian" w:date="2022-06-10T16:39:00Z">
-        <w:r>
-          <w:delText>W</w:delText>
-        </w:r>
-        <w:r>
-          <w:delText xml:space="preserve">e resampled </w:delText>
-        </w:r>
-        <w:r>
-          <w:delText>a</w:delText>
-        </w:r>
-      </w:del>
-      <w:ins w:id="20" w:author="Anderson, Brian" w:date="2022-06-10T16:39:00Z">
-        <w:r>
-          <w:t>A</w:t>
-        </w:r>
-      </w:ins>
-      <w:r>
-        <w:t>ll training</w:t>
-      </w:r>
-      <w:r>
-        <w:t xml:space="preserve"> and validation</w:t>
-      </w:r>
-      <w:r>
-        <w:t xml:space="preserve"> images</w:t>
-      </w:r>
-      <w:r>
-        <w:t xml:space="preserve"> and ground-truth segmentation</w:t>
-      </w:r>
-      <w:ins w:id="21" w:author="Anderson, Brian" w:date="2022-06-10T16:39:00Z">
-        <w:r>
-          <w:t xml:space="preserve"> were resampled</w:t>
-        </w:r>
-      </w:ins>
-      <w:r>
-        <w:t xml:space="preserve"> to 1mm slice thickness</w:t>
-      </w:r>
-      <w:ins w:id="22" w:author="Anderson, Brian" w:date="2022-03-27T17:01:00Z">
-        <w:r>
-          <w:t>, and 0.75mm in the axial plane,</w:t>
-        </w:r>
-      </w:ins>
-      <w:r>
-        <w:t xml:space="preserve"> using bi-linear interpolation</w:t>
-      </w:r>
-      <w:r>
-        <w:t>.</w:t>
-      </w:r>
-    </w:p>
-    <w:p>
-      <w:pPr>
-        <w:pStyle w:val="Heading3"/>
-      </w:pPr>
-      <w:r>
-        <w:t xml:space="preserve">Training </w:t>
-      </w:r>
-      <w:r>
-        <w:t>Image “</w:t>
-      </w:r>
-      <w:r>
-        <w:t>Slabs</w:t>
-      </w:r>
-      <w:r>
-        <w:t>”</w:t>
-      </w:r>
-    </w:p>
-    <w:p>
-      <w:pPr>
-        <w:rPr>
-          <w:ins w:id="23" w:author="Anderson, Brian" w:date="2022-03-27T17:10:00Z"/>
-        </w:rPr>
-      </w:pPr>
-      <w:bookmarkStart w:id="24" w:name="_Hlk99293487"/>
-      <w:ins w:id="25" w:author="Anderson, Brian" w:date="2022-03-27T17:08:00Z">
-        <w:r>
-          <w:t xml:space="preserve">Initial training on the entire patient liver resulted in a model which struggled to identify </w:t>
-        </w:r>
-      </w:ins>
-      <w:ins w:id="26" w:author="Anderson, Brian" w:date="2022-03-27T17:09:00Z">
-        <w:r>
-          <w:t>disease sites. We believe this is due to the disparity in class representation, being that a majority of the liver is ‘normal’ and the model could achieve a high segmentation accuracy by segmenting everything as ‘n</w:t>
-        </w:r>
-      </w:ins>
-      <w:ins w:id="27" w:author="Anderson, Brian" w:date="2022-03-27T17:10:00Z">
-        <w:r>
-          <w:t xml:space="preserve">ormal’. </w:t>
-        </w:r>
-      </w:ins>
-      <w:moveToRangeStart w:id="28" w:author="Anderson, Brian" w:date="2022-03-27T17:10:00Z" w:name="move99293435"/>
-      <w:moveTo w:id="29" w:author="Anderson, Brian" w:date="2022-03-27T17:10:00Z">
-        <w:r>
-          <w:t>Simple class weighting would not solve this problem as it would result in the model weighing cases with extensive disease cases as more important than the less extensive disease cases.</w:t>
-        </w:r>
-      </w:moveTo>
-      <w:moveToRangeEnd w:id="28"/>
-    </w:p>
-    <w:p>
-      <w:bookmarkStart w:id="30" w:name="_Hlk105770379"/>
-      <w:r>
-        <w:t>To account for disparities in class representation, where s</w:t>
-      </w:r>
-      <w:r>
-        <w:t>maller structures</w:t>
-      </w:r>
-      <w:ins w:id="31" w:author="Anderson, Brian" w:date="2022-03-27T17:05:00Z">
-        <w:r>
-          <w:t xml:space="preserve"> (CRLM)</w:t>
-        </w:r>
-      </w:ins>
-      <w:r>
-        <w:t xml:space="preserve"> are inherently </w:t>
-      </w:r>
-      <w:r>
-        <w:t>“</w:t>
-      </w:r>
-      <w:r>
-        <w:t>worth less</w:t>
-      </w:r>
-      <w:r>
-        <w:t>”</w:t>
-      </w:r>
-      <w:r>
-        <w:t xml:space="preserve"> than large structures</w:t>
-      </w:r>
-      <w:ins w:id="32" w:author="Anderson, Brian" w:date="2022-03-27T17:05:00Z">
-        <w:r>
-          <w:t xml:space="preserve"> (normal liver)</w:t>
-        </w:r>
-      </w:ins>
-      <w:r>
-        <w:t xml:space="preserve">, </w:t>
-      </w:r>
-      <w:del w:id="33" w:author="Anderson, Brian" w:date="2022-06-10T16:39:00Z">
-        <w:r>
-          <w:delText xml:space="preserve">we </w:delText>
-        </w:r>
-      </w:del>
-      <w:ins w:id="34" w:author="Anderson, Brian" w:date="2022-06-10T16:39:00Z">
-        <w:r>
-          <w:t>training was</w:t>
-        </w:r>
-        <w:r>
-          <w:t xml:space="preserve"> </w:t>
-        </w:r>
-      </w:ins>
-      <w:r>
-        <w:t xml:space="preserve">distributed </w:t>
-      </w:r>
-      <w:del w:id="35" w:author="Anderson, Brian" w:date="2022-06-10T16:39:00Z">
-        <w:r>
-          <w:delText xml:space="preserve">our training </w:delText>
-        </w:r>
-      </w:del>
-      <w:r>
-        <w:t xml:space="preserve">into unique </w:t>
-      </w:r>
-      <w:r>
-        <w:t>“</w:t>
-      </w:r>
-      <w:r>
-        <w:t>slabs</w:t>
-      </w:r>
-      <w:r>
-        <w:t>”</w:t>
-      </w:r>
-      <w:r>
-        <w:t xml:space="preserve">. </w:t>
-      </w:r>
-      <w:moveFromRangeStart w:id="36" w:author="Anderson, Brian" w:date="2022-03-27T17:10:00Z" w:name="move99293435"/>
-      <w:moveFrom w:id="37" w:author="Anderson, Brian" w:date="2022-03-27T17:10:00Z">
-        <w:r>
-          <w:t>Simple class weighting would not solve this problem as it would result in</w:t>
-        </w:r>
-        <w:r>
-          <w:t xml:space="preserve"> the model</w:t>
-        </w:r>
-        <w:r>
-          <w:t xml:space="preserve"> weighing</w:t>
-        </w:r>
-        <w:r>
-          <w:t xml:space="preserve"> </w:t>
-        </w:r>
-        <w:r>
-          <w:t>cases with extensive</w:t>
-        </w:r>
-        <w:r>
-          <w:t xml:space="preserve"> disease cases</w:t>
-        </w:r>
-        <w:r>
-          <w:t xml:space="preserve"> as more important </w:t>
-        </w:r>
-        <w:r>
-          <w:t xml:space="preserve">than the less </w:t>
-        </w:r>
-        <w:r>
-          <w:t xml:space="preserve">extensive </w:t>
-        </w:r>
-        <w:r>
-          <w:t xml:space="preserve">disease cases. </w:t>
-        </w:r>
-      </w:moveFrom>
-      <w:moveFromRangeEnd w:id="36"/>
-      <w:r>
-        <w:t>E</w:t>
-      </w:r>
-      <w:r>
-        <w:t xml:space="preserve">ach independent disease site </w:t>
-      </w:r>
-      <w:r>
-        <w:t xml:space="preserve">was divided </w:t>
-      </w:r>
-      <w:r>
-        <w:t>into “</w:t>
-      </w:r>
-      <w:r>
-        <w:t>slabs</w:t>
-      </w:r>
-      <w:r>
-        <w:t>”</w:t>
-      </w:r>
-      <w:r>
-        <w:t xml:space="preserve"> of 32x120x120 voxels</w:t>
-      </w:r>
-      <w:r>
-        <w:t>.</w:t>
-      </w:r>
-      <w:ins w:id="38" w:author="Anderson, Brian" w:date="2022-06-10T16:15:00Z">
-        <w:r>
-          <w:t xml:space="preserve"> This size was </w:t>
-        </w:r>
-        <w:r>
-          <w:t xml:space="preserve">selected arbitrarily as a balance of </w:t>
-        </w:r>
-      </w:ins>
-      <w:ins w:id="39" w:author="Anderson, Brian" w:date="2022-06-10T16:16:00Z">
-        <w:r>
-          <w:t xml:space="preserve">encompassing a large </w:t>
-        </w:r>
-      </w:ins>
-      <w:ins w:id="40" w:author="Anderson, Brian" w:date="2022-06-10T16:17:00Z">
-        <w:r>
-          <w:t xml:space="preserve">section of liver </w:t>
-        </w:r>
-      </w:ins>
-      <w:ins w:id="41" w:author="Anderson, Brian" w:date="2022-06-10T16:18:00Z">
-        <w:r>
-          <w:t>while reducing memory requirements.</w:t>
-        </w:r>
-      </w:ins>
-      <w:r>
-        <w:t xml:space="preserve"> </w:t>
-      </w:r>
-      <w:ins w:id="42" w:author="Anderson, Brian [2]" w:date="2022-03-30T15:54:00Z">
-        <w:r>
-          <w:t>This ensures a representation of both disease and normal liver in each training step.</w:t>
-        </w:r>
-        <w:bookmarkEnd w:id="30"/>
-        <w:r>
-          <w:t xml:space="preserve"> </w:t>
-        </w:r>
-      </w:ins>
-      <w:r>
-        <w:t xml:space="preserve">Figure </w:t>
-      </w:r>
-      <w:r>
-        <w:t>1</w:t>
-      </w:r>
-      <w:r>
-        <w:t xml:space="preserve"> illustrates several disease </w:t>
-      </w:r>
-      <w:r>
-        <w:t>slabs</w:t>
-      </w:r>
-      <w:r>
-        <w:t xml:space="preserve"> </w:t>
-      </w:r>
-      <w:r>
-        <w:t>for one patient.</w:t>
-      </w:r>
-      <w:r>
-        <w:t xml:space="preserve"> </w:t>
-      </w:r>
-      <w:r>
-        <w:t>After extraction, the</w:t>
-      </w:r>
-      <w:r>
-        <w:t xml:space="preserve"> training dataset consisted</w:t>
-      </w:r>
-      <w:r>
-        <w:t xml:space="preserve"> of 572 unique </w:t>
-      </w:r>
-      <w:r>
-        <w:t>samples</w:t>
-      </w:r>
-      <w:r>
-        <w:t>.</w:t>
-      </w:r>
-    </w:p>
-    <w:bookmarkEnd w:id="24"/>
-    <w:p>
-      <w:r>
-        <w:t xml:space="preserve">The validation and test set </w:t>
-      </w:r>
-      <w:r>
-        <w:t>were</w:t>
-      </w:r>
-      <w:r>
-        <w:t xml:space="preserve"> not broken into </w:t>
-      </w:r>
-      <w:r>
-        <w:t>slabs</w:t>
-      </w:r>
-      <w:r>
-        <w:t>, with the entire liver being passed at once for evaluation and testing.</w:t>
-      </w:r>
-    </w:p>
-    <w:p>
-      <w:pPr>
-        <w:pStyle w:val="Heading2"/>
-      </w:pPr>
-      <w:r>
-        <w:t>Architecture</w:t>
-      </w:r>
-      <w:r>
-        <w:t>s</w:t>
-      </w:r>
-    </w:p>
-    <w:p>
-      <w:r>
-        <w:t xml:space="preserve">Four </w:t>
-      </w:r>
-      <w:r>
-        <w:t>architectur</w:t>
-      </w:r>
-      <w:r>
-        <w:t xml:space="preserve">es </w:t>
-      </w:r>
-      <w:r>
-        <w:t>were investigated</w:t>
-      </w:r>
-      <w:r>
-        <w:t>:</w:t>
-      </w:r>
-      <w:r>
-        <w:t xml:space="preserve"> Standard</w:t>
-      </w:r>
-      <w:r>
-        <w:t xml:space="preserve"> 3D</w:t>
-      </w:r>
-      <w:r>
-        <w:t>-</w:t>
-      </w:r>
-      <w:r>
-        <w:t xml:space="preserve">UNet, Residual </w:t>
-      </w:r>
-      <w:r>
-        <w:t>3D-</w:t>
-      </w:r>
-      <w:r>
-        <w:t>UNet, Dense</w:t>
-      </w:r>
-      <w:r>
-        <w:t xml:space="preserve"> 3D</w:t>
-      </w:r>
-      <w:r>
-        <w:t>-</w:t>
-      </w:r>
-      <w:r>
-        <w:t>UNet</w:t>
-      </w:r>
-      <w:r>
-        <w:t xml:space="preserve">, and </w:t>
-      </w:r>
-      <w:r>
-        <w:t>Hybrid-WNet (</w:t>
-      </w:r>
-      <w:r>
-        <w:t xml:space="preserve">pre-trained </w:t>
-      </w:r>
-      <w:r>
-        <w:t xml:space="preserve">Standard </w:t>
-      </w:r>
-      <w:r>
-        <w:t>2D</w:t>
-      </w:r>
-      <w:r>
-        <w:t>-</w:t>
-      </w:r>
-      <w:r>
-        <w:t>UNet with a 3D</w:t>
-      </w:r>
-      <w:r>
-        <w:t>-</w:t>
-      </w:r>
-      <w:r>
-        <w:t>DenseUNet</w:t>
-      </w:r>
-      <w:r>
-        <w:t>)</w:t>
-      </w:r>
-      <w:r>
-        <w:t xml:space="preserve">. </w:t>
-      </w:r>
-      <w:r>
-        <w:t>The basic framework remained the same for the Standard, Re</w:t>
-      </w:r>
-      <w:r>
-        <w:t>sidual, and Dense 3D-</w:t>
-      </w:r>
-      <w:r>
-        <w:t xml:space="preserve">UNets (Figure </w:t>
-      </w:r>
-      <w:r>
-        <w:t>2</w:t>
-      </w:r>
-      <w:r>
-        <w:t>A). The differences in the Standard, Residual, and Dense 3D</w:t>
-      </w:r>
-      <w:r>
-        <w:t>-</w:t>
-      </w:r>
-      <w:r>
-        <w:t>UNe</w:t>
-      </w:r>
-      <w:r>
-        <w:t>ts are represented in Figure 2</w:t>
-      </w:r>
-      <w:r>
-        <w:t xml:space="preserve">B. </w:t>
-      </w:r>
-      <w:r>
-        <w:t>T</w:t>
-      </w:r>
-      <w:r>
-        <w:t xml:space="preserve">he Hybrid-WNet architecture is shown in Figure </w:t>
-      </w:r>
-      <w:r>
-        <w:t>3</w:t>
-      </w:r>
-      <w:r>
-        <w:t>.</w:t>
-      </w:r>
-      <w:r>
-        <w:t xml:space="preserve"> A list of parameters for each architecture is listed in</w:t>
-      </w:r>
-      <w:r>
-        <w:t xml:space="preserve"> Table 2</w:t>
-      </w:r>
-      <w:r>
-        <w:t>.</w:t>
-      </w:r>
-    </w:p>
-    <w:p>
-      <w:pPr>
-        <w:pStyle w:val="Heading3"/>
-      </w:pPr>
-      <w:r>
-        <w:t>Residual</w:t>
-      </w:r>
-      <w:r>
-        <w:t xml:space="preserve"> 3D</w:t>
-      </w:r>
-      <w:r>
-        <w:t>-</w:t>
-      </w:r>
-      <w:r>
-        <w:t>UNet</w:t>
-      </w:r>
-    </w:p>
-    <w:p>
-      <w:r>
-        <w:t xml:space="preserve">The </w:t>
-      </w:r>
-      <w:r>
-        <w:t xml:space="preserve">Standard </w:t>
-      </w:r>
-      <w:r>
-        <w:t>3D-</w:t>
-      </w:r>
-      <w:r>
-        <w:t>UNet was expanded to include</w:t>
-      </w:r>
-      <w:r>
-        <w:t xml:space="preserve"> residual connections for each convolution block in </w:t>
-      </w:r>
-      <w:r>
-        <w:t xml:space="preserve">a </w:t>
-      </w:r>
-      <w:r>
-        <w:t>layer</w:t>
-      </w:r>
-      <w:r>
-        <w:t>, with motivation from the ‘ResNet’ architecture</w:t>
-      </w:r>
-      <w:r>
-        <w:fldChar w:fldCharType="begin" w:fldLock="1"/>
-      </w:r>
-      <w:r>
-        <w:instrText>ADDIN CSL_CITATION {"citationItems":[{"id":"ITEM-1","itemData":{"abstract":"Deeper neural networks are more difficult to train. We present a residual learning framework to ease the training of networks that are substantially deeper than those used previously. We explicitly reformulate the layers as learning residual functions with reference to the layer inputs, instead of learning unreferenced functions. We provide comprehensive empirical evidence showing that these residual networks are easier to optimize, and can gain accuracy from considerably increased depth. On the ImageNet dataset we evaluate residual nets with a depth of up to 152 layers-8× deeper than VGG nets [41] but still having lower complexity. An ensemble of these residual nets achieves 3.57% error on the ImageNet test set. This result won the 1st place on the ILSVRC 2015 classification task. We also present analysis on CIFAR-10 with 100 and 1000 layers. The depth of representations is of central importance for many visual recognition tasks. Solely due to our extremely deep representations, we obtain a 28% relative improvement on the COCO object detection dataset. Deep residual nets are foundations of our submissions to ILSVRC &amp; COCO 2015 competitions 1 , where we also won the 1st places on the tasks of ImageNet detection, ImageNet local-ization, COCO detection, and COCO segmentation.","author":[{"dropping-particle":"","family":"He","given":"Kaiming","non-dropping-particle":"","parse-names":false,"suffix":""},{"dropping-particle":"","family":"Zhang","given":"Xiangyu","non-dropping-particle":"","parse-names":false,"suffix":""},{"dropping-particle":"","family":"Ren","given":"Shaoqing","non-dropping-particle":"","parse-names":false,"suffix":""},{"dropping-particle":"","family":"Sun","given":"Jian","non-dropping-particle":"","parse-names":false,"suffix":""}],"id":"ITEM-1","issued":{"date-parts":[["0"]]},"title":"Deep Residual Learning for Image Recognition","type":"report"},"uris":["http://www.mendeley.com/documents/?uuid=6261f71c-5c89-313a-b2dc-fa20f5974143"]}],"mendeley":{"formattedCitation":"&lt;sup&gt;13&lt;/sup&gt;","plainTextFormattedCitation":"13","previouslyFormattedCitation":"&lt;sup&gt;12&lt;/sup&gt;"},"properties":{"noteIndex":0},"schema":"https://github.com/citation-style-language/schema/raw/master/csl-citation.json"}</w:instrText>
-      </w:r>
-      <w:r>
-        <w:fldChar w:fldCharType="separate"/>
-      </w:r>
-      <w:r>
-        <w:rPr>
-          <w:noProof/>
-          <w:vertAlign w:val="superscript"/>
-        </w:rPr>
-        <w:t>13</w:t>
-      </w:r>
-      <w:r>
-        <w:fldChar w:fldCharType="end"/>
-      </w:r>
-      <w:r>
-        <w:t xml:space="preserve">. Residual connections have the benefit of allowing a </w:t>
-      </w:r>
-      <w:r>
-        <w:t>“</w:t>
-      </w:r>
-      <w:r>
-        <w:t>flow</w:t>
-      </w:r>
-      <w:r>
-        <w:t>”</w:t>
-      </w:r>
-      <w:r>
-        <w:t xml:space="preserve"> of loss from previous convolutions. This allows the model to create skip-connections over convolutions that might not be nece</w:t>
-      </w:r>
-      <w:r>
-        <w:t>ssary.</w:t>
-      </w:r>
-    </w:p>
-    <w:p>
-      <w:pPr>
-        <w:pStyle w:val="Heading3"/>
-      </w:pPr>
-      <w:r>
-        <w:t>Dense</w:t>
-      </w:r>
-      <w:r>
-        <w:t xml:space="preserve"> 3D</w:t>
-      </w:r>
-      <w:r>
-        <w:t>-</w:t>
-      </w:r>
-      <w:r>
-        <w:t>UNet</w:t>
-      </w:r>
-    </w:p>
-    <w:p>
-      <w:r>
-        <w:t xml:space="preserve">A more complete </w:t>
-      </w:r>
-      <w:r>
-        <w:t>“</w:t>
-      </w:r>
-      <w:r>
-        <w:t>flow</w:t>
-      </w:r>
-      <w:r>
-        <w:t>”</w:t>
-      </w:r>
-      <w:r>
-        <w:t xml:space="preserve"> of lo</w:t>
-      </w:r>
-      <w:r>
-        <w:t>ss from previous convolutions can be</w:t>
-      </w:r>
-      <w:r>
-        <w:t xml:space="preserve"> realized with the DenseNet architecture</w:t>
-      </w:r>
-      <w:r>
-        <w:fldChar w:fldCharType="begin" w:fldLock="1"/>
-      </w:r>
-      <w:r>
-        <w:instrText>ADDIN CSL_CITATION {"citationItems":[{"id":"ITEM-1","itemData":{"abstract":"Recent work has shown that convolutional networks can be substantially deeper, more accurate, and efficient to train if they contain shorter connections between layers close to the input and those close to the output. In this paper, we embrace this observation and introduce the Dense Convo-lutional Network (DenseNet), which connects each layer to every other layer in a feed-forward fashion. Whereas traditional convolutional networks with L layers have L connections-one between each layer and its subsequent layer-our network has L(L+1) 2 direct connections. For each layer, the feature-maps of all preceding layers are used as inputs, and its own feature-maps are used as inputs into all subsequent layers. DenseNets have several compelling advantages: they alleviate the vanishing-gradient problem, strengthen feature propagation, encourage feature reuse, and substantially reduce the number of parameters. We evaluate our proposed architecture on four highly competitive object recognition benchmark tasks (CIFAR-10, CIFAR-100, SVHN, and ImageNet). DenseNets obtain significant improvements over the state-of-the-art on most of them, whilst requiring less computation to achieve high performance. Code and pre-trained models are available at https://github.com/liuzhuang13/DenseNet.","author":[{"dropping-particle":"","family":"Huang","given":"Gao","non-dropping-particle":"","parse-names":false,"suffix":""},{"dropping-particle":"","family":"Liu","given":"Zhuang","non-dropping-particle":"","parse-names":false,"suffix":""},{"dropping-particle":"","family":"Maaten","given":"Laurens","non-dropping-particle":"Van Der","parse-names":false,"suffix":""},{"dropping-particle":"","family":"Weinberger","given":"Kilian Q","non-dropping-particle":"","parse-names":false,"suffix":""}],"id":"ITEM-1","issued":{"date-parts":[["0"]]},"title":"Densely Connected Convolutional Networks","type":"report"},"uris":["http://www.mendeley.com/documents/?uuid=63966e29-88d3-35f5-8ada-41421e35da47"]}],"mendeley":{"formattedCitation":"&lt;sup&gt;14&lt;/sup&gt;","plainTextFormattedCitation":"14","previouslyFormattedCitation":"&lt;sup&gt;13&lt;/sup&gt;"},"properties":{"noteIndex":0},"schema":"https://github.com/citation-style-language/schema/raw/master/csl-citation.json"}</w:instrText>
-      </w:r>
-      <w:r>
-        <w:fldChar w:fldCharType="separate"/>
-      </w:r>
-      <w:r>
-        <w:rPr>
-          <w:noProof/>
-          <w:vertAlign w:val="superscript"/>
-        </w:rPr>
-        <w:t>14</w:t>
-      </w:r>
-      <w:r>
-        <w:fldChar w:fldCharType="end"/>
-      </w:r>
-      <w:r>
-        <w:t>. This architectur</w:t>
-      </w:r>
-      <w:r>
-        <w:t>al</w:t>
-      </w:r>
-      <w:r>
-        <w:t xml:space="preserve"> style allows </w:t>
-      </w:r>
-      <w:r>
-        <w:t>previous</w:t>
-      </w:r>
-      <w:r>
-        <w:t xml:space="preserve"> convolutions to be re-used. </w:t>
-      </w:r>
-      <w:r>
-        <w:t xml:space="preserve">The reuse of previous </w:t>
-      </w:r>
-      <w:r>
-        <w:lastRenderedPageBreak/>
-        <w:t>convolutions allows the number of filters to be significantly reduced</w:t>
-      </w:r>
-      <w:r>
-        <w:t>, the increase in total number of filters is re</w:t>
-      </w:r>
-      <w:r>
-        <w:t>ferr</w:t>
-      </w:r>
-      <w:r>
-        <w:t>ed to here as the “growth rate”</w:t>
-      </w:r>
-      <w:r>
-        <w:t>.</w:t>
-      </w:r>
-    </w:p>
-    <w:p>
-      <w:pPr>
-        <w:pStyle w:val="Heading3"/>
-      </w:pPr>
-      <w:r>
-        <w:t>Hybrid</w:t>
-      </w:r>
-      <w:r>
-        <w:t>-</w:t>
-      </w:r>
-      <w:r>
-        <w:t>WNet</w:t>
-      </w:r>
-    </w:p>
-    <w:p>
-      <w:r>
-        <w:t>The architecture combines 2D features extracted from the pre-trained 2D DenseNet-121</w:t>
-      </w:r>
-      <w:r>
-        <w:fldChar w:fldCharType="begin" w:fldLock="1"/>
-      </w:r>
-      <w:r>
-        <w:instrText>ADDIN CSL_CITATION {"citationItems":[{"id":"ITEM-1","itemData":{"abstract":"Recent work has shown that convolutional networks can be substantially deeper, more accurate, and efficient to train if they contain shorter connections between layers close to the input and those close to the output. In this paper, we embrace this observation and introduce the Dense Convo-lutional Network (DenseNet), which connects each layer to every other layer in a feed-forward fashion. Whereas traditional convolutional networks with L layers have L connections-one between each layer and its subsequent layer-our network has L(L+1) 2 direct connections. For each layer, the feature-maps of all preceding layers are used as inputs, and its own feature-maps are used as inputs into all subsequent layers. DenseNets have several compelling advantages: they alleviate the vanishing-gradient problem, strengthen feature propagation, encourage feature reuse, and substantially reduce the number of parameters. We evaluate our proposed architecture on four highly competitive object recognition benchmark tasks (CIFAR-10, CIFAR-100, SVHN, and ImageNet). DenseNets obtain significant improvements over the state-of-the-art on most of them, whilst requiring less computation to achieve high performance. Code and pre-trained models are available at https://github.com/liuzhuang13/DenseNet.","author":[{"dropping-particle":"","family":"Huang","given":"Gao","non-dropping-particle":"","parse-names":false,"suffix":""},{"dropping-particle":"","family":"Liu","given":"Zhuang","non-dropping-particle":"","parse-names":false,"suffix":""},{"dropping-particle":"","family":"Maaten","given":"Laurens","non-dropping-particle":"Van Der","parse-names":false,"suffix":""},{"dropping-particle":"","family":"Weinberger","given":"Kilian Q","non-dropping-particle":"","parse-names":false,"suffix":""}],"id":"ITEM-1","issued":{"date-parts":[["0"]]},"title":"Densely Connected Convolutional Networks","type":"report"},"uris":["http://www.mendeley.com/documents/?uuid=63966e29-88d3-35f5-8ada-41421e35da47"]}],"mendeley":{"formattedCitation":"&lt;sup&gt;14&lt;/sup&gt;","plainTextFormattedCitation":"14","previouslyFormattedCitation":"&lt;sup&gt;13&lt;/sup&gt;"},"properties":{"noteIndex":0},"schema":"https://github.com/citation-style-language/schema/raw/master/csl-citation.json"}</w:instrText>
-      </w:r>
-      <w:r>
-        <w:fldChar w:fldCharType="separate"/>
-      </w:r>
-      <w:r>
-        <w:rPr>
-          <w:noProof/>
-          <w:vertAlign w:val="superscript"/>
-        </w:rPr>
-        <w:t>14</w:t>
-      </w:r>
-      <w:r>
-        <w:fldChar w:fldCharType="end"/>
-      </w:r>
-      <w:r>
-        <w:t xml:space="preserve"> in Tensorflow</w:t>
-      </w:r>
-      <w:r>
-        <w:fldChar w:fldCharType="begin" w:fldLock="1"/>
-      </w:r>
-      <w:r>
-        <w:instrText>ADDIN CSL_CITATION {"citationItems":[{"id":"ITEM-1","itemData":{"abstract":"TensorFlow [1] is an interface for expressing machine learn-ing algorithms, and an implementation for executing such al-gorithms. A computation expressed using TensorFlow can be executed with little or no change on a wide variety of hetero-geneous systems, ranging from mobile devices such as phones and tablets up to large-scale distributed systems of hundreds of machines and thousands of computational devices such as GPU cards. The system is flexible and can be used to express a wide variety of algorithms, including training and inference algorithms for deep neural network models, and it has been used for conducting research and for deploying machine learn-ing systems into production across more than a dozen areas of computer science and other fields, including speech recogni-tion, computer vision, robotics, information retrieval, natural language processing, geographic information extraction, and computational drug discovery. This paper describes the Ten-sorFlow interface and an implementation of that interface that we have built at Google. The TensorFlow API and a reference implementation were released as an open-source package under the Apache 2.0 license in November, 2015 and are available at www.tensorflow.org.","author":[{"dropping-particle":"","family":"Abadi","given":"Martín","non-dropping-particle":"","parse-names":false,"suffix":""},{"dropping-particle":"","family":"Agarwal","given":"Ashish","non-dropping-particle":"","parse-names":false,"suffix":""},{"dropping-particle":"","family":"Barham","given":"Paul","non-dropping-particle":"","parse-names":false,"suffix":""},{"dropping-particle":"","family":"Brevdo","given":"Eugene","non-dropping-particle":"","parse-names":false,"suffix":""},{"dropping-particle":"","family":"Chen","given":"Zhifeng","non-dropping-particle":"","parse-names":false,"suffix":""},{"dropping-particle":"","family":"Citro","given":"Craig","non-dropping-particle":"","parse-names":false,"suffix":""},{"dropping-particle":"","family":"Corrado","given":"Greg S","non-dropping-particle":"","parse-names":false,"suffix":""},{"dropping-particle":"","family":"Davis","given":"Andy","non-dropping-particle":"","parse-names":false,"suffix":""},{"dropping-particle":"","family":"Dean","given":"Jeffrey","non-dropping-particle":"","parse-names":false,"suffix":""},{"dropping-particle":"","family":"Devin","given":"Matthieu","non-dropping-particle":"","parse-names":false,"suffix":""},{"dropping-particle":"","family":"Ghemawat","given":"Sanjay","non-dropping-particle":"","parse-names":false,"suffix":""},{"dropping-particle":"","family":"Goodfellow","given":"Ian","non-dropping-particle":"","parse-names":false,"suffix":""},{"dropping-particle":"","family":"Harp","given":"Andrew","non-dropping-particle":"","parse-names":false,"suffix":""},{"dropping-particle":"","family":"Irving","given":"Geoffrey","non-dropping-particle":"","parse-names":false,"suffix":""},{"dropping-particle":"","family":"Isard","given":"Michael","non-dropping-particle":"","parse-names":false,"suffix":""},{"dropping-particle":"","family":"Jia","given":"Yangqing","non-dropping-particle":"","parse-names":false,"suffix":""},{"dropping-particle":"","family":"Jozefowicz","given":"Rafal","non-dropping-particle":"","parse-names":false,"suffix":""},{"dropping-particle":"","family":"Kaiser","given":"Lukasz","non-dropping-particle":"","parse-names":false,"suffix":""},{"dropping-particle":"","family":"Kudlur","given":"Manjunath","non-dropping-particle":"","parse-names":false,"suffix":""},{"dropping-particle":"","family":"Levenberg","given":"Josh","non-dropping-particle":"","parse-names":false,"suffix":""},{"dropping-particle":"","family":"Mané","given":"Dan","non-dropping-particle":"","parse-names":false,"suffix":""},{"dropping-particle":"","family":"Monga","given":"Rajat","non-dropping-particle":"","parse-names":false,"suffix":""},{"dropping-particle":"","family":"Moore","given":"Sherry","non-dropping-particle":"","parse-names":false,"suffix":""},{"dropping-particle":"","family":"Murray","given":"Derek","non-dropping-particle":"","parse-names":false,"suffix":""},{"dropping-particle":"","family":"Olah","given":"Chris","non-dropping-particle":"","parse-names":false,"suffix":""},{"dropping-particle":"","family":"Schuster","given":"Mike","non-dropping-particle":"","parse-names":false,"suffix":""},{"dropping-particle":"","family":"Shlens","given":"Jonathon","non-dropping-particle":"","parse-names":false,"suffix":""},{"dropping-particle":"","family":"Steiner","given":"Benoit","non-dropping-particle":"","parse-names":false,"suffix":""},{"dropping-particle":"","family":"Sutskever","given":"Ilya","non-dropping-particle":"","parse-names":false,"suffix":""},{"dropping-particle":"","family":"Talwar","given":"Kunal","non-dropping-particle":"","parse-names":false,"suffix":""},{"dropping-particle":"","family":"Tucker","given":"Paul","non-dropping-particle":"","parse-names":false,"suffix":""},{"dropping-particle":"","family":"Vanhoucke","given":"Vincent","non-dropping-particle":"","parse-names":false,"suffix":""},{"dropping-particle":"","family":"Vasudevan","given":"Vijay","non-dropping-particle":"","parse-names":false,"suffix":""},{"dropping-particle":"","family":"Viégas","given":"Fernanda","non-dropping-particle":"","parse-names":false,"suffix":""},{"dropping-particle":"","family":"Vinyals","given":"Oriol","non-dropping-particle":"","parse-names":false,"suffix":""},{"dropping-particle":"","family":"Warden","given":"Pete","non-dropping-particle":"","parse-names":false,"suffix":""},{"dropping-particle":"","family":"Wattenberg","given":"Martin","non-dropping-particle":"","parse-names":false,"suffix":""},{"dropping-particle":"","family":"Wicke","given":"Martin","non-dropping-particle":"","parse-names":false,"suffix":""},{"dropping-particle":"","family":"Yu","given":"Yuan","non-dropping-particle":"","parse-names":false,"suffix":""},{"dropping-particle":"","family":"Zheng","given":"Xiaoqiang","non-dropping-particle":"","parse-names":false,"suffix":""},{"dropping-particle":"","family":"Research","given":"Google","non-dropping-particle":"","parse-names":false,"suffix":""}],"id":"ITEM-1","issued":{"date-parts":[["0"]]},"title":"TensorFlow: Large-Scale Machine Learning on Heterogeneous Distributed Systems","type":"article-journal"},"uris":["http://www.mendeley.com/documents/?uuid=a5fc54c9-506f-3be9-9f31-a4324b62cc66"]}],"mendeley":{"formattedCitation":"&lt;sup&gt;15&lt;/sup&gt;","plainTextFormattedCitation":"15","previouslyFormattedCitation":"&lt;sup&gt;14&lt;/sup&gt;"},"properties":{"noteIndex":0},"schema":"https://github.com/citation-style-language/schema/raw/master/csl-citation.json"}</w:instrText>
-      </w:r>
-      <w:r>
-        <w:fldChar w:fldCharType="separate"/>
-      </w:r>
-      <w:r>
-        <w:rPr>
-          <w:noProof/>
-          <w:vertAlign w:val="superscript"/>
-        </w:rPr>
-        <w:t>15</w:t>
-      </w:r>
-      <w:r>
-        <w:fldChar w:fldCharType="end"/>
-      </w:r>
-      <w:r>
-        <w:t xml:space="preserve"> with a 3D convolutional neural network. </w:t>
-      </w:r>
-      <w:del w:id="43" w:author="Anderson, Brian" w:date="2022-06-10T16:44:00Z">
-        <w:r>
-          <w:delText>We coined t</w:delText>
-        </w:r>
-      </w:del>
-      <w:ins w:id="44" w:author="Anderson, Brian" w:date="2022-06-10T16:44:00Z">
-        <w:r>
-          <w:t>T</w:t>
-        </w:r>
-      </w:ins>
-      <w:r>
-        <w:t xml:space="preserve">he term Hybrid-WNet </w:t>
-      </w:r>
-      <w:ins w:id="45" w:author="Anderson, Brian" w:date="2022-06-10T16:44:00Z">
-        <w:r>
-          <w:t xml:space="preserve">was coined </w:t>
-        </w:r>
-      </w:ins>
-      <w:r>
-        <w:t>on the basis of the W-shaped appearance of two UNets beside each other (Figure 3).</w:t>
-      </w:r>
-    </w:p>
-    <w:p>
-      <w:del w:id="46" w:author="Anderson, Brian" w:date="2022-06-10T16:45:00Z">
-        <w:r>
-          <w:delText xml:space="preserve">Our </w:delText>
-        </w:r>
-      </w:del>
-      <w:ins w:id="47" w:author="Anderson, Brian" w:date="2022-06-10T16:45:00Z">
-        <w:r>
-          <w:t>The</w:t>
-        </w:r>
-        <w:r>
-          <w:t xml:space="preserve"> </w:t>
-        </w:r>
-      </w:ins>
-      <w:r>
-        <w:t xml:space="preserve">Hybrid-WNet </w:t>
-      </w:r>
-      <w:r>
-        <w:t>architectu</w:t>
-      </w:r>
-      <w:r>
-        <w:t>ral</w:t>
-      </w:r>
-      <w:r>
-        <w:t xml:space="preserve"> style was inspired by Li et al</w:t>
-      </w:r>
-      <w:r>
-        <w:t>.</w:t>
-      </w:r>
-      <w:r>
-        <w:fldChar w:fldCharType="begin" w:fldLock="1"/>
-      </w:r>
-      <w:r>
-        <w:instrText>ADDIN CSL_CITATION {"citationItems":[{"id":"ITEM-1","itemData":{"DOI":"10.1109/TMI.2018.2845918","ISSN":"0278-0062","PMID":"29994201","abstract":"Liver cancer is one of the leading causes of cancer death. To assist doctors in hepatocellular carcinoma diagnosis and treatment planning, an accurate and automatic liver and tumor segmentation method is highly demanded in the clinical practice. Recently, fully convolutional neural networks (FCNs), including 2D and 3D FCNs, serve as the back-bone in many volumetric image segmentation. However, 2D convolutions can not fully leverage the spatial information along the third dimension while 3D convolutions suffer from high computational cost and GPU memory consumption. To address these issues, we propose a novel hybrid densely connected UNet (H-DenseUNet), which consists of a 2D DenseUNet for efficiently extracting intra-slice features and a 3D counterpart for hierarchically aggregating volumetric contexts under the spirit of the auto-context algorithm for liver and tumor segmentation. We formulate the learning process of H-DenseUNet in an end-to-end manner, where the intra-slice representations and inter-slice features can be jointly optimized through a hybrid feature fusion (HFF) layer. We extensively evaluated our method on the dataset of MICCAI 2017 Liver Tumor Segmentation (LiTS) Challenge and 3DIRCADb Dataset. Our method outperformed other state-of-the-arts on the segmentation results of tumors and achieved very competitive performance for liver segmentation even with a single model.","author":[{"dropping-particle":"","family":"Li","given":"Xiaomeng","non-dropping-particle":"","parse-names":false,"suffix":""},{"dropping-particle":"","family":"Chen","given":"Hao","non-dropping-particle":"","parse-names":false,"suffix":""},{"dropping-particle":"","family":"Qi","given":"Xiaojuan","non-dropping-particle":"","parse-names":false,"suffix":""},{"dropping-particle":"","family":"Dou","given":"Qi","non-dropping-particle":"","parse-names":false,"suffix":""},{"dropping-particle":"","family":"Fu","given":"Chi-Wing","non-dropping-particle":"","parse-names":false,"suffix":""},{"dropping-particle":"","family":"Heng","given":"Pheng-Ann","non-dropping-particle":"","parse-names":false,"suffix":""}],"container-title":"IEEE Transactions on Medical Imaging","id":"ITEM-1","issued":{"date-parts":[["2018","6","11"]]},"page":"1-1","title":"H-DenseUNet: Hybrid Densely Connected UNet for Liver and Tumor Segmentation from CT Volumes","type":"article-journal"},"uris":["http://www.mendeley.com/documents/?uuid=fb3bfcd1-0396-3f63-8ace-be0f98a0872f"]}],"mendeley":{"formattedCitation":"&lt;sup&gt;9&lt;/sup&gt;","plainTextFormattedCitation":"9","previouslyFormattedCitation":"&lt;sup&gt;8&lt;/sup&gt;"},"properties":{"noteIndex":0},"schema":"https://github.com/citation-style-language/schema/raw/master/csl-citation.json"}</w:instrText>
-      </w:r>
-      <w:r>
-        <w:fldChar w:fldCharType="separate"/>
-      </w:r>
-      <w:r>
-        <w:rPr>
-          <w:noProof/>
-          <w:vertAlign w:val="superscript"/>
-        </w:rPr>
-        <w:t>9</w:t>
-      </w:r>
-      <w:r>
-        <w:fldChar w:fldCharType="end"/>
-      </w:r>
-      <w:r>
-        <w:t xml:space="preserve"> with </w:t>
-      </w:r>
-      <w:r>
-        <w:t>substantial</w:t>
-      </w:r>
-      <w:r>
-        <w:t xml:space="preserve"> alterations. </w:t>
-      </w:r>
-      <w:r>
-        <w:t xml:space="preserve">First, in architecture training, </w:t>
-      </w:r>
-      <w:ins w:id="48" w:author="Anderson, Brian" w:date="2022-06-10T16:40:00Z">
-        <w:r>
-          <w:t>the training process was broken</w:t>
-        </w:r>
-      </w:ins>
-      <w:del w:id="49" w:author="Anderson, Brian" w:date="2022-06-10T16:40:00Z">
-        <w:r>
-          <w:delText>we broke the training process</w:delText>
-        </w:r>
-      </w:del>
-      <w:r>
-        <w:t xml:space="preserve"> into four steps: 1) training only the new decoding side of the DenseNet 121, 2) training the entire DenseNet121, 3) training only the 3D network with the extracted 2D features, and 4) entire end-to-end training. </w:t>
-      </w:r>
-      <w:bookmarkStart w:id="50" w:name="_Hlk99296726"/>
-      <w:r>
-        <w:t xml:space="preserve">By breaking up the training process in this fashion, we ensured that </w:t>
-      </w:r>
-      <w:del w:id="51" w:author="Anderson, Brian" w:date="2022-06-10T16:40:00Z">
-        <w:r>
-          <w:delText xml:space="preserve">we could use </w:delText>
-        </w:r>
-      </w:del>
-      <w:r>
-        <w:t xml:space="preserve">high learning rates </w:t>
-      </w:r>
-      <w:ins w:id="52" w:author="Anderson, Brian" w:date="2022-06-10T16:40:00Z">
-        <w:r>
-          <w:t xml:space="preserve">could be used </w:t>
-        </w:r>
-      </w:ins>
-      <w:r>
-        <w:t>without the risk of “untraining” pretrained layers</w:t>
-      </w:r>
-      <w:ins w:id="53" w:author="Anderson, Brian" w:date="2022-03-27T18:04:00Z">
-        <w:r>
-          <w:t>, as was noticed by a marked di</w:t>
-        </w:r>
-      </w:ins>
-      <w:ins w:id="54" w:author="Anderson, Brian" w:date="2022-03-27T18:05:00Z">
-        <w:r>
-          <w:t>p</w:t>
-        </w:r>
-      </w:ins>
-      <w:ins w:id="55" w:author="Anderson, Brian" w:date="2022-03-27T18:04:00Z">
-        <w:r>
-          <w:t xml:space="preserve"> in performance in the first iterations </w:t>
-        </w:r>
-      </w:ins>
-      <w:ins w:id="56" w:author="Anderson, Brian" w:date="2022-03-27T18:06:00Z">
-        <w:r>
-          <w:t xml:space="preserve">of subsequent training </w:t>
-        </w:r>
-      </w:ins>
-      <w:ins w:id="57" w:author="Anderson, Brian" w:date="2022-03-27T18:04:00Z">
-        <w:r>
-          <w:t>if previous layers were not frozen</w:t>
-        </w:r>
-      </w:ins>
-      <w:r>
-        <w:t>.</w:t>
-      </w:r>
-      <w:bookmarkEnd w:id="50"/>
-      <w:r>
-        <w:t xml:space="preserve"> Second, </w:t>
-      </w:r>
-      <w:del w:id="58" w:author="Anderson, Brian" w:date="2022-06-10T16:47:00Z">
-        <w:r>
-          <w:delText xml:space="preserve">our </w:delText>
-        </w:r>
-      </w:del>
-      <w:ins w:id="59" w:author="Anderson, Brian" w:date="2022-06-10T16:47:00Z">
-        <w:r>
-          <w:t>the</w:t>
-        </w:r>
-        <w:r>
-          <w:t xml:space="preserve"> </w:t>
-        </w:r>
-      </w:ins>
-      <w:r>
-        <w:t>3D DenseNet contained truly dense layers, with extracted features shared throughout the entirety of each layer; this enabled the use of significantly fewer features.</w:t>
-      </w:r>
-    </w:p>
-    <w:p>
-      <w:pPr>
-        <w:pStyle w:val="Heading2"/>
-      </w:pPr>
-      <w:r>
-        <w:t xml:space="preserve">Model </w:t>
-      </w:r>
-      <w:r>
-        <w:t>Training</w:t>
-      </w:r>
-    </w:p>
-    <w:p>
-      <w:r>
-        <w:t>All model training was performed using NVIDIA-Tesla V100 32GB GPUs</w:t>
-      </w:r>
-      <w:r>
-        <w:fldChar w:fldCharType="begin" w:fldLock="1"/>
-      </w:r>
-      <w:r>
-        <w:instrText>ADDIN CSL_CITATION {"citationItems":[{"id":"ITEM-1","itemData":{"URL":"https://www.nvidia.com/en-gb/data-center/tesla-v100/","accessed":{"date-parts":[["2020","7","28"]]},"id":"ITEM-1","issued":{"date-parts":[["0"]]},"title":"NVIDIA Tesla V100 | NVIDIA","type":"webpage"},"uris":["http://www.mendeley.com/documents/?uuid=16ffd798-2c34-3c8c-a70d-8f4f5c82e56a"]}],"mendeley":{"formattedCitation":"&lt;sup&gt;16&lt;/sup&gt;","plainTextFormattedCitation":"16","previouslyFormattedCitation":"&lt;sup&gt;15&lt;/sup&gt;"},"properties":{"noteIndex":0},"schema":"https://github.com/citation-style-language/schema/raw/master/csl-citation.json"}</w:instrText>
-      </w:r>
-      <w:r>
-        <w:fldChar w:fldCharType="separate"/>
-      </w:r>
-      <w:r>
-        <w:rPr>
-          <w:noProof/>
-          <w:vertAlign w:val="superscript"/>
-        </w:rPr>
-        <w:t>16</w:t>
-      </w:r>
-      <w:r>
-        <w:fldChar w:fldCharType="end"/>
-      </w:r>
-      <w:r>
-        <w:t>. All model creation, training, optimization, and evaluation</w:t>
-      </w:r>
-      <w:r>
-        <w:t xml:space="preserve"> was performed using Tensorflow</w:t>
-      </w:r>
-      <w:r>
-        <w:t>2.2.0</w:t>
-      </w:r>
-      <w:r>
-        <w:fldChar w:fldCharType="begin" w:fldLock="1"/>
-      </w:r>
-      <w:r>
-        <w:instrText>ADDIN CSL_CITATION {"citationItems":[{"id":"ITEM-1","itemData":{"abstract":"TensorFlow [1] is an interface for expressing machine learning algorithms, and an implementation for executing such algorithms. A computation expressed using TensorFlow can be executed with little or no change on a wide variety of heterogeneous systems, ranging from mobile devices such as phones and tablets up to large-scale distributed systems of hundreds of machines and thousands of computational devices such as GPU cards. The system is flexible and can be used to express a wide variety of algorithms, including training and inference algorithms for deep neural network models, and it has been used for conducting research and for deploying machine learning systems into production across more than a dozen areas of computer science and other fields, including speech recognition , computer vision, robotics, information retrieval, natural language processing, geographic information extraction, and computational drug discovery. This paper describes the Ten-sorFlow interface and an implementation of that interface that we have built at Google. The TensorFlow API and a reference implementation were released as an open-source package under the Apache 2.0 license in November, 2015 and are available at www.tensorflow.org.","author":[{"dropping-particle":"","family":"Abadi","given":"Martín","non-dropping-particle":"","parse-names":false,"suffix":""},{"dropping-particle":"","family":"Agarwal","given":"Ashish","non-dropping-particle":"","parse-names":false,"suffix":""},{"dropping-particle":"","family":"Barham","given":"Paul","non-dropping-particle":"","parse-names":false,"suffix":""},{"dropping-particle":"","family":"Brevdo","given":"Eugene","non-dropping-particle":"","parse-names":false,"suffix":""},{"dropping-particle":"","family":"Chen","given":"Zhifeng","non-dropping-particle":"","parse-names":false,"suffix":""},{"dropping-particle":"","family":"Citro","given":"Craig","non-dropping-particle":"","parse-names":false,"suffix":""},{"dropping-particle":"","family":"Corrado","given":"Greg S","non-dropping-particle":"","parse-names":false,"suffix":""},{"dropping-particle":"","family":"Davis","given":"Andy","non-dropping-particle":"","parse-names":false,"suffix":""},{"dropping-particle":"","family":"Dean","given":"Jeffrey","non-dropping-particle":"","parse-names":false,"suffix":""},{"dropping-particle":"","family":"Devin","given":"Matthieu","non-dropping-particle":"","parse-names":false,"suffix":""},{"dropping-particle":"","family":"Ghemawat","given":"Sanjay","non-dropping-particle":"","parse-names":false,"suffix":""},{"dropping-particle":"","family":"Goodfellow","given":"Ian","non-dropping-particle":"","parse-names":false,"suffix":""},{"dropping-particle":"","family":"Harp","given":"Andrew","non-dropping-particle":"","parse-names":false,"suffix":""},{"dropping-particle":"","family":"Irving","given":"Geoffrey","non-dropping-particle":"","parse-names":false,"suffix":""},{"dropping-particle":"","family":"Isard","given":"Michael","non-dropping-particle":"","parse-names":false,"suffix":""},{"dropping-particle":"","family":"Jia","given":"Yangqing","non-dropping-particle":"","parse-names":false,"suffix":""},{"dropping-particle":"","family":"Jozefowicz","given":"Rafal","non-dropping-particle":"","parse-names":false,"suffix":""},{"dropping-particle":"","family":"Kaiser","given":"Lukasz","non-dropping-particle":"","parse-names":false,"suffix":""},{"dropping-particle":"","family":"Kudlur","given":"Manjunath","non-dropping-particle":"","parse-names":false,"suffix":""},{"dropping-particle":"","family":"Levenberg","given":"Josh","non-dropping-particle":"","parse-names":false,"suffix":""},{"dropping-particle":"","family":"Mané","given":"Dan","non-dropping-particle":"","parse-names":false,"suffix":""},{"dropping-particle":"","family":"Monga","given":"Rajat","non-dropping-particle":"","parse-names":false,"suffix":""},{"dropping-particle":"","family":"Moore","given":"Sherry","non-dropping-particle":"","parse-names":false,"suffix":""},{"dropping-particle":"","family":"Murray","given":"Derek","non-dropping-particle":"","parse-names":false,"suffix":""},{"dropping-particle":"","family":"Olah","given":"Chris","non-dropping-particle":"","parse-names":false,"suffix":""},{"dropping-particle":"","family":"Schuster","given":"Mike","non-dropping-particle":"","parse-names":false,"suffix":""},{"dropping-particle":"","family":"Shlens","given":"Jonathon","non-dropping-particle":"","parse-names":false,"suffix":""},{"dropping-particle":"","family":"Steiner","given":"Benoit","non-dropping-particle":"","parse-names":false,"suffix":""},{"dropping-particle":"","family":"Sutskever","given":"Ilya","non-dropping-particle":"","parse-names":false,"suffix":""},{"dropping-particle":"","family":"Talwar","given":"Kunal","non-dropping-particle":"","parse-names":false,"suffix":""},{"dropping-particle":"","family":"Tucker","given":"Paul","non-dropping-particle":"","parse-names":false,"suffix":""},{"dropping-particle":"","family":"Vanhoucke","given":"Vincent","non-dropping-particle":"","parse-names":false,"suffix":""},{"dropping-particle":"","family":"Vasudevan","given":"Vijay","non-dropping-particle":"","parse-names":false,"suffix":""},{"dropping-particle":"","family":"Viégas","given":"Fernanda","non-dropping-particle":"","parse-names":false,"suffix":""},{"dropping-particle":"","family":"Vinyals","given":"Oriol","non-dropping-particle":"","parse-names":false,"suffix":""},{"dropping-particle":"","family":"Warden","given":"Pete","non-dropping-particle":"","parse-names":false,"suffix":""},{"dropping-particle":"","family":"Wattenberg","given":"Martin","non-dropping-particle":"","parse-names":false,"suffix":""},{"dropping-particle":"","family":"Wicke","given":"Martin","non-dropping-particle":"","parse-names":false,"suffix":""},{"dropping-particle":"","family":"Yu","given":"Yuan","non-dropping-particle":"","parse-names":false,"suffix":""},{"dropping-particle":"","family":"Zheng","given":"Xiaoqiang","non-dropping-particle":"","parse-names":false,"suffix":""},{"dropping-particle":"","family":"Research","given":"Google","non-dropping-particle":"","parse-names":false,"suffix":""}],"id":"ITEM-1","issued":{"date-parts":[["0"]]},"title":"TensorFlow: Large-Scale Machine Learning on Heterogeneous Distributed Systems","type":"report"},"uris":["http://www.mendeley.com/documents/?uuid=2d3a4105-7330-35e6-b82f-999f072a2849"]}],"mendeley":{"formattedCitation":"&lt;sup&gt;17&lt;/sup&gt;","plainTextFormattedCitation":"17","previouslyFormattedCitation":"&lt;sup&gt;16&lt;/sup&gt;"},"properties":{"noteIndex":0},"schema":"https://github.com/citation-style-language/schema/raw/master/csl-citation.json"}</w:instrText>
-      </w:r>
-      <w:r>
-        <w:fldChar w:fldCharType="separate"/>
-      </w:r>
-      <w:r>
-        <w:rPr>
-          <w:noProof/>
-          <w:vertAlign w:val="superscript"/>
-        </w:rPr>
-        <w:t>17</w:t>
-      </w:r>
-      <w:r>
-        <w:fldChar w:fldCharType="end"/>
-      </w:r>
-      <w:r>
-        <w:t>.</w:t>
-      </w:r>
-      <w:r>
-        <w:t xml:space="preserve"> </w:t>
-      </w:r>
-      <w:r>
-        <w:t>Models were optimized using a sparse categorical cross entropy loss</w:t>
-      </w:r>
-      <w:ins w:id="60" w:author="Anderson, Brian [2]" w:date="2022-03-30T15:55:00Z">
-        <w:r>
-          <w:t xml:space="preserve"> (</w:t>
-        </w:r>
-        <w:r>
-          <w:t>https://www.tensorflow.org/api_docs/python/tf/keras/losses/SparseCategoricalCrossentropy</w:t>
-        </w:r>
-        <w:r>
-          <w:t>)</w:t>
-        </w:r>
-      </w:ins>
-      <w:r>
-        <w:t xml:space="preserve"> and Adam optimizer. Mixed precision was enabled to </w:t>
-      </w:r>
-      <w:r>
-        <w:t>reduce</w:t>
-      </w:r>
-      <w:r>
-        <w:t xml:space="preserve"> the training </w:t>
-      </w:r>
-      <w:r>
-        <w:t>time</w:t>
-      </w:r>
-      <w:r>
-        <w:t>.</w:t>
-      </w:r>
-    </w:p>
-    <w:p>
-      <w:r>
-        <w:t xml:space="preserve">The model </w:t>
-      </w:r>
-      <w:r>
-        <w:t xml:space="preserve">was trained with </w:t>
-      </w:r>
-      <w:r>
-        <w:t>two inputs:</w:t>
-      </w:r>
-      <w:r>
-        <w:t xml:space="preserve"> </w:t>
-      </w:r>
-      <w:r>
-        <w:t xml:space="preserve">CT </w:t>
-      </w:r>
-      <w:r>
-        <w:t>image</w:t>
-      </w:r>
-      <w:r>
-        <w:t xml:space="preserve"> and </w:t>
-      </w:r>
-      <w:r>
-        <w:t>binary mask of the liver</w:t>
-      </w:r>
-      <w:r>
-        <w:t>. The mask</w:t>
-      </w:r>
-      <w:r>
-        <w:t xml:space="preserve"> automatically </w:t>
-      </w:r>
-      <w:r>
-        <w:t xml:space="preserve">assigns </w:t>
-      </w:r>
-      <w:r>
-        <w:t xml:space="preserve">a </w:t>
-      </w:r>
-      <w:r>
-        <w:t>background to any voxel</w:t>
-      </w:r>
-      <w:r>
-        <w:t xml:space="preserve"> </w:t>
-      </w:r>
-      <w:r>
-        <w:t>outside the liver</w:t>
-      </w:r>
-      <w:r>
-        <w:t>.</w:t>
-      </w:r>
-      <w:r>
-        <w:t xml:space="preserve"> Training involved passing </w:t>
-      </w:r>
-      <w:r>
-        <w:t xml:space="preserve">B*N*H*W*C </w:t>
-      </w:r>
-      <w:r>
-        <w:t>tensors</w:t>
-      </w:r>
-      <w:r>
-        <w:t xml:space="preserve"> to the model</w:t>
-      </w:r>
-      <w:r>
-        <w:t>, where</w:t>
-      </w:r>
-      <w:r>
-        <w:t xml:space="preserve"> the</w:t>
-      </w:r>
-      <w:r>
-        <w:t xml:space="preserve"> (B)atch varied from 8,</w:t>
-      </w:r>
-      <w:r>
-        <w:t xml:space="preserve"> to</w:t>
-      </w:r>
-      <w:r>
-        <w:t xml:space="preserve"> 16,</w:t>
-      </w:r>
-      <w:r>
-        <w:t xml:space="preserve"> the</w:t>
-      </w:r>
-      <w:r>
-        <w:t xml:space="preserve"> (N)umber of slices </w:t>
-      </w:r>
-      <w:r>
-        <w:t>was</w:t>
-      </w:r>
-      <w:r>
-        <w:t xml:space="preserve"> 32,</w:t>
-      </w:r>
-      <w:r>
-        <w:t xml:space="preserve"> the</w:t>
-      </w:r>
-      <w:r>
-        <w:t xml:space="preserve"> (H)eight </w:t>
-      </w:r>
-      <w:r>
-        <w:t>wa</w:t>
-      </w:r>
-      <w:r>
-        <w:t xml:space="preserve">s 120, </w:t>
-      </w:r>
-      <w:r>
-        <w:t xml:space="preserve">the </w:t>
-      </w:r>
-      <w:r>
-        <w:t xml:space="preserve">(W)idth </w:t>
-      </w:r>
-      <w:r>
-        <w:t>wa</w:t>
-      </w:r>
-      <w:r>
-        <w:t xml:space="preserve">s 120, and </w:t>
-      </w:r>
-      <w:r>
-        <w:t xml:space="preserve">the </w:t>
-      </w:r>
-      <w:r>
-        <w:t xml:space="preserve">(C)hannels </w:t>
-      </w:r>
-      <w:r>
-        <w:t>wa</w:t>
-      </w:r>
-      <w:r>
-        <w:t>s 2 (image and liver mask)</w:t>
-      </w:r>
-      <w:r>
-        <w:t>.</w:t>
-      </w:r>
-      <w:r>
-        <w:t xml:space="preserve"> Thus, a</w:t>
-      </w:r>
-      <w:r>
-        <w:t xml:space="preserve"> single pass might be 8x32x120x120x2 in size.</w:t>
-      </w:r>
-    </w:p>
-    <w:p>
-      <w:pPr>
-        <w:pStyle w:val="Heading3"/>
-        <w:pPrChange w:id="61" w:author="Anderson, Brian" w:date="2022-06-10T16:21:00Z">
+        <w:pPrChange w:id="90" w:author="Anderson, Brian" w:date="2022-06-10T16:21:00Z">
           <w:pPr>
             <w:pStyle w:val="Heading4"/>
           </w:pPr>
@@ -2396,8 +2862,13 @@
         <w:t xml:space="preserve"> the</w:t>
       </w:r>
       <w:r>
-        <w:t xml:space="preserve"> DenseNet121 UNet</w:t>
-      </w:r>
+        <w:t xml:space="preserve"> DenseNet121 </w:t>
+      </w:r>
+      <w:proofErr w:type="spellStart"/>
+      <w:r>
+        <w:t>UNet</w:t>
+      </w:r>
+      <w:proofErr w:type="spellEnd"/>
     </w:p>
     <w:p>
       <w:r>
@@ -2406,8 +2877,13 @@
       <w:r>
         <w:t>ybrid-</w:t>
       </w:r>
-      <w:r>
-        <w:t xml:space="preserve">WNet, 3D </w:t>
+      <w:proofErr w:type="spellStart"/>
+      <w:r>
+        <w:t>WNet</w:t>
+      </w:r>
+      <w:proofErr w:type="spellEnd"/>
+      <w:r>
+        <w:t xml:space="preserve">, 3D </w:t>
       </w:r>
       <w:r>
         <w:t>slabs</w:t>
@@ -2470,26 +2946,32 @@
     <w:p>
       <w:pPr>
         <w:pStyle w:val="Heading3"/>
-        <w:pPrChange w:id="62" w:author="Anderson, Brian" w:date="2022-06-10T16:21:00Z">
+        <w:pPrChange w:id="91" w:author="Anderson, Brian" w:date="2022-06-10T16:21:00Z">
           <w:pPr>
             <w:pStyle w:val="Heading4"/>
           </w:pPr>
         </w:pPrChange>
       </w:pPr>
       <w:r>
+        <w:lastRenderedPageBreak/>
         <w:t xml:space="preserve">Training </w:t>
       </w:r>
       <w:r>
         <w:t xml:space="preserve">the </w:t>
       </w:r>
       <w:r>
-        <w:t>Combined 2D-3D WNet</w:t>
-      </w:r>
-    </w:p>
-    <w:p>
-      <w:pPr>
-        <w:rPr>
-          <w:ins w:id="63" w:author="Anderson, Brian [2]" w:date="2022-03-31T09:47:00Z"/>
+        <w:t xml:space="preserve">Combined 2D-3D </w:t>
+      </w:r>
+      <w:proofErr w:type="spellStart"/>
+      <w:r>
+        <w:t>WNet</w:t>
+      </w:r>
+      <w:proofErr w:type="spellEnd"/>
+    </w:p>
+    <w:p>
+      <w:pPr>
+        <w:rPr>
+          <w:ins w:id="92" w:author="Anderson, Brian [2]" w:date="2022-03-31T09:47:00Z"/>
         </w:rPr>
       </w:pPr>
       <w:r>
@@ -2501,7 +2983,7 @@
       <w:r>
         <w:t xml:space="preserve"> of the W-Net, </w:t>
       </w:r>
-      <w:del w:id="64" w:author="Anderson, Brian" w:date="2022-06-10T16:41:00Z">
+      <w:del w:id="93" w:author="Anderson, Brian" w:date="2022-06-10T16:41:00Z">
         <w:r>
           <w:delText xml:space="preserve">we concatenated </w:delText>
         </w:r>
@@ -2515,12 +2997,12 @@
       <w:r>
         <w:t xml:space="preserve"> </w:t>
       </w:r>
-      <w:ins w:id="65" w:author="Anderson, Brian" w:date="2022-06-10T16:40:00Z">
+      <w:ins w:id="94" w:author="Anderson, Brian" w:date="2022-06-10T16:40:00Z">
         <w:r>
           <w:t xml:space="preserve">are </w:t>
         </w:r>
       </w:ins>
-      <w:ins w:id="66" w:author="Anderson, Brian" w:date="2022-06-10T16:41:00Z">
+      <w:ins w:id="95" w:author="Anderson, Brian" w:date="2022-06-10T16:41:00Z">
         <w:r>
           <w:t xml:space="preserve">concatenated </w:t>
         </w:r>
@@ -2534,7 +3016,7 @@
       <w:r>
         <w:t xml:space="preserve"> 3D model. </w:t>
       </w:r>
-      <w:ins w:id="67" w:author="Anderson, Brian [2]" w:date="2022-03-31T09:46:00Z">
+      <w:ins w:id="96" w:author="Anderson, Brian [2]" w:date="2022-03-31T09:46:00Z">
         <w:r>
           <w:t xml:space="preserve">Features extracted from the 2D network would have dimensions of 8x32x120x120x32, ‘2D Features’ Figure 3. </w:t>
         </w:r>
@@ -2571,12 +3053,12 @@
       </w:r>
     </w:p>
     <w:p>
-      <w:ins w:id="68" w:author="Anderson, Brian [2]" w:date="2022-03-31T09:47:00Z">
+      <w:ins w:id="97" w:author="Anderson, Brian [2]" w:date="2022-03-31T09:47:00Z">
         <w:r>
           <w:t xml:space="preserve">A visual </w:t>
         </w:r>
       </w:ins>
-      <w:ins w:id="69" w:author="Anderson, Brian [2]" w:date="2022-03-31T09:48:00Z">
+      <w:ins w:id="98" w:author="Anderson, Brian [2]" w:date="2022-03-31T09:48:00Z">
         <w:r>
           <w:t>representation of the combined architectures can be seen in Figure 3.</w:t>
         </w:r>
@@ -2587,12 +3069,11 @@
         <w:pStyle w:val="Heading3"/>
       </w:pPr>
       <w:r>
-        <w:lastRenderedPageBreak/>
         <w:t>Hyper-Parameters</w:t>
       </w:r>
     </w:p>
     <w:p>
-      <w:bookmarkStart w:id="70" w:name="_Hlk105771270"/>
+      <w:bookmarkStart w:id="99" w:name="_Hlk105771270"/>
       <w:r>
         <w:t>For training each model, a variation in the cyclical learning rate</w:t>
       </w:r>
@@ -2600,7 +3081,7 @@
         <w:fldChar w:fldCharType="begin" w:fldLock="1"/>
       </w:r>
       <w:r>
-        <w:instrText>ADDIN CSL_CITATION {"citationItems":[{"id":"ITEM-1","itemData":{"abstract":"It is known that the learning rate is the most important hyper-parameter to tune for training deep neural networks. This paper describes a new method for setting the learning rate, named cyclical learning rates, which practically eliminates the need to experimentally find the best values and schedule for the global learning rates. Instead of mono-tonically decreasing the learning rate, this method lets the learning rate cyclically vary between reasonable boundary values. Training with cyclical learning rates instead of fixed values achieves improved classification accuracy without a need to tune and often in fewer iterations. This paper also describes a simple way to estimate \"reasonable bounds\"-linearly increasing the learning rate of the network for a few epochs. In addition, cyclical learning rates are demonstrated on the CIFAR-10 and CIFAR-100 datasets with ResNets, Stochastic Depth networks, and DenseNets, and the ImageNet dataset with the AlexNet and GoogLeNet architectures. These are practical tools for everyone who trains neural networks.","author":[{"dropping-particle":"","family":"Smith","given":"Leslie N","non-dropping-particle":"","parse-names":false,"suffix":""}],"id":"ITEM-1","issued":{"date-parts":[["0"]]},"title":"Cyclical Learning Rates for Training Neural Networks","type":"report"},"uris":["http://www.mendeley.com/documents/?uuid=64e4e4a4-e785-36d1-a9bb-de9290f19a9b"]}],"mendeley":{"formattedCitation":"&lt;sup&gt;18&lt;/sup&gt;","plainTextFormattedCitation":"18","previouslyFormattedCitation":"&lt;sup&gt;17&lt;/sup&gt;"},"properties":{"noteIndex":0},"schema":"https://github.com/citation-style-language/schema/raw/master/csl-citation.json"}</w:instrText>
+        <w:instrText>ADDIN CSL_CITATION {"citationItems":[{"id":"ITEM-1","itemData":{"abstract":"It is known that the learning rate is the most important hyper-parameter to tune for training deep neural networks. This paper describes a new method for setting the learning rate, named cyclical learning rates, which practically eliminates the need to experimentally find the best values and schedule for the global learning rates. Instead of mono-tonically decreasing the learning rate, this method lets the learning rate cyclically vary between reasonable boundary values. Training with cyclical learning rates instead of fixed values achieves improved classification accuracy without a need to tune and often in fewer iterations. This paper also describes a simple way to estimate \"reasonable bounds\"-linearly increasing the learning rate of the network for a few epochs. In addition, cyclical learning rates are demonstrated on the CIFAR-10 and CIFAR-100 datasets with ResNets, Stochastic Depth networks, and DenseNets, and the ImageNet dataset with the AlexNet and GoogLeNet architectures. These are practical tools for everyone who trains neural networks.","author":[{"dropping-particle":"","family":"Smith","given":"Leslie N","non-dropping-particle":"","parse-names":false,"suffix":""}],"id":"ITEM-1","issued":{"date-parts":[["0"]]},"title":"Cyclical Learning Rates for Training Neural Networks","type":"report"},"uris":["http://www.mendeley.com/documents/?uuid=64e4e4a4-e785-36d1-a9bb-de9290f19a9b"]}],"mendeley":{"formattedCitation":"&lt;sup&gt;22&lt;/sup&gt;","plainTextFormattedCitation":"22","previouslyFormattedCitation":"&lt;sup&gt;21&lt;/sup&gt;"},"properties":{"noteIndex":0},"schema":"https://github.com/citation-style-language/schema/raw/master/csl-citation.json"}</w:instrText>
       </w:r>
       <w:r>
         <w:fldChar w:fldCharType="separate"/>
@@ -2610,7 +3091,7 @@
           <w:noProof/>
           <w:vertAlign w:val="superscript"/>
         </w:rPr>
-        <w:t>18</w:t>
+        <w:t>22</w:t>
       </w:r>
       <w:r>
         <w:fldChar w:fldCharType="end"/>
@@ -2655,31 +3136,39 @@
         <w:t xml:space="preserve"> using an in-house function</w:t>
       </w:r>
       <w:r>
-        <w:t xml:space="preserve"> (Gith</w:t>
-      </w:r>
-      <w:ins w:id="71" w:author="Anderson, Brian" w:date="2022-03-27T17:15:00Z">
+        <w:t xml:space="preserve"> (</w:t>
+      </w:r>
+      <w:proofErr w:type="spellStart"/>
+      <w:r>
+        <w:t>Gith</w:t>
+      </w:r>
+      <w:ins w:id="100" w:author="Anderson, Brian" w:date="2022-03-27T17:15:00Z">
         <w:r>
           <w:t>u</w:t>
         </w:r>
       </w:ins>
       <w:r>
-        <w:t>b link: anonymized for review)</w:t>
+        <w:t>b</w:t>
+      </w:r>
+      <w:proofErr w:type="spellEnd"/>
+      <w:r>
+        <w:t xml:space="preserve"> link: anonymized for review)</w:t>
       </w:r>
       <w:r>
         <w:t>, Supplementary Figure 1.</w:t>
       </w:r>
-      <w:ins w:id="72" w:author="Anderson, Brian" w:date="2022-06-10T16:33:00Z">
+      <w:ins w:id="101" w:author="Anderson, Brian" w:date="2022-06-10T16:33:00Z">
         <w:r>
           <w:t xml:space="preserve"> Augmentations of the training was provided in the form of flipping and mirroring the input data</w:t>
         </w:r>
       </w:ins>
-      <w:ins w:id="73" w:author="Anderson, Brian" w:date="2022-06-10T16:34:00Z">
+      <w:ins w:id="102" w:author="Anderson, Brian" w:date="2022-06-10T16:34:00Z">
         <w:r>
           <w:t>.</w:t>
         </w:r>
       </w:ins>
     </w:p>
-    <w:bookmarkEnd w:id="70"/>
+    <w:bookmarkEnd w:id="99"/>
     <w:p>
       <w:pPr>
         <w:pStyle w:val="Heading3"/>
@@ -2692,7 +3181,7 @@
       </w:r>
     </w:p>
     <w:p>
-      <w:del w:id="74" w:author="Anderson, Brian" w:date="2022-06-10T16:41:00Z">
+      <w:del w:id="103" w:author="Anderson, Brian" w:date="2022-06-10T16:41:00Z">
         <w:r>
           <w:delText>W</w:delText>
         </w:r>
@@ -2703,7 +3192,7 @@
           <w:delText>e</w:delText>
         </w:r>
       </w:del>
-      <w:ins w:id="75" w:author="Anderson, Brian" w:date="2022-06-10T16:41:00Z">
+      <w:ins w:id="104" w:author="Anderson, Brian" w:date="2022-06-10T16:41:00Z">
         <w:r>
           <w:t>E</w:t>
         </w:r>
@@ -2711,7 +3200,7 @@
       <w:r>
         <w:t xml:space="preserve">ach model </w:t>
       </w:r>
-      <w:ins w:id="76" w:author="Anderson, Brian" w:date="2022-06-10T16:41:00Z">
+      <w:ins w:id="105" w:author="Anderson, Brian" w:date="2022-06-10T16:41:00Z">
         <w:r>
           <w:t xml:space="preserve">was run </w:t>
         </w:r>
@@ -2738,8 +3227,29 @@
         <w:t xml:space="preserve"> likelihood of poor initialization</w:t>
       </w:r>
       <w:r>
-        <w:t>. Plotnine and Tensorflow’s Tensorboard</w:t>
-      </w:r>
+        <w:t xml:space="preserve">. </w:t>
+      </w:r>
+      <w:proofErr w:type="spellStart"/>
+      <w:r>
+        <w:t>Plotnine</w:t>
+      </w:r>
+      <w:proofErr w:type="spellEnd"/>
+      <w:r>
+        <w:t xml:space="preserve"> and </w:t>
+      </w:r>
+      <w:proofErr w:type="spellStart"/>
+      <w:r>
+        <w:t>Tensorflow’s</w:t>
+      </w:r>
+      <w:proofErr w:type="spellEnd"/>
+      <w:r>
+        <w:t xml:space="preserve"> </w:t>
+      </w:r>
+      <w:proofErr w:type="spellStart"/>
+      <w:r>
+        <w:t>Tensorboard</w:t>
+      </w:r>
+      <w:proofErr w:type="spellEnd"/>
       <w:r>
         <w:t xml:space="preserve"> (</w:t>
       </w:r>
@@ -2764,10 +3274,18 @@
         <w:t>ends and direct model training.</w:t>
       </w:r>
       <w:r>
-        <w:t xml:space="preserve"> The final model was selected on the</w:t>
-      </w:r>
-      <w:r>
-        <w:t xml:space="preserve"> basis of the Dice similarity coefficient (DSC) b</w:t>
+        <w:t xml:space="preserve"> The final model was selected </w:t>
+      </w:r>
+      <w:proofErr w:type="gramStart"/>
+      <w:r>
+        <w:t>on the</w:t>
+      </w:r>
+      <w:r>
+        <w:t xml:space="preserve"> basis of</w:t>
+      </w:r>
+      <w:proofErr w:type="gramEnd"/>
+      <w:r>
+        <w:t xml:space="preserve"> the Dice similarity coefficient (DSC) b</w:t>
       </w:r>
       <w:r>
         <w:t>etween the validation set and</w:t>
@@ -2790,18 +3308,34 @@
         <w:t xml:space="preserve"> during training to </w:t>
       </w:r>
       <w:r>
-        <w:t>assess the training process (Figure 4) as a Tensorflow callback</w:t>
-      </w:r>
-      <w:r>
-        <w:t xml:space="preserve"> (Gith</w:t>
-      </w:r>
-      <w:ins w:id="77" w:author="Anderson, Brian" w:date="2022-03-27T17:15:00Z">
+        <w:t xml:space="preserve">assess the training process (Figure 4) as a </w:t>
+      </w:r>
+      <w:proofErr w:type="spellStart"/>
+      <w:r>
+        <w:t>Tensorflow</w:t>
+      </w:r>
+      <w:proofErr w:type="spellEnd"/>
+      <w:r>
+        <w:t xml:space="preserve"> callback</w:t>
+      </w:r>
+      <w:r>
+        <w:t xml:space="preserve"> (</w:t>
+      </w:r>
+      <w:proofErr w:type="spellStart"/>
+      <w:r>
+        <w:t>Gith</w:t>
+      </w:r>
+      <w:ins w:id="106" w:author="Anderson, Brian" w:date="2022-03-27T17:15:00Z">
         <w:r>
           <w:t>u</w:t>
         </w:r>
       </w:ins>
       <w:r>
-        <w:t>b link: anonymized for review).</w:t>
+        <w:t>b</w:t>
+      </w:r>
+      <w:proofErr w:type="spellEnd"/>
+      <w:r>
+        <w:t xml:space="preserve"> link: anonymized for review).</w:t>
       </w:r>
     </w:p>
     <w:p/>
@@ -2834,170 +3368,1211 @@
       <w:r>
         <w:t xml:space="preserve">redictions from </w:t>
       </w:r>
-      <w:del w:id="78" w:author="Anderson, Brian" w:date="2022-06-10T16:47:00Z">
+      <w:del w:id="107" w:author="Anderson, Brian" w:date="2022-06-10T16:47:00Z">
         <w:r>
           <w:delText xml:space="preserve">our </w:delText>
         </w:r>
       </w:del>
-      <w:ins w:id="79" w:author="Anderson, Brian" w:date="2022-06-10T16:47:00Z">
-        <w:r>
-          <w:t>the</w:t>
-        </w:r>
+      <w:ins w:id="108" w:author="Anderson, Brian" w:date="2022-06-10T16:47:00Z">
+        <w:r>
+          <w:t xml:space="preserve">the </w:t>
+        </w:r>
+      </w:ins>
+      <w:r>
+        <w:t xml:space="preserve">model </w:t>
+      </w:r>
+      <w:r>
+        <w:t>ranged from</w:t>
+      </w:r>
+      <w:r>
+        <w:t xml:space="preserve"> 0-</w:t>
+      </w:r>
+      <w:r>
+        <w:t>1.</w:t>
+      </w:r>
+      <w:r>
+        <w:t xml:space="preserve"> T</w:t>
+      </w:r>
+      <w:r>
+        <w:t xml:space="preserve">he </w:t>
+      </w:r>
+      <w:r>
+        <w:t>most inferior and superior aspects</w:t>
+      </w:r>
+      <w:r>
+        <w:t xml:space="preserve"> of a disease site </w:t>
+      </w:r>
+      <w:r>
+        <w:t>often had</w:t>
+      </w:r>
+      <w:r>
+        <w:t xml:space="preserve"> a lower probability than the </w:t>
+      </w:r>
+      <w:r>
+        <w:t>center</w:t>
+      </w:r>
+      <w:r>
+        <w:t xml:space="preserve"> of the disease. For this reason, </w:t>
+      </w:r>
+      <w:ins w:id="109" w:author="Anderson, Brian" w:date="2022-06-10T16:41:00Z">
+        <w:r>
+          <w:t xml:space="preserve">seed-point growth </w:t>
+        </w:r>
+      </w:ins>
+      <w:r>
+        <w:t>w</w:t>
+      </w:r>
+      <w:del w:id="110" w:author="Anderson, Brian" w:date="2022-06-10T16:41:00Z">
+        <w:r>
+          <w:delText>e</w:delText>
+        </w:r>
+      </w:del>
+      <w:ins w:id="111" w:author="Anderson, Brian" w:date="2022-06-10T16:41:00Z">
+        <w:r>
+          <w:t>as</w:t>
+        </w:r>
+      </w:ins>
+      <w:r>
+        <w:t xml:space="preserve"> </w:t>
+      </w:r>
+      <w:r>
+        <w:t>investigated</w:t>
+      </w:r>
+      <w:r>
+        <w:t xml:space="preserve"> </w:t>
+      </w:r>
+      <w:del w:id="112" w:author="Anderson, Brian" w:date="2022-06-10T16:41:00Z">
+        <w:r>
+          <w:delText xml:space="preserve">seed-point growth </w:delText>
+        </w:r>
+      </w:del>
+      <w:r>
+        <w:t>for</w:t>
+      </w:r>
+      <w:r>
+        <w:t xml:space="preserve"> the</w:t>
+      </w:r>
+      <w:r>
+        <w:t xml:space="preserve"> final prediction. Seed points </w:t>
+      </w:r>
+      <w:r>
+        <w:t xml:space="preserve">were </w:t>
+      </w:r>
+      <w:r>
+        <w:t xml:space="preserve">created to define the likely starting point of a disease site, and then grown outwards to </w:t>
+      </w:r>
+      <w:r>
+        <w:t>a</w:t>
+      </w:r>
+      <w:r>
+        <w:t xml:space="preserve"> threshold value</w:t>
+      </w:r>
+      <w:r>
+        <w:t>.</w:t>
+      </w:r>
+      <w:r>
+        <w:t xml:space="preserve"> </w:t>
+      </w:r>
+      <w:ins w:id="113" w:author="Anderson, Brian" w:date="2022-06-10T16:41:00Z">
+        <w:r>
+          <w:t xml:space="preserve">Seed values </w:t>
+        </w:r>
+      </w:ins>
+      <w:del w:id="114" w:author="Anderson, Brian" w:date="2022-06-10T16:41:00Z">
+        <w:r>
+          <w:delText xml:space="preserve">We </w:delText>
+        </w:r>
+      </w:del>
+      <w:r>
+        <w:t xml:space="preserve">investigated </w:t>
+      </w:r>
+      <w:del w:id="115" w:author="Anderson, Brian" w:date="2022-06-10T16:41:00Z">
+        <w:r>
+          <w:delText>s</w:delText>
+        </w:r>
+        <w:r>
+          <w:delText>eed</w:delText>
+        </w:r>
+        <w:r>
+          <w:delText xml:space="preserve"> values </w:delText>
+        </w:r>
+      </w:del>
+      <w:r>
+        <w:t>from 0.25-0.95 in 0.0</w:t>
+      </w:r>
+      <w:r>
+        <w:t>1</w:t>
+      </w:r>
+      <w:r>
+        <w:t xml:space="preserve"> increments, and</w:t>
+      </w:r>
+      <w:r>
+        <w:t xml:space="preserve"> </w:t>
+      </w:r>
+      <w:r>
+        <w:t>threshol</w:t>
+      </w:r>
+      <w:r>
+        <w:t>d</w:t>
+      </w:r>
+      <w:r>
+        <w:t xml:space="preserve"> values </w:t>
+      </w:r>
+      <w:r>
+        <w:t>from 0.2 to 0.8 in 0.01</w:t>
+      </w:r>
+      <w:r>
+        <w:t xml:space="preserve"> increme</w:t>
+      </w:r>
+      <w:r>
+        <w:t>nts.</w:t>
+      </w:r>
+    </w:p>
+    <w:p>
+      <w:pPr>
+        <w:pStyle w:val="Heading3"/>
+      </w:pPr>
+      <w:r>
+        <w:t>Quantitative Evaluation</w:t>
+      </w:r>
+    </w:p>
+    <w:p>
+      <w:r>
+        <w:t>M</w:t>
+      </w:r>
+      <w:r>
+        <w:t xml:space="preserve">odel </w:t>
+      </w:r>
+      <w:r>
+        <w:t xml:space="preserve">performance </w:t>
+      </w:r>
+      <w:r>
+        <w:t xml:space="preserve">was evaluated on the test set using the (DSC) and Median Surface Distance between the manual and predicted segmentations. </w:t>
+      </w:r>
+      <w:del w:id="116" w:author="Anderson, Brian" w:date="2022-06-10T16:42:00Z">
+        <w:r>
+          <w:delText>W</w:delText>
+        </w:r>
+        <w:r>
+          <w:delText>e report on p</w:delText>
+        </w:r>
+      </w:del>
+      <w:ins w:id="117" w:author="Anderson, Brian" w:date="2022-06-10T16:42:00Z">
+        <w:r>
+          <w:t>P</w:t>
+        </w:r>
+      </w:ins>
+      <w:r>
+        <w:t xml:space="preserve">redictions </w:t>
+      </w:r>
+      <w:ins w:id="118" w:author="Anderson, Brian" w:date="2022-06-10T16:42:00Z">
+        <w:r>
+          <w:t xml:space="preserve">were reported </w:t>
+        </w:r>
+      </w:ins>
+      <w:r>
+        <w:t xml:space="preserve">in a </w:t>
+      </w:r>
+      <w:r>
+        <w:t>disease site-by-site</w:t>
+      </w:r>
+      <w:r>
+        <w:t>,</w:t>
+      </w:r>
+      <w:r>
+        <w:t xml:space="preserve"> patient-by-patient</w:t>
+      </w:r>
+      <w:r>
+        <w:t xml:space="preserve">, and </w:t>
+      </w:r>
+      <w:r>
+        <w:t>“</w:t>
+      </w:r>
+      <w:r>
+        <w:t>global</w:t>
+      </w:r>
+      <w:r>
+        <w:t>”</w:t>
+      </w:r>
+      <w:r>
+        <w:t xml:space="preserve"> basis</w:t>
+      </w:r>
+      <w:r>
+        <w:t>.</w:t>
+      </w:r>
+    </w:p>
+    <w:p>
+      <w:pPr>
+        <w:rPr>
+          <w:b/>
+        </w:rPr>
+      </w:pPr>
+      <w:r>
+        <w:t xml:space="preserve">For the site-by-site comparison, each non-connected disease segmentation of the test patients was considered an independent case. </w:t>
+      </w:r>
+      <w:ins w:id="119" w:author="Anderson, Brian" w:date="2022-06-10T16:43:00Z">
+        <w:r>
+          <w:t>Metrics were</w:t>
+        </w:r>
+      </w:ins>
+      <w:del w:id="120" w:author="Anderson, Brian" w:date="2022-06-10T16:43:00Z">
+        <w:r>
+          <w:delText>W</w:delText>
+        </w:r>
+        <w:r>
+          <w:delText>e</w:delText>
+        </w:r>
+        <w:r>
+          <w:delText xml:space="preserve"> </w:delText>
+        </w:r>
+      </w:del>
+      <w:ins w:id="121" w:author="Anderson, Brian" w:date="2022-06-10T16:43:00Z">
         <w:r>
           <w:t xml:space="preserve"> </w:t>
         </w:r>
       </w:ins>
       <w:r>
-        <w:t xml:space="preserve">model </w:t>
-      </w:r>
-      <w:r>
-        <w:t>ranged from</w:t>
-      </w:r>
-      <w:r>
-        <w:t xml:space="preserve"> 0-</w:t>
-      </w:r>
-      <w:r>
-        <w:t>1.</w:t>
-      </w:r>
-      <w:r>
-        <w:t xml:space="preserve"> T</w:t>
-      </w:r>
-      <w:r>
-        <w:t xml:space="preserve">he </w:t>
-      </w:r>
-      <w:r>
-        <w:t>most inferior and superior aspects</w:t>
-      </w:r>
-      <w:r>
-        <w:t xml:space="preserve"> of a disease site </w:t>
-      </w:r>
-      <w:r>
-        <w:t>often had</w:t>
-      </w:r>
-      <w:r>
-        <w:t xml:space="preserve"> a lower probability than the </w:t>
-      </w:r>
-      <w:r>
-        <w:t>center</w:t>
-      </w:r>
-      <w:r>
-        <w:t xml:space="preserve"> of the disease. For this reason, </w:t>
-      </w:r>
-      <w:ins w:id="80" w:author="Anderson, Brian" w:date="2022-06-10T16:41:00Z">
-        <w:r>
-          <w:t xml:space="preserve">seed-point growth </w:t>
-        </w:r>
-      </w:ins>
-      <w:r>
-        <w:t>w</w:t>
-      </w:r>
-      <w:del w:id="81" w:author="Anderson, Brian" w:date="2022-06-10T16:41:00Z">
-        <w:r>
-          <w:delText>e</w:delText>
+        <w:t xml:space="preserve">computed </w:t>
+      </w:r>
+      <w:del w:id="122" w:author="Anderson, Brian" w:date="2022-06-10T16:43:00Z">
+        <w:r>
+          <w:delText xml:space="preserve">the metrics </w:delText>
         </w:r>
       </w:del>
-      <w:ins w:id="82" w:author="Anderson, Brian" w:date="2022-06-10T16:41:00Z">
-        <w:r>
-          <w:t>as</w:t>
-        </w:r>
-      </w:ins>
+      <w:r>
+        <w:t xml:space="preserve">between </w:t>
+      </w:r>
+      <w:r>
+        <w:t xml:space="preserve">the </w:t>
+      </w:r>
+      <w:r>
+        <w:t>manual</w:t>
+      </w:r>
+      <w:r>
+        <w:t xml:space="preserve"> segmentation</w:t>
+      </w:r>
+      <w:r>
+        <w:t xml:space="preserve"> and the closest continuous predicted disease segmentation, using the distance between site centroids. For</w:t>
+      </w:r>
+      <w:r>
+        <w:t xml:space="preserve"> the</w:t>
+      </w:r>
+      <w:r>
+        <w:t xml:space="preserve"> patient-by-patient comparison, </w:t>
+      </w:r>
+      <w:ins w:id="123" w:author="Anderson, Brian" w:date="2022-06-10T16:43:00Z">
+        <w:r>
+          <w:t xml:space="preserve">metrics </w:t>
+        </w:r>
+      </w:ins>
+      <w:r>
+        <w:t>we</w:t>
+      </w:r>
+      <w:ins w:id="124" w:author="Anderson, Brian" w:date="2022-06-10T16:43:00Z">
+        <w:r>
+          <w:t>re</w:t>
+        </w:r>
+      </w:ins>
+      <w:r>
+        <w:t xml:space="preserve"> computed </w:t>
+      </w:r>
+      <w:del w:id="125" w:author="Anderson, Brian" w:date="2022-06-10T16:43:00Z">
+        <w:r>
+          <w:delText xml:space="preserve">the metrics </w:delText>
+        </w:r>
+      </w:del>
+      <w:r>
+        <w:t>between the manual and predicted segmentations within the entire liver.</w:t>
+      </w:r>
       <w:r>
         <w:t xml:space="preserve"> </w:t>
       </w:r>
-      <w:r>
-        <w:t>investigated</w:t>
-      </w:r>
-      <w:r>
+      <w:bookmarkStart w:id="126" w:name="_Hlk99296999"/>
+      <w:r>
+        <w:t xml:space="preserve">For global </w:t>
+      </w:r>
+      <w:r>
+        <w:t>DSC</w:t>
+      </w:r>
+      <w:r>
+        <w:t xml:space="preserve">, all images </w:t>
+      </w:r>
+      <w:r>
+        <w:t xml:space="preserve">were </w:t>
+      </w:r>
+      <w:r>
+        <w:t xml:space="preserve">stacked together, </w:t>
+      </w:r>
+      <w:r>
+        <w:t xml:space="preserve">this metric </w:t>
+      </w:r>
+      <w:r>
+        <w:t xml:space="preserve">comes from the </w:t>
+      </w:r>
+      <w:proofErr w:type="spellStart"/>
+      <w:r>
+        <w:t>LiTs</w:t>
+      </w:r>
+      <w:proofErr w:type="spellEnd"/>
+      <w:r>
+        <w:t xml:space="preserve"> challenge</w:t>
+      </w:r>
+      <w:r>
+        <w:fldChar w:fldCharType="begin" w:fldLock="1"/>
+      </w:r>
+      <w:r>
+        <w:instrText>ADDIN CSL_CITATION {"citationItems":[{"id":"ITEM-1","itemData":{"abstract":"In this work, we report the setup and results of the Liver Tumor Segmentation Benchmark (LiTS) organized in conjunction with the IEEE International Symposium on Biomedical Imaging (ISBI) 2017 and International Conference On Medical Image Computing &amp; Computer Assisted Intervention (MICCAI) 2017. Twenty-four valid state-of-the-art liver and liver tumor segmentation algorithms were applied to a set of 131 computed tomography (CT) volumes with different types of tumor contrast levels (hyper-/hypo-intense), abnormalities in tissues (metastasectomie) size and varying amount of lesions. The submitted algorithms have been tested on 70 undisclosed volumes. The dataset is created in collaboration with seven hospitals and research institutions and manually blind reviewed by independent three radiologists. We found that not a single algorithm performed best for liver and tumors. The best liver segmentation algorithm achieved a Dice score of 0.96(MICCAI) whereas for tumor segmentation the best algorithm evaluated at 0.67(ISBI) and 0.70(MICCAI). The LiTS image data and manual annotations continue to be publicly available through an online evaluation system as an ongoing benchmarking resource.","author":[{"dropping-particle":"","family":"Bilic","given":"Patrick","non-dropping-particle":"","parse-names":false,"suffix":""},{"dropping-particle":"","family":"Christ","given":"Patrick Ferdinand","non-dropping-particle":"","parse-names":false,"suffix":""},{"dropping-particle":"","family":"Vorontsov","given":"Eugene","non-dropping-particle":"","parse-names":false,"suffix":""},{"dropping-particle":"","family":"Chlebus","given":"Grzegorz","non-dropping-particle":"","parse-names":false,"suffix":""},{"dropping-particle":"","family":"Chen","given":"Hao","non-dropping-particle":"","parse-names":false,"suffix":""},{"dropping-particle":"","family":"Dou","given":"Qi","non-dropping-particle":"","parse-names":false,"suffix":""},{"dropping-particle":"","family":"Fu","given":"Chi-Wing","non-dropping-particle":"","parse-names":false,"suffix":""},{"dropping-particle":"","family":"Han","given":"Xiao","non-dropping-particle":"","parse-names":false,"suffix":""},{"dropping-particle":"","family":"Heng","given":"Pheng-Ann","non-dropping-particle":"","parse-names":false,"suffix":""},{"dropping-particle":"","family":"Hesser","given":"Jrgen","non-dropping-particle":"","parse-names":false,"suffix":""},{"dropping-particle":"","family":"Kadoury","given":"Samuel","non-dropping-particle":"","parse-names":false,"suffix":""},{"dropping-particle":"","family":"Kopczyski","given":"Tomasz","non-dropping-particle":"","parse-names":false,"suffix":""},{"dropping-particle":"","family":"Le","given":"Miao","non-dropping-particle":"","parse-names":false,"suffix":""},{"dropping-particle":"","family":"Li","given":"Chunming","non-dropping-particle":"","parse-names":false,"suffix":""},{"dropping-particle":"","family":"Li","given":"Xiaomeng","non-dropping-particle":"","parse-names":false,"suffix":""},{"dropping-particle":"","family":"Lipková","given":"Jana","non-dropping-particle":"","parse-names":false,"suffix":""},{"dropping-particle":"","family":"Lowengrub","given":"John","non-dropping-particle":"","parse-names":false,"suffix":""},{"dropping-particle":"","family":"Meine","given":"Hans","non-dropping-particle":"","parse-names":false,"suffix":""},{"dropping-particle":"","family":"Moltz","given":"Jan Hendrik","non-dropping-particle":"","parse-names":false,"suffix":""},{"dropping-particle":"","family":"Pal","given":"Chris","non-dropping-particle":"","parse-names":false,"suffix":""},{"dropping-particle":"","family":"Piraud","given":"Marie","non-dropping-particle":"","parse-names":false,"suffix":""},{"dropping-particle":"","family":"Qi","given":"Xiaojuan","non-dropping-particle":"","parse-names":false,"suffix":""},{"dropping-particle":"","family":"Qi","given":"Jin","non-dropping-particle":"","parse-names":false,"suffix":""},{"dropping-particle":"","family":"Rempfler","given":"Markus","non-dropping-particle":"","parse-names":false,"suffix":""},{"dropping-particle":"","family":"Roth","given":"Karsten","non-dropping-particle":"","parse-names":false,"suffix":""},{"dropping-particle":"","family":"Schenk","given":"Andrea","non-dropping-particle":"","parse-names":false,"suffix":""},{"dropping-particle":"","family":"Sekuboyina","given":"Anjany","non-dropping-particle":"","parse-names":false,"suffix":""},{"dropping-particle":"","family":"Zhou","given":"Ping","non-dropping-particle":"","parse-names":false,"suffix":""},{"dropping-particle":"","family":"Hülsemeyer","given":"Christian","non-dropping-particle":"","parse-names":false,"suffix":""},{"dropping-particle":"","family":"Beetz","given":"Marcel","non-dropping-particle":"","parse-names":false,"suffix":""},{"dropping-particle":"","family":"Ettlinger","given":"Florian","non-dropping-particle":"","parse-names":false,"suffix":""},{"dropping-particle":"","family":"Gruen","given":"Felix","non-dropping-particle":"","parse-names":false,"suffix":""},{"dropping-particle":"","family":"Kaissis","given":"Georgios","non-dropping-particle":"","parse-names":false,"suffix":""},{"dropping-particle":"","family":"Lohfer","given":"Fabian","non-dropping-particle":"","parse-names":false,"suffix":""},{"dropping-particle":"","family":"Braren","given":"Rickmer","non-dropping-particle":"","parse-names":false,"suffix":""},{"dropping-particle":"","family":"Holch","given":"Julian","non-dropping-particle":"","parse-names":false,"suffix":""},{"dropping-particle":"","family":"Hofmann","given":"Felix","non-dropping-particle":"","parse-names":false,"suffix":""},{"dropping-particle":"","family":"Sommer","given":"Wieland","non-dropping-particle":"","parse-names":false,"suffix":""},{"dropping-particle":"","family":"Heinemann","given":"Volker","non-dropping-particle":"","parse-names":false,"suffix":""},{"dropping-particle":"","family":"Jacobs","given":"Colin","non-dropping-particle":"","parse-names":false,"suffix":""},{"dropping-particle":"","family":"Efrain","given":"Gabriel","non-dropping-particle":"","parse-names":false,"suffix":""},{"dropping-particle":"","family":"Mamani","given":"Humpire","non-dropping-particle":"","parse-names":false,"suffix":""},{"dropping-particle":"","family":"Ginneken","given":"Bram","non-dropping-particle":"Van","parse-names":false,"suffix":""},{"dropping-particle":"","family":"Chartrand","given":"Gabriel","non-dropping-particle":"","parse-names":false,"suffix":""},{"dropping-particle":"","family":"Tang","given":"An","non-dropping-particle":"","parse-names":false,"suffix":""},{"dropping-particle":"","family":"Drozdzal","given":"Michal","non-dropping-particle":"","parse-names":false,"suffix":""},{"dropping-particle":"","family":"Ben-Cohen","given":"Avi","non-dropping-particle":"","parse-names":false,"suffix":""},{"dropping-particle":"","family":"Klang","given":"Eyal","non-dropping-particle":"","parse-names":false,"suffix":""},{"dropping-particle":"","family":"Amitai","given":"Marianne M","non-dropping-particle":"","parse-names":false,"suffix":""},{"dropping-particle":"","family":"Konen","given":"Eli","non-dropping-particle":"","parse-names":false,"suffix":""},{"dropping-particle":"","family":"Greenspan","given":"Hayit","non-dropping-particle":"","parse-names":false,"suffix":""},{"dropping-particle":"","family":"Moreau","given":"Johan","non-dropping-particle":"","parse-names":false,"suffix":""},{"dropping-particle":"","family":"Hostettler","given":"Alexandre","non-dropping-particle":"","parse-names":false,"suffix":""},{"dropping-particle":"","family":"Soler","given":"Luc","non-dropping-particle":"","parse-names":false,"suffix":""},{"dropping-particle":"","family":"Vivanti","given":"Refael","non-dropping-particle":"","parse-names":false,"suffix":""},{"dropping-particle":"","family":"Szeskin","given":"Adi","non-dropping-particle":"","parse-names":false,"suffix":""},{"dropping-particle":"","family":"Lev-Cohain","given":"Naama","non-dropping-particle":"","parse-names":false,"suffix":""},{"dropping-particle":"","family":"Sosna","given":"Jacob","non-dropping-particle":"","parse-names":false,"suffix":""},{"dropping-particle":"","family":"Joskowicz","given":"Leo","non-dropping-particle":"","parse-names":false,"suffix":""},{"dropping-particle":"","family":"Kumar","given":"Ashnil","non-dropping-particle":"","parse-names":false,"suffix":""},{"dropping-particle":"","family":"Kore","given":"Avinash","non-dropping-particle":"","parse-names":false,"suffix":""},{"dropping-particle":"","family":"Wang","given":"Chunliang","non-dropping-particle":"","parse-names":false,"suffix":""},{"dropping-particle":"","family":"Feng","given":"Dagan","non-dropping-particle":"","parse-names":false,"suffix":""},{"dropping-particle":"","family":"Li Aa","given":"Fan","non-dropping-particle":"","parse-names":false,"suffix":""},{"dropping-particle":"","family":"Krishnamurthi","given":"Ganapathy","non-dropping-particle":"","parse-names":false,"suffix":""},{"dropping-particle":"","family":"Wu Aa","given":"Jianrong","non-dropping-particle":"","parse-names":false,"suffix":""},{"dropping-particle":"","family":"Kim","given":"Jinman","non-dropping-particle":"","parse-names":false,"suffix":""},{"dropping-particle":"","family":"Zhou","given":"Jinyi","non-dropping-particle":"","parse-names":false,"suffix":""},{"dropping-particle":"","family":"Ma","given":"Jun","non-dropping-particle":"","parse-names":false,"suffix":""},{"dropping-particle":"","family":"Li","given":"Junbo","non-dropping-particle":"","parse-names":false,"suffix":""},{"dropping-particle":"","family":"Maninis","given":"Kevis-Kokitsi","non-dropping-particle":"","parse-names":false,"suffix":""},{"dropping-particle":"","family":"Chaitanya Kaluva","given":"Krishna","non-dropping-particle":"","parse-names":false,"suffix":""},{"dropping-particle":"","family":"Bi","given":"Lei","non-dropping-particle":"","parse-names":false,"suffix":""},{"dropping-particle":"","family":"Khened","given":"Mahendra","non-dropping-particle":"","parse-names":false,"suffix":""},{"dropping-particle":"","family":"Beliver","given":"Miriam","non-dropping-particle":"","parse-names":false,"suffix":""},{"dropping-particle":"","family":"Lin Aa","given":"Qizhong","non-dropping-particle":"","parse-names":false,"suffix":""},{"dropping-particle":"","family":"Yang","given":"Xiaoping","non-dropping-particle":"","parse-names":false,"suffix":""},{"dropping-particle":"","family":"Yuan","given":"Yading","non-dropping-particle":"","parse-names":false,"suffix":""},{"dropping-particle":"","family":"Chen Aa","given":"Yinan","non-dropping-particle":"","parse-names":false,"suffix":""},{"dropping-particle":"","family":"Li","given":"Yuanqiang","non-dropping-particle":"","parse-names":false,"suffix":""},{"dropping-particle":"","family":"Qiu","given":"Yudong","non-dropping-particle":"","parse-names":false,"suffix":""},{"dropping-particle":"","family":"Wu","given":"Yuli","non-dropping-particle":"","parse-names":false,"suffix":""},{"dropping-particle":"","family":"Menze","given":"Bjoern","non-dropping-particle":"","parse-names":false,"suffix":""}],"id":"ITEM-1","issued":{"date-parts":[["2019"]]},"title":"The Liver Tumor Segmentation Benchmark (LiTS)","type":"report"},"uris":["http://www.mendeley.com/documents/?uuid=e9bf4007-81dd-37e4-b030-0ffee70c6176"]}],"mendeley":{"formattedCitation":"&lt;sup&gt;15&lt;/sup&gt;","plainTextFormattedCitation":"15","previouslyFormattedCitation":"&lt;sup&gt;14&lt;/sup&gt;"},"properties":{"noteIndex":0},"schema":"https://github.com/citation-style-language/schema/raw/master/csl-citation.json"}</w:instrText>
+      </w:r>
+      <w:r>
+        <w:fldChar w:fldCharType="separate"/>
+      </w:r>
+      <w:r>
+        <w:rPr>
+          <w:noProof/>
+          <w:vertAlign w:val="superscript"/>
+        </w:rPr>
+        <w:t>15</w:t>
+      </w:r>
+      <w:r>
+        <w:fldChar w:fldCharType="end"/>
+      </w:r>
+      <w:ins w:id="127" w:author="Anderson, Brian" w:date="2022-03-27T18:09:00Z">
+        <w:r>
+          <w:t>, otherwise DSC refers to a patient-wise evaluation</w:t>
+        </w:r>
+      </w:ins>
+      <w:bookmarkEnd w:id="126"/>
+      <w:r>
+        <w:t xml:space="preserve">. </w:t>
+      </w:r>
+      <w:r>
+        <w:rPr>
+          <w:b/>
+        </w:rPr>
+        <w:t xml:space="preserve">All metrics were computed using </w:t>
+      </w:r>
+      <w:r>
+        <w:rPr>
+          <w:b/>
+        </w:rPr>
+        <w:t>the</w:t>
+      </w:r>
+      <w:r>
+        <w:rPr>
+          <w:b/>
+        </w:rPr>
         <w:t xml:space="preserve"> </w:t>
       </w:r>
-      <w:del w:id="83" w:author="Anderson, Brian" w:date="2022-06-10T16:41:00Z">
-        <w:r>
-          <w:delText xml:space="preserve">seed-point growth </w:delText>
+      <w:r>
+        <w:rPr>
+          <w:b/>
+        </w:rPr>
+        <w:t>original image resolution.</w:t>
+      </w:r>
+    </w:p>
+    <w:p>
+      <w:r>
+        <w:lastRenderedPageBreak/>
+        <w:t>The s</w:t>
+      </w:r>
+      <w:r>
+        <w:t xml:space="preserve">ensitivity of the model was evaluated on a site-by-site basis, where disease was considered identified if at least </w:t>
+      </w:r>
+      <w:r>
+        <w:t>4</w:t>
+      </w:r>
+      <w:r>
+        <w:t xml:space="preserve">5% of the </w:t>
+      </w:r>
+      <w:r>
+        <w:t>ground truth</w:t>
+      </w:r>
+      <w:r>
+        <w:t xml:space="preserve"> </w:t>
+      </w:r>
+      <w:r>
+        <w:t xml:space="preserve">overlapped </w:t>
+      </w:r>
+      <w:r>
+        <w:t>with</w:t>
+      </w:r>
+      <w:r>
+        <w:t xml:space="preserve"> </w:t>
+      </w:r>
+      <w:r>
+        <w:t>prediction</w:t>
+      </w:r>
+      <w:r>
+        <w:t xml:space="preserve">. </w:t>
+      </w:r>
+      <w:r>
+        <w:t>F</w:t>
+      </w:r>
+      <w:r>
+        <w:t>alse</w:t>
+      </w:r>
+      <w:r>
+        <w:t>-</w:t>
+      </w:r>
+      <w:r>
+        <w:t xml:space="preserve">positive volume was defined as the volume of </w:t>
+      </w:r>
+      <w:r>
+        <w:t xml:space="preserve">the </w:t>
+      </w:r>
+      <w:r>
+        <w:t>predicted segmentation outside of the ground truth segmentation</w:t>
+      </w:r>
+      <w:r>
+        <w:t xml:space="preserve"> and was</w:t>
+      </w:r>
+      <w:r>
+        <w:t xml:space="preserve"> comprised of two errors</w:t>
+      </w:r>
+      <w:r>
+        <w:t>:</w:t>
+      </w:r>
+      <w:r>
+        <w:t xml:space="preserve"> over</w:t>
+      </w:r>
+      <w:r>
+        <w:t>-</w:t>
+      </w:r>
+      <w:r>
+        <w:t xml:space="preserve">segmentation and erroneous segmentation. </w:t>
+      </w:r>
+      <w:r>
+        <w:t>E</w:t>
+      </w:r>
+      <w:r>
+        <w:t>rroneous false</w:t>
+      </w:r>
+      <w:r>
+        <w:t>-</w:t>
+      </w:r>
+      <w:r>
+        <w:t>positive volume was quantified as the volume</w:t>
+      </w:r>
+      <w:r>
+        <w:t xml:space="preserve"> that was</w:t>
+      </w:r>
+      <w:r>
+        <w:t xml:space="preserve"> completely unconnected from any ground truth segmentations and the over-segmentation false volume as the total predicted volume minus the erroneous volume </w:t>
+      </w:r>
+      <w:r>
+        <w:t>(</w:t>
+      </w:r>
+      <w:r>
+        <w:t xml:space="preserve">Figure </w:t>
+      </w:r>
+      <w:r>
+        <w:t>5</w:t>
+      </w:r>
+      <w:r>
+        <w:t>)</w:t>
+      </w:r>
+      <w:r>
+        <w:t>.</w:t>
+      </w:r>
+    </w:p>
+    <w:p>
+      <w:pPr>
+        <w:pStyle w:val="Heading3"/>
+      </w:pPr>
+      <w:r>
+        <w:t xml:space="preserve">Qualitative </w:t>
+      </w:r>
+      <w:r>
+        <w:t>Evaluation</w:t>
+      </w:r>
+    </w:p>
+    <w:p>
+      <w:r>
+        <w:t xml:space="preserve">For large structures, a high DSC can hide clinically </w:t>
+      </w:r>
+      <w:r>
+        <w:t xml:space="preserve">important </w:t>
+      </w:r>
+      <w:r>
+        <w:t>inaccuracies, while for smaller structures</w:t>
+      </w:r>
+      <w:r>
+        <w:t>,</w:t>
+      </w:r>
+      <w:r>
+        <w:t xml:space="preserve"> a low DSC </w:t>
+      </w:r>
+      <w:r>
+        <w:t xml:space="preserve">can </w:t>
+      </w:r>
+      <w:r>
+        <w:t>be overly critical</w:t>
+      </w:r>
+      <w:r>
+        <w:fldChar w:fldCharType="begin" w:fldLock="1"/>
+      </w:r>
+      <w:r>
+        <w:instrText>ADDIN CSL_CITATION {"citationItems":[{"id":"ITEM-1","itemData":{"DOI":"10.1016/j.adro.2020.04.023","abstract":"Purpose: The deformable nature of the liver can make focal treatment challenging and is not adequately addressed with simple rigid registration techniques. More advanced registration techniques can take deformations into account (eg, biomechanical modeling) but require segmentations of the whole liver for each scan, which is a time-intensive process. We hypothesize that fully convolutional networks can be used to rapidly and accurately autosegment the liver, removing the temporal bottleneck for biomechanical modeling. Methods and Materials: Manual liver segmentations on computed tomography scans from 183 patients treated at our institution and 30 scans from the Medical Image Computing &amp; Computer Assisted Intervention challenges were collected for this study. Three archi-tectures were investigated for rapid automated segmentation of the liver (VGG-16, DeepLabv3 þ, and a 3-dimensional UNet). Fifty-six cases were set aside as a final test set for quantitative model evaluation. Accuracy of the autosegmentations was assessed using Dice This is an open access article under the CC BY-NC-ND license (http://creativecommons.org/licenses/by-nc-nd/4.0/). Advances in Radiation Oncology (2020) xx, 1-8 www.advancesradonc.org similarity coefficient and mean surface distance. Qualitative evaluation was also performed by 3 radiation oncologists on 50 independent cases with previously clinically treated liver contours. Results: The mean (minimum-maximum) mean surface distance for the test groups with the final model, DeepLabv3 þ, were as follows: m Contrast(N Z 17) : 0.99 mm (0.47-2.2), m Non_Contrast(N Z 19)l : 1.12 mm (0.41-2.87), and m Miccai(N Z 30)t : 1.48 mm (0.82-3.96). The qualitative evaluation showed that 30 of 50 autosegmentations (60%) were preferred to manual contours (majority voting) in a blinded comparison, and 48 of 50 autosegmentations (96%) were deemed clinically acceptable by at least 1 reviewing physician. Conclusions: The autosegmentations were preferred compared with manually defined contours in the majority of cases. The ability to rapidly segment the liver with high accuracy achieved in this investigation has the potential to enable the efficient integration of biomechanical model-based registration into a clinical workflow.","author":[{"dropping-particle":"","family":"Anderson","given":"Brian M","non-dropping-particle":"","parse-names":false,"suffix":""},{"dropping-particle":"","family":"Lin","given":"Ethan Y","non-dropping-particle":"","parse-names":false,"suffix":""},{"dropping-particle":"","family":"Cardenas","given":"Carlos E","non-dropping-particle":"","parse-names":false,"suffix":""},{"dropping-particle":"","family":"Gress","given":"Dustin A","non-dropping-particle":"","parse-names":false,"suffix":""},{"dropping-particle":"","family":"Erwin","given":"William D","non-dropping-particle":"","parse-names":false,"suffix":""},{"dropping-particle":"","family":"Odisio","given":"Bruno C","non-dropping-particle":"","parse-names":false,"suffix":""},{"dropping-particle":"","family":"Koay","given":"Eugene J","non-dropping-particle":"","parse-names":false,"suffix":""},{"dropping-particle":"","family":"Brock","given":"Kristy K","non-dropping-particle":"","parse-names":false,"suffix":""}],"container-title":"Advancesradonc","id":"ITEM-1","issued":{"date-parts":[["2020"]]},"title":"Automated Contouring of Contrast and Noncontrast Computed Tomography Liver Images With Fully Convolutional Networks","type":"article-journal"},"uris":["http://www.mendeley.com/documents/?uuid=1e4d3251-2b9b-3544-a075-0fc38efbaea4"]}],"mendeley":{"formattedCitation":"&lt;sup&gt;23&lt;/sup&gt;","plainTextFormattedCitation":"23","previouslyFormattedCitation":"&lt;sup&gt;22&lt;/sup&gt;"},"properties":{"noteIndex":0},"schema":"https://github.com/citation-style-language/schema/raw/master/csl-citation.json"}</w:instrText>
+      </w:r>
+      <w:r>
+        <w:fldChar w:fldCharType="separate"/>
+      </w:r>
+      <w:r>
+        <w:rPr>
+          <w:noProof/>
+          <w:vertAlign w:val="superscript"/>
+        </w:rPr>
+        <w:t>23</w:t>
+      </w:r>
+      <w:r>
+        <w:fldChar w:fldCharType="end"/>
+      </w:r>
+      <w:r>
+        <w:t>.</w:t>
+      </w:r>
+      <w:r>
+        <w:t xml:space="preserve"> </w:t>
+      </w:r>
+      <w:del w:id="128" w:author="Anderson, Brian" w:date="2022-06-10T16:47:00Z">
+        <w:r>
+          <w:delText>Our</w:delText>
+        </w:r>
+        <w:r>
+          <w:delText xml:space="preserve"> </w:delText>
         </w:r>
       </w:del>
-      <w:r>
-        <w:t>for</w:t>
-      </w:r>
-      <w:r>
-        <w:t xml:space="preserve"> the</w:t>
-      </w:r>
-      <w:r>
-        <w:t xml:space="preserve"> final prediction. Seed points </w:t>
-      </w:r>
-      <w:r>
-        <w:t xml:space="preserve">were </w:t>
-      </w:r>
-      <w:r>
-        <w:t xml:space="preserve">created to define the likely starting point of a disease site, and then grown outwards to </w:t>
-      </w:r>
-      <w:r>
-        <w:t>a</w:t>
-      </w:r>
-      <w:r>
-        <w:t xml:space="preserve"> threshold value</w:t>
-      </w:r>
+      <w:ins w:id="129" w:author="Anderson, Brian" w:date="2022-06-10T16:47:00Z">
+        <w:r>
+          <w:t>The</w:t>
+        </w:r>
+        <w:r>
+          <w:t xml:space="preserve"> </w:t>
+        </w:r>
+      </w:ins>
+      <w:r>
+        <w:t>qualitative assessment of both CRLM and ablation segmentations was performed by a radiology-trained physician fellow (</w:t>
+      </w:r>
+      <w:r>
+        <w:t xml:space="preserve">1, </w:t>
+      </w:r>
+      <w:r>
+        <w:t>XXX)</w:t>
+      </w:r>
+      <w:r>
+        <w:t xml:space="preserve"> and </w:t>
+      </w:r>
+      <w:r>
+        <w:t>two board-certified radiologists (</w:t>
+      </w:r>
+      <w:r>
+        <w:t xml:space="preserve">2, </w:t>
+      </w:r>
+      <w:r>
+        <w:t>XXX</w:t>
+      </w:r>
+      <w:r>
+        <w:t>)</w:t>
+      </w:r>
+      <w:r>
+        <w:t xml:space="preserve">, an interventional radiologist, and </w:t>
+      </w:r>
+      <w:r>
+        <w:t xml:space="preserve">(3, XXX), </w:t>
+      </w:r>
+      <w:r>
+        <w:t>a diagnostic radiologist, both of whom have m</w:t>
+      </w:r>
+      <w:r>
+        <w:t>ore than 10 years of experience</w:t>
+      </w:r>
+      <w:r>
+        <w:t xml:space="preserve">. </w:t>
+      </w:r>
+      <w:ins w:id="130" w:author="Anderson, Brian [2]" w:date="2022-03-31T15:50:00Z">
+        <w:r>
+          <w:t>This will evaluate if the generated contours are deemed clinically useable.</w:t>
+        </w:r>
+      </w:ins>
+    </w:p>
+    <w:p>
+      <w:bookmarkStart w:id="131" w:name="_Hlk106115040"/>
+      <w:bookmarkStart w:id="132" w:name="_Hlk105768145"/>
+      <w:ins w:id="133" w:author="Anderson, Brian" w:date="2022-06-10T16:44:00Z">
+        <w:r>
+          <w:t>Eighteen</w:t>
+        </w:r>
+      </w:ins>
+      <w:ins w:id="134" w:author="Anderson, Brian" w:date="2022-06-10T16:43:00Z">
+        <w:r>
+          <w:t xml:space="preserve"> patients</w:t>
+        </w:r>
+      </w:ins>
+      <w:ins w:id="135" w:author="Anderson, Brian" w:date="2022-06-10T16:44:00Z">
+        <w:r>
+          <w:t>,</w:t>
+        </w:r>
+      </w:ins>
+      <w:ins w:id="136" w:author="Anderson, Brian" w:date="2022-06-10T16:43:00Z">
+        <w:r>
+          <w:t xml:space="preserve"> </w:t>
+        </w:r>
+      </w:ins>
+      <w:ins w:id="137" w:author="Anderson, Brian" w:date="2022-06-10T16:44:00Z">
+        <w:r>
+          <w:t>who had previously undergone targeted thermal ablation therapy</w:t>
+        </w:r>
+      </w:ins>
+      <w:ins w:id="138" w:author="Anderson, Brian" w:date="2022-06-14T16:04:00Z">
+        <w:r>
+          <w:t xml:space="preserve"> for colorectal liver metastasis</w:t>
+        </w:r>
+      </w:ins>
+      <w:ins w:id="139" w:author="Anderson, Brian" w:date="2022-06-10T16:44:00Z">
+        <w:r>
+          <w:t xml:space="preserve"> at our institution, were</w:t>
+        </w:r>
+        <w:r>
+          <w:t xml:space="preserve"> </w:t>
+        </w:r>
+      </w:ins>
+      <w:del w:id="140" w:author="Anderson, Brian" w:date="2022-06-10T16:43:00Z">
+        <w:r>
+          <w:delText xml:space="preserve">We </w:delText>
+        </w:r>
+      </w:del>
+      <w:r>
+        <w:t>retrospectively identified</w:t>
+      </w:r>
+      <w:del w:id="141" w:author="Anderson, Brian" w:date="2022-06-10T16:43:00Z">
+        <w:r>
+          <w:delText xml:space="preserve"> 18</w:delText>
+        </w:r>
+        <w:r>
+          <w:delText xml:space="preserve"> </w:delText>
+        </w:r>
+        <w:r>
+          <w:delText>patients</w:delText>
+        </w:r>
+      </w:del>
+      <w:del w:id="142" w:author="Anderson, Brian" w:date="2022-06-10T16:44:00Z">
+        <w:r>
+          <w:delText>,</w:delText>
+        </w:r>
+      </w:del>
+      <w:r>
+        <w:t xml:space="preserve"> </w:t>
+      </w:r>
+      <w:del w:id="143" w:author="Anderson, Brian" w:date="2022-06-10T16:44:00Z">
+        <w:r>
+          <w:delText>who had previously undergone</w:delText>
+        </w:r>
+        <w:r>
+          <w:delText xml:space="preserve"> targeted</w:delText>
+        </w:r>
+        <w:r>
+          <w:delText xml:space="preserve"> thermal ablation therapy at our institution </w:delText>
+        </w:r>
+      </w:del>
+      <w:r>
+        <w:t>under an Institutional Review Board</w:t>
+      </w:r>
+      <w:r>
+        <w:t>-</w:t>
+      </w:r>
+      <w:r>
+        <w:t>approved study</w:t>
+      </w:r>
+      <w:r>
+        <w:t xml:space="preserve"> (IRB: 2019-0213)</w:t>
+      </w:r>
+      <w:r>
+        <w:t>;</w:t>
+      </w:r>
+      <w:r>
+        <w:t xml:space="preserve"> these patients had 24 C</w:t>
+      </w:r>
+      <w:r>
+        <w:t>R</w:t>
+      </w:r>
+      <w:r>
+        <w:t>LM sites and 19 ablation sites</w:t>
+      </w:r>
+      <w:bookmarkEnd w:id="131"/>
       <w:r>
         <w:t>.</w:t>
       </w:r>
       <w:r>
         <w:t xml:space="preserve"> </w:t>
       </w:r>
-      <w:ins w:id="84" w:author="Anderson, Brian" w:date="2022-06-10T16:41:00Z">
-        <w:r>
-          <w:t>S</w:t>
-        </w:r>
-        <w:r>
-          <w:t xml:space="preserve">eed values </w:t>
-        </w:r>
-      </w:ins>
-      <w:del w:id="85" w:author="Anderson, Brian" w:date="2022-06-10T16:41:00Z">
-        <w:r>
-          <w:delText xml:space="preserve">We </w:delText>
+      <w:bookmarkStart w:id="144" w:name="_Hlk105767232"/>
+      <w:r>
+        <w:t>The p</w:t>
+      </w:r>
+      <w:r>
+        <w:t>redicted C</w:t>
+      </w:r>
+      <w:r>
+        <w:t>R</w:t>
+      </w:r>
+      <w:r>
+        <w:t>LM and ablation</w:t>
+      </w:r>
+      <w:r>
+        <w:t xml:space="preserve"> contours</w:t>
+      </w:r>
+      <w:r>
+        <w:t xml:space="preserve"> </w:t>
+      </w:r>
+      <w:r>
+        <w:t xml:space="preserve">were scored independently </w:t>
+      </w:r>
+      <w:r>
+        <w:t xml:space="preserve">based on </w:t>
+      </w:r>
+      <w:r>
+        <w:t>a Likert quality scale of 1-5</w:t>
+      </w:r>
+      <w:ins w:id="145" w:author="Anderson, Brian" w:date="2022-06-10T15:24:00Z">
+        <w:r>
+          <w:t xml:space="preserve">. A </w:t>
+        </w:r>
+      </w:ins>
+      <w:ins w:id="146" w:author="Anderson, Brian" w:date="2022-06-10T15:25:00Z">
+        <w:r>
+          <w:t xml:space="preserve">breakdown of these scores can be found in </w:t>
+        </w:r>
+      </w:ins>
+      <w:del w:id="147" w:author="Anderson, Brian" w:date="2022-06-10T15:25:00Z">
+        <w:r>
+          <w:delText xml:space="preserve"> (</w:delText>
         </w:r>
       </w:del>
       <w:r>
-        <w:t xml:space="preserve">investigated </w:t>
-      </w:r>
-      <w:del w:id="86" w:author="Anderson, Brian" w:date="2022-06-10T16:41:00Z">
-        <w:r>
-          <w:delText>s</w:delText>
-        </w:r>
-        <w:r>
-          <w:delText>eed</w:delText>
-        </w:r>
-        <w:r>
-          <w:delText xml:space="preserve"> values </w:delText>
+        <w:t xml:space="preserve">Supplementary </w:t>
+      </w:r>
+      <w:r>
+        <w:t xml:space="preserve">Table </w:t>
+      </w:r>
+      <w:r>
+        <w:t>1</w:t>
+      </w:r>
+      <w:ins w:id="148" w:author="Anderson, Brian" w:date="2022-06-10T15:25:00Z">
+        <w:r>
+          <w:t>. A score of 4 is defined as requiring minor changes on less than four slices, or changes that would require less than 10 seconds to fix</w:t>
+        </w:r>
+      </w:ins>
+      <w:del w:id="149" w:author="Anderson, Brian" w:date="2022-06-10T15:25:00Z">
+        <w:r>
+          <w:delText>)</w:delText>
         </w:r>
       </w:del>
       <w:r>
-        <w:t>from 0.25-0.95 in 0.0</w:t>
+        <w:t>.</w:t>
+      </w:r>
+      <w:bookmarkEnd w:id="144"/>
+    </w:p>
+    <w:bookmarkEnd w:id="132"/>
+    <w:p>
+      <w:pPr>
+        <w:pStyle w:val="Heading1"/>
+      </w:pPr>
+      <w:r>
+        <w:t>Results</w:t>
+      </w:r>
+    </w:p>
+    <w:p>
+      <w:r>
+        <w:t>The best validation loss score</w:t>
+      </w:r>
+      <w:r>
+        <w:t>s</w:t>
+      </w:r>
+      <w:r>
+        <w:t xml:space="preserve"> </w:t>
+      </w:r>
+      <w:r>
+        <w:t>were</w:t>
+      </w:r>
+      <w:r>
+        <w:t xml:space="preserve">, Standard </w:t>
+      </w:r>
+      <w:proofErr w:type="spellStart"/>
+      <w:r>
+        <w:t>UNet</w:t>
+      </w:r>
+      <w:proofErr w:type="spellEnd"/>
+      <w:r>
+        <w:t xml:space="preserve">: 0.041, Residual </w:t>
+      </w:r>
+      <w:proofErr w:type="spellStart"/>
+      <w:r>
+        <w:t>UNet</w:t>
+      </w:r>
+      <w:proofErr w:type="spellEnd"/>
+      <w:r>
+        <w:t xml:space="preserve">: 0.024, </w:t>
+      </w:r>
+      <w:proofErr w:type="spellStart"/>
+      <w:r>
+        <w:t>DenseUNet</w:t>
+      </w:r>
+      <w:proofErr w:type="spellEnd"/>
+      <w:r>
+        <w:t>: 0.016, DenseNet2D (Encoder frozen): 0.022, DenseNet2D (All trainable): 0.013, DenseNet3D (2D frozen): 0.011, DenseNet3D (All trainable): 0.0092.</w:t>
+      </w:r>
+    </w:p>
+    <w:p>
+      <w:pPr>
+        <w:pStyle w:val="Heading2"/>
+      </w:pPr>
+      <w:r>
+        <w:t>Quantitative</w:t>
+      </w:r>
+    </w:p>
+    <w:p>
+      <w:r>
+        <w:t>The best model</w:t>
+      </w:r>
+      <w:r>
+        <w:t xml:space="preserve"> </w:t>
+      </w:r>
+      <w:r>
+        <w:t xml:space="preserve">was </w:t>
+      </w:r>
+      <w:r>
+        <w:t>the</w:t>
+      </w:r>
+      <w:r>
+        <w:t xml:space="preserve"> </w:t>
+      </w:r>
+      <w:r>
+        <w:t>H</w:t>
+      </w:r>
+      <w:r>
+        <w:t>ybrid-</w:t>
+      </w:r>
+      <w:proofErr w:type="spellStart"/>
+      <w:r>
+        <w:t>W</w:t>
+      </w:r>
+      <w:r>
+        <w:t>Net</w:t>
+      </w:r>
+      <w:proofErr w:type="spellEnd"/>
+      <w:r>
+        <w:t xml:space="preserve"> model</w:t>
+      </w:r>
+      <w:r>
+        <w:t>:</w:t>
+      </w:r>
+      <w:r>
+        <w:t xml:space="preserve"> </w:t>
+      </w:r>
+      <w:r>
+        <w:t>the 3D-</w:t>
+      </w:r>
+      <w:r>
+        <w:t>UNet contain</w:t>
+      </w:r>
+      <w:r>
+        <w:t>ed</w:t>
+      </w:r>
+      <w:r>
+        <w:t xml:space="preserve"> two layers, two convolution blocks, and </w:t>
+      </w:r>
+      <w:r>
+        <w:t xml:space="preserve">32 </w:t>
+      </w:r>
+      <w:r>
+        <w:t>filters</w:t>
+      </w:r>
+      <w:r>
+        <w:t xml:space="preserve"> and had a convolution lambda of two</w:t>
+      </w:r>
+      <w:r>
+        <w:t>. The model consist</w:t>
+      </w:r>
+      <w:r>
+        <w:t>ed</w:t>
+      </w:r>
+      <w:r>
+        <w:t xml:space="preserve"> of </w:t>
+      </w:r>
+      <w:r>
+        <w:t>14,497,600</w:t>
+      </w:r>
+      <w:r>
+        <w:t xml:space="preserve"> </w:t>
+      </w:r>
+      <w:r>
+        <w:t>parameters</w:t>
+      </w:r>
+      <w:r>
+        <w:t xml:space="preserve"> (</w:t>
+      </w:r>
+      <w:r>
+        <w:t>14,408,960</w:t>
+      </w:r>
+      <w:r>
+        <w:t xml:space="preserve"> trainable</w:t>
+      </w:r>
+      <w:r>
+        <w:t xml:space="preserve"> and</w:t>
+      </w:r>
+      <w:r>
+        <w:t xml:space="preserve"> </w:t>
+      </w:r>
+      <w:r>
+        <w:t>88,640</w:t>
+      </w:r>
+      <w:r>
+        <w:t xml:space="preserve"> </w:t>
+      </w:r>
+      <w:r>
+        <w:t>non-trainable)</w:t>
+      </w:r>
+      <w:r>
+        <w:t xml:space="preserve">. </w:t>
+      </w:r>
+    </w:p>
+    <w:p>
+      <w:r>
+        <w:t>A</w:t>
+      </w:r>
+      <w:r>
+        <w:t xml:space="preserve"> seed</w:t>
+      </w:r>
+      <w:r>
+        <w:t xml:space="preserve"> </w:t>
+      </w:r>
+      <w:r>
+        <w:t xml:space="preserve">value of </w:t>
+      </w:r>
+      <w:r>
+        <w:t>0.6</w:t>
+      </w:r>
+      <w:r>
+        <w:t>7</w:t>
+      </w:r>
+      <w:r>
+        <w:t xml:space="preserve"> </w:t>
+      </w:r>
+      <w:r>
+        <w:t xml:space="preserve">and threshold value of </w:t>
+      </w:r>
+      <w:r>
+        <w:t>0.</w:t>
+      </w:r>
+      <w:r>
+        <w:t>30</w:t>
+      </w:r>
+      <w:r>
+        <w:t xml:space="preserve"> </w:t>
+      </w:r>
+      <w:r>
+        <w:t>resulted in the highest overall</w:t>
+      </w:r>
+      <w:r>
+        <w:t xml:space="preserve"> DSC in the validation dataset.</w:t>
+      </w:r>
+      <w:r>
+        <w:t xml:space="preserve"> </w:t>
+      </w:r>
+      <w:proofErr w:type="spellStart"/>
+      <w:r>
+        <w:t>LiTs</w:t>
+      </w:r>
+      <w:proofErr w:type="spellEnd"/>
+      <w:r>
+        <w:t xml:space="preserve"> test set (n=</w:t>
+      </w:r>
+      <w:r>
+        <w:t>70</w:t>
+      </w:r>
+      <w:r>
+        <w:t>)</w:t>
+      </w:r>
+      <w:r>
+        <w:t xml:space="preserve"> predictions required</w:t>
+      </w:r>
+      <w:r>
+        <w:t xml:space="preserve"> a mean of 9.58 seconds, with a standard deviation of 2.32 seconds.</w:t>
+      </w:r>
+    </w:p>
+    <w:p>
+      <w:pPr>
+        <w:pStyle w:val="Heading3"/>
+      </w:pPr>
+      <w:r>
+        <w:t>Site-by-Site evaluation</w:t>
+      </w:r>
+    </w:p>
+    <w:p>
+      <w:pPr>
+        <w:pStyle w:val="Heading4"/>
+      </w:pPr>
+      <w:r>
+        <w:t>3D-IRCADb</w:t>
+      </w:r>
+    </w:p>
+    <w:p>
+      <w:r>
+        <w:t xml:space="preserve">On a site-by-site basis, </w:t>
+      </w:r>
+      <w:r>
+        <w:t xml:space="preserve">the median surface distance, DSC, and sensitivity are presented in Table 3. Sites are distributed into two groups based on diameter: </w:t>
+      </w:r>
+      <w:r>
+        <w:t xml:space="preserve">sites </w:t>
+      </w:r>
+      <w:r>
+        <w:t>&lt;</w:t>
+      </w:r>
+      <w:r>
+        <w:t xml:space="preserve"> </w:t>
       </w:r>
       <w:r>
         <w:t>1</w:t>
       </w:r>
       <w:r>
-        <w:t xml:space="preserve"> increments, and</w:t>
+        <w:t>5</w:t>
       </w:r>
       <w:r>
         <w:t xml:space="preserve"> </w:t>
       </w:r>
       <w:r>
-        <w:t>threshol</w:t>
-      </w:r>
-      <w:r>
-        <w:t>d</w:t>
-      </w:r>
-      <w:r>
-        <w:t xml:space="preserve"> values </w:t>
-      </w:r>
-      <w:r>
-        <w:t>from 0.2 to 0.8 in 0.01</w:t>
-      </w:r>
-      <w:r>
-        <w:t xml:space="preserve"> increme</w:t>
-      </w:r>
-      <w:r>
-        <w:t>nts.</w:t>
+        <w:t>mm</w:t>
+      </w:r>
+      <w:r>
+        <w:t xml:space="preserve"> and </w:t>
+      </w:r>
+      <w:r>
+        <w:rPr>
+          <w:rFonts w:cstheme="minorHAnsi"/>
+        </w:rPr>
+        <w:t>≥</w:t>
+      </w:r>
+      <w:r>
+        <w:t xml:space="preserve"> </w:t>
+      </w:r>
+      <w:r>
+        <w:t>15</w:t>
+      </w:r>
+      <w:r>
+        <w:t xml:space="preserve"> </w:t>
+      </w:r>
+      <w:r>
+        <w:t>mm</w:t>
+      </w:r>
+      <w:r>
+        <w:t>.</w:t>
+      </w:r>
+      <w:r>
+        <w:t xml:space="preserve"> For sites </w:t>
+      </w:r>
+      <w:r>
+        <w:rPr>
+          <w:rFonts w:cstheme="minorHAnsi"/>
+        </w:rPr>
+        <w:t>≥</w:t>
+      </w:r>
+      <w:r>
+        <w:t xml:space="preserve"> 15 mm (n=48), mean DSC was 0.74 and sensitivity was 98%. For sites &lt; 15 mm (n=73), mean DSC was 0.16 and sensitivity was 23%.</w:t>
+      </w:r>
+    </w:p>
+    <w:p>
+      <w:pPr>
+        <w:pStyle w:val="Heading4"/>
+      </w:pPr>
+      <w:r>
+        <w:lastRenderedPageBreak/>
+        <w:t>Institutional Data</w:t>
+      </w:r>
+    </w:p>
+    <w:p>
+      <w:r>
+        <w:t xml:space="preserve">For the pre-treatment CECT </w:t>
+      </w:r>
+      <w:r>
+        <w:t>CRLM target disease</w:t>
+      </w:r>
+      <w:r>
+        <w:t xml:space="preserve"> (n=19 sites), </w:t>
+      </w:r>
+      <w:r>
+        <w:t>the mean (min-max) DSC was 0.80</w:t>
+      </w:r>
+      <w:r>
+        <w:t xml:space="preserve"> </w:t>
+      </w:r>
+      <w:r>
+        <w:t>(0.59-0.91), with 84%</w:t>
+      </w:r>
+      <w:r>
+        <w:t xml:space="preserve"> </w:t>
+      </w:r>
+      <w:r>
+        <w:t>(16/19)</w:t>
+      </w:r>
+      <w:r>
+        <w:t xml:space="preserve"> having DSC</w:t>
+      </w:r>
+      <w:r>
+        <w:t xml:space="preserve"> </w:t>
+      </w:r>
+      <w:r>
+        <w:rPr>
+          <w:rFonts w:cstheme="minorHAnsi"/>
+        </w:rPr>
+        <w:t>≥</w:t>
+      </w:r>
+      <w:r>
+        <w:rPr>
+          <w:rFonts w:cstheme="minorHAnsi"/>
+        </w:rPr>
+        <w:t xml:space="preserve"> </w:t>
+      </w:r>
+      <w:r>
+        <w:t xml:space="preserve">0.76. For the post-treatment CECT </w:t>
+      </w:r>
+      <w:r>
+        <w:t xml:space="preserve">target ablation zones </w:t>
+      </w:r>
+      <w:r>
+        <w:t xml:space="preserve">(n=14 sites), </w:t>
+      </w:r>
+      <w:r>
+        <w:t>the mean (min-max) DSC was 0.75</w:t>
+      </w:r>
+      <w:r>
+        <w:t xml:space="preserve"> </w:t>
+      </w:r>
+      <w:r>
+        <w:t>(0.09-0.90), with 71%</w:t>
+      </w:r>
+      <w:r>
+        <w:t xml:space="preserve"> </w:t>
+      </w:r>
+      <w:r>
+        <w:t>(10/14) having DSC</w:t>
+      </w:r>
+      <w:r>
+        <w:t xml:space="preserve"> </w:t>
+      </w:r>
+      <w:r>
+        <w:rPr>
+          <w:rFonts w:cstheme="minorHAnsi"/>
+        </w:rPr>
+        <w:t>≥</w:t>
+      </w:r>
+      <w:r>
+        <w:rPr>
+          <w:rFonts w:cstheme="minorHAnsi"/>
+        </w:rPr>
+        <w:t xml:space="preserve"> </w:t>
+      </w:r>
+      <w:r>
+        <w:t>0.76.</w:t>
       </w:r>
     </w:p>
     <w:p>
@@ -3005,69 +4580,15 @@
         <w:pStyle w:val="Heading3"/>
       </w:pPr>
       <w:r>
-        <w:t>Quantitative Evaluation</w:t>
-      </w:r>
-    </w:p>
-    <w:p>
-      <w:r>
-        <w:t>M</w:t>
-      </w:r>
-      <w:r>
-        <w:t xml:space="preserve">odel </w:t>
-      </w:r>
-      <w:r>
-        <w:t xml:space="preserve">performance </w:t>
-      </w:r>
-      <w:r>
-        <w:t xml:space="preserve">was evaluated on the test set using the (DSC) and Median Surface Distance between the manual and predicted segmentations. </w:t>
-      </w:r>
-      <w:del w:id="87" w:author="Anderson, Brian" w:date="2022-06-10T16:42:00Z">
-        <w:r>
-          <w:delText>W</w:delText>
-        </w:r>
-        <w:r>
-          <w:delText>e report on p</w:delText>
-        </w:r>
-      </w:del>
-      <w:ins w:id="88" w:author="Anderson, Brian" w:date="2022-06-10T16:42:00Z">
-        <w:r>
-          <w:t>P</w:t>
-        </w:r>
-      </w:ins>
-      <w:r>
-        <w:t xml:space="preserve">redictions </w:t>
-      </w:r>
-      <w:ins w:id="89" w:author="Anderson, Brian" w:date="2022-06-10T16:42:00Z">
-        <w:r>
-          <w:t xml:space="preserve">were reported </w:t>
-        </w:r>
-      </w:ins>
-      <w:r>
-        <w:t xml:space="preserve">in a </w:t>
-      </w:r>
-      <w:r>
-        <w:t>disease site-by-site</w:t>
-      </w:r>
-      <w:r>
-        <w:t>,</w:t>
-      </w:r>
-      <w:r>
-        <w:t xml:space="preserve"> patient-by-patient</w:t>
-      </w:r>
-      <w:r>
-        <w:t xml:space="preserve">, and </w:t>
-      </w:r>
-      <w:r>
-        <w:t>“</w:t>
-      </w:r>
-      <w:r>
-        <w:t>global</w:t>
-      </w:r>
-      <w:r>
-        <w:t>”</w:t>
-      </w:r>
-      <w:r>
-        <w:t xml:space="preserve"> basis</w:t>
+        <w:t>Patient-by-Patient evaluation</w:t>
+      </w:r>
+    </w:p>
+    <w:p>
+      <w:r>
+        <w:t xml:space="preserve">Patient-by-patient evaluation for 3D-IRCADb and institutional data are summarized in Table </w:t>
+      </w:r>
+      <w:r>
+        <w:t>4</w:t>
       </w:r>
       <w:r>
         <w:t>.</w:t>
@@ -3075,975 +4596,30 @@
     </w:p>
     <w:p>
       <w:pPr>
-        <w:rPr>
-          <w:b/>
-        </w:rPr>
-      </w:pPr>
-      <w:r>
-        <w:t xml:space="preserve">For the site-by-site comparison, each non-connected disease segmentation of the test patients was considered an independent case. </w:t>
-      </w:r>
-      <w:ins w:id="90" w:author="Anderson, Brian" w:date="2022-06-10T16:43:00Z">
-        <w:r>
-          <w:t>Metrics were</w:t>
-        </w:r>
-      </w:ins>
-      <w:del w:id="91" w:author="Anderson, Brian" w:date="2022-06-10T16:43:00Z">
-        <w:r>
-          <w:delText>W</w:delText>
-        </w:r>
-        <w:r>
-          <w:delText>e</w:delText>
-        </w:r>
-        <w:r>
-          <w:delText xml:space="preserve"> </w:delText>
-        </w:r>
-      </w:del>
-      <w:ins w:id="92" w:author="Anderson, Brian" w:date="2022-06-10T16:43:00Z">
-        <w:r>
-          <w:t xml:space="preserve"> </w:t>
-        </w:r>
-      </w:ins>
-      <w:r>
-        <w:t xml:space="preserve">computed </w:t>
-      </w:r>
-      <w:del w:id="93" w:author="Anderson, Brian" w:date="2022-06-10T16:43:00Z">
-        <w:r>
-          <w:delText xml:space="preserve">the metrics </w:delText>
-        </w:r>
-      </w:del>
-      <w:r>
-        <w:t xml:space="preserve">between </w:t>
-      </w:r>
-      <w:r>
-        <w:t xml:space="preserve">the </w:t>
-      </w:r>
-      <w:r>
-        <w:t>manual</w:t>
-      </w:r>
-      <w:r>
-        <w:t xml:space="preserve"> segmentation</w:t>
-      </w:r>
-      <w:r>
-        <w:t xml:space="preserve"> and the closest continuous predicted disease segmentation, using the distance between site centroids. For</w:t>
-      </w:r>
-      <w:r>
-        <w:t xml:space="preserve"> the</w:t>
-      </w:r>
-      <w:r>
-        <w:t xml:space="preserve"> patient-by-patient comparison, </w:t>
-      </w:r>
-      <w:ins w:id="94" w:author="Anderson, Brian" w:date="2022-06-10T16:43:00Z">
-        <w:r>
-          <w:t xml:space="preserve">metrics </w:t>
-        </w:r>
-      </w:ins>
-      <w:r>
-        <w:t>we</w:t>
-      </w:r>
-      <w:ins w:id="95" w:author="Anderson, Brian" w:date="2022-06-10T16:43:00Z">
-        <w:r>
-          <w:t>re</w:t>
-        </w:r>
-      </w:ins>
-      <w:r>
-        <w:t xml:space="preserve"> computed </w:t>
-      </w:r>
-      <w:del w:id="96" w:author="Anderson, Brian" w:date="2022-06-10T16:43:00Z">
-        <w:r>
-          <w:delText xml:space="preserve">the metrics </w:delText>
-        </w:r>
-      </w:del>
-      <w:r>
-        <w:t>between the manual and predicted segmentations within the entire liver.</w:t>
-      </w:r>
-      <w:r>
-        <w:t xml:space="preserve"> </w:t>
-      </w:r>
-      <w:bookmarkStart w:id="97" w:name="_Hlk99296999"/>
-      <w:r>
-        <w:t xml:space="preserve">For global </w:t>
-      </w:r>
-      <w:r>
-        <w:t>DSC</w:t>
-      </w:r>
-      <w:r>
-        <w:t xml:space="preserve">, all images </w:t>
-      </w:r>
-      <w:r>
-        <w:t xml:space="preserve">were </w:t>
-      </w:r>
-      <w:r>
-        <w:t xml:space="preserve">stacked together, </w:t>
-      </w:r>
-      <w:r>
-        <w:t xml:space="preserve">this metric </w:t>
-      </w:r>
-      <w:r>
-        <w:t>comes from the LiTs challenge</w:t>
-      </w:r>
-      <w:r>
-        <w:fldChar w:fldCharType="begin" w:fldLock="1"/>
-      </w:r>
-      <w:r>
-        <w:instrText>ADDIN CSL_CITATION {"citationItems":[{"id":"ITEM-1","itemData":{"abstract":"In this work, we report the setup and results of the Liver Tumor Segmentation Benchmark (LiTS) organized in conjunction with the IEEE International Symposium on Biomedical Imaging (ISBI) 2017 and International Conference On Medical Image Computing &amp; Computer Assisted Intervention (MICCAI) 2017. Twenty-four valid state-of-the-art liver and liver tumor segmentation algorithms were applied to a set of 131 computed tomography (CT) volumes with different types of tumor contrast levels (hyper-/hypo-intense), abnormalities in tissues (metastasectomie) size and varying amount of lesions. The submitted algorithms have been tested on 70 undisclosed volumes. The dataset is created in collaboration with seven hospitals and research institutions and manually blind reviewed by independent three radiologists. We found that not a single algorithm performed best for liver and tumors. The best liver segmentation algorithm achieved a Dice score of 0.96(MICCAI) whereas for tumor segmentation the best algorithm evaluated at 0.67(ISBI) and 0.70(MICCAI). The LiTS image data and manual annotations continue to be publicly available through an online evaluation system as an ongoing benchmarking resource.","author":[{"dropping-particle":"","family":"Bilic","given":"Patrick","non-dropping-particle":"","parse-names":false,"suffix":""},{"dropping-particle":"","family":"Christ","given":"Patrick Ferdinand","non-dropping-particle":"","parse-names":false,"suffix":""},{"dropping-particle":"","family":"Vorontsov","given":"Eugene","non-dropping-particle":"","parse-names":false,"suffix":""},{"dropping-particle":"","family":"Chlebus","given":"Grzegorz","non-dropping-particle":"","parse-names":false,"suffix":""},{"dropping-particle":"","family":"Chen","given":"Hao","non-dropping-particle":"","parse-names":false,"suffix":""},{"dropping-particle":"","family":"Dou","given":"Qi","non-dropping-particle":"","parse-names":false,"suffix":""},{"dropping-particle":"","family":"Fu","given":"Chi-Wing","non-dropping-particle":"","parse-names":false,"suffix":""},{"dropping-particle":"","family":"Han","given":"Xiao","non-dropping-particle":"","parse-names":false,"suffix":""},{"dropping-particle":"","family":"Heng","given":"Pheng-Ann","non-dropping-particle":"","parse-names":false,"suffix":""},{"dropping-particle":"","family":"Hesser","given":"Jrgen","non-dropping-particle":"","parse-names":false,"suffix":""},{"dropping-particle":"","family":"Kadoury","given":"Samuel","non-dropping-particle":"","parse-names":false,"suffix":""},{"dropping-particle":"","family":"Kopczyski","given":"Tomasz","non-dropping-particle":"","parse-names":false,"suffix":""},{"dropping-particle":"","family":"Le","given":"Miao","non-dropping-particle":"","parse-names":false,"suffix":""},{"dropping-particle":"","family":"Li","given":"Chunming","non-dropping-particle":"","parse-names":false,"suffix":""},{"dropping-particle":"","family":"Li","given":"Xiaomeng","non-dropping-particle":"","parse-names":false,"suffix":""},{"dropping-particle":"","family":"Lipková","given":"Jana","non-dropping-particle":"","parse-names":false,"suffix":""},{"dropping-particle":"","family":"Lowengrub","given":"John","non-dropping-particle":"","parse-names":false,"suffix":""},{"dropping-particle":"","family":"Meine","given":"Hans","non-dropping-particle":"","parse-names":false,"suffix":""},{"dropping-particle":"","family":"Moltz","given":"Jan Hendrik","non-dropping-particle":"","parse-names":false,"suffix":""},{"dropping-particle":"","family":"Pal","given":"Chris","non-dropping-particle":"","parse-names":false,"suffix":""},{"dropping-particle":"","family":"Piraud","given":"Marie","non-dropping-particle":"","parse-names":false,"suffix":""},{"dropping-particle":"","family":"Qi","given":"Xiaojuan","non-dropping-particle":"","parse-names":false,"suffix":""},{"dropping-particle":"","family":"Qi","given":"Jin","non-dropping-particle":"","parse-names":false,"suffix":""},{"dropping-particle":"","family":"Rempfler","given":"Markus","non-dropping-particle":"","parse-names":false,"suffix":""},{"dropping-particle":"","family":"Roth","given":"Karsten","non-dropping-particle":"","parse-names":false,"suffix":""},{"dropping-particle":"","family":"Schenk","given":"Andrea","non-dropping-particle":"","parse-names":false,"suffix":""},{"dropping-particle":"","family":"Sekuboyina","given":"Anjany","non-dropping-particle":"","parse-names":false,"suffix":""},{"dropping-particle":"","family":"Zhou","given":"Ping","non-dropping-particle":"","parse-names":false,"suffix":""},{"dropping-particle":"","family":"Hülsemeyer","given":"Christian","non-dropping-particle":"","parse-names":false,"suffix":""},{"dropping-particle":"","family":"Beetz","given":"Marcel","non-dropping-particle":"","parse-names":false,"suffix":""},{"dropping-particle":"","family":"Ettlinger","given":"Florian","non-dropping-particle":"","parse-names":false,"suffix":""},{"dropping-particle":"","family":"Gruen","given":"Felix","non-dropping-particle":"","parse-names":false,"suffix":""},{"dropping-particle":"","family":"Kaissis","given":"Georgios","non-dropping-particle":"","parse-names":false,"suffix":""},{"dropping-particle":"","family":"Lohfer","given":"Fabian","non-dropping-particle":"","parse-names":false,"suffix":""},{"dropping-particle":"","family":"Braren","given":"Rickmer","non-dropping-particle":"","parse-names":false,"suffix":""},{"dropping-particle":"","family":"Holch","given":"Julian","non-dropping-particle":"","parse-names":false,"suffix":""},{"dropping-particle":"","family":"Hofmann","given":"Felix","non-dropping-particle":"","parse-names":false,"suffix":""},{"dropping-particle":"","family":"Sommer","given":"Wieland","non-dropping-particle":"","parse-names":false,"suffix":""},{"dropping-particle":"","family":"Heinemann","given":"Volker","non-dropping-particle":"","parse-names":false,"suffix":""},{"dropping-particle":"","family":"Jacobs","given":"Colin","non-dropping-particle":"","parse-names":false,"suffix":""},{"dropping-particle":"","family":"Efrain","given":"Gabriel","non-dropping-particle":"","parse-names":false,"suffix":""},{"dropping-particle":"","family":"Mamani","given":"Humpire","non-dropping-particle":"","parse-names":false,"suffix":""},{"dropping-particle":"","family":"Ginneken","given":"Bram","non-dropping-particle":"Van","parse-names":false,"suffix":""},{"dropping-particle":"","family":"Chartrand","given":"Gabriel","non-dropping-particle":"","parse-names":false,"suffix":""},{"dropping-particle":"","family":"Tang","given":"An","non-dropping-particle":"","parse-names":false,"suffix":""},{"dropping-particle":"","family":"Drozdzal","given":"Michal","non-dropping-particle":"","parse-names":false,"suffix":""},{"dropping-particle":"","family":"Ben-Cohen","given":"Avi","non-dropping-particle":"","parse-names":false,"suffix":""},{"dropping-particle":"","family":"Klang","given":"Eyal","non-dropping-particle":"","parse-names":false,"suffix":""},{"dropping-particle":"","family":"Amitai","given":"Marianne M","non-dropping-particle":"","parse-names":false,"suffix":""},{"dropping-particle":"","family":"Konen","given":"Eli","non-dropping-particle":"","parse-names":false,"suffix":""},{"dropping-particle":"","family":"Greenspan","given":"Hayit","non-dropping-particle":"","parse-names":false,"suffix":""},{"dropping-particle":"","family":"Moreau","given":"Johan","non-dropping-particle":"","parse-names":false,"suffix":""},{"dropping-particle":"","family":"Hostettler","given":"Alexandre","non-dropping-particle":"","parse-names":false,"suffix":""},{"dropping-particle":"","family":"Soler","given":"Luc","non-dropping-particle":"","parse-names":false,"suffix":""},{"dropping-particle":"","family":"Vivanti","given":"Refael","non-dropping-particle":"","parse-names":false,"suffix":""},{"dropping-particle":"","family":"Szeskin","given":"Adi","non-dropping-particle":"","parse-names":false,"suffix":""},{"dropping-particle":"","family":"Lev-Cohain","given":"Naama","non-dropping-particle":"","parse-names":false,"suffix":""},{"dropping-particle":"","family":"Sosna","given":"Jacob","non-dropping-particle":"","parse-names":false,"suffix":""},{"dropping-particle":"","family":"Joskowicz","given":"Leo","non-dropping-particle":"","parse-names":false,"suffix":""},{"dropping-particle":"","family":"Kumar","given":"Ashnil","non-dropping-particle":"","parse-names":false,"suffix":""},{"dropping-particle":"","family":"Kore","given":"Avinash","non-dropping-particle":"","parse-names":false,"suffix":""},{"dropping-particle":"","family":"Wang","given":"Chunliang","non-dropping-particle":"","parse-names":false,"suffix":""},{"dropping-particle":"","family":"Feng","given":"Dagan","non-dropping-particle":"","parse-names":false,"suffix":""},{"dropping-particle":"","family":"Li Aa","given":"Fan","non-dropping-particle":"","parse-names":false,"suffix":""},{"dropping-particle":"","family":"Krishnamurthi","given":"Ganapathy","non-dropping-particle":"","parse-names":false,"suffix":""},{"dropping-particle":"","family":"Wu Aa","given":"Jianrong","non-dropping-particle":"","parse-names":false,"suffix":""},{"dropping-particle":"","family":"Kim","given":"Jinman","non-dropping-particle":"","parse-names":false,"suffix":""},{"dropping-particle":"","family":"Zhou","given":"Jinyi","non-dropping-particle":"","parse-names":false,"suffix":""},{"dropping-particle":"","family":"Ma","given":"Jun","non-dropping-particle":"","parse-names":false,"suffix":""},{"dropping-particle":"","family":"Li","given":"Junbo","non-dropping-particle":"","parse-names":false,"suffix":""},{"dropping-particle":"","family":"Maninis","given":"Kevis-Kokitsi","non-dropping-particle":"","parse-names":false,"suffix":""},{"dropping-particle":"","family":"Chaitanya Kaluva","given":"Krishna","non-dropping-particle":"","parse-names":false,"suffix":""},{"dropping-particle":"","family":"Bi","given":"Lei","non-dropping-particle":"","parse-names":false,"suffix":""},{"dropping-particle":"","family":"Khened","given":"Mahendra","non-dropping-particle":"","parse-names":false,"suffix":""},{"dropping-particle":"","family":"Beliver","given":"Miriam","non-dropping-particle":"","parse-names":false,"suffix":""},{"dropping-particle":"","family":"Lin Aa","given":"Qizhong","non-dropping-particle":"","parse-names":false,"suffix":""},{"dropping-particle":"","family":"Yang","given":"Xiaoping","non-dropping-particle":"","parse-names":false,"suffix":""},{"dropping-particle":"","family":"Yuan","given":"Yading","non-dropping-particle":"","parse-names":false,"suffix":""},{"dropping-particle":"","family":"Chen Aa","given":"Yinan","non-dropping-particle":"","parse-names":false,"suffix":""},{"dropping-particle":"","family":"Li","given":"Yuanqiang","non-dropping-particle":"","parse-names":false,"suffix":""},{"dropping-particle":"","family":"Qiu","given":"Yudong","non-dropping-particle":"","parse-names":false,"suffix":""},{"dropping-particle":"","family":"Wu","given":"Yuli","non-dropping-particle":"","parse-names":false,"suffix":""},{"dropping-particle":"","family":"Menze","given":"Bjoern","non-dropping-particle":"","parse-names":false,"suffix":""}],"id":"ITEM-1","issued":{"date-parts":[["2019"]]},"title":"The Liver Tumor Segmentation Benchmark (LiTS)","type":"report"},"uris":["http://www.mendeley.com/documents/?uuid=e9bf4007-81dd-37e4-b030-0ffee70c6176"]}],"mendeley":{"formattedCitation":"&lt;sup&gt;11&lt;/sup&gt;","plainTextFormattedCitation":"11","previouslyFormattedCitation":"&lt;sup&gt;10&lt;/sup&gt;"},"properties":{"noteIndex":0},"schema":"https://github.com/citation-style-language/schema/raw/master/csl-citation.json"}</w:instrText>
-      </w:r>
-      <w:r>
-        <w:fldChar w:fldCharType="separate"/>
-      </w:r>
-      <w:r>
-        <w:rPr>
-          <w:noProof/>
-          <w:vertAlign w:val="superscript"/>
-        </w:rPr>
-        <w:t>11</w:t>
-      </w:r>
-      <w:r>
-        <w:fldChar w:fldCharType="end"/>
-      </w:r>
-      <w:ins w:id="98" w:author="Anderson, Brian" w:date="2022-03-27T18:09:00Z">
-        <w:r>
-          <w:t>, otherwise DSC refers to a patient-wise evaluation</w:t>
-        </w:r>
-      </w:ins>
-      <w:bookmarkEnd w:id="97"/>
-      <w:r>
-        <w:t xml:space="preserve">. </w:t>
-      </w:r>
-      <w:r>
-        <w:rPr>
-          <w:b/>
-        </w:rPr>
-        <w:t xml:space="preserve">All metrics were computed using </w:t>
-      </w:r>
-      <w:r>
-        <w:rPr>
-          <w:b/>
-        </w:rPr>
-        <w:t>the</w:t>
-      </w:r>
-      <w:r>
-        <w:rPr>
-          <w:b/>
-        </w:rPr>
-        <w:t xml:space="preserve"> </w:t>
-      </w:r>
-      <w:r>
-        <w:rPr>
-          <w:b/>
-        </w:rPr>
-        <w:t>original image resolution.</w:t>
-      </w:r>
-    </w:p>
-    <w:p>
-      <w:r>
-        <w:t>The s</w:t>
-      </w:r>
-      <w:r>
-        <w:t xml:space="preserve">ensitivity of the model was evaluated on a site-by-site basis, where disease was considered identified if at least </w:t>
+        <w:pStyle w:val="Heading4"/>
+      </w:pPr>
+      <w:r>
+        <w:t>3D-IRCADb</w:t>
+      </w:r>
+    </w:p>
+    <w:p>
+      <w:r>
+        <w:t>Quantitative metrics o</w:t>
+      </w:r>
+      <w:r>
+        <w:t>n a patient</w:t>
+      </w:r>
+      <w:r>
+        <w:t>-by-patient basis</w:t>
+      </w:r>
+      <w:r>
+        <w:t xml:space="preserve"> for 3D-IRCADb are summarized in the top of Table </w:t>
       </w:r>
       <w:r>
         <w:t>4</w:t>
       </w:r>
       <w:r>
-        <w:t xml:space="preserve">5% of the </w:t>
-      </w:r>
-      <w:r>
-        <w:t>ground truth</w:t>
-      </w:r>
-      <w:r>
-        <w:t xml:space="preserve"> </w:t>
-      </w:r>
-      <w:r>
-        <w:t xml:space="preserve">overlapped </w:t>
-      </w:r>
-      <w:r>
-        <w:t>with</w:t>
-      </w:r>
-      <w:r>
-        <w:t xml:space="preserve"> </w:t>
-      </w:r>
-      <w:r>
-        <w:t>prediction</w:t>
-      </w:r>
-      <w:r>
-        <w:t xml:space="preserve">. </w:t>
-      </w:r>
-      <w:r>
-        <w:t>F</w:t>
-      </w:r>
-      <w:r>
-        <w:t>alse</w:t>
-      </w:r>
-      <w:r>
-        <w:t>-</w:t>
-      </w:r>
-      <w:r>
-        <w:t xml:space="preserve">positive volume was defined as the volume of </w:t>
-      </w:r>
-      <w:r>
-        <w:t xml:space="preserve">the </w:t>
-      </w:r>
-      <w:r>
-        <w:t>predicted segmentation outside of the ground truth segmentation</w:t>
-      </w:r>
-      <w:r>
-        <w:t xml:space="preserve"> and was</w:t>
-      </w:r>
-      <w:r>
-        <w:t xml:space="preserve"> comprised of two errors</w:t>
-      </w:r>
-      <w:r>
-        <w:t>:</w:t>
-      </w:r>
-      <w:r>
-        <w:t xml:space="preserve"> over</w:t>
-      </w:r>
-      <w:r>
-        <w:t>-</w:t>
-      </w:r>
-      <w:r>
-        <w:t xml:space="preserve">segmentation and erroneous segmentation. </w:t>
-      </w:r>
-      <w:r>
-        <w:t>E</w:t>
-      </w:r>
-      <w:r>
-        <w:t>rroneous false</w:t>
-      </w:r>
-      <w:r>
-        <w:t>-</w:t>
-      </w:r>
-      <w:r>
-        <w:t>positive volume was quantified as the volume</w:t>
-      </w:r>
-      <w:r>
-        <w:t xml:space="preserve"> that was</w:t>
-      </w:r>
-      <w:r>
-        <w:t xml:space="preserve"> completely unconnected from any ground truth segmentations and the over-segmentation false volume as the total predicted volume minus the erroneous volume </w:t>
-      </w:r>
-      <w:r>
-        <w:t>(</w:t>
-      </w:r>
-      <w:r>
-        <w:t xml:space="preserve">Figure </w:t>
-      </w:r>
-      <w:r>
-        <w:t>5</w:t>
-      </w:r>
-      <w:r>
-        <w:t>)</w:t>
-      </w:r>
-      <w:r>
-        <w:t>.</w:t>
-      </w:r>
-    </w:p>
-    <w:p>
-      <w:pPr>
-        <w:pStyle w:val="Heading3"/>
-      </w:pPr>
-      <w:r>
-        <w:lastRenderedPageBreak/>
-        <w:t xml:space="preserve">Qualitative </w:t>
-      </w:r>
-      <w:r>
-        <w:t>Evaluation</w:t>
-      </w:r>
-    </w:p>
-    <w:p>
-      <w:r>
-        <w:t xml:space="preserve">For large structures, a high DSC can hide clinically </w:t>
-      </w:r>
-      <w:r>
-        <w:t xml:space="preserve">important </w:t>
-      </w:r>
-      <w:r>
-        <w:t>inaccuracies, while for smaller structures</w:t>
-      </w:r>
-      <w:r>
-        <w:t>,</w:t>
-      </w:r>
-      <w:r>
-        <w:t xml:space="preserve"> a low DSC </w:t>
-      </w:r>
-      <w:r>
-        <w:t xml:space="preserve">can </w:t>
-      </w:r>
-      <w:r>
-        <w:t>be overly critical</w:t>
-      </w:r>
-      <w:r>
-        <w:fldChar w:fldCharType="begin" w:fldLock="1"/>
-      </w:r>
-      <w:r>
-        <w:instrText>ADDIN CSL_CITATION {"citationItems":[{"id":"ITEM-1","itemData":{"DOI":"10.1016/j.adro.2020.04.023","abstract":"Purpose: The deformable nature of the liver can make focal treatment challenging and is not adequately addressed with simple rigid registration techniques. More advanced registration techniques can take deformations into account (eg, biomechanical modeling) but require segmentations of the whole liver for each scan, which is a time-intensive process. We hypothesize that fully convolutional networks can be used to rapidly and accurately autosegment the liver, removing the temporal bottleneck for biomechanical modeling. Methods and Materials: Manual liver segmentations on computed tomography scans from 183 patients treated at our institution and 30 scans from the Medical Image Computing &amp; Computer Assisted Intervention challenges were collected for this study. Three archi-tectures were investigated for rapid automated segmentation of the liver (VGG-16, DeepLabv3 þ, and a 3-dimensional UNet). Fifty-six cases were set aside as a final test set for quantitative model evaluation. Accuracy of the autosegmentations was assessed using Dice This is an open access article under the CC BY-NC-ND license (http://creativecommons.org/licenses/by-nc-nd/4.0/). Advances in Radiation Oncology (2020) xx, 1-8 www.advancesradonc.org similarity coefficient and mean surface distance. Qualitative evaluation was also performed by 3 radiation oncologists on 50 independent cases with previously clinically treated liver contours. Results: The mean (minimum-maximum) mean surface distance for the test groups with the final model, DeepLabv3 þ, were as follows: m Contrast(N Z 17) : 0.99 mm (0.47-2.2), m Non_Contrast(N Z 19)l : 1.12 mm (0.41-2.87), and m Miccai(N Z 30)t : 1.48 mm (0.82-3.96). The qualitative evaluation showed that 30 of 50 autosegmentations (60%) were preferred to manual contours (majority voting) in a blinded comparison, and 48 of 50 autosegmentations (96%) were deemed clinically acceptable by at least 1 reviewing physician. Conclusions: The autosegmentations were preferred compared with manually defined contours in the majority of cases. The ability to rapidly segment the liver with high accuracy achieved in this investigation has the potential to enable the efficient integration of biomechanical model-based registration into a clinical workflow.","author":[{"dropping-particle":"","family":"Anderson","given":"Brian M","non-dropping-particle":"","parse-names":false,"suffix":""},{"dropping-particle":"","family":"Lin","given":"Ethan Y","non-dropping-particle":"","parse-names":false,"suffix":""},{"dropping-particle":"","family":"Cardenas","given":"Carlos E","non-dropping-particle":"","parse-names":false,"suffix":""},{"dropping-particle":"","family":"Gress","given":"Dustin A","non-dropping-particle":"","parse-names":false,"suffix":""},{"dropping-particle":"","family":"Erwin","given":"William D","non-dropping-particle":"","parse-names":false,"suffix":""},{"dropping-particle":"","family":"Odisio","given":"Bruno C","non-dropping-particle":"","parse-names":false,"suffix":""},{"dropping-particle":"","family":"Koay","given":"Eugene J","non-dropping-particle":"","parse-names":false,"suffix":""},{"dropping-particle":"","family":"Brock","given":"Kristy K","non-dropping-particle":"","parse-names":false,"suffix":""}],"container-title":"Advancesradonc","id":"ITEM-1","issued":{"date-parts":[["2020"]]},"title":"Automated Contouring of Contrast and Noncontrast Computed Tomography Liver Images With Fully Convolutional Networks","type":"article-journal"},"uris":["http://www.mendeley.com/documents/?uuid=1e4d3251-2b9b-3544-a075-0fc38efbaea4"]}],"mendeley":{"formattedCitation":"&lt;sup&gt;19&lt;/sup&gt;","plainTextFormattedCitation":"19","previouslyFormattedCitation":"&lt;sup&gt;18&lt;/sup&gt;"},"properties":{"noteIndex":0},"schema":"https://github.com/citation-style-language/schema/raw/master/csl-citation.json"}</w:instrText>
-      </w:r>
-      <w:r>
-        <w:fldChar w:fldCharType="separate"/>
-      </w:r>
-      <w:r>
-        <w:rPr>
-          <w:noProof/>
-          <w:vertAlign w:val="superscript"/>
-        </w:rPr>
-        <w:t>19</w:t>
-      </w:r>
-      <w:r>
-        <w:fldChar w:fldCharType="end"/>
-      </w:r>
-      <w:r>
-        <w:t>.</w:t>
-      </w:r>
-      <w:r>
-        <w:t xml:space="preserve"> </w:t>
-      </w:r>
-      <w:del w:id="99" w:author="Anderson, Brian" w:date="2022-06-10T16:47:00Z">
-        <w:r>
-          <w:delText>Our</w:delText>
-        </w:r>
-        <w:r>
-          <w:delText xml:space="preserve"> </w:delText>
-        </w:r>
-      </w:del>
-      <w:ins w:id="100" w:author="Anderson, Brian" w:date="2022-06-10T16:47:00Z">
-        <w:r>
-          <w:t>The</w:t>
-        </w:r>
-        <w:r>
-          <w:t xml:space="preserve"> </w:t>
-        </w:r>
-      </w:ins>
-      <w:r>
-        <w:t>qualitative assessment of both CRLM and ablation segmentations was performed by a radiology-trained physician fellow (</w:t>
-      </w:r>
-      <w:r>
-        <w:t xml:space="preserve">1, </w:t>
-      </w:r>
-      <w:r>
-        <w:t>XXX)</w:t>
-      </w:r>
-      <w:r>
-        <w:t xml:space="preserve"> and </w:t>
-      </w:r>
-      <w:r>
-        <w:t>two board-certified radiologists (</w:t>
-      </w:r>
-      <w:r>
-        <w:t xml:space="preserve">2, </w:t>
-      </w:r>
-      <w:r>
-        <w:t>XXX</w:t>
-      </w:r>
-      <w:r>
-        <w:t>)</w:t>
-      </w:r>
-      <w:r>
-        <w:t xml:space="preserve">, an interventional radiologist, and </w:t>
-      </w:r>
-      <w:r>
-        <w:t xml:space="preserve">(3, XXX), </w:t>
-      </w:r>
-      <w:r>
-        <w:t>a diagnostic radiologist, both of whom have m</w:t>
-      </w:r>
-      <w:r>
-        <w:t>ore than 10 years of experience</w:t>
-      </w:r>
-      <w:r>
-        <w:t xml:space="preserve">. </w:t>
-      </w:r>
-      <w:ins w:id="101" w:author="Anderson, Brian [2]" w:date="2022-03-31T15:50:00Z">
-        <w:r>
-          <w:t>This will evaluate if the generated contours are deemed clinically useable.</w:t>
-        </w:r>
-      </w:ins>
-    </w:p>
-    <w:p>
-      <w:bookmarkStart w:id="102" w:name="_Hlk105768145"/>
-      <w:ins w:id="103" w:author="Anderson, Brian" w:date="2022-06-10T16:44:00Z">
-        <w:r>
-          <w:t>Eighteen</w:t>
-        </w:r>
-      </w:ins>
-      <w:ins w:id="104" w:author="Anderson, Brian" w:date="2022-06-10T16:43:00Z">
-        <w:r>
-          <w:t xml:space="preserve"> patients</w:t>
-        </w:r>
-      </w:ins>
-      <w:ins w:id="105" w:author="Anderson, Brian" w:date="2022-06-10T16:44:00Z">
-        <w:r>
-          <w:t>,</w:t>
-        </w:r>
-      </w:ins>
-      <w:ins w:id="106" w:author="Anderson, Brian" w:date="2022-06-10T16:43:00Z">
-        <w:r>
-          <w:t xml:space="preserve"> </w:t>
-        </w:r>
-      </w:ins>
-      <w:ins w:id="107" w:author="Anderson, Brian" w:date="2022-06-10T16:44:00Z">
-        <w:r>
-          <w:t>who had previously undergone targeted thermal ablation therapy at our institution</w:t>
-        </w:r>
-        <w:r>
-          <w:t>, were</w:t>
-        </w:r>
-        <w:r>
-          <w:t xml:space="preserve"> </w:t>
-        </w:r>
-      </w:ins>
-      <w:del w:id="108" w:author="Anderson, Brian" w:date="2022-06-10T16:43:00Z">
-        <w:r>
-          <w:delText xml:space="preserve">We </w:delText>
-        </w:r>
-      </w:del>
-      <w:r>
-        <w:t>retrospectively identified</w:t>
-      </w:r>
-      <w:del w:id="109" w:author="Anderson, Brian" w:date="2022-06-10T16:43:00Z">
-        <w:r>
-          <w:delText xml:space="preserve"> 18</w:delText>
-        </w:r>
-        <w:r>
-          <w:delText xml:space="preserve"> </w:delText>
-        </w:r>
-        <w:r>
-          <w:delText>patients</w:delText>
-        </w:r>
-      </w:del>
-      <w:del w:id="110" w:author="Anderson, Brian" w:date="2022-06-10T16:44:00Z">
-        <w:r>
-          <w:delText>,</w:delText>
-        </w:r>
-      </w:del>
-      <w:r>
-        <w:t xml:space="preserve"> </w:t>
-      </w:r>
-      <w:del w:id="111" w:author="Anderson, Brian" w:date="2022-06-10T16:44:00Z">
-        <w:r>
-          <w:delText>who had previously undergone</w:delText>
-        </w:r>
-        <w:r>
-          <w:delText xml:space="preserve"> targeted</w:delText>
-        </w:r>
-        <w:r>
-          <w:delText xml:space="preserve"> thermal ablation therapy at our institution </w:delText>
-        </w:r>
-      </w:del>
-      <w:r>
-        <w:t>under an Institutional Review Board</w:t>
-      </w:r>
-      <w:r>
-        <w:t>-</w:t>
-      </w:r>
-      <w:r>
-        <w:t>approved study</w:t>
-      </w:r>
-      <w:r>
-        <w:t xml:space="preserve"> (IRB: 2019-0213)</w:t>
-      </w:r>
-      <w:r>
-        <w:t>;</w:t>
-      </w:r>
-      <w:r>
-        <w:t xml:space="preserve"> these patients had 24 C</w:t>
-      </w:r>
-      <w:r>
-        <w:t>R</w:t>
-      </w:r>
-      <w:r>
-        <w:t>LM sites and 19 ablation sites</w:t>
-      </w:r>
-      <w:r>
-        <w:t>.</w:t>
-      </w:r>
-      <w:r>
-        <w:t xml:space="preserve"> </w:t>
-      </w:r>
-      <w:bookmarkStart w:id="112" w:name="_Hlk105767232"/>
-      <w:r>
-        <w:t>The p</w:t>
-      </w:r>
-      <w:r>
-        <w:t>redicted C</w:t>
-      </w:r>
-      <w:r>
-        <w:t>R</w:t>
-      </w:r>
-      <w:r>
-        <w:t>LM and ablation</w:t>
-      </w:r>
-      <w:r>
-        <w:t xml:space="preserve"> contours</w:t>
-      </w:r>
-      <w:r>
-        <w:t xml:space="preserve"> </w:t>
-      </w:r>
-      <w:r>
-        <w:t xml:space="preserve">were scored independently </w:t>
-      </w:r>
-      <w:r>
-        <w:t xml:space="preserve">based on </w:t>
-      </w:r>
-      <w:r>
-        <w:t>a Likert quality scale of 1-5</w:t>
-      </w:r>
-      <w:ins w:id="113" w:author="Anderson, Brian" w:date="2022-06-10T15:24:00Z">
-        <w:r>
-          <w:t xml:space="preserve">. A </w:t>
-        </w:r>
-      </w:ins>
-      <w:ins w:id="114" w:author="Anderson, Brian" w:date="2022-06-10T15:25:00Z">
-        <w:r>
-          <w:t xml:space="preserve">breakdown of these scores can be found in </w:t>
-        </w:r>
-      </w:ins>
-      <w:del w:id="115" w:author="Anderson, Brian" w:date="2022-06-10T15:25:00Z">
-        <w:r>
-          <w:delText xml:space="preserve"> (</w:delText>
-        </w:r>
-      </w:del>
-      <w:r>
-        <w:t xml:space="preserve">Supplementary </w:t>
-      </w:r>
-      <w:r>
-        <w:t xml:space="preserve">Table </w:t>
-      </w:r>
-      <w:r>
-        <w:t>1</w:t>
-      </w:r>
-      <w:ins w:id="116" w:author="Anderson, Brian" w:date="2022-06-10T15:25:00Z">
-        <w:r>
-          <w:t>. A score of 4 is defined as requiring minor changes on less than four slices, or changes that would require less than 10 seconds to fix</w:t>
-        </w:r>
-      </w:ins>
-      <w:del w:id="117" w:author="Anderson, Brian" w:date="2022-06-10T15:25:00Z">
-        <w:r>
-          <w:delText>)</w:delText>
-        </w:r>
-      </w:del>
-      <w:r>
-        <w:t>.</w:t>
-      </w:r>
-      <w:bookmarkEnd w:id="112"/>
-    </w:p>
-    <w:bookmarkEnd w:id="102"/>
-    <w:p>
-      <w:pPr>
-        <w:pStyle w:val="Heading1"/>
-      </w:pPr>
-      <w:r>
-        <w:t>Results</w:t>
-      </w:r>
-    </w:p>
-    <w:p>
-      <w:r>
-        <w:t>The best validation loss score</w:t>
-      </w:r>
-      <w:r>
-        <w:t>s</w:t>
-      </w:r>
-      <w:r>
-        <w:t xml:space="preserve"> </w:t>
-      </w:r>
-      <w:r>
-        <w:t>were</w:t>
-      </w:r>
-      <w:r>
-        <w:t>, Standard UNet: 0.041, Residual UNet: 0.024, DenseUNet: 0.016, DenseNet2D (Encoder frozen): 0.022, DenseNet2D (All trainable): 0.013, DenseNet3D (2D frozen): 0.011, DenseNet3D (All trainable): 0.0092.</w:t>
-      </w:r>
-    </w:p>
-    <w:p>
-      <w:pPr>
-        <w:pStyle w:val="Heading2"/>
-      </w:pPr>
-      <w:r>
-        <w:t>Quantitative</w:t>
-      </w:r>
-    </w:p>
-    <w:p>
-      <w:r>
-        <w:t>The best model</w:t>
-      </w:r>
-      <w:r>
-        <w:t xml:space="preserve"> </w:t>
-      </w:r>
-      <w:r>
-        <w:t xml:space="preserve">was </w:t>
-      </w:r>
-      <w:r>
-        <w:t>the</w:t>
-      </w:r>
-      <w:r>
-        <w:t xml:space="preserve"> </w:t>
-      </w:r>
-      <w:r>
-        <w:t>H</w:t>
-      </w:r>
-      <w:r>
-        <w:t>ybrid-</w:t>
-      </w:r>
-      <w:r>
-        <w:t>W</w:t>
-      </w:r>
-      <w:r>
-        <w:t>Net model</w:t>
-      </w:r>
-      <w:r>
-        <w:t>:</w:t>
-      </w:r>
-      <w:r>
-        <w:t xml:space="preserve"> </w:t>
-      </w:r>
-      <w:r>
-        <w:t>the 3D-</w:t>
-      </w:r>
-      <w:r>
-        <w:t>UNet contain</w:t>
-      </w:r>
-      <w:r>
-        <w:t>ed</w:t>
-      </w:r>
-      <w:r>
-        <w:t xml:space="preserve"> two layers, two convolution blocks, and </w:t>
-      </w:r>
-      <w:r>
-        <w:t xml:space="preserve">32 </w:t>
-      </w:r>
-      <w:r>
-        <w:t>filters</w:t>
-      </w:r>
-      <w:r>
-        <w:t xml:space="preserve"> and had a convolution lambda of two</w:t>
-      </w:r>
-      <w:r>
-        <w:t>. The model consist</w:t>
-      </w:r>
-      <w:r>
-        <w:t>ed</w:t>
-      </w:r>
-      <w:r>
-        <w:t xml:space="preserve"> of </w:t>
-      </w:r>
-      <w:r>
-        <w:t>14,497,600</w:t>
-      </w:r>
-      <w:r>
-        <w:t xml:space="preserve"> </w:t>
-      </w:r>
-      <w:r>
-        <w:t>parameters</w:t>
-      </w:r>
-      <w:r>
-        <w:t xml:space="preserve"> (</w:t>
-      </w:r>
-      <w:r>
-        <w:t>14,408,960</w:t>
-      </w:r>
-      <w:r>
-        <w:t xml:space="preserve"> trainable</w:t>
-      </w:r>
-      <w:r>
-        <w:t xml:space="preserve"> and</w:t>
-      </w:r>
-      <w:r>
-        <w:t xml:space="preserve"> </w:t>
-      </w:r>
-      <w:r>
-        <w:t>88,640</w:t>
-      </w:r>
-      <w:r>
-        <w:t xml:space="preserve"> </w:t>
-      </w:r>
-      <w:r>
-        <w:t>non-trainable)</w:t>
-      </w:r>
-      <w:r>
-        <w:t xml:space="preserve">. </w:t>
-      </w:r>
-    </w:p>
-    <w:p>
-      <w:r>
-        <w:t>A</w:t>
-      </w:r>
-      <w:r>
-        <w:t xml:space="preserve"> seed</w:t>
-      </w:r>
-      <w:r>
-        <w:t xml:space="preserve"> </w:t>
-      </w:r>
-      <w:r>
-        <w:t xml:space="preserve">value of </w:t>
-      </w:r>
-      <w:r>
-        <w:t>0.6</w:t>
-      </w:r>
-      <w:r>
-        <w:t>7</w:t>
-      </w:r>
-      <w:r>
-        <w:t xml:space="preserve"> </w:t>
-      </w:r>
-      <w:r>
-        <w:t xml:space="preserve">and threshold value of </w:t>
-      </w:r>
-      <w:r>
-        <w:t>0.</w:t>
-      </w:r>
-      <w:r>
-        <w:t>30</w:t>
-      </w:r>
-      <w:r>
-        <w:t xml:space="preserve"> </w:t>
-      </w:r>
-      <w:r>
-        <w:t>resulted in the highest overall</w:t>
-      </w:r>
-      <w:r>
-        <w:t xml:space="preserve"> DSC in the validation dataset.</w:t>
-      </w:r>
-      <w:r>
-        <w:t xml:space="preserve"> </w:t>
-      </w:r>
-      <w:r>
-        <w:t>LiTs test set (n=</w:t>
-      </w:r>
-      <w:r>
-        <w:t>70</w:t>
-      </w:r>
-      <w:r>
-        <w:t>)</w:t>
-      </w:r>
-      <w:r>
-        <w:t xml:space="preserve"> predictions required</w:t>
-      </w:r>
-      <w:r>
-        <w:t xml:space="preserve"> a mean of 9.58 seconds, with a standard deviation of 2.32 seconds.</w:t>
-      </w:r>
-    </w:p>
-    <w:p>
-      <w:pPr>
-        <w:pStyle w:val="Heading3"/>
-      </w:pPr>
-      <w:r>
-        <w:t>Site-by-Site evaluation</w:t>
-      </w:r>
-    </w:p>
-    <w:p>
-      <w:pPr>
-        <w:pStyle w:val="Heading4"/>
-      </w:pPr>
-      <w:r>
-        <w:t>3D-IRCADb</w:t>
-      </w:r>
-    </w:p>
-    <w:p>
-      <w:r>
-        <w:t xml:space="preserve">On a site-by-site basis, </w:t>
-      </w:r>
-      <w:r>
-        <w:t xml:space="preserve">the median surface distance, DSC, and sensitivity are presented in Table 3. Sites are distributed into two groups based on diameter: </w:t>
-      </w:r>
-      <w:r>
-        <w:t xml:space="preserve">sites </w:t>
-      </w:r>
-      <w:r>
-        <w:t>&lt;</w:t>
-      </w:r>
-      <w:r>
-        <w:t xml:space="preserve"> </w:t>
-      </w:r>
-      <w:r>
-        <w:t>1</w:t>
-      </w:r>
-      <w:r>
-        <w:t>5</w:t>
-      </w:r>
-      <w:r>
-        <w:t xml:space="preserve"> </w:t>
-      </w:r>
-      <w:r>
-        <w:t>mm</w:t>
-      </w:r>
-      <w:r>
-        <w:t xml:space="preserve"> and </w:t>
-      </w:r>
-      <w:r>
-        <w:rPr>
-          <w:rFonts w:cstheme="minorHAnsi"/>
-        </w:rPr>
-        <w:t>≥</w:t>
-      </w:r>
-      <w:r>
-        <w:t xml:space="preserve"> </w:t>
-      </w:r>
-      <w:r>
-        <w:t>15</w:t>
-      </w:r>
-      <w:r>
-        <w:t xml:space="preserve"> </w:t>
-      </w:r>
-      <w:r>
-        <w:t>mm</w:t>
-      </w:r>
-      <w:r>
-        <w:t>.</w:t>
-      </w:r>
-      <w:r>
-        <w:t xml:space="preserve"> For sites </w:t>
-      </w:r>
-      <w:r>
-        <w:rPr>
-          <w:rFonts w:cstheme="minorHAnsi"/>
-        </w:rPr>
-        <w:t>≥</w:t>
-      </w:r>
-      <w:r>
-        <w:t xml:space="preserve"> 15 mm (n=48), mean DSC was 0.74 and sensitivity was 98%. For sites &lt; 15 mm (n=73), mean DSC was 0.16 and sensitivity was 23%.</w:t>
-      </w:r>
-    </w:p>
-    <w:p>
-      <w:pPr>
-        <w:pStyle w:val="Heading4"/>
-      </w:pPr>
-      <w:r>
-        <w:t>Institutional Data</w:t>
-      </w:r>
-    </w:p>
-    <w:p>
-      <w:r>
-        <w:t xml:space="preserve">For the pre-treatment CECT </w:t>
-      </w:r>
-      <w:r>
-        <w:t>CRLM target disease</w:t>
-      </w:r>
-      <w:r>
-        <w:t xml:space="preserve"> (n=19 sites), </w:t>
-      </w:r>
-      <w:r>
-        <w:t>the mean (min-max) DSC was 0.80</w:t>
-      </w:r>
-      <w:r>
-        <w:t xml:space="preserve"> </w:t>
-      </w:r>
-      <w:r>
-        <w:t>(0.59-0.91), with 84%</w:t>
-      </w:r>
-      <w:r>
-        <w:t xml:space="preserve"> </w:t>
-      </w:r>
-      <w:r>
-        <w:t>(16/19)</w:t>
-      </w:r>
-      <w:r>
-        <w:t xml:space="preserve"> having DSC</w:t>
-      </w:r>
-      <w:r>
-        <w:t xml:space="preserve"> </w:t>
-      </w:r>
-      <w:r>
-        <w:rPr>
-          <w:rFonts w:cstheme="minorHAnsi"/>
-        </w:rPr>
-        <w:t>≥</w:t>
-      </w:r>
-      <w:r>
-        <w:rPr>
-          <w:rFonts w:cstheme="minorHAnsi"/>
-        </w:rPr>
-        <w:t xml:space="preserve"> </w:t>
-      </w:r>
-      <w:r>
-        <w:t xml:space="preserve">0.76. For the post-treatment CECT </w:t>
-      </w:r>
-      <w:r>
-        <w:t xml:space="preserve">target ablation zones </w:t>
-      </w:r>
-      <w:r>
-        <w:t xml:space="preserve">(n=14 sites), </w:t>
-      </w:r>
-      <w:r>
-        <w:t>the mean (min-max) DSC was 0.75</w:t>
-      </w:r>
-      <w:r>
-        <w:t xml:space="preserve"> </w:t>
-      </w:r>
-      <w:r>
-        <w:t>(0.09-0.90), with 71%</w:t>
-      </w:r>
-      <w:r>
-        <w:t xml:space="preserve"> </w:t>
-      </w:r>
-      <w:r>
-        <w:t>(10/14) having DSC</w:t>
-      </w:r>
-      <w:r>
-        <w:t xml:space="preserve"> </w:t>
-      </w:r>
-      <w:r>
-        <w:rPr>
-          <w:rFonts w:cstheme="minorHAnsi"/>
-        </w:rPr>
-        <w:t>≥</w:t>
-      </w:r>
-      <w:r>
-        <w:rPr>
-          <w:rFonts w:cstheme="minorHAnsi"/>
-        </w:rPr>
-        <w:t xml:space="preserve"> </w:t>
-      </w:r>
-      <w:r>
-        <w:t>0.76.</w:t>
-      </w:r>
-    </w:p>
-    <w:p>
-      <w:pPr>
-        <w:pStyle w:val="Heading3"/>
-      </w:pPr>
-      <w:r>
-        <w:t>Patient-by-Patient evaluation</w:t>
-      </w:r>
-    </w:p>
-    <w:p>
-      <w:r>
-        <w:t xml:space="preserve">Patient-by-patient evaluation for 3D-IRCADb and institutional data are summarized in Table </w:t>
-      </w:r>
-      <w:r>
-        <w:t>4</w:t>
-      </w:r>
-      <w:r>
-        <w:t>.</w:t>
-      </w:r>
-    </w:p>
-    <w:p>
-      <w:pPr>
-        <w:pStyle w:val="Heading4"/>
-      </w:pPr>
-      <w:r>
-        <w:t>3D-IRCADb</w:t>
-      </w:r>
-    </w:p>
-    <w:p>
-      <w:r>
-        <w:t>Quantitative metrics o</w:t>
-      </w:r>
-      <w:r>
-        <w:t>n a patient</w:t>
-      </w:r>
-      <w:r>
-        <w:t>-by-patient basis</w:t>
-      </w:r>
-      <w:r>
-        <w:t xml:space="preserve"> for 3D-IRCADb are summarized in the top of Table </w:t>
-      </w:r>
-      <w:r>
-        <w:t>4</w:t>
-      </w:r>
-      <w:r>
-        <w:t xml:space="preserve">. Median DSC was 0.74, median surface distance was 1.95 mm, and median false-positive discoveries per </w:t>
-      </w:r>
-      <w:r>
-        <w:lastRenderedPageBreak/>
-        <w:t xml:space="preserve">patient was 1. </w:t>
+        <w:t xml:space="preserve">. Median DSC was 0.74, median surface distance was 1.95 mm, and median false-positive discoveries per patient was 1. </w:t>
       </w:r>
       <w:r>
         <w:t>Note that a single patient might have multipl</w:t>
@@ -4469,7 +5045,7 @@
         <w:fldChar w:fldCharType="begin" w:fldLock="1"/>
       </w:r>
       <w:r>
-        <w:instrText>ADDIN CSL_CITATION {"citationItems":[{"id":"ITEM-1","itemData":{"DOI":"10.1148/ryai.2019180014","ISSN":"2638-6100","abstract":"A deep learning method shows promise for facilitating detection and segmentation of colorectal liver metastases; user correction of three-dimensional automated segmentations can generally resolve deficiencies of fully automated segmentation for small metastases and is faster than manual three-dimensional segmentation.","author":[{"dropping-particle":"","family":"Vorontsov","given":"Eugene","non-dropping-particle":"","parse-names":false,"suffix":""},{"dropping-particle":"","family":"Cerny","given":"Milena","non-dropping-particle":"","parse-names":false,"suffix":""},{"dropping-particle":"","family":"Régnier","given":"Philippe","non-dropping-particle":"","parse-names":false,"suffix":""},{"dropping-particle":"","family":"Jorio","given":"Lisa","non-dropping-particle":"Di","parse-names":false,"suffix":""},{"dropping-particle":"","family":"Pal","given":"Christopher J.","non-dropping-particle":"","parse-names":false,"suffix":""},{"dropping-particle":"","family":"Lapointe","given":"Réal","non-dropping-particle":"","parse-names":false,"suffix":""},{"dropping-particle":"","family":"Vandenbroucke-Menu","given":"Franck","non-dropping-particle":"","parse-names":false,"suffix":""},{"dropping-particle":"","family":"Turcotte","given":"Simon","non-dropping-particle":"","parse-names":false,"suffix":""},{"dropping-particle":"","family":"Kadoury","given":"Samuel","non-dropping-particle":"","parse-names":false,"suffix":""},{"dropping-particle":"","family":"Tang","given":"An","non-dropping-particle":"","parse-names":false,"suffix":""}],"container-title":"Radiology: Artificial Intelligence","id":"ITEM-1","issue":"2","issued":{"date-parts":[["2019","3","13"]]},"page":"180014","publisher":"Radiological Society of North America (RSNA)","title":"Deep Learning for Automated Segmentation of Liver Lesions at CT in Patients with Colorectal Cancer Liver Metastases","type":"article-journal","volume":"1"},"uris":["http://www.mendeley.com/documents/?uuid=46a2a511-d32d-3c74-8ce4-2170b8e67a9b"]}],"mendeley":{"formattedCitation":"&lt;sup&gt;8&lt;/sup&gt;","plainTextFormattedCitation":"8","previouslyFormattedCitation":"&lt;sup&gt;7&lt;/sup&gt;"},"properties":{"noteIndex":0},"schema":"https://github.com/citation-style-language/schema/raw/master/csl-citation.json"}</w:instrText>
+        <w:instrText>ADDIN CSL_CITATION {"citationItems":[{"id":"ITEM-1","itemData":{"DOI":"10.1148/ryai.2019180014","ISSN":"2638-6100","abstract":"A deep learning method shows promise for facilitating detection and segmentation of colorectal liver metastases; user correction of three-dimensional automated segmentations can generally resolve deficiencies of fully automated segmentation for small metastases and is faster than manual three-dimensional segmentation.","author":[{"dropping-particle":"","family":"Vorontsov","given":"Eugene","non-dropping-particle":"","parse-names":false,"suffix":""},{"dropping-particle":"","family":"Cerny","given":"Milena","non-dropping-particle":"","parse-names":false,"suffix":""},{"dropping-particle":"","family":"Régnier","given":"Philippe","non-dropping-particle":"","parse-names":false,"suffix":""},{"dropping-particle":"","family":"Jorio","given":"Lisa","non-dropping-particle":"Di","parse-names":false,"suffix":""},{"dropping-particle":"","family":"Pal","given":"Christopher J.","non-dropping-particle":"","parse-names":false,"suffix":""},{"dropping-particle":"","family":"Lapointe","given":"Réal","non-dropping-particle":"","parse-names":false,"suffix":""},{"dropping-particle":"","family":"Vandenbroucke-Menu","given":"Franck","non-dropping-particle":"","parse-names":false,"suffix":""},{"dropping-particle":"","family":"Turcotte","given":"Simon","non-dropping-particle":"","parse-names":false,"suffix":""},{"dropping-particle":"","family":"Kadoury","given":"Samuel","non-dropping-particle":"","parse-names":false,"suffix":""},{"dropping-particle":"","family":"Tang","given":"An","non-dropping-particle":"","parse-names":false,"suffix":""}],"container-title":"Radiology: Artificial Intelligence","id":"ITEM-1","issue":"2","issued":{"date-parts":[["2019","3","13"]]},"page":"180014","publisher":"Radiological Society of North America (RSNA)","title":"Deep Learning for Automated Segmentation of Liver Lesions at CT in Patients with Colorectal Cancer Liver Metastases","type":"article-journal","volume":"1"},"uris":["http://www.mendeley.com/documents/?uuid=46a2a511-d32d-3c74-8ce4-2170b8e67a9b"]}],"mendeley":{"formattedCitation":"&lt;sup&gt;8&lt;/sup&gt;","plainTextFormattedCitation":"8","previouslyFormattedCitation":"&lt;sup&gt;8&lt;/sup&gt;"},"properties":{"noteIndex":0},"schema":"https://github.com/citation-style-language/schema/raw/master/csl-citation.json"}</w:instrText>
       </w:r>
       <w:r>
         <w:fldChar w:fldCharType="separate"/>
@@ -4490,12 +5066,851 @@
       <w:r>
         <w:t xml:space="preserve">A comparison of </w:t>
       </w:r>
-      <w:del w:id="118" w:author="Anderson, Brian" w:date="2022-06-10T16:47:00Z">
+      <w:del w:id="150" w:author="Anderson, Brian" w:date="2022-06-10T16:47:00Z">
         <w:r>
           <w:delText xml:space="preserve">our </w:delText>
         </w:r>
       </w:del>
-      <w:ins w:id="119" w:author="Anderson, Brian" w:date="2022-06-10T16:47:00Z">
+      <w:ins w:id="151" w:author="Anderson, Brian" w:date="2022-06-10T16:47:00Z">
+        <w:r>
+          <w:t xml:space="preserve">the </w:t>
+        </w:r>
+      </w:ins>
+      <w:r>
+        <w:t xml:space="preserve">model results to those of other authors is given in Table 5; </w:t>
+      </w:r>
+      <w:del w:id="152" w:author="Anderson, Brian" w:date="2022-06-10T16:47:00Z">
+        <w:r>
+          <w:delText xml:space="preserve">our </w:delText>
+        </w:r>
+      </w:del>
+      <w:ins w:id="153" w:author="Anderson, Brian" w:date="2022-06-10T16:47:00Z">
+        <w:r>
+          <w:t xml:space="preserve">the </w:t>
+        </w:r>
+      </w:ins>
+      <w:r>
+        <w:t xml:space="preserve">size distributions were varied to match those of previous </w:t>
+      </w:r>
+      <w:proofErr w:type="gramStart"/>
+      <w:r>
+        <w:t>work, and</w:t>
+      </w:r>
+      <w:proofErr w:type="gramEnd"/>
+      <w:r>
+        <w:t xml:space="preserve"> compared in both a site-by-site basis and patient-by-patient basis. While </w:t>
+      </w:r>
+      <w:del w:id="154" w:author="Anderson, Brian" w:date="2022-06-10T16:47:00Z">
+        <w:r>
+          <w:delText xml:space="preserve">our </w:delText>
+        </w:r>
+      </w:del>
+      <w:ins w:id="155" w:author="Anderson, Brian" w:date="2022-06-10T16:47:00Z">
+        <w:r>
+          <w:t xml:space="preserve">the </w:t>
+        </w:r>
+      </w:ins>
+      <w:r>
+        <w:t>model performed better in larger diameter sites (</w:t>
+      </w:r>
+      <w:r>
+        <w:rPr>
+          <w:rFonts w:cstheme="minorHAnsi"/>
+        </w:rPr>
+        <w:t>≥</w:t>
+      </w:r>
+      <w:r>
+        <w:t xml:space="preserve">15 mm) by DSC and sensitivity compared to </w:t>
+      </w:r>
+      <w:proofErr w:type="spellStart"/>
+      <w:r>
+        <w:t>Vorontsov</w:t>
+      </w:r>
+      <w:proofErr w:type="spellEnd"/>
+      <w:r>
+        <w:t xml:space="preserve"> et al</w:t>
+      </w:r>
+      <w:r>
+        <w:fldChar w:fldCharType="begin" w:fldLock="1"/>
+      </w:r>
+      <w:r>
+        <w:instrText>ADDIN CSL_CITATION {"citationItems":[{"id":"ITEM-1","itemData":{"DOI":"10.1148/ryai.2019180014","ISSN":"2638-6100","abstract":"A deep learning method shows promise for facilitating detection and segmentation of colorectal liver metastases; user correction of three-dimensional automated segmentations can generally resolve deficiencies of fully automated segmentation for small metastases and is faster than manual three-dimensional segmentation.","author":[{"dropping-particle":"","family":"Vorontsov","given":"Eugene","non-dropping-particle":"","parse-names":false,"suffix":""},{"dropping-particle":"","family":"Cerny","given":"Milena","non-dropping-particle":"","parse-names":false,"suffix":""},{"dropping-particle":"","family":"Régnier","given":"Philippe","non-dropping-particle":"","parse-names":false,"suffix":""},{"dropping-particle":"","family":"Jorio","given":"Lisa","non-dropping-particle":"Di","parse-names":false,"suffix":""},{"dropping-particle":"","family":"Pal","given":"Christopher J.","non-dropping-particle":"","parse-names":false,"suffix":""},{"dropping-particle":"","family":"Lapointe","given":"Réal","non-dropping-particle":"","parse-names":false,"suffix":""},{"dropping-particle":"","family":"Vandenbroucke-Menu","given":"Franck","non-dropping-particle":"","parse-names":false,"suffix":""},{"dropping-particle":"","family":"Turcotte","given":"Simon","non-dropping-particle":"","parse-names":false,"suffix":""},{"dropping-particle":"","family":"Kadoury","given":"Samuel","non-dropping-particle":"","parse-names":false,"suffix":""},{"dropping-particle":"","family":"Tang","given":"An","non-dropping-particle":"","parse-names":false,"suffix":""}],"container-title":"Radiology: Artificial Intelligence","id":"ITEM-1","issue":"2","issued":{"date-parts":[["2019","3","13"]]},"page":"180014","publisher":"Radiological Society of North America (RSNA)","title":"Deep Learning for Automated Segmentation of Liver Lesions at CT in Patients with Colorectal Cancer Liver Metastases","type":"article-journal","volume":"1"},"uris":["http://www.mendeley.com/documents/?uuid=46a2a511-d32d-3c74-8ce4-2170b8e67a9b"]}],"mendeley":{"formattedCitation":"&lt;sup&gt;8&lt;/sup&gt;","plainTextFormattedCitation":"8","previouslyFormattedCitation":"&lt;sup&gt;8&lt;/sup&gt;"},"properties":{"noteIndex":0},"schema":"https://github.com/citation-style-language/schema/raw/master/csl-citation.json"}</w:instrText>
+      </w:r>
+      <w:r>
+        <w:fldChar w:fldCharType="separate"/>
+      </w:r>
+      <w:r>
+        <w:rPr>
+          <w:noProof/>
+          <w:vertAlign w:val="superscript"/>
+        </w:rPr>
+        <w:t>8</w:t>
+      </w:r>
+      <w:r>
+        <w:fldChar w:fldCharType="end"/>
+      </w:r>
+      <w:r>
+        <w:t xml:space="preserve">, it performed more poorly with sites &lt;10 mm. </w:t>
+      </w:r>
+      <w:r>
+        <w:t xml:space="preserve">Similar </w:t>
+      </w:r>
+      <w:r>
+        <w:t>results</w:t>
+      </w:r>
+      <w:r>
+        <w:t xml:space="preserve"> have also been reported by Christ et al;</w:t>
+      </w:r>
+      <w:r>
+        <w:fldChar w:fldCharType="begin" w:fldLock="1"/>
+      </w:r>
+      <w:r>
+        <w:instrText>ADDIN CSL_CITATION {"citationItems":[{"id":"ITEM-1","itemData":{"DOI":"10.1007/978-3-319-46723-8_48","ISBN":"9783319467221","ISSN":"16113349","abstract":"Automatic segmentation of the liver and its lesion is an important step towards deriving quantitative biomarkers for accurate clinical diagnosis and computer-aided decision support systems. This paper presents a method to automatically segment liver and lesions in CT abdomen images using cascaded fully convolutional neural networks (CFCNs) and dense 3D conditional random fields (CRFs). We train and cascade two FCNs for a combined segmentation of the liver and its lesions. In the first step,we train a FCN to segment the liver as ROI input for a second FCN. The second FCN solely segments lesions from the predicted liver ROIs of step 1. We refine the segmentations of the CFCN using a dense 3D CRF that accounts for both spatial coherence and appearance. CFCN models were trained in a 2-fold cross-validation on the abdominal CT dataset 3DIRCAD comprising 15 hepatic tumor volumes. Our results show that CFCN-based semantic liver and lesion segmentation achieves Dice scores over 94% for liver with computation times below 100 s per volume. We experimentally demonstrate the robustness of the proposed method as a decision support system with a high accuracy and speed for usage in daily clinical routine.","author":[{"dropping-particle":"","family":"Christ","given":"Patrick Ferdinand","non-dropping-particle":"","parse-names":false,"suffix":""},{"dropping-particle":"","family":"Elshaer","given":"Mohamed Ezzeldin A.","non-dropping-particle":"","parse-names":false,"suffix":""},{"dropping-particle":"","family":"Ettlinger","given":"Florian","non-dropping-particle":"","parse-names":false,"suffix":""},{"dropping-particle":"","family":"Tatavarty","given":"Sunil","non-dropping-particle":"","parse-names":false,"suffix":""},{"dropping-particle":"","family":"Bickel","given":"Marc","non-dropping-particle":"","parse-names":false,"suffix":""},{"dropping-particle":"","family":"Bilic","given":"Patrick","non-dropping-particle":"","parse-names":false,"suffix":""},{"dropping-particle":"","family":"Rempfler","given":"Markus","non-dropping-particle":"","parse-names":false,"suffix":""},{"dropping-particle":"","family":"Armbruster","given":"Marco","non-dropping-particle":"","parse-names":false,"suffix":""},{"dropping-particle":"","family":"Hofmann","given":"Felix","non-dropping-particle":"","parse-names":false,"suffix":""},{"dropping-particle":"","family":"D’Anastasi","given":"Melvin","non-dropping-particle":"","parse-names":false,"suffix":""},{"dropping-particle":"","family":"Sommer","given":"Wieland H.","non-dropping-particle":"","parse-names":false,"suffix":""},{"dropping-particle":"","family":"Ahmadi","given":"Seyed Ahmad","non-dropping-particle":"","parse-names":false,"suffix":""},{"dropping-particle":"","family":"Menze","given":"Bjoern H.","non-dropping-particle":"","parse-names":false,"suffix":""}],"container-title":"Lecture Notes in Computer Science (including subseries Lecture Notes in Artificial Intelligence and Lecture Notes in Bioinformatics)","id":"ITEM-1","issued":{"date-parts":[["2016","10","17"]]},"page":"415-423","publisher":"Springer Verlag","title":"Automatic liver and lesion segmentation in CT using cascaded fully convolutional neural networks and 3D conditional random fields","type":"paper-conference","volume":"9901 LNCS"},"uris":["http://www.mendeley.com/documents/?uuid=fbfadfd5-904e-3992-a0e8-109979cc84da"]}],"mendeley":{"formattedCitation":"&lt;sup&gt;7&lt;/sup&gt;","plainTextFormattedCitation":"7","previouslyFormattedCitation":"&lt;sup&gt;7&lt;/sup&gt;"},"properties":{"noteIndex":0},"schema":"https://github.com/citation-style-language/schema/raw/master/csl-citation.json"}</w:instrText>
+      </w:r>
+      <w:r>
+        <w:fldChar w:fldCharType="separate"/>
+      </w:r>
+      <w:r>
+        <w:rPr>
+          <w:noProof/>
+          <w:vertAlign w:val="superscript"/>
+        </w:rPr>
+        <w:t>7</w:t>
+      </w:r>
+      <w:r>
+        <w:fldChar w:fldCharType="end"/>
+      </w:r>
+      <w:r>
+        <w:t xml:space="preserve"> however, their work focused on primary liver disease.</w:t>
+      </w:r>
+    </w:p>
+    <w:p>
+      <w:r>
+        <w:t>Within our institutional data, 84%</w:t>
+      </w:r>
+      <w:r>
+        <w:t xml:space="preserve"> </w:t>
+      </w:r>
+      <w:r>
+        <w:t>(16/19) of the disease sites had a DSC&gt;0.76, which has been reported as the inter-observer variability for CRLM segmentation</w:t>
+      </w:r>
+      <w:r>
+        <w:fldChar w:fldCharType="begin" w:fldLock="1"/>
+      </w:r>
+      <w:r>
+        <w:instrText>ADDIN CSL_CITATION {"citationItems":[{"id":"ITEM-1","itemData":{"DOI":"10.1016/j.radonc.2014.01.026","ISSN":"18790887","PMID":"24631143","abstract":"Purpose To evaluate the application of perfusion CT for gross tumor volume (GTV) delineation for radiotherapy of intrahepatic tumors. Materials and methods 15 radiotherapy patients with confirmed liver tumors underwent contrast enhanced 4D-CT (Philips Brilliance Big-bore) as well as dynamic contrast enhanced (DCE) CT (GE 750HD). Perfusion maps were generated with CT perfusion v5 from GE. Five observers delineated GTVs of all intrahepatic foci on the 4D-CT, time-averaged DCE-CT and perfusion CT for every patient. STAPLE consensus contours were generated. Dice's coefficients were compared between GTVs generated by observers on each image set and the corresponding consensus GTVs. Comparisons were also performed with patients stratified by hepatocellular carcinoma (HCC) metastatic tumors, and by tumor volume. Results Overall, mean Dice's coefficients were 0.81 ± 0.14, 0.84 ± 0.10, and 0.81 ± 0.14 for 4D-CT, DCECT and perfusion. DCE-CT performed significantly better than 4D-CT and perfusion (p = 0.005 and p = 0.01 respectively). For patients with HCC, DCE-CT reduced interobserver variability significantly compared to 4D-CT (Dice's coefficients 0.87 vs. 0.84, p &lt; 0.05). For patients with metastatic disease time-averaged DCE-CT images decreased variability compared to 4D-CT (Dice's coefficient 0.81 vs. 0.76, p &lt; 0.05), especially true for tumors &lt; 100 cc. The smaller tumors results are important to be included here. Conclusions DCE-CT imaging of liver perfusion reduced interobserver variability in GTV delineation for both HCC and metastatic liver tumors. © 2014 Elsevier Ireland Ltd. All rights reserved.","author":[{"dropping-particle":"","family":"Jensen","given":"Nikolaj K.G.","non-dropping-particle":"","parse-names":false,"suffix":""},{"dropping-particle":"","family":"Mulder","given":"Danielle","non-dropping-particle":"","parse-names":false,"suffix":""},{"dropping-particle":"","family":"Lock","given":"Michael","non-dropping-particle":"","parse-names":false,"suffix":""},{"dropping-particle":"","family":"Fisher","given":"Barbara","non-dropping-particle":"","parse-names":false,"suffix":""},{"dropping-particle":"","family":"Zener","given":"Rebecca","non-dropping-particle":"","parse-names":false,"suffix":""},{"dropping-particle":"","family":"Beech","given":"Ben","non-dropping-particle":"","parse-names":false,"suffix":""},{"dropping-particle":"","family":"Kozak","given":"Roman","non-dropping-particle":"","parse-names":false,"suffix":""},{"dropping-particle":"","family":"Chen","given":"Jeff","non-dropping-particle":"","parse-names":false,"suffix":""},{"dropping-particle":"","family":"Lee","given":"Ting Yim","non-dropping-particle":"","parse-names":false,"suffix":""},{"dropping-particle":"","family":"Wong","given":"Eugene","non-dropping-particle":"","parse-names":false,"suffix":""}],"container-title":"Radiotherapy and Oncology","id":"ITEM-1","issue":"1","issued":{"date-parts":[["2014","4","1"]]},"page":"153-157","publisher":"Elsevier Ireland Ltd","title":"Dynamic contrast enhanced CT aiding gross tumor volume delineation of liver tumors: An interobserver variability study","type":"article-journal","volume":"111"},"uris":["http://www.mendeley.com/documents/?uuid=e1eb4627-3e15-3684-8808-44e7e0932b15"]}],"mendeley":{"formattedCitation":"&lt;sup&gt;24&lt;/sup&gt;","plainTextFormattedCitation":"24","previouslyFormattedCitation":"&lt;sup&gt;23&lt;/sup&gt;"},"properties":{"noteIndex":0},"schema":"https://github.com/citation-style-language/schema/raw/master/csl-citation.json"}</w:instrText>
+      </w:r>
+      <w:r>
+        <w:fldChar w:fldCharType="separate"/>
+      </w:r>
+      <w:r>
+        <w:rPr>
+          <w:noProof/>
+          <w:vertAlign w:val="superscript"/>
+        </w:rPr>
+        <w:t>24</w:t>
+      </w:r>
+      <w:r>
+        <w:fldChar w:fldCharType="end"/>
+      </w:r>
+      <w:r>
+        <w:t>.</w:t>
+      </w:r>
+    </w:p>
+    <w:p>
+      <w:r>
+        <w:t xml:space="preserve">In this study, we proposed a </w:t>
+      </w:r>
+      <w:r>
+        <w:t>Hybrid-</w:t>
+      </w:r>
+      <w:proofErr w:type="spellStart"/>
+      <w:r>
+        <w:t>W</w:t>
+      </w:r>
+      <w:r>
+        <w:t>Net</w:t>
+      </w:r>
+      <w:proofErr w:type="spellEnd"/>
+      <w:r>
+        <w:t xml:space="preserve"> model architecture for the segmentation of the disease sites and ablation area</w:t>
+      </w:r>
+      <w:r>
+        <w:t>s</w:t>
+      </w:r>
+      <w:r>
+        <w:t xml:space="preserve"> in the context of </w:t>
+      </w:r>
+      <w:r>
+        <w:t>CRLM</w:t>
+      </w:r>
+      <w:r>
+        <w:t xml:space="preserve"> treated with ablation therapy. </w:t>
+      </w:r>
+      <w:r>
+        <w:t>T</w:t>
+      </w:r>
+      <w:r>
+        <w:t xml:space="preserve">he model was further evaluated using the Likert scoring method by two </w:t>
+      </w:r>
+      <w:r>
+        <w:t xml:space="preserve">board </w:t>
+      </w:r>
+      <w:r>
+        <w:t xml:space="preserve">certified </w:t>
+      </w:r>
+      <w:proofErr w:type="gramStart"/>
+      <w:r>
+        <w:t>r</w:t>
+      </w:r>
+      <w:r>
+        <w:t>adiologists</w:t>
+      </w:r>
+      <w:r>
+        <w:t>(</w:t>
+      </w:r>
+      <w:proofErr w:type="gramEnd"/>
+      <w:r>
+        <w:t>XXX</w:t>
+      </w:r>
+      <w:r>
+        <w:t>, interventional radiologist</w:t>
+      </w:r>
+      <w:r>
+        <w:t xml:space="preserve"> and </w:t>
+      </w:r>
+      <w:r>
+        <w:t>XXX</w:t>
+      </w:r>
+      <w:r>
+        <w:t>, diagnostic radiologist</w:t>
+      </w:r>
+      <w:r>
+        <w:t>)</w:t>
+      </w:r>
+      <w:r>
+        <w:t xml:space="preserve"> and </w:t>
+      </w:r>
+      <w:r>
+        <w:t xml:space="preserve">a </w:t>
+      </w:r>
+      <w:r>
+        <w:t>rad</w:t>
+      </w:r>
+      <w:r>
+        <w:t>iology trained physician fellow</w:t>
+      </w:r>
+      <w:r>
+        <w:t>(</w:t>
+      </w:r>
+      <w:r>
+        <w:t>XXXs</w:t>
+      </w:r>
+      <w:r>
+        <w:t xml:space="preserve">), with </w:t>
+      </w:r>
+      <w:r>
+        <w:t xml:space="preserve">majority  voting </w:t>
+      </w:r>
+      <w:r>
+        <w:t>scores</w:t>
+      </w:r>
+      <w:r>
+        <w:t xml:space="preserve"> </w:t>
+      </w:r>
+      <w:r>
+        <w:rPr>
+          <w:rFonts w:cstheme="minorHAnsi"/>
+        </w:rPr>
+        <w:t>≥</w:t>
+      </w:r>
+      <w:r>
+        <w:t>4</w:t>
+      </w:r>
+      <w:r>
+        <w:t xml:space="preserve"> out of 5</w:t>
+      </w:r>
+      <w:r>
+        <w:t xml:space="preserve"> for </w:t>
+      </w:r>
+      <w:r>
+        <w:t>100</w:t>
+      </w:r>
+      <w:r>
+        <w:t>%</w:t>
+      </w:r>
+      <w:r>
+        <w:t>(24/24)</w:t>
+      </w:r>
+      <w:r>
+        <w:t xml:space="preserve"> </w:t>
+      </w:r>
+      <w:r>
+        <w:t xml:space="preserve">of the disease </w:t>
+      </w:r>
+      <w:r>
+        <w:t xml:space="preserve">and </w:t>
+      </w:r>
+      <w:r>
+        <w:t>84</w:t>
+      </w:r>
+      <w:r>
+        <w:t>%</w:t>
+      </w:r>
+      <w:r>
+        <w:t>(16/19)</w:t>
+      </w:r>
+      <w:r>
+        <w:t xml:space="preserve"> of the ablation segmentations. The </w:t>
+      </w:r>
+      <w:r>
+        <w:t>prediction</w:t>
+      </w:r>
+      <w:r>
+        <w:t xml:space="preserve"> process </w:t>
+      </w:r>
+      <w:r>
+        <w:t>has been</w:t>
+      </w:r>
+      <w:r>
+        <w:t xml:space="preserve"> implemented in a treatment planning system (</w:t>
+      </w:r>
+      <w:proofErr w:type="spellStart"/>
+      <w:r>
+        <w:t>RayStation</w:t>
+      </w:r>
+      <w:proofErr w:type="spellEnd"/>
+      <w:r>
+        <w:t xml:space="preserve"> 9B</w:t>
+      </w:r>
+      <w:r>
+        <w:t xml:space="preserve">, </w:t>
+      </w:r>
+      <w:proofErr w:type="spellStart"/>
+      <w:r>
+        <w:t>RaySearch</w:t>
+      </w:r>
+      <w:proofErr w:type="spellEnd"/>
+      <w:r>
+        <w:t xml:space="preserve"> Laboratories, Sweden</w:t>
+      </w:r>
+      <w:r>
+        <w:t>)</w:t>
+      </w:r>
+      <w:r>
+        <w:fldChar w:fldCharType="begin" w:fldLock="1"/>
+      </w:r>
+      <w:r>
+        <w:instrText>ADDIN CSL_CITATION {"citationItems":[{"id":"ITEM-1","itemData":{"DOI":"10.1016/j.meddos.2018.02.013","ISSN":"18734022","PMID":"29650302","abstract":"RaySearch Laboratories is a world leader in the field of advanced software and creator of the RayStation treatment planning system for radiation therapy. The aim with RayStation is to deliver an unmatched user experience and leading functionality. Unique features described here include multiatlas based autosegmentation for contouring, deformable registration with 2 different algorithms, multicriteria optimization, Plan Explorer, fallback planning, ultrafast computation speed, and 4-dimensional (4D) adaptive radiation therapy. RayStation can be used to plan for electrons and photons on traditional linacs, for protons on various delivery systems, and for Accuray's helical TomoTherapy system. This paper describes some of these modalities, with reference to clinical cases and including descriptions of the impact on workflow.","author":[{"dropping-particle":"","family":"Bodensteiner","given":"Dayna","non-dropping-particle":"","parse-names":false,"suffix":""}],"container-title":"Medical Dosimetry","id":"ITEM-1","issue":"2","issued":{"date-parts":[["2018","6","1"]]},"page":"168-176","publisher":"Elsevier Inc.","title":"RayStation: External beam treatment planning system","type":"article-journal","volume":"43"},"uris":["http://www.mendeley.com/documents/?uuid=678ec4ce-059e-3bcc-91b8-3f0526d5a32b"]}],"mendeley":{"formattedCitation":"&lt;sup&gt;25&lt;/sup&gt;","plainTextFormattedCitation":"25","previouslyFormattedCitation":"&lt;sup&gt;24&lt;/sup&gt;"},"properties":{"noteIndex":0},"schema":"https://github.com/citation-style-language/schema/raw/master/csl-citation.json"}</w:instrText>
+      </w:r>
+      <w:r>
+        <w:fldChar w:fldCharType="separate"/>
+      </w:r>
+      <w:r>
+        <w:rPr>
+          <w:noProof/>
+          <w:vertAlign w:val="superscript"/>
+        </w:rPr>
+        <w:t>25</w:t>
+      </w:r>
+      <w:r>
+        <w:fldChar w:fldCharType="end"/>
+      </w:r>
+      <w:r>
+        <w:t xml:space="preserve"> and </w:t>
+      </w:r>
+      <w:r>
+        <w:t>can</w:t>
+      </w:r>
+      <w:r>
+        <w:t xml:space="preserve"> perform segmentation</w:t>
+      </w:r>
+      <w:r>
+        <w:t>s</w:t>
+      </w:r>
+      <w:r>
+        <w:t xml:space="preserve"> in </w:t>
+      </w:r>
+      <w:r>
+        <w:t>&lt;</w:t>
+      </w:r>
+      <w:r>
+        <w:t>30</w:t>
+      </w:r>
+      <w:r>
+        <w:t xml:space="preserve"> seconds</w:t>
+      </w:r>
+      <w:r>
+        <w:t xml:space="preserve">, making it suitable for </w:t>
+      </w:r>
+      <w:r>
+        <w:t>clinical use</w:t>
+      </w:r>
+      <w:r>
+        <w:t>.</w:t>
+      </w:r>
+    </w:p>
+    <w:p>
+      <w:r>
+        <w:t>Our work is inno</w:t>
+      </w:r>
+      <w:r>
+        <w:t xml:space="preserve">vative </w:t>
+      </w:r>
+      <w:r>
+        <w:t xml:space="preserve">because of </w:t>
+      </w:r>
+      <w:r>
+        <w:t xml:space="preserve">the </w:t>
+      </w:r>
+      <w:r>
+        <w:t>Hybrid-</w:t>
+      </w:r>
+      <w:proofErr w:type="spellStart"/>
+      <w:r>
+        <w:t>W</w:t>
+      </w:r>
+      <w:r>
+        <w:t>N</w:t>
+      </w:r>
+      <w:r>
+        <w:t>et</w:t>
+      </w:r>
+      <w:proofErr w:type="spellEnd"/>
+      <w:r>
+        <w:t xml:space="preserve"> model architecture an</w:t>
+      </w:r>
+      <w:r>
+        <w:t>d the training of the model</w:t>
+      </w:r>
+      <w:r>
+        <w:t>;</w:t>
+      </w:r>
+      <w:r>
+        <w:t xml:space="preserve"> the model </w:t>
+      </w:r>
+      <w:r>
+        <w:t xml:space="preserve">had </w:t>
+      </w:r>
+      <w:r>
+        <w:t xml:space="preserve">with </w:t>
+      </w:r>
+      <w:r>
+        <w:t>98</w:t>
+      </w:r>
+      <w:r>
+        <w:t>%</w:t>
+      </w:r>
+      <w:r>
+        <w:t xml:space="preserve"> </w:t>
+      </w:r>
+      <w:r>
+        <w:t xml:space="preserve">(47/48) </w:t>
+      </w:r>
+      <w:r>
+        <w:t xml:space="preserve">sensitivity on disease sites </w:t>
+      </w:r>
+      <w:r>
+        <w:rPr>
+          <w:rFonts w:cstheme="minorHAnsi"/>
+        </w:rPr>
+        <w:t>≥</w:t>
+      </w:r>
+      <w:r>
+        <w:t>15mm</w:t>
+      </w:r>
+      <w:r>
+        <w:t xml:space="preserve">, </w:t>
+      </w:r>
+      <w:r>
+        <w:t xml:space="preserve">with predictions </w:t>
+      </w:r>
+      <w:r>
+        <w:t>in &lt;</w:t>
+      </w:r>
+      <w:r>
+        <w:t>30 seconds.</w:t>
+      </w:r>
+    </w:p>
+    <w:p>
+      <w:r>
+        <w:t xml:space="preserve">The proposed </w:t>
+      </w:r>
+      <w:r>
+        <w:t>Hybrid-</w:t>
+      </w:r>
+      <w:proofErr w:type="spellStart"/>
+      <w:r>
+        <w:t>WNet</w:t>
+      </w:r>
+      <w:proofErr w:type="spellEnd"/>
+      <w:r>
+        <w:t xml:space="preserve"> </w:t>
+      </w:r>
+      <w:r>
+        <w:t xml:space="preserve">architecture in this study differs </w:t>
+      </w:r>
+      <w:r>
+        <w:t>from the model which inspired it</w:t>
+      </w:r>
+      <w:r>
+        <w:fldChar w:fldCharType="begin" w:fldLock="1"/>
+      </w:r>
+      <w:r>
+        <w:instrText>ADDIN CSL_CITATION {"citationItems":[{"id":"ITEM-1","itemData":{"DOI":"10.1109/TMI.2018.2845918","ISSN":"0278-0062","PMID":"29994201","abstract":"Liver cancer is one of the leading causes of cancer death. To assist doctors in hepatocellular carcinoma diagnosis and treatment planning, an accurate and automatic liver and tumor segmentation method is highly demanded in the clinical practice. Recently, fully convolutional neural networks (FCNs), including 2D and 3D FCNs, serve as the back-bone in many volumetric image segmentation. However, 2D convolutions can not fully leverage the spatial information along the third dimension while 3D convolutions suffer from high computational cost and GPU memory consumption. To address these issues, we propose a novel hybrid densely connected UNet (H-DenseUNet), which consists of a 2D DenseUNet for efficiently extracting intra-slice features and a 3D counterpart for hierarchically aggregating volumetric contexts under the spirit of the auto-context algorithm for liver and tumor segmentation. We formulate the learning process of H-DenseUNet in an end-to-end manner, where the intra-slice representations and inter-slice features can be jointly optimized through a hybrid feature fusion (HFF) layer. We extensively evaluated our method on the dataset of MICCAI 2017 Liver Tumor Segmentation (LiTS) Challenge and 3DIRCADb Dataset. Our method outperformed other state-of-the-arts on the segmentation results of tumors and achieved very competitive performance for liver segmentation even with a single model.","author":[{"dropping-particle":"","family":"Li","given":"Xiaomeng","non-dropping-particle":"","parse-names":false,"suffix":""},{"dropping-particle":"","family":"Chen","given":"Hao","non-dropping-particle":"","parse-names":false,"suffix":""},{"dropping-particle":"","family":"Qi","given":"Xiaojuan","non-dropping-particle":"","parse-names":false,"suffix":""},{"dropping-particle":"","family":"Dou","given":"Qi","non-dropping-particle":"","parse-names":false,"suffix":""},{"dropping-particle":"","family":"Fu","given":"Chi-Wing","non-dropping-particle":"","parse-names":false,"suffix":""},{"dropping-particle":"","family":"Heng","given":"Pheng-Ann","non-dropping-particle":"","parse-names":false,"suffix":""}],"container-title":"IEEE Transactions on Medical Imaging","id":"ITEM-1","issued":{"date-parts":[["2018","6","11"]]},"page":"1-1","title":"H-DenseUNet: Hybrid Densely Connected UNet for Liver and Tumor Segmentation from CT Volumes","type":"article-journal"},"uris":["http://www.mendeley.com/documents/?uuid=fb3bfcd1-0396-3f63-8ace-be0f98a0872f"]}],"mendeley":{"formattedCitation":"&lt;sup&gt;9&lt;/sup&gt;","plainTextFormattedCitation":"9","previouslyFormattedCitation":"&lt;sup&gt;9&lt;/sup&gt;"},"properties":{"noteIndex":0},"schema":"https://github.com/citation-style-language/schema/raw/master/csl-citation.json"}</w:instrText>
+      </w:r>
+      <w:r>
+        <w:fldChar w:fldCharType="separate"/>
+      </w:r>
+      <w:r>
+        <w:rPr>
+          <w:noProof/>
+          <w:vertAlign w:val="superscript"/>
+        </w:rPr>
+        <w:t>9</w:t>
+      </w:r>
+      <w:r>
+        <w:fldChar w:fldCharType="end"/>
+      </w:r>
+      <w:r>
+        <w:t xml:space="preserve"> </w:t>
+      </w:r>
+      <w:r>
+        <w:t>by</w:t>
+      </w:r>
+      <w:r>
+        <w:t xml:space="preserve"> adding additions to the 2D feature extractor, and</w:t>
+      </w:r>
+      <w:r>
+        <w:t xml:space="preserve"> connecting all</w:t>
+      </w:r>
+      <w:r>
+        <w:t xml:space="preserve"> of the</w:t>
+      </w:r>
+      <w:r>
+        <w:t xml:space="preserve"> convolutional layers within the convolution blocks between the encoding </w:t>
+      </w:r>
+      <w:r>
+        <w:t xml:space="preserve">and </w:t>
+      </w:r>
+      <w:r>
+        <w:t>decoding</w:t>
+      </w:r>
+      <w:r>
+        <w:t xml:space="preserve"> of the 3D-</w:t>
+      </w:r>
+      <w:r>
+        <w:t>DenseNet</w:t>
+      </w:r>
+      <w:r>
+        <w:t>. Previous</w:t>
+      </w:r>
+      <w:r>
+        <w:t>ly</w:t>
+      </w:r>
+      <w:r>
+        <w:t xml:space="preserve"> published studies proposed similar architectures</w:t>
+      </w:r>
+      <w:r>
+        <w:t xml:space="preserve"> that were</w:t>
+      </w:r>
+      <w:r>
+        <w:t xml:space="preserve"> focused only on dense connections within a single convolutional block</w:t>
+      </w:r>
+      <w:r>
+        <w:fldChar w:fldCharType="begin" w:fldLock="1"/>
+      </w:r>
+      <w:r>
+        <w:instrText>ADDIN CSL_CITATION {"citationItems":[{"id":"ITEM-1","itemData":{"abstract":"State-of-the-art approaches for semantic image segmen-tation are built on Convolutional Neural Networks (CNNs). The typical segmentation architecture is composed of (a) a downsampling path responsible for extracting coarse semantic features, followed by (b) an upsampling path trained to recover the input image resolution at the output of the model and, optionally, (c) a post-processing module (e.g. Conditional Random Fields) to refine the model predictions. Recently, a new CNN architecture, Densely Connected Convolutional Networks (DenseNets), has shown excellent results on image classification tasks. The idea of DenseNets is based on the observation that if each layer is directly connected to every other layer in a feed-forward fashion then the network will be more accurate and easier to train. In this paper, we extend DenseNets to deal with the problem of semantic segmentation. We achieve state-of-the-art results on urban scene benchmark datasets such as CamVid and Gatech, without any further post-processing module nor pretraining. Moreover, due to smart construction of the model, our approach has much less parameters than currently published best entries for these datasets. Code to reproduce the experiments is publicly available here : https://github.com/SimJeg/FC-DenseNet","author":[{"dropping-particle":"","family":"Jégou","given":"Simon","non-dropping-particle":"","parse-names":false,"suffix":""},{"dropping-particle":"","family":"Drozdzal","given":"Michal","non-dropping-particle":"","parse-names":false,"suffix":""},{"dropping-particle":"","family":"Vazquez","given":"David","non-dropping-particle":"","parse-names":false,"suffix":""},{"dropping-particle":"","family":"Romero","given":"Adriana","non-dropping-particle":"","parse-names":false,"suffix":""},{"dropping-particle":"","family":"Bengio","given":"Yoshua","non-dropping-particle":"","parse-names":false,"suffix":""}],"id":"ITEM-1","issued":{"date-parts":[["0"]]},"title":"The One Hundred Layers Tiramisu: Fully Convolutional DenseNets for Semantic Segmentation","type":"report"},"uris":["http://www.mendeley.com/documents/?uuid=5d95c4ff-db32-3af1-ad0a-5b64e8e8d4f3"]},{"id":"ITEM-2","itemData":{"DOI":"10.1155/2019/8415485","ISSN":"20402309","PMID":"30774849","abstract":"Breast tumor segmentation plays a crucial role in subsequent disease diagnosis, and most algorithms need interactive prior to firstly locate tumors and perform segmentation based on tumor-centric candidates. In this paper, we propose a fully convolutional network to achieve automatic segmentation of breast tumor in an end-to-end manner. Considering the diversity of shape and size for malignant tumors in the digital mammograms, we introduce multiscale image information into the fully convolutional dense network architecture to improve the segmentation precision. Multiple sampling rates of atrous convolution are concatenated to acquire different field-of-views of image features without adding additional number of parameters to avoid over fitting. Weighted loss function is also employed during training according to the proportion of the tumor pixels in the entire image, in order to weaken unbalanced classes problem. Qualitative and quantitative comparisons demonstrate that the proposed algorithm can achieve automatic tumor segmentation and has high segmentation precision for various size and shapes of tumor images without preprocessing and postprocessing.","author":[{"dropping-particle":"","family":"Hai","given":"Jinjin","non-dropping-particle":"","parse-names":false,"suffix":""},{"dropping-particle":"","family":"Qiao","given":"Kai","non-dropping-particle":"","parse-names":false,"suffix":""},{"dropping-particle":"","family":"Chen","given":"Jian","non-dropping-particle":"","parse-names":false,"suffix":""},{"dropping-particle":"","family":"Tan","given":"Hongna","non-dropping-particle":"","parse-names":false,"suffix":""},{"dropping-particle":"","family":"Xu","given":"Jingbo","non-dropping-particle":"","parse-names":false,"suffix":""},{"dropping-particle":"","family":"Zeng","given":"Lei","non-dropping-particle":"","parse-names":false,"suffix":""},{"dropping-particle":"","family":"Shi","given":"Dapeng","non-dropping-particle":"","parse-names":false,"suffix":""},{"dropping-particle":"","family":"Yan","given":"Bin","non-dropping-particle":"","parse-names":false,"suffix":""}],"container-title":"Journal of Healthcare Engineering","id":"ITEM-2","issued":{"date-parts":[["2019"]]},"publisher":"Hindawi Limited","title":"Fully convolutional densenet with multiscale context for automated breast tumor segmentation","type":"article-journal","volume":"2019"},"uris":["http://www.mendeley.com/documents/?uuid=9caf902e-1fd1-355b-9c4f-fd188e8709e4"]},{"id":"ITEM-3","itemData":{"DOI":"10.1007/s11042-019-7430-x","ISSN":"15737721","abstract":"In recent years, semantic segmentation has become one of the most active tasks of the computer vision field. Its goal is to group image pixels into semantically meaningful regions. Deep learning methods, in particular those who use convolutional neural network (CNN), have shown a big success for the semantic segmentation task. In this paper, we will introduce a semantic segmentation system using a reinforced fully convolutional densenet with multiscale kernel prediction method. Our main contribution is to build an encoder-decoder based architecture where we increase the width of dense block in the encoder part by conducting recurrent connections inside the dense block. The resulting network structure is called wider dense block where each dense block takes not only the output of the previous layer but also the initial input of the dense block. These recurrent structure emulates the human brain system and helps to strengthen the extraction of the target features. As a result, our network becomes deeper and wider with no additional parameters used because of weights sharing. Moreover, a multiscale convolutional layer has been conducted after the last dense block of the decoder part to perform model averaging over different spatial scales and to provide a more flexible method. This proposed method has been evaluated on two semantic segmentation benchmarks: CamVid and Cityscapes. Our method outperforms many recent works from the state of the art.","author":[{"dropping-particle":"","family":"Brahimi","given":"Sourour","non-dropping-particle":"","parse-names":false,"suffix":""},{"dropping-particle":"","family":"Aoun","given":"Najib","non-dropping-particle":"Ben","parse-names":false,"suffix":""},{"dropping-particle":"","family":"Benoit","given":"Alexandre","non-dropping-particle":"","parse-names":false,"suffix":""},{"dropping-particle":"","family":"Lambert","given":"Patrick","non-dropping-particle":"","parse-names":false,"suffix":""},{"dropping-particle":"","family":"Amar","given":"Chokri","non-dropping-particle":"Ben","parse-names":false,"suffix":""}],"container-title":"Multimedia Tools and Applications","id":"ITEM-3","issue":"15","issued":{"date-parts":[["2019","8","15"]]},"page":"22077-22098","publisher":"Springer New York LLC","title":"Semantic segmentation using reinforced fully convolutional densenet with multiscale kernel","type":"article-journal","volume":"78"},"uris":["http://www.mendeley.com/documents/?uuid=aa9da007-c39c-38c3-a741-af8d83b4fa4c"]}],"mendeley":{"formattedCitation":"&lt;sup&gt;26–28&lt;/sup&gt;","plainTextFormattedCitation":"26–28","previouslyFormattedCitation":"&lt;sup&gt;25–27&lt;/sup&gt;"},"properties":{"noteIndex":0},"schema":"https://github.com/citation-style-language/schema/raw/master/csl-citation.json"}</w:instrText>
+      </w:r>
+      <w:r>
+        <w:fldChar w:fldCharType="separate"/>
+      </w:r>
+      <w:r>
+        <w:rPr>
+          <w:noProof/>
+          <w:vertAlign w:val="superscript"/>
+        </w:rPr>
+        <w:t>26–28</w:t>
+      </w:r>
+      <w:r>
+        <w:fldChar w:fldCharType="end"/>
+      </w:r>
+      <w:r>
+        <w:t>.</w:t>
+      </w:r>
+      <w:r>
+        <w:t xml:space="preserve"> </w:t>
+      </w:r>
+      <w:del w:id="156" w:author="Anderson, Brian" w:date="2022-06-10T16:47:00Z">
+        <w:r>
+          <w:delText xml:space="preserve">Our </w:delText>
+        </w:r>
+      </w:del>
+      <w:ins w:id="157" w:author="Anderson, Brian" w:date="2022-06-10T16:47:00Z">
+        <w:r>
+          <w:t xml:space="preserve">The </w:t>
+        </w:r>
+      </w:ins>
+      <w:r>
+        <w:t xml:space="preserve">proposed implementation allows the model to receive inputs from every convolution of the same image size across the entire network. </w:t>
+      </w:r>
+      <w:r>
+        <w:t xml:space="preserve">This global passing of convolution layers across the network removes bottlenecks in each convolution block, something </w:t>
+      </w:r>
+      <w:r>
+        <w:t xml:space="preserve">that </w:t>
+      </w:r>
+      <w:r>
+        <w:t xml:space="preserve">is particularly important with dense connections where convolutions can be re-used. </w:t>
+      </w:r>
+      <w:r>
+        <w:t>The proposed m</w:t>
+      </w:r>
+      <w:r>
+        <w:t>odel will b</w:t>
+      </w:r>
+      <w:r>
+        <w:t>e publicly available</w:t>
+      </w:r>
+      <w:r>
+        <w:t xml:space="preserve"> (</w:t>
+      </w:r>
+      <w:proofErr w:type="spellStart"/>
+      <w:r>
+        <w:t>Github</w:t>
+      </w:r>
+      <w:proofErr w:type="spellEnd"/>
+      <w:r>
+        <w:t>: redacted for anonymization</w:t>
+      </w:r>
+      <w:r>
+        <w:t>)</w:t>
+      </w:r>
+      <w:r>
+        <w:t>.</w:t>
+      </w:r>
+    </w:p>
+    <w:p>
+      <w:r>
+        <w:t xml:space="preserve">Segmentation of </w:t>
+      </w:r>
+      <w:r>
+        <w:t>CRL</w:t>
+      </w:r>
+      <w:r>
+        <w:t>M</w:t>
+      </w:r>
+      <w:r>
+        <w:t xml:space="preserve"> has </w:t>
+      </w:r>
+      <w:r>
+        <w:t>historically</w:t>
+      </w:r>
+      <w:r>
+        <w:t xml:space="preserve"> been difficult </w:t>
+      </w:r>
+      <w:r>
+        <w:t>because of</w:t>
+      </w:r>
+      <w:r>
+        <w:t xml:space="preserve"> the relatively small size of </w:t>
+      </w:r>
+      <w:r>
+        <w:t xml:space="preserve">lesions </w:t>
+      </w:r>
+      <w:r>
+        <w:t xml:space="preserve">and </w:t>
+      </w:r>
+      <w:r>
+        <w:t xml:space="preserve">the </w:t>
+      </w:r>
+      <w:r>
+        <w:t xml:space="preserve">large search </w:t>
+      </w:r>
+      <w:r>
+        <w:t>area</w:t>
+      </w:r>
+      <w:r>
+        <w:t>.</w:t>
+      </w:r>
+      <w:r>
+        <w:t xml:space="preserve"> The extent of disease can vary from patient to patient, </w:t>
+      </w:r>
+      <w:r>
+        <w:t>from</w:t>
+      </w:r>
+      <w:r>
+        <w:t xml:space="preserve"> a single lesion </w:t>
+      </w:r>
+      <w:r>
+        <w:t>to</w:t>
+      </w:r>
+      <w:r>
+        <w:t xml:space="preserve"> multiple lesions. Simple class weighting of disease would </w:t>
+      </w:r>
+      <w:r>
+        <w:t>lead to</w:t>
+      </w:r>
+      <w:r>
+        <w:t xml:space="preserve"> favoring training </w:t>
+      </w:r>
+      <w:r>
+        <w:t>i</w:t>
+      </w:r>
+      <w:r>
+        <w:t xml:space="preserve">n patients with more disease sites. </w:t>
+      </w:r>
+      <w:del w:id="158" w:author="Anderson, Brian" w:date="2022-06-10T16:47:00Z">
+        <w:r>
+          <w:delText>O</w:delText>
+        </w:r>
+        <w:r>
+          <w:delText xml:space="preserve">ur </w:delText>
+        </w:r>
+      </w:del>
+      <w:ins w:id="159" w:author="Anderson, Brian" w:date="2022-06-10T16:47:00Z">
+        <w:r>
+          <w:t xml:space="preserve">The </w:t>
+        </w:r>
+      </w:ins>
+      <w:r>
+        <w:t xml:space="preserve">proposed </w:t>
+      </w:r>
+      <w:r>
+        <w:t xml:space="preserve">method of splitting the liver into </w:t>
+      </w:r>
+      <w:r>
+        <w:t>slabs</w:t>
+      </w:r>
+      <w:r>
+        <w:t xml:space="preserve"> </w:t>
+      </w:r>
+      <w:r>
+        <w:t xml:space="preserve">that </w:t>
+      </w:r>
+      <w:r>
+        <w:t>were</w:t>
+      </w:r>
+      <w:r>
+        <w:t xml:space="preserve"> </w:t>
+      </w:r>
+      <w:r>
+        <w:t xml:space="preserve">centered specifically on disease sites ensures that the model learns </w:t>
+      </w:r>
+      <w:r>
+        <w:t xml:space="preserve">using </w:t>
+      </w:r>
+      <w:r>
+        <w:t xml:space="preserve">a more balanced representation of data. </w:t>
+      </w:r>
+      <w:r>
+        <w:t xml:space="preserve">The training workflow was designed to allow the model </w:t>
+      </w:r>
+      <w:r>
+        <w:t xml:space="preserve">to </w:t>
+      </w:r>
+      <w:r>
+        <w:t>learn from batches that contains cubic images from multiple patients at once, enabling the creation of a more generalized model.</w:t>
+      </w:r>
+    </w:p>
+    <w:p>
+      <w:pPr>
+        <w:pStyle w:val="Heading2"/>
+      </w:pPr>
+      <w:r>
+        <w:t>Limitations</w:t>
+      </w:r>
+    </w:p>
+    <w:p>
+      <w:pPr>
+        <w:rPr>
+          <w:ins w:id="160" w:author="Anderson, Brian" w:date="2022-06-14T13:37:00Z"/>
+        </w:rPr>
+      </w:pPr>
+      <w:r>
+        <w:t xml:space="preserve">Our study has several limitations. </w:t>
+      </w:r>
+      <w:bookmarkStart w:id="161" w:name="_Hlk106106318"/>
+      <w:r>
+        <w:t>The mean sensitivity</w:t>
+      </w:r>
+      <w:r>
+        <w:t xml:space="preserve"> was only 7% in disease sites &lt;</w:t>
+      </w:r>
+      <w:r>
+        <w:t>10 mm in diamet</w:t>
+      </w:r>
+      <w:r>
+        <w:t>er compared with 98% in sites &gt;</w:t>
+      </w:r>
+      <w:r>
+        <w:t>15 mm. We believe that the low sensitivity in small sites may be partly due to the test data used, where several 10-15-mm disease sites were present on a single scan slice.</w:t>
+      </w:r>
+      <w:ins w:id="162" w:author="Anderson, Brian" w:date="2022-06-14T13:34:00Z">
+        <w:r>
+          <w:t xml:space="preserve"> We </w:t>
+        </w:r>
+        <w:r>
+          <w:lastRenderedPageBreak/>
+          <w:t>furthermore believe this model should not be used as a st</w:t>
+        </w:r>
+      </w:ins>
+      <w:ins w:id="163" w:author="Anderson, Brian" w:date="2022-06-14T13:35:00Z">
+        <w:r>
+          <w:t xml:space="preserve">rictly diagnostic device. </w:t>
+        </w:r>
+      </w:ins>
+      <w:ins w:id="164" w:author="Anderson, Brian" w:date="2022-06-14T13:36:00Z">
+        <w:r>
+          <w:t xml:space="preserve">If the diagnosis of smaller disease sites is wanted, the ‘seed’ and ‘threshold’ values, discussed in Model Evaluation, can be reduced. Overall, this would increase sensitivity, while </w:t>
+        </w:r>
+      </w:ins>
+      <w:ins w:id="165" w:author="Anderson, Brian" w:date="2022-06-14T13:37:00Z">
+        <w:r>
+          <w:t xml:space="preserve">also increasing </w:t>
+        </w:r>
+      </w:ins>
+      <w:ins w:id="166" w:author="Anderson, Brian" w:date="2022-06-14T13:38:00Z">
+        <w:r>
+          <w:t>false positives</w:t>
+        </w:r>
+      </w:ins>
+      <w:ins w:id="167" w:author="Anderson, Brian" w:date="2022-06-14T13:37:00Z">
+        <w:r>
+          <w:t>.</w:t>
+        </w:r>
+        <w:bookmarkEnd w:id="161"/>
+      </w:ins>
+    </w:p>
+    <w:p>
+      <w:del w:id="168" w:author="Anderson, Brian" w:date="2022-06-14T13:37:00Z">
+        <w:r>
+          <w:delText xml:space="preserve"> </w:delText>
+        </w:r>
+      </w:del>
+      <w:r>
+        <w:t xml:space="preserve">Unfortunately, manual contours were not present for </w:t>
+      </w:r>
+      <w:del w:id="169" w:author="Anderson, Brian" w:date="2022-06-14T13:40:00Z">
+        <w:r>
+          <w:delText>all of</w:delText>
+        </w:r>
+      </w:del>
+      <w:ins w:id="170" w:author="Anderson, Brian" w:date="2022-06-14T13:40:00Z">
+        <w:r>
+          <w:t>all</w:t>
+        </w:r>
+      </w:ins>
+      <w:r>
+        <w:t xml:space="preserve"> the institutional CRLM and ablation data, limiting </w:t>
+      </w:r>
+      <w:del w:id="171" w:author="Anderson, Brian" w:date="2022-06-10T16:47:00Z">
+        <w:r>
+          <w:delText xml:space="preserve">our </w:delText>
+        </w:r>
+      </w:del>
+      <w:ins w:id="172" w:author="Anderson, Brian" w:date="2022-06-10T16:47:00Z">
         <w:r>
           <w:t>the</w:t>
         </w:r>
@@ -4504,137 +5919,302 @@
         </w:r>
       </w:ins>
       <w:r>
-        <w:t xml:space="preserve">model results to those of other authors is given in Table 5; </w:t>
-      </w:r>
-      <w:del w:id="120" w:author="Anderson, Brian" w:date="2022-06-10T16:47:00Z">
-        <w:r>
-          <w:delText xml:space="preserve">our </w:delText>
+        <w:t>quantitative comparison to 19 of the 24 CLRM sites and 9 of the 19 ablation sites.</w:t>
+      </w:r>
+    </w:p>
+    <w:p>
+      <w:r>
+        <w:t>Majority voting showed poor</w:t>
+      </w:r>
+      <w:r>
+        <w:t xml:space="preserve"> Likert </w:t>
+      </w:r>
+      <w:r>
+        <w:t>score (&lt;</w:t>
+      </w:r>
+      <w:r>
+        <w:t>4) for three ablation sites</w:t>
+      </w:r>
+      <w:r>
+        <w:t>. The</w:t>
+      </w:r>
+      <w:r>
+        <w:t xml:space="preserve"> predictions for these sites</w:t>
+      </w:r>
+      <w:r>
+        <w:t xml:space="preserve"> </w:t>
+      </w:r>
+      <w:r>
+        <w:t xml:space="preserve">can be seen in the Supplementary Figure </w:t>
+      </w:r>
+      <w:r>
+        <w:t>2</w:t>
+      </w:r>
+      <w:r>
+        <w:t>, where disagreement about the boundary of the ablation zone and the time needed for correction resulted in a range of scores from the reviewers.</w:t>
+      </w:r>
+      <w:r>
+        <w:t xml:space="preserve"> We believe that suboptimal imaging quality during </w:t>
+      </w:r>
+      <w:proofErr w:type="spellStart"/>
+      <w:r>
+        <w:t>porto</w:t>
+      </w:r>
+      <w:proofErr w:type="spellEnd"/>
+      <w:r>
+        <w:t xml:space="preserve">-venous CT acquisition phase might have negatively impacted ablation zone boundary identification in such patients. Optimizing imaging acquisition protocol intra-procedurally during ablation interventions might overcome </w:t>
+      </w:r>
+      <w:r>
+        <w:t>this</w:t>
+      </w:r>
+      <w:r>
+        <w:t xml:space="preserve"> limitation.</w:t>
+      </w:r>
+    </w:p>
+    <w:p>
+      <w:r>
+        <w:t>The measurement of false</w:t>
+      </w:r>
+      <w:r>
+        <w:t>-</w:t>
+      </w:r>
+      <w:r>
+        <w:t>positive volume seem</w:t>
+      </w:r>
+      <w:r>
+        <w:t>ed to be</w:t>
+      </w:r>
+      <w:r>
+        <w:t xml:space="preserve"> highly biased when there </w:t>
+      </w:r>
+      <w:r>
+        <w:t xml:space="preserve">were </w:t>
+      </w:r>
+      <w:r>
+        <w:t>small amounts of over-segmentation on large tumors</w:t>
+      </w:r>
+      <w:r>
+        <w:t>;</w:t>
+      </w:r>
+      <w:r>
+        <w:t xml:space="preserve"> this was the rationale for the creation of the </w:t>
+      </w:r>
+      <w:r>
+        <w:t>erroneous</w:t>
+      </w:r>
+      <w:r>
+        <w:t xml:space="preserve"> </w:t>
+      </w:r>
+      <w:r>
+        <w:t>and over-segmentation false</w:t>
+      </w:r>
+      <w:r>
+        <w:t>-</w:t>
+      </w:r>
+      <w:r>
+        <w:t>positive</w:t>
+      </w:r>
+      <w:r>
+        <w:t xml:space="preserve"> volumes</w:t>
+      </w:r>
+      <w:r>
+        <w:t xml:space="preserve">. </w:t>
+      </w:r>
+      <w:r>
+        <w:t>To ensure transparency,</w:t>
+      </w:r>
+      <w:r>
+        <w:t xml:space="preserve"> </w:t>
+      </w:r>
+      <w:del w:id="173" w:author="Anderson, Brian" w:date="2022-06-10T16:45:00Z">
+        <w:r>
+          <w:delText>we include</w:delText>
+        </w:r>
+        <w:r>
+          <w:delText>d</w:delText>
+        </w:r>
+        <w:r>
+          <w:delText xml:space="preserve"> </w:delText>
         </w:r>
       </w:del>
-      <w:ins w:id="121" w:author="Anderson, Brian" w:date="2022-06-10T16:47:00Z">
-        <w:r>
-          <w:t>the</w:t>
-        </w:r>
-        <w:r>
-          <w:t xml:space="preserve"> </w:t>
-        </w:r>
-      </w:ins>
-      <w:r>
-        <w:t xml:space="preserve">size distributions were varied to match those of previous work, and compared in both a site-by-site basis and patient-by-patient basis. While </w:t>
-      </w:r>
-      <w:del w:id="122" w:author="Anderson, Brian" w:date="2022-06-10T16:47:00Z">
-        <w:r>
-          <w:delText xml:space="preserve">our </w:delText>
+      <w:r>
+        <w:t>all three</w:t>
+      </w:r>
+      <w:ins w:id="174" w:author="Anderson, Brian" w:date="2022-06-10T16:45:00Z">
+        <w:r>
+          <w:t xml:space="preserve"> are </w:t>
+        </w:r>
+      </w:ins>
+      <w:ins w:id="175" w:author="Anderson, Brian" w:date="2022-06-10T16:46:00Z">
+        <w:r>
+          <w:t>shown</w:t>
+        </w:r>
+      </w:ins>
+      <w:r>
+        <w:t xml:space="preserve"> and rel</w:t>
+      </w:r>
+      <w:r>
+        <w:t>ied</w:t>
+      </w:r>
+      <w:r>
+        <w:t xml:space="preserve"> on qualitative assessment to add weight to the quality of the contours.</w:t>
+      </w:r>
+    </w:p>
+    <w:p>
+      <w:pPr>
+        <w:pStyle w:val="Heading2"/>
+      </w:pPr>
+      <w:r>
+        <w:t>Conclusion</w:t>
+      </w:r>
+      <w:r>
+        <w:t>s</w:t>
+      </w:r>
+    </w:p>
+    <w:p>
+      <w:r>
+        <w:t xml:space="preserve">The proposed </w:t>
+      </w:r>
+      <w:r>
+        <w:t>Hybrid-</w:t>
+      </w:r>
+      <w:proofErr w:type="spellStart"/>
+      <w:r>
+        <w:t>W</w:t>
+      </w:r>
+      <w:r>
+        <w:t>Net</w:t>
+      </w:r>
+      <w:proofErr w:type="spellEnd"/>
+      <w:r>
+        <w:t xml:space="preserve"> model </w:t>
+      </w:r>
+      <w:r>
+        <w:t>provided</w:t>
+      </w:r>
+      <w:r>
+        <w:t xml:space="preserve"> fast </w:t>
+      </w:r>
+      <w:r>
+        <w:t>(&lt;</w:t>
+      </w:r>
+      <w:r>
+        <w:t xml:space="preserve"> </w:t>
+      </w:r>
+      <w:r>
+        <w:t xml:space="preserve">30 seconds) </w:t>
+      </w:r>
+      <w:r>
+        <w:t xml:space="preserve">and accurate </w:t>
+      </w:r>
+      <w:r>
+        <w:t>CRLM</w:t>
+      </w:r>
+      <w:r>
+        <w:t xml:space="preserve"> and ablation </w:t>
+      </w:r>
+      <w:r>
+        <w:t xml:space="preserve">zone </w:t>
+      </w:r>
+      <w:r>
+        <w:t xml:space="preserve">segmentations for CECT. </w:t>
+      </w:r>
+      <w:del w:id="176" w:author="Anderson, Brian" w:date="2022-06-10T16:46:00Z">
+        <w:r>
+          <w:delText xml:space="preserve">Our </w:delText>
         </w:r>
       </w:del>
-      <w:ins w:id="123" w:author="Anderson, Brian" w:date="2022-06-10T16:47:00Z">
-        <w:r>
-          <w:t>the</w:t>
-        </w:r>
-        <w:r>
-          <w:t xml:space="preserve"> </w:t>
-        </w:r>
-      </w:ins>
-      <w:r>
-        <w:t>model performed better in larger diameter sites (</w:t>
-      </w:r>
-      <w:r>
-        <w:rPr>
-          <w:rFonts w:cstheme="minorHAnsi"/>
-        </w:rPr>
-        <w:t>≥</w:t>
-      </w:r>
-      <w:r>
-        <w:t xml:space="preserve">15 mm) by DSC and sensitivity compared to </w:t>
-      </w:r>
-      <w:r>
-        <w:t>Vorontsov</w:t>
-      </w:r>
-      <w:r>
-        <w:t xml:space="preserve"> et al</w:t>
-      </w:r>
-      <w:r>
-        <w:fldChar w:fldCharType="begin" w:fldLock="1"/>
-      </w:r>
-      <w:r>
-        <w:instrText>ADDIN CSL_CITATION {"citationItems":[{"id":"ITEM-1","itemData":{"DOI":"10.1148/ryai.2019180014","ISSN":"2638-6100","abstract":"A deep learning method shows promise for facilitating detection and segmentation of colorectal liver metastases; user correction of three-dimensional automated segmentations can generally resolve deficiencies of fully automated segmentation for small metastases and is faster than manual three-dimensional segmentation.","author":[{"dropping-particle":"","family":"Vorontsov","given":"Eugene","non-dropping-particle":"","parse-names":false,"suffix":""},{"dropping-particle":"","family":"Cerny","given":"Milena","non-dropping-particle":"","parse-names":false,"suffix":""},{"dropping-particle":"","family":"Régnier","given":"Philippe","non-dropping-particle":"","parse-names":false,"suffix":""},{"dropping-particle":"","family":"Jorio","given":"Lisa","non-dropping-particle":"Di","parse-names":false,"suffix":""},{"dropping-particle":"","family":"Pal","given":"Christopher J.","non-dropping-particle":"","parse-names":false,"suffix":""},{"dropping-particle":"","family":"Lapointe","given":"Réal","non-dropping-particle":"","parse-names":false,"suffix":""},{"dropping-particle":"","family":"Vandenbroucke-Menu","given":"Franck","non-dropping-particle":"","parse-names":false,"suffix":""},{"dropping-particle":"","family":"Turcotte","given":"Simon","non-dropping-particle":"","parse-names":false,"suffix":""},{"dropping-particle":"","family":"Kadoury","given":"Samuel","non-dropping-particle":"","parse-names":false,"suffix":""},{"dropping-particle":"","family":"Tang","given":"An","non-dropping-particle":"","parse-names":false,"suffix":""}],"container-title":"Radiology: Artificial Intelligence","id":"ITEM-1","issue":"2","issued":{"date-parts":[["2019","3","13"]]},"page":"180014","publisher":"Radiological Society of North America (RSNA)","title":"Deep Learning for Automated Segmentation of Liver Lesions at CT in Patients with Colorectal Cancer Liver Metastases","type":"article-journal","volume":"1"},"uris":["http://www.mendeley.com/documents/?uuid=46a2a511-d32d-3c74-8ce4-2170b8e67a9b"]}],"mendeley":{"formattedCitation":"&lt;sup&gt;8&lt;/sup&gt;","plainTextFormattedCitation":"8","previouslyFormattedCitation":"&lt;sup&gt;7&lt;/sup&gt;"},"properties":{"noteIndex":0},"schema":"https://github.com/citation-style-language/schema/raw/master/csl-citation.json"}</w:instrText>
-      </w:r>
-      <w:r>
-        <w:fldChar w:fldCharType="separate"/>
-      </w:r>
-      <w:r>
-        <w:rPr>
-          <w:noProof/>
-          <w:vertAlign w:val="superscript"/>
-        </w:rPr>
-        <w:t>8</w:t>
-      </w:r>
-      <w:r>
-        <w:fldChar w:fldCharType="end"/>
-      </w:r>
-      <w:r>
-        <w:t xml:space="preserve">, it performed more poorly with sites &lt;10 mm. </w:t>
-      </w:r>
-      <w:r>
-        <w:t xml:space="preserve">Similar </w:t>
-      </w:r>
-      <w:r>
-        <w:t>results</w:t>
-      </w:r>
-      <w:r>
-        <w:t xml:space="preserve"> have also been reported by Christ et al;</w:t>
-      </w:r>
-      <w:r>
-        <w:fldChar w:fldCharType="begin" w:fldLock="1"/>
-      </w:r>
-      <w:r>
-        <w:instrText>ADDIN CSL_CITATION {"citationItems":[{"id":"ITEM-1","itemData":{"DOI":"10.1007/978-3-319-46723-8_48","ISBN":"9783319467221","ISSN":"16113349","abstract":"Automatic segmentation of the liver and its lesion is an important step towards deriving quantitative biomarkers for accurate clinical diagnosis and computer-aided decision support systems. This paper presents a method to automatically segment liver and lesions in CT abdomen images using cascaded fully convolutional neural networks (CFCNs) and dense 3D conditional random fields (CRFs). We train and cascade two FCNs for a combined segmentation of the liver and its lesions. In the first step,we train a FCN to segment the liver as ROI input for a second FCN. The second FCN solely segments lesions from the predicted liver ROIs of step 1. We refine the segmentations of the CFCN using a dense 3D CRF that accounts for both spatial coherence and appearance. CFCN models were trained in a 2-fold cross-validation on the abdominal CT dataset 3DIRCAD comprising 15 hepatic tumor volumes. Our results show that CFCN-based semantic liver and lesion segmentation achieves Dice scores over 94% for liver with computation times below 100 s per volume. We experimentally demonstrate the robustness of the proposed method as a decision support system with a high accuracy and speed for usage in daily clinical routine.","author":[{"dropping-particle":"","family":"Christ","given":"Patrick Ferdinand","non-dropping-particle":"","parse-names":false,"suffix":""},{"dropping-particle":"","family":"Elshaer","given":"Mohamed Ezzeldin A.","non-dropping-particle":"","parse-names":false,"suffix":""},{"dropping-particle":"","family":"Ettlinger","given":"Florian","non-dropping-particle":"","parse-names":false,"suffix":""},{"dropping-particle":"","family":"Tatavarty","given":"Sunil","non-dropping-particle":"","parse-names":false,"suffix":""},{"dropping-particle":"","family":"Bickel","given":"Marc","non-dropping-particle":"","parse-names":false,"suffix":""},{"dropping-particle":"","family":"Bilic","given":"Patrick","non-dropping-particle":"","parse-names":false,"suffix":""},{"dropping-particle":"","family":"Rempfler","given":"Markus","non-dropping-particle":"","parse-names":false,"suffix":""},{"dropping-particle":"","family":"Armbruster","given":"Marco","non-dropping-particle":"","parse-names":false,"suffix":""},{"dropping-particle":"","family":"Hofmann","given":"Felix","non-dropping-particle":"","parse-names":false,"suffix":""},{"dropping-particle":"","family":"D’Anastasi","given":"Melvin","non-dropping-particle":"","parse-names":false,"suffix":""},{"dropping-particle":"","family":"Sommer","given":"Wieland H.","non-dropping-particle":"","parse-names":false,"suffix":""},{"dropping-particle":"","family":"Ahmadi","given":"Seyed Ahmad","non-dropping-particle":"","parse-names":false,"suffix":""},{"dropping-particle":"","family":"Menze","given":"Bjoern H.","non-dropping-particle":"","parse-names":false,"suffix":""}],"container-title":"Lecture Notes in Computer Science (including subseries Lecture Notes in Artificial Intelligence and Lecture Notes in Bioinformatics)","id":"ITEM-1","issued":{"date-parts":[["2016","10","17"]]},"page":"415-423","publisher":"Springer Verlag","title":"Automatic liver and lesion segmentation in CT using cascaded fully convolutional neural networks and 3D conditional random fields","type":"paper-conference","volume":"9901 LNCS"},"uris":["http://www.mendeley.com/documents/?uuid=fbfadfd5-904e-3992-a0e8-109979cc84da"]}],"mendeley":{"formattedCitation":"&lt;sup&gt;7&lt;/sup&gt;","plainTextFormattedCitation":"7","previouslyFormattedCitation":"&lt;sup&gt;6&lt;/sup&gt;"},"properties":{"noteIndex":0},"schema":"https://github.com/citation-style-language/schema/raw/master/csl-citation.json"}</w:instrText>
-      </w:r>
-      <w:r>
-        <w:fldChar w:fldCharType="separate"/>
-      </w:r>
-      <w:r>
-        <w:rPr>
-          <w:noProof/>
-          <w:vertAlign w:val="superscript"/>
-        </w:rPr>
-        <w:t>7</w:t>
-      </w:r>
-      <w:r>
-        <w:fldChar w:fldCharType="end"/>
-      </w:r>
-      <w:r>
-        <w:t xml:space="preserve"> however, their work focused on primary liver disease.</w:t>
-      </w:r>
-    </w:p>
-    <w:p>
-      <w:r>
-        <w:t>Within our institutional data, 84%</w:t>
-      </w:r>
-      <w:r>
-        <w:t xml:space="preserve"> </w:t>
-      </w:r>
-      <w:r>
-        <w:t>(16/19) of the disease sites had a DSC&gt;0.76, which has been reported as the inter-observer variability for CRLM segmentation</w:t>
-      </w:r>
-      <w:r>
-        <w:fldChar w:fldCharType="begin" w:fldLock="1"/>
-      </w:r>
-      <w:r>
-        <w:instrText>ADDIN CSL_CITATION {"citationItems":[{"id":"ITEM-1","itemData":{"DOI":"10.1016/j.radonc.2014.01.026","ISSN":"18790887","PMID":"24631143","abstract":"Purpose To evaluate the application of perfusion CT for gross tumor volume (GTV) delineation for radiotherapy of intrahepatic tumors. Materials and methods 15 radiotherapy patients with confirmed liver tumors underwent contrast enhanced 4D-CT (Philips Brilliance Big-bore) as well as dynamic contrast enhanced (DCE) CT (GE 750HD). Perfusion maps were generated with CT perfusion v5 from GE. Five observers delineated GTVs of all intrahepatic foci on the 4D-CT, time-averaged DCE-CT and perfusion CT for every patient. STAPLE consensus contours were generated. Dice's coefficients were compared between GTVs generated by observers on each image set and the corresponding consensus GTVs. Comparisons were also performed with patients stratified by hepatocellular carcinoma (HCC) metastatic tumors, and by tumor volume. Results Overall, mean Dice's coefficients were 0.81 ± 0.14, 0.84 ± 0.10, and 0.81 ± 0.14 for 4D-CT, DCECT and perfusion. DCE-CT performed significantly better than 4D-CT and perfusion (p = 0.005 and p = 0.01 respectively). For patients with HCC, DCE-CT reduced interobserver variability significantly compared to 4D-CT (Dice's coefficients 0.87 vs. 0.84, p &lt; 0.05). For patients with metastatic disease time-averaged DCE-CT images decreased variability compared to 4D-CT (Dice's coefficient 0.81 vs. 0.76, p &lt; 0.05), especially true for tumors &lt; 100 cc. The smaller tumors results are important to be included here. Conclusions DCE-CT imaging of liver perfusion reduced interobserver variability in GTV delineation for both HCC and metastatic liver tumors. © 2014 Elsevier Ireland Ltd. All rights reserved.","author":[{"dropping-particle":"","family":"Jensen","given":"Nikolaj K.G.","non-dropping-particle":"","parse-names":false,"suffix":""},{"dropping-particle":"","family":"Mulder","given":"Danielle","non-dropping-particle":"","parse-names":false,"suffix":""},{"dropping-particle":"","family":"Lock","given":"Michael","non-dropping-particle":"","parse-names":false,"suffix":""},{"dropping-particle":"","family":"Fisher","given":"Barbara","non-dropping-particle":"","parse-names":false,"suffix":""},{"dropping-particle":"","family":"Zener","given":"Rebecca","non-dropping-particle":"","parse-names":false,"suffix":""},{"dropping-particle":"","family":"Beech","given":"Ben","non-dropping-particle":"","parse-names":false,"suffix":""},{"dropping-particle":"","family":"Kozak","given":"Roman","non-dropping-particle":"","parse-names":false,"suffix":""},{"dropping-particle":"","family":"Chen","given":"Jeff","non-dropping-particle":"","parse-names":false,"suffix":""},{"dropping-particle":"","family":"Lee","given":"Ting Yim","non-dropping-particle":"","parse-names":false,"suffix":""},{"dropping-particle":"","family":"Wong","given":"Eugene","non-dropping-particle":"","parse-names":false,"suffix":""}],"container-title":"Radiotherapy and Oncology","id":"ITEM-1","issue":"1","issued":{"date-parts":[["2014","4","1"]]},"page":"153-157","publisher":"Elsevier Ireland Ltd","title":"Dynamic contrast enhanced CT aiding gross tumor volume delineation of liver tumors: An interobserver variability study","type":"article-journal","volume":"111"},"uris":["http://www.mendeley.com/documents/?uuid=e1eb4627-3e15-3684-8808-44e7e0932b15"]}],"mendeley":{"formattedCitation":"&lt;sup&gt;20&lt;/sup&gt;","plainTextFormattedCitation":"20","previouslyFormattedCitation":"&lt;sup&gt;23&lt;/sup&gt;"},"properties":{"noteIndex":0},"schema":"https://github.com/citation-style-language/schema/raw/master/csl-citation.json"}</w:instrText>
-      </w:r>
-      <w:r>
-        <w:fldChar w:fldCharType="separate"/>
-      </w:r>
-      <w:r>
-        <w:rPr>
-          <w:noProof/>
-          <w:vertAlign w:val="superscript"/>
-        </w:rPr>
-        <w:t>20</w:t>
-      </w:r>
-      <w:r>
-        <w:fldChar w:fldCharType="end"/>
+      <w:ins w:id="177" w:author="Anderson, Brian" w:date="2022-06-10T16:46:00Z">
+        <w:r>
+          <w:t xml:space="preserve">The </w:t>
+        </w:r>
+      </w:ins>
+      <w:r>
+        <w:t xml:space="preserve">model’s results were well accepted by the reviewers, with all three scoring the disease segmentation (n=24) as </w:t>
+      </w:r>
+      <w:r>
+        <w:t xml:space="preserve">4 </w:t>
+      </w:r>
+      <w:r>
+        <w:t xml:space="preserve">or </w:t>
+      </w:r>
+      <w:r>
+        <w:t xml:space="preserve">higher </w:t>
+      </w:r>
+      <w:r>
+        <w:t xml:space="preserve">on the Likert </w:t>
+      </w:r>
+      <w:r>
+        <w:t>scale</w:t>
+      </w:r>
+      <w:r>
+        <w:t xml:space="preserve">, and 84% (16/19) as 4 or </w:t>
+      </w:r>
+      <w:r>
+        <w:t xml:space="preserve">higher </w:t>
+      </w:r>
+      <w:r>
+        <w:t xml:space="preserve">with ablation segmentation. </w:t>
+      </w:r>
+      <w:del w:id="178" w:author="Anderson, Brian" w:date="2022-06-10T16:46:00Z">
+        <w:r>
+          <w:delText xml:space="preserve">We </w:delText>
+        </w:r>
+      </w:del>
+      <w:ins w:id="179" w:author="Anderson, Brian" w:date="2022-06-10T16:46:00Z">
+        <w:r>
+          <w:t xml:space="preserve">It is hoped </w:t>
+        </w:r>
+      </w:ins>
+      <w:del w:id="180" w:author="Anderson, Brian" w:date="2022-06-10T16:46:00Z">
+        <w:r>
+          <w:delText xml:space="preserve">believe </w:delText>
+        </w:r>
+      </w:del>
+      <w:r>
+        <w:t xml:space="preserve">that this </w:t>
+      </w:r>
+      <w:r>
+        <w:t xml:space="preserve">model can </w:t>
+      </w:r>
+      <w:r>
+        <w:t>provide</w:t>
+      </w:r>
+      <w:r>
+        <w:t xml:space="preserve"> clinical benefit</w:t>
+      </w:r>
+      <w:r>
+        <w:t>s</w:t>
+      </w:r>
+      <w:r>
+        <w:t xml:space="preserve"> in </w:t>
+      </w:r>
+      <w:r>
+        <w:t xml:space="preserve">the </w:t>
+      </w:r>
+      <w:r>
+        <w:t xml:space="preserve">detection of </w:t>
+      </w:r>
+      <w:r>
+        <w:t>CRLM</w:t>
+      </w:r>
+      <w:r>
+        <w:t>,</w:t>
+      </w:r>
+      <w:r>
+        <w:t xml:space="preserve"> the assessment of</w:t>
+      </w:r>
+      <w:r>
+        <w:t xml:space="preserve"> ablation therapy</w:t>
+      </w:r>
+      <w:r>
+        <w:t xml:space="preserve">, </w:t>
+      </w:r>
+      <w:r>
+        <w:t xml:space="preserve">and automated planning for </w:t>
+      </w:r>
+      <w:r>
+        <w:t>radiation therapy</w:t>
       </w:r>
       <w:r>
         <w:t>.</w:t>
@@ -4642,896 +6222,15 @@
     </w:p>
     <w:p>
       <w:r>
-        <w:t xml:space="preserve">In this study, we proposed a </w:t>
-      </w:r>
-      <w:r>
-        <w:t>Hybrid-W</w:t>
-      </w:r>
-      <w:r>
-        <w:t>Net model architecture for the segmentation of the disease sites and ablation area</w:t>
-      </w:r>
-      <w:r>
-        <w:t>s</w:t>
-      </w:r>
-      <w:r>
-        <w:t xml:space="preserve"> in the context of </w:t>
-      </w:r>
-      <w:r>
-        <w:t>CRLM</w:t>
-      </w:r>
-      <w:r>
-        <w:t xml:space="preserve"> treated with ablation therapy. </w:t>
-      </w:r>
-      <w:r>
-        <w:t>T</w:t>
-      </w:r>
-      <w:r>
-        <w:t xml:space="preserve">he model was further evaluated using the Likert scoring method by two </w:t>
-      </w:r>
-      <w:r>
-        <w:t xml:space="preserve">board </w:t>
-      </w:r>
-      <w:r>
-        <w:t xml:space="preserve">certified </w:t>
-      </w:r>
-      <w:r>
-        <w:t>r</w:t>
-      </w:r>
-      <w:r>
-        <w:t>adiologists</w:t>
-      </w:r>
-      <w:r>
-        <w:t>(XXX</w:t>
-      </w:r>
-      <w:r>
-        <w:t>, interventional radiologist</w:t>
-      </w:r>
-      <w:r>
-        <w:t xml:space="preserve"> and </w:t>
-      </w:r>
-      <w:r>
-        <w:t>XXX</w:t>
-      </w:r>
-      <w:r>
-        <w:t>, diagnostic radiologist</w:t>
-      </w:r>
-      <w:r>
-        <w:t>)</w:t>
-      </w:r>
-      <w:r>
-        <w:t xml:space="preserve"> and </w:t>
-      </w:r>
-      <w:r>
-        <w:t xml:space="preserve">a </w:t>
-      </w:r>
-      <w:r>
-        <w:t>rad</w:t>
-      </w:r>
-      <w:r>
-        <w:t>iology trained physician fellow</w:t>
-      </w:r>
-      <w:r>
-        <w:t>(</w:t>
-      </w:r>
-      <w:r>
-        <w:t>XXXs</w:t>
-      </w:r>
-      <w:r>
-        <w:t xml:space="preserve">), with </w:t>
-      </w:r>
-      <w:r>
-        <w:t xml:space="preserve">majority  voting </w:t>
-      </w:r>
-      <w:r>
-        <w:t>scores</w:t>
-      </w:r>
-      <w:r>
-        <w:t xml:space="preserve"> </w:t>
-      </w:r>
-      <w:r>
-        <w:rPr>
-          <w:rFonts w:cstheme="minorHAnsi"/>
-        </w:rPr>
-        <w:t>≥</w:t>
-      </w:r>
-      <w:r>
-        <w:t>4</w:t>
-      </w:r>
-      <w:r>
-        <w:t xml:space="preserve"> out of 5</w:t>
-      </w:r>
-      <w:r>
-        <w:t xml:space="preserve"> for </w:t>
-      </w:r>
-      <w:r>
-        <w:t>100</w:t>
-      </w:r>
-      <w:r>
-        <w:t>%</w:t>
-      </w:r>
-      <w:r>
-        <w:t>(24/24)</w:t>
-      </w:r>
-      <w:r>
-        <w:t xml:space="preserve"> </w:t>
-      </w:r>
-      <w:r>
-        <w:t xml:space="preserve">of the disease </w:t>
-      </w:r>
-      <w:r>
-        <w:t xml:space="preserve">and </w:t>
-      </w:r>
-      <w:r>
-        <w:t>84</w:t>
-      </w:r>
-      <w:r>
-        <w:t>%</w:t>
-      </w:r>
-      <w:r>
-        <w:t>(16/19)</w:t>
-      </w:r>
-      <w:r>
-        <w:t xml:space="preserve"> of the ablation segmentations. The </w:t>
-      </w:r>
-      <w:r>
-        <w:t>prediction</w:t>
-      </w:r>
-      <w:r>
-        <w:t xml:space="preserve"> process </w:t>
-      </w:r>
-      <w:r>
-        <w:t>has been</w:t>
-      </w:r>
-      <w:r>
-        <w:t xml:space="preserve"> implemented in a treatment planning system (RayStation 9B</w:t>
-      </w:r>
-      <w:r>
-        <w:t>, RaySearch Laboratories, Sweden</w:t>
-      </w:r>
-      <w:r>
-        <w:t>)</w:t>
-      </w:r>
-      <w:r>
-        <w:fldChar w:fldCharType="begin" w:fldLock="1"/>
-      </w:r>
-      <w:r>
-        <w:instrText>ADDIN CSL_CITATION {"citationItems":[{"id":"ITEM-1","itemData":{"DOI":"10.1016/j.meddos.2018.02.013","ISSN":"18734022","PMID":"29650302","abstract":"RaySearch Laboratories is a world leader in the field of advanced software and creator of the RayStation treatment planning system for radiation therapy. The aim with RayStation is to deliver an unmatched user experience and leading functionality. Unique features described here include multiatlas based autosegmentation for contouring, deformable registration with 2 different algorithms, multicriteria optimization, Plan Explorer, fallback planning, ultrafast computation speed, and 4-dimensional (4D) adaptive radiation therapy. RayStation can be used to plan for electrons and photons on traditional linacs, for protons on various delivery systems, and for Accuray's helical TomoTherapy system. This paper describes some of these modalities, with reference to clinical cases and including descriptions of the impact on workflow.","author":[{"dropping-particle":"","family":"Bodensteiner","given":"Dayna","non-dropping-particle":"","parse-names":false,"suffix":""}],"container-title":"Medical Dosimetry","id":"ITEM-1","issue":"2","issued":{"date-parts":[["2018","6","1"]]},"page":"168-176","publisher":"Elsevier Inc.","title":"RayStation: External beam treatment planning system","type":"article-journal","volume":"43"},"uris":["http://www.mendeley.com/documents/?uuid=678ec4ce-059e-3bcc-91b8-3f0526d5a32b"]}],"mendeley":{"formattedCitation":"&lt;sup&gt;21&lt;/sup&gt;","plainTextFormattedCitation":"21","previouslyFormattedCitation":"&lt;sup&gt;19&lt;/sup&gt;"},"properties":{"noteIndex":0},"schema":"https://github.com/citation-style-language/schema/raw/master/csl-citation.json"}</w:instrText>
-      </w:r>
-      <w:r>
-        <w:fldChar w:fldCharType="separate"/>
-      </w:r>
-      <w:r>
-        <w:rPr>
-          <w:noProof/>
-          <w:vertAlign w:val="superscript"/>
-        </w:rPr>
-        <w:t>21</w:t>
-      </w:r>
-      <w:r>
-        <w:fldChar w:fldCharType="end"/>
-      </w:r>
-      <w:r>
-        <w:t xml:space="preserve"> and </w:t>
-      </w:r>
-      <w:r>
-        <w:t>can</w:t>
-      </w:r>
-      <w:r>
-        <w:t xml:space="preserve"> perform segmentation</w:t>
-      </w:r>
-      <w:r>
-        <w:t>s</w:t>
-      </w:r>
-      <w:r>
-        <w:t xml:space="preserve"> in </w:t>
-      </w:r>
-      <w:r>
-        <w:t>&lt;</w:t>
-      </w:r>
-      <w:r>
-        <w:t>30</w:t>
-      </w:r>
-      <w:r>
-        <w:t xml:space="preserve"> seconds</w:t>
-      </w:r>
-      <w:r>
-        <w:t xml:space="preserve">, making it suitable for </w:t>
-      </w:r>
-      <w:r>
-        <w:t>clinical use</w:t>
-      </w:r>
-      <w:r>
-        <w:t>.</w:t>
-      </w:r>
-    </w:p>
-    <w:p>
-      <w:r>
-        <w:t>Our work is inno</w:t>
-      </w:r>
-      <w:r>
-        <w:t xml:space="preserve">vative </w:t>
-      </w:r>
-      <w:r>
-        <w:t xml:space="preserve">because of </w:t>
-      </w:r>
-      <w:r>
-        <w:t xml:space="preserve">the </w:t>
-      </w:r>
-      <w:r>
-        <w:t>Hybrid-W</w:t>
-      </w:r>
-      <w:r>
-        <w:t>N</w:t>
-      </w:r>
-      <w:r>
-        <w:t>et model architecture an</w:t>
-      </w:r>
-      <w:r>
-        <w:t>d the training of the model</w:t>
-      </w:r>
-      <w:r>
-        <w:t>;</w:t>
-      </w:r>
-      <w:r>
-        <w:t xml:space="preserve"> the model </w:t>
-      </w:r>
-      <w:r>
-        <w:t xml:space="preserve">had </w:t>
-      </w:r>
-      <w:r>
-        <w:t xml:space="preserve">with </w:t>
-      </w:r>
-      <w:r>
-        <w:t>98</w:t>
-      </w:r>
-      <w:r>
-        <w:t>%</w:t>
-      </w:r>
-      <w:r>
-        <w:t xml:space="preserve"> </w:t>
-      </w:r>
-      <w:r>
-        <w:t xml:space="preserve">(47/48) </w:t>
-      </w:r>
-      <w:r>
-        <w:t xml:space="preserve">sensitivity on disease sites </w:t>
-      </w:r>
-      <w:r>
-        <w:rPr>
-          <w:rFonts w:cstheme="minorHAnsi"/>
-        </w:rPr>
-        <w:t>≥</w:t>
-      </w:r>
-      <w:r>
-        <w:t>15mm</w:t>
-      </w:r>
-      <w:r>
-        <w:t xml:space="preserve">, </w:t>
-      </w:r>
-      <w:r>
-        <w:t xml:space="preserve">with predictions </w:t>
-      </w:r>
-      <w:r>
-        <w:t>in &lt;</w:t>
-      </w:r>
-      <w:r>
-        <w:t>30 seconds.</w:t>
-      </w:r>
-    </w:p>
-    <w:p>
-      <w:r>
-        <w:t xml:space="preserve">The proposed </w:t>
-      </w:r>
-      <w:r>
-        <w:t>Hybrid-WNet</w:t>
-      </w:r>
-      <w:r>
-        <w:t xml:space="preserve"> </w:t>
-      </w:r>
-      <w:r>
-        <w:t xml:space="preserve">architecture in this study differs </w:t>
-      </w:r>
-      <w:r>
-        <w:t>from the model which inspired it</w:t>
-      </w:r>
-      <w:r>
-        <w:fldChar w:fldCharType="begin" w:fldLock="1"/>
-      </w:r>
-      <w:r>
-        <w:instrText>ADDIN CSL_CITATION {"citationItems":[{"id":"ITEM-1","itemData":{"DOI":"10.1109/TMI.2018.2845918","ISSN":"0278-0062","PMID":"29994201","abstract":"Liver cancer is one of the leading causes of cancer death. To assist doctors in hepatocellular carcinoma diagnosis and treatment planning, an accurate and automatic liver and tumor segmentation method is highly demanded in the clinical practice. Recently, fully convolutional neural networks (FCNs), including 2D and 3D FCNs, serve as the back-bone in many volumetric image segmentation. However, 2D convolutions can not fully leverage the spatial information along the third dimension while 3D convolutions suffer from high computational cost and GPU memory consumption. To address these issues, we propose a novel hybrid densely connected UNet (H-DenseUNet), which consists of a 2D DenseUNet for efficiently extracting intra-slice features and a 3D counterpart for hierarchically aggregating volumetric contexts under the spirit of the auto-context algorithm for liver and tumor segmentation. We formulate the learning process of H-DenseUNet in an end-to-end manner, where the intra-slice representations and inter-slice features can be jointly optimized through a hybrid feature fusion (HFF) layer. We extensively evaluated our method on the dataset of MICCAI 2017 Liver Tumor Segmentation (LiTS) Challenge and 3DIRCADb Dataset. Our method outperformed other state-of-the-arts on the segmentation results of tumors and achieved very competitive performance for liver segmentation even with a single model.","author":[{"dropping-particle":"","family":"Li","given":"Xiaomeng","non-dropping-particle":"","parse-names":false,"suffix":""},{"dropping-particle":"","family":"Chen","given":"Hao","non-dropping-particle":"","parse-names":false,"suffix":""},{"dropping-particle":"","family":"Qi","given":"Xiaojuan","non-dropping-particle":"","parse-names":false,"suffix":""},{"dropping-particle":"","family":"Dou","given":"Qi","non-dropping-particle":"","parse-names":false,"suffix":""},{"dropping-particle":"","family":"Fu","given":"Chi-Wing","non-dropping-particle":"","parse-names":false,"suffix":""},{"dropping-particle":"","family":"Heng","given":"Pheng-Ann","non-dropping-particle":"","parse-names":false,"suffix":""}],"container-title":"IEEE Transactions on Medical Imaging","id":"ITEM-1","issued":{"date-parts":[["2018","6","11"]]},"page":"1-1","title":"H-DenseUNet: Hybrid Densely Connected UNet for Liver and Tumor Segmentation from CT Volumes","type":"article-journal"},"uris":["http://www.mendeley.com/documents/?uuid=fb3bfcd1-0396-3f63-8ace-be0f98a0872f"]}],"mendeley":{"formattedCitation":"&lt;sup&gt;9&lt;/sup&gt;","plainTextFormattedCitation":"9","previouslyFormattedCitation":"&lt;sup&gt;8&lt;/sup&gt;"},"properties":{"noteIndex":0},"schema":"https://github.com/citation-style-language/schema/raw/master/csl-citation.json"}</w:instrText>
-      </w:r>
-      <w:r>
-        <w:fldChar w:fldCharType="separate"/>
-      </w:r>
-      <w:r>
-        <w:rPr>
-          <w:noProof/>
-          <w:vertAlign w:val="superscript"/>
-        </w:rPr>
-        <w:t>9</w:t>
-      </w:r>
-      <w:r>
-        <w:fldChar w:fldCharType="end"/>
-      </w:r>
-      <w:r>
-        <w:t xml:space="preserve"> </w:t>
-      </w:r>
-      <w:r>
-        <w:t>by</w:t>
-      </w:r>
-      <w:r>
-        <w:t xml:space="preserve"> adding additions to the 2D feature extractor, and</w:t>
-      </w:r>
-      <w:r>
-        <w:t xml:space="preserve"> connecting all</w:t>
-      </w:r>
-      <w:r>
-        <w:t xml:space="preserve"> of the</w:t>
-      </w:r>
-      <w:r>
-        <w:t xml:space="preserve"> convolutional layers within the convolution blocks between the encoding </w:t>
-      </w:r>
-      <w:r>
-        <w:t xml:space="preserve">and </w:t>
-      </w:r>
-      <w:r>
-        <w:t>decoding</w:t>
-      </w:r>
-      <w:r>
-        <w:t xml:space="preserve"> of the 3D-</w:t>
-      </w:r>
-      <w:r>
-        <w:t>DenseNet</w:t>
-      </w:r>
-      <w:r>
-        <w:t>. Previous</w:t>
-      </w:r>
-      <w:r>
-        <w:t>ly</w:t>
-      </w:r>
-      <w:r>
-        <w:t xml:space="preserve"> published studies proposed similar architectures</w:t>
-      </w:r>
-      <w:r>
-        <w:t xml:space="preserve"> that were</w:t>
-      </w:r>
-      <w:r>
-        <w:t xml:space="preserve"> focused only on dense connections within a single convolutional block</w:t>
-      </w:r>
-      <w:r>
-        <w:fldChar w:fldCharType="begin" w:fldLock="1"/>
-      </w:r>
-      <w:r>
-        <w:instrText>ADDIN CSL_CITATION {"citationItems":[{"id":"ITEM-1","itemData":{"abstract":"State-of-the-art approaches for semantic image segmen-tation are built on Convolutional Neural Networks (CNNs). The typical segmentation architecture is composed of (a) a downsampling path responsible for extracting coarse semantic features, followed by (b) an upsampling path trained to recover the input image resolution at the output of the model and, optionally, (c) a post-processing module (e.g. Conditional Random Fields) to refine the model predictions. Recently, a new CNN architecture, Densely Connected Convolutional Networks (DenseNets), has shown excellent results on image classification tasks. The idea of DenseNets is based on the observation that if each layer is directly connected to every other layer in a feed-forward fashion then the network will be more accurate and easier to train. In this paper, we extend DenseNets to deal with the problem of semantic segmentation. We achieve state-of-the-art results on urban scene benchmark datasets such as CamVid and Gatech, without any further post-processing module nor pretraining. Moreover, due to smart construction of the model, our approach has much less parameters than currently published best entries for these datasets. Code to reproduce the experiments is publicly available here : https://github.com/SimJeg/FC-DenseNet","author":[{"dropping-particle":"","family":"Jégou","given":"Simon","non-dropping-particle":"","parse-names":false,"suffix":""},{"dropping-particle":"","family":"Drozdzal","given":"Michal","non-dropping-particle":"","parse-names":false,"suffix":""},{"dropping-particle":"","family":"Vazquez","given":"David","non-dropping-particle":"","parse-names":false,"suffix":""},{"dropping-particle":"","family":"Romero","given":"Adriana","non-dropping-particle":"","parse-names":false,"suffix":""},{"dropping-particle":"","family":"Bengio","given":"Yoshua","non-dropping-particle":"","parse-names":false,"suffix":""}],"id":"ITEM-1","issued":{"date-parts":[["0"]]},"title":"The One Hundred Layers Tiramisu: Fully Convolutional DenseNets for Semantic Segmentation","type":"report"},"uris":["http://www.mendeley.com/documents/?uuid=5d95c4ff-db32-3af1-ad0a-5b64e8e8d4f3"]},{"id":"ITEM-2","itemData":{"DOI":"10.1155/2019/8415485","ISSN":"20402309","PMID":"30774849","abstract":"Breast tumor segmentation plays a crucial role in subsequent disease diagnosis, and most algorithms need interactive prior to firstly locate tumors and perform segmentation based on tumor-centric candidates. In this paper, we propose a fully convolutional network to achieve automatic segmentation of breast tumor in an end-to-end manner. Considering the diversity of shape and size for malignant tumors in the digital mammograms, we introduce multiscale image information into the fully convolutional dense network architecture to improve the segmentation precision. Multiple sampling rates of atrous convolution are concatenated to acquire different field-of-views of image features without adding additional number of parameters to avoid over fitting. Weighted loss function is also employed during training according to the proportion of the tumor pixels in the entire image, in order to weaken unbalanced classes problem. Qualitative and quantitative comparisons demonstrate that the proposed algorithm can achieve automatic tumor segmentation and has high segmentation precision for various size and shapes of tumor images without preprocessing and postprocessing.","author":[{"dropping-particle":"","family":"Hai","given":"Jinjin","non-dropping-particle":"","parse-names":false,"suffix":""},{"dropping-particle":"","family":"Qiao","given":"Kai","non-dropping-particle":"","parse-names":false,"suffix":""},{"dropping-particle":"","family":"Chen","given":"Jian","non-dropping-particle":"","parse-names":false,"suffix":""},{"dropping-particle":"","family":"Tan","given":"Hongna","non-dropping-particle":"","parse-names":false,"suffix":""},{"dropping-particle":"","family":"Xu","given":"Jingbo","non-dropping-particle":"","parse-names":false,"suffix":""},{"dropping-particle":"","family":"Zeng","given":"Lei","non-dropping-particle":"","parse-names":false,"suffix":""},{"dropping-particle":"","family":"Shi","given":"Dapeng","non-dropping-particle":"","parse-names":false,"suffix":""},{"dropping-particle":"","family":"Yan","given":"Bin","non-dropping-particle":"","parse-names":false,"suffix":""}],"container-title":"Journal of Healthcare Engineering","id":"ITEM-2","issued":{"date-parts":[["2019"]]},"publisher":"Hindawi Limited","title":"Fully convolutional densenet with multiscale context for automated breast tumor segmentation","type":"article-journal","volume":"2019"},"uris":["http://www.mendeley.com/documents/?uuid=9caf902e-1fd1-355b-9c4f-fd188e8709e4"]},{"id":"ITEM-3","itemData":{"DOI":"10.1007/s11042-019-7430-x","ISSN":"15737721","abstract":"In recent years, semantic segmentation has become one of the most active tasks of the computer vision field. Its goal is to group image pixels into semantically meaningful regions. Deep learning methods, in particular those who use convolutional neural network (CNN), have shown a big success for the semantic segmentation task. In this paper, we will introduce a semantic segmentation system using a reinforced fully convolutional densenet with multiscale kernel prediction method. Our main contribution is to build an encoder-decoder based architecture where we increase the width of dense block in the encoder part by conducting recurrent connections inside the dense block. The resulting network structure is called wider dense block where each dense block takes not only the output of the previous layer but also the initial input of the dense block. These recurrent structure emulates the human brain system and helps to strengthen the extraction of the target features. As a result, our network becomes deeper and wider with no additional parameters used because of weights sharing. Moreover, a multiscale convolutional layer has been conducted after the last dense block of the decoder part to perform model averaging over different spatial scales and to provide a more flexible method. This proposed method has been evaluated on two semantic segmentation benchmarks: CamVid and Cityscapes. Our method outperforms many recent works from the state of the art.","author":[{"dropping-particle":"","family":"Brahimi","given":"Sourour","non-dropping-particle":"","parse-names":false,"suffix":""},{"dropping-particle":"","family":"Aoun","given":"Najib","non-dropping-particle":"Ben","parse-names":false,"suffix":""},{"dropping-particle":"","family":"Benoit","given":"Alexandre","non-dropping-particle":"","parse-names":false,"suffix":""},{"dropping-particle":"","family":"Lambert","given":"Patrick","non-dropping-particle":"","parse-names":false,"suffix":""},{"dropping-particle":"","family":"Amar","given":"Chokri","non-dropping-particle":"Ben","parse-names":false,"suffix":""}],"container-title":"Multimedia Tools and Applications","id":"ITEM-3","issue":"15","issued":{"date-parts":[["2019","8","15"]]},"page":"22077-22098","publisher":"Springer New York LLC","title":"Semantic segmentation using reinforced fully convolutional densenet with multiscale kernel","type":"article-journal","volume":"78"},"uris":["http://www.mendeley.com/documents/?uuid=aa9da007-c39c-38c3-a741-af8d83b4fa4c"]}],"mendeley":{"formattedCitation":"&lt;sup&gt;22–24&lt;/sup&gt;","plainTextFormattedCitation":"22–24","previouslyFormattedCitation":"&lt;sup&gt;20–22&lt;/sup&gt;"},"properties":{"noteIndex":0},"schema":"https://github.com/citation-style-language/schema/raw/master/csl-citation.json"}</w:instrText>
-      </w:r>
-      <w:r>
-        <w:fldChar w:fldCharType="separate"/>
-      </w:r>
-      <w:r>
-        <w:rPr>
-          <w:noProof/>
-          <w:vertAlign w:val="superscript"/>
-        </w:rPr>
-        <w:t>22–24</w:t>
-      </w:r>
-      <w:r>
-        <w:fldChar w:fldCharType="end"/>
-      </w:r>
-      <w:r>
-        <w:t>.</w:t>
-      </w:r>
-      <w:r>
-        <w:t xml:space="preserve"> </w:t>
-      </w:r>
-      <w:del w:id="124" w:author="Anderson, Brian" w:date="2022-06-10T16:47:00Z">
-        <w:r>
-          <w:delText xml:space="preserve">Our </w:delText>
-        </w:r>
-      </w:del>
-      <w:ins w:id="125" w:author="Anderson, Brian" w:date="2022-06-10T16:47:00Z">
-        <w:r>
-          <w:t>The</w:t>
-        </w:r>
-        <w:r>
-          <w:t xml:space="preserve"> </w:t>
-        </w:r>
-      </w:ins>
-      <w:r>
-        <w:t xml:space="preserve">proposed implementation allows the model to receive inputs from every convolution of the same image size across the entire network. </w:t>
-      </w:r>
-      <w:r>
-        <w:t xml:space="preserve">This global passing of convolution layers across the network removes bottlenecks in each convolution block, something </w:t>
-      </w:r>
-      <w:r>
-        <w:t xml:space="preserve">that </w:t>
-      </w:r>
-      <w:r>
-        <w:t xml:space="preserve">is particularly important with dense connections where convolutions can be re-used. </w:t>
-      </w:r>
-      <w:r>
-        <w:t>The proposed m</w:t>
-      </w:r>
-      <w:r>
-        <w:t>odel will b</w:t>
-      </w:r>
-      <w:r>
-        <w:t>e publicly available</w:t>
-      </w:r>
-      <w:r>
-        <w:t xml:space="preserve"> (</w:t>
-      </w:r>
-      <w:r>
-        <w:t>Github</w:t>
-      </w:r>
-      <w:r>
-        <w:t>: redacted for anonymization</w:t>
-      </w:r>
-      <w:r>
-        <w:t>)</w:t>
-      </w:r>
-      <w:r>
-        <w:t>.</w:t>
-      </w:r>
-    </w:p>
-    <w:p>
-      <w:r>
-        <w:t xml:space="preserve">Segmentation of </w:t>
-      </w:r>
-      <w:r>
-        <w:t>CRL</w:t>
-      </w:r>
-      <w:r>
-        <w:t>M</w:t>
-      </w:r>
-      <w:r>
-        <w:t xml:space="preserve"> has </w:t>
-      </w:r>
-      <w:r>
-        <w:t>historically</w:t>
-      </w:r>
-      <w:r>
-        <w:t xml:space="preserve"> been difficult </w:t>
-      </w:r>
-      <w:r>
-        <w:t>because of</w:t>
-      </w:r>
-      <w:r>
-        <w:t xml:space="preserve"> the relatively small size of </w:t>
-      </w:r>
-      <w:r>
-        <w:t xml:space="preserve">lesions </w:t>
-      </w:r>
-      <w:r>
-        <w:t xml:space="preserve">and </w:t>
-      </w:r>
-      <w:r>
-        <w:t xml:space="preserve">the </w:t>
-      </w:r>
-      <w:r>
-        <w:t xml:space="preserve">large search </w:t>
-      </w:r>
-      <w:r>
-        <w:t>area</w:t>
-      </w:r>
-      <w:r>
-        <w:t>.</w:t>
-      </w:r>
-      <w:r>
-        <w:t xml:space="preserve"> The extent of disease can vary from patient to patient, </w:t>
-      </w:r>
-      <w:r>
-        <w:t>from</w:t>
-      </w:r>
-      <w:r>
-        <w:t xml:space="preserve"> a single lesion </w:t>
-      </w:r>
-      <w:r>
-        <w:t>to</w:t>
-      </w:r>
-      <w:r>
-        <w:t xml:space="preserve"> multiple lesions. Simple class weighting of disease would </w:t>
-      </w:r>
-      <w:r>
-        <w:t>lead to</w:t>
-      </w:r>
-      <w:r>
-        <w:t xml:space="preserve"> favoring training </w:t>
-      </w:r>
-      <w:r>
-        <w:t>i</w:t>
-      </w:r>
-      <w:r>
-        <w:t xml:space="preserve">n patients with more disease sites. </w:t>
-      </w:r>
-      <w:del w:id="126" w:author="Anderson, Brian" w:date="2022-06-10T16:47:00Z">
-        <w:r>
-          <w:delText>O</w:delText>
-        </w:r>
-        <w:r>
-          <w:delText xml:space="preserve">ur </w:delText>
-        </w:r>
-      </w:del>
-      <w:ins w:id="127" w:author="Anderson, Brian" w:date="2022-06-10T16:47:00Z">
-        <w:r>
-          <w:t>The</w:t>
-        </w:r>
-        <w:r>
-          <w:t xml:space="preserve"> </w:t>
-        </w:r>
-      </w:ins>
-      <w:r>
-        <w:t xml:space="preserve">proposed </w:t>
-      </w:r>
-      <w:r>
-        <w:t xml:space="preserve">method of splitting the liver into </w:t>
-      </w:r>
-      <w:r>
-        <w:t>slabs</w:t>
-      </w:r>
-      <w:r>
-        <w:t xml:space="preserve"> </w:t>
-      </w:r>
-      <w:r>
-        <w:t xml:space="preserve">that </w:t>
-      </w:r>
-      <w:r>
-        <w:t>were</w:t>
-      </w:r>
-      <w:r>
-        <w:t xml:space="preserve"> </w:t>
-      </w:r>
-      <w:r>
-        <w:t xml:space="preserve">centered specifically on disease sites ensures that the model learns </w:t>
-      </w:r>
-      <w:r>
-        <w:t xml:space="preserve">using </w:t>
-      </w:r>
-      <w:r>
-        <w:t xml:space="preserve">a more balanced representation of data. </w:t>
-      </w:r>
-      <w:r>
-        <w:t xml:space="preserve">The training workflow was designed to allow the model </w:t>
-      </w:r>
-      <w:r>
-        <w:t xml:space="preserve">to </w:t>
-      </w:r>
-      <w:r>
-        <w:t>learn from batches that contains cubic images from multiple patients at once, enabling the creation of a more generalized model.</w:t>
-      </w:r>
-    </w:p>
-    <w:p>
-      <w:pPr>
-        <w:pStyle w:val="Heading2"/>
-      </w:pPr>
-      <w:r>
-        <w:t>Limitations</w:t>
-      </w:r>
-    </w:p>
-    <w:p>
-      <w:r>
-        <w:t>Our study has several limitations. The mean sensitivity</w:t>
-      </w:r>
-      <w:r>
-        <w:t xml:space="preserve"> was only 7% in disease sites &lt;</w:t>
-      </w:r>
-      <w:r>
-        <w:t>10 mm in diamet</w:t>
-      </w:r>
-      <w:r>
-        <w:t>er compared with 98% in sites &gt;</w:t>
-      </w:r>
-      <w:r>
-        <w:t xml:space="preserve">15 mm. We believe that the low sensitivity in small sites may be partly due to the test data used, where several 10-15-mm disease sites were present on a single scan slice. </w:t>
-      </w:r>
-      <w:r>
-        <w:lastRenderedPageBreak/>
-        <w:t xml:space="preserve">Unfortunately, manual contours were not present for all of the institutional CRLM and ablation data, limiting </w:t>
-      </w:r>
-      <w:del w:id="128" w:author="Anderson, Brian" w:date="2022-06-10T16:47:00Z">
-        <w:r>
-          <w:delText xml:space="preserve">our </w:delText>
-        </w:r>
-      </w:del>
-      <w:ins w:id="129" w:author="Anderson, Brian" w:date="2022-06-10T16:47:00Z">
-        <w:r>
-          <w:t>the</w:t>
-        </w:r>
-        <w:r>
-          <w:t xml:space="preserve"> </w:t>
-        </w:r>
-      </w:ins>
-      <w:r>
-        <w:t>quantitative comparison to 19 of the 24 CLRM sites and 9 of the 19 ablation sites.</w:t>
-      </w:r>
-    </w:p>
-    <w:p>
-      <w:r>
-        <w:t>Majority voting showed poor</w:t>
-      </w:r>
-      <w:r>
-        <w:t xml:space="preserve"> Likert </w:t>
-      </w:r>
-      <w:r>
-        <w:t>score (&lt;</w:t>
-      </w:r>
-      <w:r>
-        <w:t>4) for three ablation sites</w:t>
-      </w:r>
-      <w:r>
-        <w:t>. The</w:t>
-      </w:r>
-      <w:r>
-        <w:t xml:space="preserve"> predictions for these sites</w:t>
-      </w:r>
-      <w:r>
-        <w:t xml:space="preserve"> </w:t>
-      </w:r>
-      <w:r>
-        <w:t xml:space="preserve">can be seen in the Supplementary Figure </w:t>
-      </w:r>
-      <w:r>
-        <w:t>2</w:t>
-      </w:r>
-      <w:r>
-        <w:t>, where disagreement about the boundary of the ablation zone and the time needed for correction resulted in a range of scores from the reviewers.</w:t>
-      </w:r>
-      <w:r>
-        <w:t xml:space="preserve"> We believe that suboptimal imaging quality during porto-venous CT acquisition phase might have negatively impacted ablation zone boundary identification in such patients. Optimizing imaging acquisition protocol intra-procedurally during ablation interventions might overcome </w:t>
-      </w:r>
-      <w:r>
-        <w:t>this</w:t>
-      </w:r>
-      <w:r>
-        <w:t xml:space="preserve"> limitation.</w:t>
-      </w:r>
-    </w:p>
-    <w:p>
-      <w:r>
-        <w:t>The measurement of false</w:t>
-      </w:r>
-      <w:r>
-        <w:t>-</w:t>
-      </w:r>
-      <w:r>
-        <w:t>positive volume seem</w:t>
-      </w:r>
-      <w:r>
-        <w:t>ed to be</w:t>
-      </w:r>
-      <w:r>
-        <w:t xml:space="preserve"> highly biased when there </w:t>
-      </w:r>
-      <w:r>
-        <w:t xml:space="preserve">were </w:t>
-      </w:r>
-      <w:r>
-        <w:t>small amounts of over-segmentation on large tumors</w:t>
-      </w:r>
-      <w:r>
-        <w:t>;</w:t>
-      </w:r>
-      <w:r>
-        <w:t xml:space="preserve"> this was the rationale for the creation of the </w:t>
-      </w:r>
-      <w:r>
-        <w:t>erroneous</w:t>
-      </w:r>
-      <w:r>
-        <w:t xml:space="preserve"> </w:t>
-      </w:r>
-      <w:r>
-        <w:t>and over-segmentation false</w:t>
-      </w:r>
-      <w:r>
-        <w:t>-</w:t>
-      </w:r>
-      <w:r>
-        <w:t>positive</w:t>
-      </w:r>
-      <w:r>
-        <w:t xml:space="preserve"> volumes</w:t>
-      </w:r>
-      <w:r>
-        <w:t xml:space="preserve">. </w:t>
-      </w:r>
-      <w:r>
-        <w:t>To ensure transparency,</w:t>
-      </w:r>
-      <w:r>
-        <w:t xml:space="preserve"> </w:t>
-      </w:r>
-      <w:del w:id="130" w:author="Anderson, Brian" w:date="2022-06-10T16:45:00Z">
-        <w:r>
-          <w:delText>we include</w:delText>
-        </w:r>
-        <w:r>
-          <w:delText>d</w:delText>
-        </w:r>
-        <w:r>
-          <w:delText xml:space="preserve"> </w:delText>
-        </w:r>
-      </w:del>
-      <w:r>
-        <w:t>all three</w:t>
-      </w:r>
-      <w:ins w:id="131" w:author="Anderson, Brian" w:date="2022-06-10T16:45:00Z">
-        <w:r>
-          <w:t xml:space="preserve"> are </w:t>
-        </w:r>
-      </w:ins>
-      <w:ins w:id="132" w:author="Anderson, Brian" w:date="2022-06-10T16:46:00Z">
-        <w:r>
-          <w:t>shown</w:t>
-        </w:r>
-      </w:ins>
-      <w:r>
-        <w:t xml:space="preserve"> and rel</w:t>
-      </w:r>
-      <w:r>
-        <w:t>ied</w:t>
-      </w:r>
-      <w:r>
-        <w:t xml:space="preserve"> on qualitative assessment to add weight to the quality of the contours.</w:t>
-      </w:r>
-    </w:p>
-    <w:p>
-      <w:pPr>
-        <w:pStyle w:val="Heading2"/>
-      </w:pPr>
-      <w:r>
-        <w:t>Conclusion</w:t>
-      </w:r>
-      <w:r>
-        <w:t>s</w:t>
-      </w:r>
-    </w:p>
-    <w:p>
-      <w:r>
-        <w:t xml:space="preserve">The proposed </w:t>
-      </w:r>
-      <w:r>
-        <w:t>Hybrid-W</w:t>
-      </w:r>
-      <w:r>
-        <w:t xml:space="preserve">Net model </w:t>
-      </w:r>
-      <w:r>
-        <w:t>provided</w:t>
-      </w:r>
-      <w:r>
-        <w:t xml:space="preserve"> fast </w:t>
-      </w:r>
-      <w:r>
-        <w:t>(&lt;</w:t>
-      </w:r>
-      <w:r>
-        <w:t xml:space="preserve"> </w:t>
-      </w:r>
-      <w:r>
-        <w:t xml:space="preserve">30 seconds) </w:t>
-      </w:r>
-      <w:r>
-        <w:t xml:space="preserve">and accurate </w:t>
-      </w:r>
-      <w:r>
-        <w:t>CRLM</w:t>
-      </w:r>
-      <w:r>
-        <w:t xml:space="preserve"> and ablation </w:t>
-      </w:r>
-      <w:r>
-        <w:t xml:space="preserve">zone </w:t>
-      </w:r>
-      <w:r>
-        <w:t xml:space="preserve">segmentations for CECT. </w:t>
-      </w:r>
-      <w:del w:id="133" w:author="Anderson, Brian" w:date="2022-06-10T16:46:00Z">
-        <w:r>
-          <w:delText xml:space="preserve">Our </w:delText>
-        </w:r>
-      </w:del>
-      <w:ins w:id="134" w:author="Anderson, Brian" w:date="2022-06-10T16:46:00Z">
-        <w:r>
-          <w:t>The</w:t>
-        </w:r>
-        <w:r>
-          <w:t xml:space="preserve"> </w:t>
-        </w:r>
-      </w:ins>
-      <w:r>
-        <w:t xml:space="preserve">model’s results were well accepted by the reviewers, with all three scoring the disease segmentation (n=24) as </w:t>
-      </w:r>
-      <w:r>
-        <w:t xml:space="preserve">4 </w:t>
-      </w:r>
-      <w:r>
-        <w:t xml:space="preserve">or </w:t>
-      </w:r>
-      <w:r>
-        <w:t xml:space="preserve">higher </w:t>
-      </w:r>
-      <w:r>
-        <w:t xml:space="preserve">on the Likert </w:t>
-      </w:r>
-      <w:r>
-        <w:t>scale</w:t>
-      </w:r>
-      <w:r>
-        <w:t xml:space="preserve">, and 84% (16/19) as 4 or </w:t>
-      </w:r>
-      <w:r>
-        <w:t xml:space="preserve">higher </w:t>
-      </w:r>
-      <w:r>
-        <w:t xml:space="preserve">with ablation segmentation. </w:t>
-      </w:r>
-      <w:del w:id="135" w:author="Anderson, Brian" w:date="2022-06-10T16:46:00Z">
-        <w:r>
-          <w:delText xml:space="preserve">We </w:delText>
-        </w:r>
-      </w:del>
-      <w:ins w:id="136" w:author="Anderson, Brian" w:date="2022-06-10T16:46:00Z">
-        <w:r>
-          <w:t xml:space="preserve">It is hoped </w:t>
-        </w:r>
-      </w:ins>
-      <w:del w:id="137" w:author="Anderson, Brian" w:date="2022-06-10T16:46:00Z">
-        <w:r>
-          <w:delText xml:space="preserve">believe </w:delText>
-        </w:r>
-      </w:del>
-      <w:r>
-        <w:t xml:space="preserve">that this </w:t>
-      </w:r>
-      <w:r>
-        <w:t xml:space="preserve">model can </w:t>
-      </w:r>
-      <w:r>
-        <w:t>provide</w:t>
-      </w:r>
-      <w:r>
-        <w:t xml:space="preserve"> clinical benefit</w:t>
-      </w:r>
-      <w:r>
-        <w:t>s</w:t>
-      </w:r>
-      <w:r>
-        <w:t xml:space="preserve"> in </w:t>
-      </w:r>
-      <w:r>
-        <w:t xml:space="preserve">the </w:t>
-      </w:r>
-      <w:r>
-        <w:t xml:space="preserve">detection of </w:t>
-      </w:r>
-      <w:r>
-        <w:t>CRLM</w:t>
-      </w:r>
-      <w:r>
-        <w:t>,</w:t>
-      </w:r>
-      <w:r>
-        <w:t xml:space="preserve"> the assessment of</w:t>
-      </w:r>
-      <w:r>
-        <w:t xml:space="preserve"> ablation therapy</w:t>
-      </w:r>
-      <w:r>
-        <w:t xml:space="preserve">, </w:t>
-      </w:r>
-      <w:r>
-        <w:t xml:space="preserve">and automated planning for </w:t>
-      </w:r>
-      <w:r>
-        <w:t>radiation therapy</w:t>
-      </w:r>
-      <w:r>
-        <w:t>.</w:t>
-      </w:r>
-    </w:p>
-    <w:p>
-      <w:r>
-        <w:t xml:space="preserve">Our proposed Hybrid-WNet provided fast (&lt; 30 seconds) and accurate segmentation of colorectal liver metastasis and ablation zones, </w:t>
+        <w:t>Our proposed Hybrid-</w:t>
+      </w:r>
+      <w:proofErr w:type="spellStart"/>
+      <w:r>
+        <w:t>WNet</w:t>
+      </w:r>
+      <w:proofErr w:type="spellEnd"/>
+      <w:r>
+        <w:t xml:space="preserve"> provided fast (&lt; 30 seconds) and accurate segmentation of colorectal liver metastasis and ablation zones, </w:t>
       </w:r>
       <w:r>
         <w:t>with largely positive physician reviews.</w:t>
@@ -5692,7 +6391,7 @@
           <w:szCs w:val="24"/>
         </w:rPr>
         <w:tab/>
-        <w:t xml:space="preserve">Alper Sag A, Selcukbiricik F, Mandel NM. Evidence-based medical oncology and interventional radiology paradigms for liver-dominant colorectal cancer metastases. </w:t>
+        <w:t xml:space="preserve">Siegel RL, Miller KD, Fedewa SA, et al. Colorectal cancer statistics, 2017. </w:t>
       </w:r>
       <w:r>
         <w:rPr>
@@ -5702,15 +6401,15 @@
           <w:noProof/>
           <w:szCs w:val="24"/>
         </w:rPr>
-        <w:t>World J Gastroenterol</w:t>
-      </w:r>
-      <w:r>
-        <w:rPr>
-          <w:rFonts w:ascii="Calibri" w:hAnsi="Calibri" w:cs="Calibri"/>
-          <w:noProof/>
-          <w:szCs w:val="24"/>
-        </w:rPr>
-        <w:t>. 2016;22(11):3127-3149. doi:10.3748/wjg.v22.i11.3127</w:t>
+        <w:t>CA Cancer J Clin</w:t>
+      </w:r>
+      <w:r>
+        <w:rPr>
+          <w:rFonts w:ascii="Calibri" w:hAnsi="Calibri" w:cs="Calibri"/>
+          <w:noProof/>
+          <w:szCs w:val="24"/>
+        </w:rPr>
+        <w:t>. 2017;67(3):177-193. doi:10.3322/caac.21395</w:t>
       </w:r>
     </w:p>
     <w:p>
@@ -5742,7 +6441,7 @@
           <w:szCs w:val="24"/>
         </w:rPr>
         <w:tab/>
-        <w:t xml:space="preserve">Siegel RL, Miller KD, Fedewa SA, et al. Colorectal cancer statistics, 2017. </w:t>
+        <w:t xml:space="preserve">Alper Sag A, Selcukbiricik F, Mandel NM. Evidence-based medical oncology and interventional radiology paradigms for liver-dominant colorectal cancer metastases. </w:t>
       </w:r>
       <w:r>
         <w:rPr>
@@ -5752,15 +6451,15 @@
           <w:noProof/>
           <w:szCs w:val="24"/>
         </w:rPr>
-        <w:t>CA Cancer J Clin</w:t>
-      </w:r>
-      <w:r>
-        <w:rPr>
-          <w:rFonts w:ascii="Calibri" w:hAnsi="Calibri" w:cs="Calibri"/>
-          <w:noProof/>
-          <w:szCs w:val="24"/>
-        </w:rPr>
-        <w:t>. 2017;67(3):177-193. doi:10.3322/caac.21395</w:t>
+        <w:t>World J Gastroenterol</w:t>
+      </w:r>
+      <w:r>
+        <w:rPr>
+          <w:rFonts w:ascii="Calibri" w:hAnsi="Calibri" w:cs="Calibri"/>
+          <w:noProof/>
+          <w:szCs w:val="24"/>
+        </w:rPr>
+        <w:t>. 2016;22(11):3127-3149. doi:10.3748/wjg.v22.i11.3127</w:t>
       </w:r>
     </w:p>
     <w:p>
@@ -5974,7 +6673,7 @@
           <w:szCs w:val="24"/>
         </w:rPr>
         <w:tab/>
-        <w:t xml:space="preserve">Li X, Chen H, Qi X, Dou Q, Fu C-W, Heng P-A. H-DenseUNet: Hybrid Densely Connected UNet for Liver and Tumor Segmentation from CT Volumes. </w:t>
+        <w:t xml:space="preserve">Li X, Chen H, Qi X, Dou Q, Fu CW, Heng PA. H-DenseUNet: Hybrid Densely Connected UNet for Liver and Tumor Segmentation from CT Volumes. </w:t>
       </w:r>
       <w:r>
         <w:rPr>
@@ -6074,25 +6773,7 @@
           <w:szCs w:val="24"/>
         </w:rPr>
         <w:tab/>
-        <w:t xml:space="preserve">Bilic P, Christ PF, Vorontsov E, et al. </w:t>
-      </w:r>
-      <w:r>
-        <w:rPr>
-          <w:rFonts w:ascii="Calibri" w:hAnsi="Calibri" w:cs="Calibri"/>
-          <w:i/>
-          <w:iCs/>
-          <w:noProof/>
-          <w:szCs w:val="24"/>
-        </w:rPr>
-        <w:t>The Liver Tumor Segmentation Benchmark (LiTS)</w:t>
-      </w:r>
-      <w:r>
-        <w:rPr>
-          <w:rFonts w:ascii="Calibri" w:hAnsi="Calibri" w:cs="Calibri"/>
-          <w:noProof/>
-          <w:szCs w:val="24"/>
-        </w:rPr>
-        <w:t>.; 2019.</w:t>
+        <w:t>Shah S, Shukla A, Paunipagar B. Radiological Features of Hepatocellular Carcinoma. Published online 2014. doi:10.1016/j.jceh.2014.06.009</w:t>
       </w:r>
     </w:p>
     <w:p>
@@ -6124,7 +6805,25 @@
           <w:szCs w:val="24"/>
         </w:rPr>
         <w:tab/>
-        <w:t>3D-IRCADb 01 | IRCAD France. Accessed September 29, 2020. https://www.ircad.fr/research/3d-ircadb-01/</w:t>
+        <w:t xml:space="preserve">Tang A, Bashir MR, Corwin MT, et al. evidence supporting Li-Rads major Features for Ct-and mR imaging-based diagnosis of Hepatocellular Carcinoma: A Systematic Review 1 REVIEW: LI-RADS Major Features for Hepatocellular Carcinoma Diagnosis Tang et al. </w:t>
+      </w:r>
+      <w:r>
+        <w:rPr>
+          <w:rFonts w:ascii="Calibri" w:hAnsi="Calibri" w:cs="Calibri"/>
+          <w:i/>
+          <w:iCs/>
+          <w:noProof/>
+          <w:szCs w:val="24"/>
+        </w:rPr>
+        <w:t>Rev Comment n Rev Radiol</w:t>
+      </w:r>
+      <w:r>
+        <w:rPr>
+          <w:rFonts w:ascii="Calibri" w:hAnsi="Calibri" w:cs="Calibri"/>
+          <w:noProof/>
+          <w:szCs w:val="24"/>
+        </w:rPr>
+        <w:t>. 2018;286(1). doi:10.1148/radiol.2017170554</w:t>
       </w:r>
     </w:p>
     <w:p>
@@ -6156,7 +6855,7 @@
           <w:szCs w:val="24"/>
         </w:rPr>
         <w:tab/>
-        <w:t xml:space="preserve">He K, Zhang X, Ren S, Sun J. </w:t>
+        <w:t xml:space="preserve">Xu LH, Cai SJ, Cai GX, Peng WJ. Imaging diagnosis of colorectal liver metastases. </w:t>
       </w:r>
       <w:r>
         <w:rPr>
@@ -6166,15 +6865,15 @@
           <w:noProof/>
           <w:szCs w:val="24"/>
         </w:rPr>
-        <w:t>Deep Residual Learning for Image Recognition</w:t>
-      </w:r>
-      <w:r>
-        <w:rPr>
-          <w:rFonts w:ascii="Calibri" w:hAnsi="Calibri" w:cs="Calibri"/>
-          <w:noProof/>
-          <w:szCs w:val="24"/>
-        </w:rPr>
-        <w:t>. Accessed July 28, 2020. http://image-net.org/challenges/LSVRC/2015/</w:t>
+        <w:t>World J Gastroenterol</w:t>
+      </w:r>
+      <w:r>
+        <w:rPr>
+          <w:rFonts w:ascii="Calibri" w:hAnsi="Calibri" w:cs="Calibri"/>
+          <w:noProof/>
+          <w:szCs w:val="24"/>
+        </w:rPr>
+        <w:t>. 2011;17(42):4654-4659. doi:10.3748/wjg.v17.i42.4654</w:t>
       </w:r>
     </w:p>
     <w:p>
@@ -6206,7 +6905,16 @@
           <w:szCs w:val="24"/>
         </w:rPr>
         <w:tab/>
-        <w:t xml:space="preserve">Huang G, Liu Z, Van Der Maaten L, Weinberger KQ. </w:t>
+        <w:t xml:space="preserve">Renzulli M, Clemente A, Ierardi AM, et al. Imaging of Colorectal Liver Metastases: New </w:t>
+      </w:r>
+      <w:r>
+        <w:rPr>
+          <w:rFonts w:ascii="Calibri" w:hAnsi="Calibri" w:cs="Calibri"/>
+          <w:noProof/>
+          <w:szCs w:val="24"/>
+        </w:rPr>
+        <w:lastRenderedPageBreak/>
+        <w:t xml:space="preserve">Developments and Pending Issues. </w:t>
       </w:r>
       <w:r>
         <w:rPr>
@@ -6216,15 +6924,15 @@
           <w:noProof/>
           <w:szCs w:val="24"/>
         </w:rPr>
-        <w:t>Densely Connected Convolutional Networks</w:t>
-      </w:r>
-      <w:r>
-        <w:rPr>
-          <w:rFonts w:ascii="Calibri" w:hAnsi="Calibri" w:cs="Calibri"/>
-          <w:noProof/>
-          <w:szCs w:val="24"/>
-        </w:rPr>
-        <w:t>. Accessed July 28, 2020. https://github.com/liuzhuang13/DenseNet.</w:t>
+        <w:t>Cancers 2020, Vol 12, Page 151</w:t>
+      </w:r>
+      <w:r>
+        <w:rPr>
+          <w:rFonts w:ascii="Calibri" w:hAnsi="Calibri" w:cs="Calibri"/>
+          <w:noProof/>
+          <w:szCs w:val="24"/>
+        </w:rPr>
+        <w:t>. 2020;12(1):151. doi:10.3390/CANCERS12010151</w:t>
       </w:r>
     </w:p>
     <w:p>
@@ -6256,16 +6964,25 @@
           <w:szCs w:val="24"/>
         </w:rPr>
         <w:tab/>
-        <w:t xml:space="preserve">Abadi M, Agarwal A, Barham P, et al. TensorFlow: Large-Scale Machine Learning on Heterogeneous Distributed Systems. Accessed December 10, 2017. </w:t>
-      </w:r>
-      <w:r>
-        <w:rPr>
-          <w:rFonts w:ascii="Calibri" w:hAnsi="Calibri" w:cs="Calibri"/>
-          <w:noProof/>
-          <w:szCs w:val="24"/>
-        </w:rPr>
-        <w:lastRenderedPageBreak/>
-        <w:t>https://static.googleusercontent.com/media/research.google.com/en//pubs/archive/45166.pdf</w:t>
+        <w:t xml:space="preserve">Bilic P, Christ PF, Vorontsov E, et al. </w:t>
+      </w:r>
+      <w:r>
+        <w:rPr>
+          <w:rFonts w:ascii="Calibri" w:hAnsi="Calibri" w:cs="Calibri"/>
+          <w:i/>
+          <w:iCs/>
+          <w:noProof/>
+          <w:szCs w:val="24"/>
+        </w:rPr>
+        <w:t>The Liver Tumor Segmentation Benchmark (LiTS)</w:t>
+      </w:r>
+      <w:r>
+        <w:rPr>
+          <w:rFonts w:ascii="Calibri" w:hAnsi="Calibri" w:cs="Calibri"/>
+          <w:noProof/>
+          <w:szCs w:val="24"/>
+        </w:rPr>
+        <w:t>.; 2019.</w:t>
       </w:r>
     </w:p>
     <w:p>
@@ -6297,7 +7014,7 @@
           <w:szCs w:val="24"/>
         </w:rPr>
         <w:tab/>
-        <w:t>NVIDIA Tesla V100 | NVIDIA. Accessed July 28, 2020. https://www.nvidia.com/en-gb/data-center/tesla-v100/</w:t>
+        <w:t>3D-IRCADb 01 | IRCAD France. Accessed September 29, 2020. https://www.ircad.fr/research/3d-ircadb-01/</w:t>
       </w:r>
     </w:p>
     <w:p>
@@ -6329,7 +7046,7 @@
           <w:szCs w:val="24"/>
         </w:rPr>
         <w:tab/>
-        <w:t xml:space="preserve">Abadi M, Agarwal A, Barham P, et al. </w:t>
+        <w:t xml:space="preserve">He K, Zhang X, Ren S, Sun J. </w:t>
       </w:r>
       <w:r>
         <w:rPr>
@@ -6339,15 +7056,15 @@
           <w:noProof/>
           <w:szCs w:val="24"/>
         </w:rPr>
-        <w:t>TensorFlow: Large-Scale Machine Learning on Heterogeneous Distributed Systems</w:t>
-      </w:r>
-      <w:r>
-        <w:rPr>
-          <w:rFonts w:ascii="Calibri" w:hAnsi="Calibri" w:cs="Calibri"/>
-          <w:noProof/>
-          <w:szCs w:val="24"/>
-        </w:rPr>
-        <w:t>. Accessed July 28, 2020. www.tensorflow.org.</w:t>
+        <w:t>Deep Residual Learning for Image Recognition</w:t>
+      </w:r>
+      <w:r>
+        <w:rPr>
+          <w:rFonts w:ascii="Calibri" w:hAnsi="Calibri" w:cs="Calibri"/>
+          <w:noProof/>
+          <w:szCs w:val="24"/>
+        </w:rPr>
+        <w:t>. Accessed July 28, 2020. http://image-net.org/challenges/LSVRC/2015/</w:t>
       </w:r>
     </w:p>
     <w:p>
@@ -6379,7 +7096,7 @@
           <w:szCs w:val="24"/>
         </w:rPr>
         <w:tab/>
-        <w:t xml:space="preserve">Smith LN. </w:t>
+        <w:t xml:space="preserve">Huang G, Liu Z, Van Der Maaten L, Weinberger KQ. </w:t>
       </w:r>
       <w:r>
         <w:rPr>
@@ -6389,15 +7106,15 @@
           <w:noProof/>
           <w:szCs w:val="24"/>
         </w:rPr>
-        <w:t>Cyclical Learning Rates for Training Neural Networks</w:t>
-      </w:r>
-      <w:r>
-        <w:rPr>
-          <w:rFonts w:ascii="Calibri" w:hAnsi="Calibri" w:cs="Calibri"/>
-          <w:noProof/>
-          <w:szCs w:val="24"/>
-        </w:rPr>
-        <w:t>. Accessed July 28, 2020. www.cs.toronto.edu/</w:t>
+        <w:t>Densely Connected Convolutional Networks</w:t>
+      </w:r>
+      <w:r>
+        <w:rPr>
+          <w:rFonts w:ascii="Calibri" w:hAnsi="Calibri" w:cs="Calibri"/>
+          <w:noProof/>
+          <w:szCs w:val="24"/>
+        </w:rPr>
+        <w:t>. Accessed July 28, 2020. https://github.com/liuzhuang13/DenseNet.</w:t>
       </w:r>
     </w:p>
     <w:p>
@@ -6429,25 +7146,7 @@
           <w:szCs w:val="24"/>
         </w:rPr>
         <w:tab/>
-        <w:t xml:space="preserve">Anderson BM, Lin EY, Cardenas CE, et al. Automated Contouring of Contrast and Noncontrast Computed Tomography Liver Images With Fully Convolutional Networks. </w:t>
-      </w:r>
-      <w:r>
-        <w:rPr>
-          <w:rFonts w:ascii="Calibri" w:hAnsi="Calibri" w:cs="Calibri"/>
-          <w:i/>
-          <w:iCs/>
-          <w:noProof/>
-          <w:szCs w:val="24"/>
-        </w:rPr>
-        <w:t>Advancesradonc</w:t>
-      </w:r>
-      <w:r>
-        <w:rPr>
-          <w:rFonts w:ascii="Calibri" w:hAnsi="Calibri" w:cs="Calibri"/>
-          <w:noProof/>
-          <w:szCs w:val="24"/>
-        </w:rPr>
-        <w:t>. Published online 2020. doi:10.1016/j.adro.2020.04.023</w:t>
+        <w:t>Abadi M, Agarwal A, Barham P, et al. TensorFlow: Large-Scale Machine Learning on Heterogeneous Distributed Systems. Accessed December 10, 2017. https://static.googleusercontent.com/media/research.google.com/en//pubs/archive/45166.pdf</w:t>
       </w:r>
     </w:p>
     <w:p>
@@ -6479,25 +7178,7 @@
           <w:szCs w:val="24"/>
         </w:rPr>
         <w:tab/>
-        <w:t xml:space="preserve">Jensen NKG, Mulder D, Lock M, et al. Dynamic contrast enhanced CT aiding gross tumor volume delineation of liver tumors: An interobserver variability study. </w:t>
-      </w:r>
-      <w:r>
-        <w:rPr>
-          <w:rFonts w:ascii="Calibri" w:hAnsi="Calibri" w:cs="Calibri"/>
-          <w:i/>
-          <w:iCs/>
-          <w:noProof/>
-          <w:szCs w:val="24"/>
-        </w:rPr>
-        <w:t>Radiother Oncol</w:t>
-      </w:r>
-      <w:r>
-        <w:rPr>
-          <w:rFonts w:ascii="Calibri" w:hAnsi="Calibri" w:cs="Calibri"/>
-          <w:noProof/>
-          <w:szCs w:val="24"/>
-        </w:rPr>
-        <w:t>. 2014;111(1):153-157. doi:10.1016/j.radonc.2014.01.026</w:t>
+        <w:t>NVIDIA Tesla V100 | NVIDIA. Accessed July 28, 2020. https://www.nvidia.com/en-gb/data-center/tesla-v100/</w:t>
       </w:r>
     </w:p>
     <w:p>
@@ -6529,7 +7210,7 @@
           <w:szCs w:val="24"/>
         </w:rPr>
         <w:tab/>
-        <w:t xml:space="preserve">Bodensteiner D. RayStation: External beam treatment planning system. </w:t>
+        <w:t xml:space="preserve">Abadi M, Agarwal A, Barham P, et al. </w:t>
       </w:r>
       <w:r>
         <w:rPr>
@@ -6539,15 +7220,15 @@
           <w:noProof/>
           <w:szCs w:val="24"/>
         </w:rPr>
-        <w:t>Med Dosim</w:t>
-      </w:r>
-      <w:r>
-        <w:rPr>
-          <w:rFonts w:ascii="Calibri" w:hAnsi="Calibri" w:cs="Calibri"/>
-          <w:noProof/>
-          <w:szCs w:val="24"/>
-        </w:rPr>
-        <w:t>. 2018;43(2):168-176. doi:10.1016/j.meddos.2018.02.013</w:t>
+        <w:t>TensorFlow: Large-Scale Machine Learning on Heterogeneous Distributed Systems</w:t>
+      </w:r>
+      <w:r>
+        <w:rPr>
+          <w:rFonts w:ascii="Calibri" w:hAnsi="Calibri" w:cs="Calibri"/>
+          <w:noProof/>
+          <w:szCs w:val="24"/>
+        </w:rPr>
+        <w:t>. Accessed July 28, 2020. www.tensorflow.org.</w:t>
       </w:r>
     </w:p>
     <w:p>
@@ -6579,7 +7260,7 @@
           <w:szCs w:val="24"/>
         </w:rPr>
         <w:tab/>
-        <w:t xml:space="preserve">Jégou S, Drozdzal M, Vazquez D, Romero A, Bengio Y. </w:t>
+        <w:t xml:space="preserve">Smith LN. </w:t>
       </w:r>
       <w:r>
         <w:rPr>
@@ -6589,15 +7270,15 @@
           <w:noProof/>
           <w:szCs w:val="24"/>
         </w:rPr>
-        <w:t>The One Hundred Layers Tiramisu: Fully Convolutional DenseNets for Semantic Segmentation</w:t>
-      </w:r>
-      <w:r>
-        <w:rPr>
-          <w:rFonts w:ascii="Calibri" w:hAnsi="Calibri" w:cs="Calibri"/>
-          <w:noProof/>
-          <w:szCs w:val="24"/>
-        </w:rPr>
-        <w:t>. Accessed August 26, 2020. https://github.com/SimJeg/FC-DenseNet</w:t>
+        <w:t>Cyclical Learning Rates for Training Neural Networks</w:t>
+      </w:r>
+      <w:r>
+        <w:rPr>
+          <w:rFonts w:ascii="Calibri" w:hAnsi="Calibri" w:cs="Calibri"/>
+          <w:noProof/>
+          <w:szCs w:val="24"/>
+        </w:rPr>
+        <w:t>. Accessed July 28, 2020. www.cs.toronto.edu/</w:t>
       </w:r>
     </w:p>
     <w:p>
@@ -6629,7 +7310,7 @@
           <w:szCs w:val="24"/>
         </w:rPr>
         <w:tab/>
-        <w:t xml:space="preserve">Hai J, Qiao K, Chen J, et al. Fully convolutional densenet with multiscale context for automated breast tumor segmentation. </w:t>
+        <w:t xml:space="preserve">Anderson BM, Lin EY, Cardenas CE, et al. Automated Contouring of Contrast and Noncontrast Computed Tomography Liver Images With Fully Convolutional Networks. </w:t>
       </w:r>
       <w:r>
         <w:rPr>
@@ -6639,15 +7320,15 @@
           <w:noProof/>
           <w:szCs w:val="24"/>
         </w:rPr>
-        <w:t>J Healthc Eng</w:t>
-      </w:r>
-      <w:r>
-        <w:rPr>
-          <w:rFonts w:ascii="Calibri" w:hAnsi="Calibri" w:cs="Calibri"/>
-          <w:noProof/>
-          <w:szCs w:val="24"/>
-        </w:rPr>
-        <w:t>. 2019;2019. doi:10.1155/2019/8415485</w:t>
+        <w:t>Advancesradonc</w:t>
+      </w:r>
+      <w:r>
+        <w:rPr>
+          <w:rFonts w:ascii="Calibri" w:hAnsi="Calibri" w:cs="Calibri"/>
+          <w:noProof/>
+          <w:szCs w:val="24"/>
+        </w:rPr>
+        <w:t>. Published online 2020. doi:10.1016/j.adro.2020.04.023</w:t>
       </w:r>
     </w:p>
     <w:p>
@@ -6661,6 +7342,7 @@
         <w:rPr>
           <w:rFonts w:ascii="Calibri" w:hAnsi="Calibri" w:cs="Calibri"/>
           <w:noProof/>
+          <w:szCs w:val="24"/>
         </w:rPr>
       </w:pPr>
       <w:r>
@@ -6670,6 +7352,205 @@
           <w:szCs w:val="24"/>
         </w:rPr>
         <w:t xml:space="preserve">24. </w:t>
+      </w:r>
+      <w:r>
+        <w:rPr>
+          <w:rFonts w:ascii="Calibri" w:hAnsi="Calibri" w:cs="Calibri"/>
+          <w:noProof/>
+          <w:szCs w:val="24"/>
+        </w:rPr>
+        <w:tab/>
+        <w:t xml:space="preserve">Jensen NKG, Mulder D, Lock M, et al. Dynamic contrast enhanced CT aiding gross tumor volume delineation of liver tumors: An interobserver variability study. </w:t>
+      </w:r>
+      <w:r>
+        <w:rPr>
+          <w:rFonts w:ascii="Calibri" w:hAnsi="Calibri" w:cs="Calibri"/>
+          <w:i/>
+          <w:iCs/>
+          <w:noProof/>
+          <w:szCs w:val="24"/>
+        </w:rPr>
+        <w:t>Radiother Oncol</w:t>
+      </w:r>
+      <w:r>
+        <w:rPr>
+          <w:rFonts w:ascii="Calibri" w:hAnsi="Calibri" w:cs="Calibri"/>
+          <w:noProof/>
+          <w:szCs w:val="24"/>
+        </w:rPr>
+        <w:t>. 2014;111(1):153-157. doi:10.1016/j.radonc.2014.01.026</w:t>
+      </w:r>
+    </w:p>
+    <w:p>
+      <w:pPr>
+        <w:widowControl w:val="0"/>
+        <w:autoSpaceDE w:val="0"/>
+        <w:autoSpaceDN w:val="0"/>
+        <w:adjustRightInd w:val="0"/>
+        <w:spacing w:line="240" w:lineRule="auto"/>
+        <w:ind w:left="640" w:hanging="640"/>
+        <w:rPr>
+          <w:rFonts w:ascii="Calibri" w:hAnsi="Calibri" w:cs="Calibri"/>
+          <w:noProof/>
+          <w:szCs w:val="24"/>
+        </w:rPr>
+      </w:pPr>
+      <w:r>
+        <w:rPr>
+          <w:rFonts w:ascii="Calibri" w:hAnsi="Calibri" w:cs="Calibri"/>
+          <w:noProof/>
+          <w:szCs w:val="24"/>
+        </w:rPr>
+        <w:t xml:space="preserve">25. </w:t>
+      </w:r>
+      <w:r>
+        <w:rPr>
+          <w:rFonts w:ascii="Calibri" w:hAnsi="Calibri" w:cs="Calibri"/>
+          <w:noProof/>
+          <w:szCs w:val="24"/>
+        </w:rPr>
+        <w:tab/>
+        <w:t xml:space="preserve">Bodensteiner D. RayStation: External beam treatment planning system. </w:t>
+      </w:r>
+      <w:r>
+        <w:rPr>
+          <w:rFonts w:ascii="Calibri" w:hAnsi="Calibri" w:cs="Calibri"/>
+          <w:i/>
+          <w:iCs/>
+          <w:noProof/>
+          <w:szCs w:val="24"/>
+        </w:rPr>
+        <w:t>Med Dosim</w:t>
+      </w:r>
+      <w:r>
+        <w:rPr>
+          <w:rFonts w:ascii="Calibri" w:hAnsi="Calibri" w:cs="Calibri"/>
+          <w:noProof/>
+          <w:szCs w:val="24"/>
+        </w:rPr>
+        <w:t>. 2018;43(2):168-176. doi:10.1016/j.meddos.2018.02.013</w:t>
+      </w:r>
+    </w:p>
+    <w:p>
+      <w:pPr>
+        <w:widowControl w:val="0"/>
+        <w:autoSpaceDE w:val="0"/>
+        <w:autoSpaceDN w:val="0"/>
+        <w:adjustRightInd w:val="0"/>
+        <w:spacing w:line="240" w:lineRule="auto"/>
+        <w:ind w:left="640" w:hanging="640"/>
+        <w:rPr>
+          <w:rFonts w:ascii="Calibri" w:hAnsi="Calibri" w:cs="Calibri"/>
+          <w:noProof/>
+          <w:szCs w:val="24"/>
+        </w:rPr>
+      </w:pPr>
+      <w:r>
+        <w:rPr>
+          <w:rFonts w:ascii="Calibri" w:hAnsi="Calibri" w:cs="Calibri"/>
+          <w:noProof/>
+          <w:szCs w:val="24"/>
+        </w:rPr>
+        <w:t xml:space="preserve">26. </w:t>
+      </w:r>
+      <w:r>
+        <w:rPr>
+          <w:rFonts w:ascii="Calibri" w:hAnsi="Calibri" w:cs="Calibri"/>
+          <w:noProof/>
+          <w:szCs w:val="24"/>
+        </w:rPr>
+        <w:tab/>
+        <w:t xml:space="preserve">Jégou S, Drozdzal M, Vazquez D, Romero A, Bengio Y. </w:t>
+      </w:r>
+      <w:r>
+        <w:rPr>
+          <w:rFonts w:ascii="Calibri" w:hAnsi="Calibri" w:cs="Calibri"/>
+          <w:i/>
+          <w:iCs/>
+          <w:noProof/>
+          <w:szCs w:val="24"/>
+        </w:rPr>
+        <w:t>The One Hundred Layers Tiramisu: Fully Convolutional DenseNets for Semantic Segmentation</w:t>
+      </w:r>
+      <w:r>
+        <w:rPr>
+          <w:rFonts w:ascii="Calibri" w:hAnsi="Calibri" w:cs="Calibri"/>
+          <w:noProof/>
+          <w:szCs w:val="24"/>
+        </w:rPr>
+        <w:t>. Accessed August 26, 2020. https://github.com/SimJeg/FC-DenseNet</w:t>
+      </w:r>
+    </w:p>
+    <w:p>
+      <w:pPr>
+        <w:widowControl w:val="0"/>
+        <w:autoSpaceDE w:val="0"/>
+        <w:autoSpaceDN w:val="0"/>
+        <w:adjustRightInd w:val="0"/>
+        <w:spacing w:line="240" w:lineRule="auto"/>
+        <w:ind w:left="640" w:hanging="640"/>
+        <w:rPr>
+          <w:rFonts w:ascii="Calibri" w:hAnsi="Calibri" w:cs="Calibri"/>
+          <w:noProof/>
+          <w:szCs w:val="24"/>
+        </w:rPr>
+      </w:pPr>
+      <w:r>
+        <w:rPr>
+          <w:rFonts w:ascii="Calibri" w:hAnsi="Calibri" w:cs="Calibri"/>
+          <w:noProof/>
+          <w:szCs w:val="24"/>
+        </w:rPr>
+        <w:t xml:space="preserve">27. </w:t>
+      </w:r>
+      <w:r>
+        <w:rPr>
+          <w:rFonts w:ascii="Calibri" w:hAnsi="Calibri" w:cs="Calibri"/>
+          <w:noProof/>
+          <w:szCs w:val="24"/>
+        </w:rPr>
+        <w:tab/>
+        <w:t xml:space="preserve">Hai J, Qiao K, Chen J, et al. Fully convolutional densenet with multiscale context for automated breast tumor segmentation. </w:t>
+      </w:r>
+      <w:r>
+        <w:rPr>
+          <w:rFonts w:ascii="Calibri" w:hAnsi="Calibri" w:cs="Calibri"/>
+          <w:i/>
+          <w:iCs/>
+          <w:noProof/>
+          <w:szCs w:val="24"/>
+        </w:rPr>
+        <w:t>J Healthc Eng</w:t>
+      </w:r>
+      <w:r>
+        <w:rPr>
+          <w:rFonts w:ascii="Calibri" w:hAnsi="Calibri" w:cs="Calibri"/>
+          <w:noProof/>
+          <w:szCs w:val="24"/>
+        </w:rPr>
+        <w:t>. 2019;2019. doi:10.1155/2019/8415485</w:t>
+      </w:r>
+    </w:p>
+    <w:p>
+      <w:pPr>
+        <w:widowControl w:val="0"/>
+        <w:autoSpaceDE w:val="0"/>
+        <w:autoSpaceDN w:val="0"/>
+        <w:adjustRightInd w:val="0"/>
+        <w:spacing w:line="240" w:lineRule="auto"/>
+        <w:ind w:left="640" w:hanging="640"/>
+        <w:rPr>
+          <w:rFonts w:ascii="Calibri" w:hAnsi="Calibri" w:cs="Calibri"/>
+          <w:noProof/>
+        </w:rPr>
+      </w:pPr>
+      <w:r>
+        <w:rPr>
+          <w:rFonts w:ascii="Calibri" w:hAnsi="Calibri" w:cs="Calibri"/>
+          <w:noProof/>
+          <w:szCs w:val="24"/>
+        </w:rPr>
+        <w:t xml:space="preserve">28. </w:t>
       </w:r>
       <w:r>
         <w:rPr>
@@ -6770,7 +7651,29 @@
           <w:sz w:val="16"/>
           <w:szCs w:val="16"/>
         </w:rPr>
-        <w:t>Image Acquisition Parameters of the LiTS Challenge for the Training, Validation, and Test Sets</w:t>
+        <w:t xml:space="preserve">Image Acquisition Parameters of the </w:t>
+      </w:r>
+      <w:proofErr w:type="spellStart"/>
+      <w:r>
+        <w:rPr>
+          <w:rFonts w:ascii="Arial" w:hAnsi="Arial" w:cs="Arial"/>
+          <w:i w:val="0"/>
+          <w:color w:val="auto"/>
+          <w:sz w:val="16"/>
+          <w:szCs w:val="16"/>
+        </w:rPr>
+        <w:t>LiTS</w:t>
+      </w:r>
+      <w:proofErr w:type="spellEnd"/>
+      <w:r>
+        <w:rPr>
+          <w:rFonts w:ascii="Arial" w:hAnsi="Arial" w:cs="Arial"/>
+          <w:i w:val="0"/>
+          <w:color w:val="auto"/>
+          <w:sz w:val="16"/>
+          <w:szCs w:val="16"/>
+        </w:rPr>
+        <w:t xml:space="preserve"> Challenge for the Training, Validation, and Test Sets</w:t>
       </w:r>
       <w:r>
         <w:rPr>
@@ -7021,7 +7924,7 @@
         </w:rPr>
         <w:t xml:space="preserve">Comparison of CRLM Segmentation Results from </w:t>
       </w:r>
-      <w:del w:id="138" w:author="Anderson, Brian" w:date="2022-06-10T16:47:00Z">
+      <w:del w:id="181" w:author="Anderson, Brian" w:date="2022-06-10T16:47:00Z">
         <w:r>
           <w:rPr>
             <w:rFonts w:ascii="Arial" w:eastAsia="Calibri" w:hAnsi="Arial" w:cs="Arial"/>
@@ -7032,7 +7935,7 @@
           <w:delText>O</w:delText>
         </w:r>
       </w:del>
-      <w:ins w:id="139" w:author="Anderson, Brian" w:date="2022-06-10T16:47:00Z">
+      <w:ins w:id="182" w:author="Anderson, Brian" w:date="2022-06-10T16:47:00Z">
         <w:r>
           <w:rPr>
             <w:rFonts w:ascii="Arial" w:eastAsia="Calibri" w:hAnsi="Arial" w:cs="Arial"/>
@@ -7603,20 +8506,66 @@
         </w:rPr>
         <w:t>-</w:t>
       </w:r>
+      <w:proofErr w:type="spellStart"/>
       <w:r>
         <w:rPr>
           <w:rFonts w:ascii="Arial" w:hAnsi="Arial" w:cs="Arial"/>
           <w:sz w:val="16"/>
           <w:szCs w:val="16"/>
         </w:rPr>
-        <w:t>WNet. (Left) Pre-trained 2D DenseNet 121 converted into UNet, where final features</w:t>
-      </w:r>
+        <w:t>WNet</w:t>
+      </w:r>
+      <w:proofErr w:type="spellEnd"/>
       <w:r>
         <w:rPr>
           <w:rFonts w:ascii="Arial" w:hAnsi="Arial" w:cs="Arial"/>
           <w:sz w:val="16"/>
           <w:szCs w:val="16"/>
         </w:rPr>
+        <w:t xml:space="preserve">. (Left) Pre-trained 2D </w:t>
+      </w:r>
+      <w:proofErr w:type="spellStart"/>
+      <w:r>
+        <w:rPr>
+          <w:rFonts w:ascii="Arial" w:hAnsi="Arial" w:cs="Arial"/>
+          <w:sz w:val="16"/>
+          <w:szCs w:val="16"/>
+        </w:rPr>
+        <w:t>DenseNet</w:t>
+      </w:r>
+      <w:proofErr w:type="spellEnd"/>
+      <w:r>
+        <w:rPr>
+          <w:rFonts w:ascii="Arial" w:hAnsi="Arial" w:cs="Arial"/>
+          <w:sz w:val="16"/>
+          <w:szCs w:val="16"/>
+        </w:rPr>
+        <w:t xml:space="preserve"> 121 converted into </w:t>
+      </w:r>
+      <w:proofErr w:type="spellStart"/>
+      <w:r>
+        <w:rPr>
+          <w:rFonts w:ascii="Arial" w:hAnsi="Arial" w:cs="Arial"/>
+          <w:sz w:val="16"/>
+          <w:szCs w:val="16"/>
+        </w:rPr>
+        <w:t>UNet</w:t>
+      </w:r>
+      <w:proofErr w:type="spellEnd"/>
+      <w:r>
+        <w:rPr>
+          <w:rFonts w:ascii="Arial" w:hAnsi="Arial" w:cs="Arial"/>
+          <w:sz w:val="16"/>
+          <w:szCs w:val="16"/>
+        </w:rPr>
+        <w:t>, where final features</w:t>
+      </w:r>
+      <w:r>
+        <w:rPr>
+          <w:rFonts w:ascii="Arial" w:hAnsi="Arial" w:cs="Arial"/>
+          <w:sz w:val="16"/>
+          <w:szCs w:val="16"/>
+        </w:rPr>
         <w:t xml:space="preserve">, filters from 2D prediction are 32 and </w:t>
       </w:r>
       <w:r>
@@ -7625,7 +8574,43 @@
           <w:sz w:val="16"/>
           <w:szCs w:val="16"/>
         </w:rPr>
-        <w:t xml:space="preserve">concatenated into 3D DenseNet. (Right) 3D DenseNet architecture </w:t>
+        <w:t xml:space="preserve">concatenated into 3D </w:t>
+      </w:r>
+      <w:proofErr w:type="spellStart"/>
+      <w:r>
+        <w:rPr>
+          <w:rFonts w:ascii="Arial" w:hAnsi="Arial" w:cs="Arial"/>
+          <w:sz w:val="16"/>
+          <w:szCs w:val="16"/>
+        </w:rPr>
+        <w:t>DenseNet</w:t>
+      </w:r>
+      <w:proofErr w:type="spellEnd"/>
+      <w:r>
+        <w:rPr>
+          <w:rFonts w:ascii="Arial" w:hAnsi="Arial" w:cs="Arial"/>
+          <w:sz w:val="16"/>
+          <w:szCs w:val="16"/>
+        </w:rPr>
+        <w:t xml:space="preserve">. (Right) 3D </w:t>
+      </w:r>
+      <w:proofErr w:type="spellStart"/>
+      <w:r>
+        <w:rPr>
+          <w:rFonts w:ascii="Arial" w:hAnsi="Arial" w:cs="Arial"/>
+          <w:sz w:val="16"/>
+          <w:szCs w:val="16"/>
+        </w:rPr>
+        <w:t>DenseNet</w:t>
+      </w:r>
+      <w:proofErr w:type="spellEnd"/>
+      <w:r>
+        <w:rPr>
+          <w:rFonts w:ascii="Arial" w:hAnsi="Arial" w:cs="Arial"/>
+          <w:sz w:val="16"/>
+          <w:szCs w:val="16"/>
+        </w:rPr>
+        <w:t xml:space="preserve"> architecture </w:t>
       </w:r>
       <w:r>
         <w:rPr>
@@ -8917,6 +9902,7 @@
     <w:lsdException w:name="HTML Sample" w:semiHidden="1" w:unhideWhenUsed="1"/>
     <w:lsdException w:name="HTML Typewriter" w:semiHidden="1" w:unhideWhenUsed="1"/>
     <w:lsdException w:name="HTML Variable" w:semiHidden="1" w:unhideWhenUsed="1"/>
+    <w:lsdException w:name="Normal Table" w:semiHidden="1" w:unhideWhenUsed="1"/>
     <w:lsdException w:name="annotation subject" w:semiHidden="1" w:unhideWhenUsed="1"/>
     <w:lsdException w:name="No List" w:semiHidden="1" w:unhideWhenUsed="1"/>
     <w:lsdException w:name="Outline List 1" w:semiHidden="1" w:unhideWhenUsed="1"/>
@@ -8959,8 +9945,11 @@
     <w:lsdException w:name="Table Contemporary" w:semiHidden="1" w:unhideWhenUsed="1"/>
     <w:lsdException w:name="Table Elegant" w:semiHidden="1" w:unhideWhenUsed="1"/>
     <w:lsdException w:name="Table Professional" w:semiHidden="1" w:unhideWhenUsed="1"/>
+    <w:lsdException w:name="Table Subtle 1" w:semiHidden="1" w:unhideWhenUsed="1"/>
     <w:lsdException w:name="Table Subtle 2" w:semiHidden="1" w:unhideWhenUsed="1"/>
     <w:lsdException w:name="Table Web 1" w:semiHidden="1" w:unhideWhenUsed="1"/>
+    <w:lsdException w:name="Table Web 2" w:semiHidden="1" w:unhideWhenUsed="1"/>
+    <w:lsdException w:name="Table Web 3" w:semiHidden="1" w:unhideWhenUsed="1"/>
     <w:lsdException w:name="Balloon Text" w:semiHidden="1" w:unhideWhenUsed="1"/>
     <w:lsdException w:name="Table Grid" w:uiPriority="39"/>
     <w:lsdException w:name="Table Theme" w:semiHidden="1" w:unhideWhenUsed="1"/>

--- a/Paper/Liver_Disease_Paper/Frontiers/Submission_2/Liver_Disease_Segmentation_Paper_Addressed.docx
+++ b/Paper/Liver_Disease_Paper/Frontiers/Submission_2/Liver_Disease_Segmentation_Paper_Addressed.docx
@@ -1272,77 +1272,74 @@
       </w:ins>
       <w:ins w:id="25" w:author="Anderson, Brian" w:date="2022-06-10T16:03:00Z">
         <w:r>
-          <w:t xml:space="preserve">similarly </w:t>
-        </w:r>
+          <w:t>similarly segment</w:t>
+        </w:r>
+      </w:ins>
+      <w:ins w:id="26" w:author="Anderson, Brian" w:date="2022-06-10T16:02:00Z">
+        <w:r>
+          <w:t xml:space="preserve"> the disease</w:t>
+        </w:r>
+      </w:ins>
+      <w:r>
+        <w:t>.</w:t>
+      </w:r>
+      <w:r>
+        <w:t xml:space="preserve"> </w:t>
+      </w:r>
+      <w:r>
+        <w:t xml:space="preserve">Each </w:t>
+      </w:r>
+      <w:r>
+        <w:t>image</w:t>
+      </w:r>
+      <w:r>
+        <w:t xml:space="preserve"> </w:t>
+      </w:r>
+      <w:r>
+        <w:t>was</w:t>
+      </w:r>
+      <w:r>
+        <w:t xml:space="preserve"> reviewed by </w:t>
+      </w:r>
+      <w:r>
+        <w:t>XXX</w:t>
+      </w:r>
+      <w:r>
+        <w:t xml:space="preserve"> </w:t>
+      </w:r>
+      <w:r>
+        <w:t>to remove the data showing hyper-enhanc</w:t>
+      </w:r>
+      <w:r>
+        <w:t>ing metastases</w:t>
+      </w:r>
+      <w:r>
+        <w:t>, or</w:t>
+      </w:r>
+      <w:r>
+        <w:t xml:space="preserve"> </w:t>
+      </w:r>
+      <w:r>
+        <w:t xml:space="preserve">lacking </w:t>
+      </w:r>
+      <w:r>
+        <w:t xml:space="preserve">image acquisition parameters. </w:t>
+      </w:r>
+      <w:r>
+        <w:t>92</w:t>
+      </w:r>
+      <w:r>
+        <w:t xml:space="preserve"> patients remained</w:t>
+      </w:r>
+      <w:r>
+        <w:t>.</w:t>
+      </w:r>
+    </w:p>
+    <w:bookmarkEnd w:id="10"/>
+    <w:p>
+      <w:del w:id="27" w:author="Anderson, Brian" w:date="2022-06-10T16:38:00Z">
         <w:r>
           <w:lastRenderedPageBreak/>
-          <w:t>segment</w:t>
-        </w:r>
-      </w:ins>
-      <w:ins w:id="26" w:author="Anderson, Brian" w:date="2022-06-10T16:02:00Z">
-        <w:r>
-          <w:t xml:space="preserve"> the disease</w:t>
-        </w:r>
-      </w:ins>
-      <w:r>
-        <w:t>.</w:t>
-      </w:r>
-      <w:r>
-        <w:t xml:space="preserve"> </w:t>
-      </w:r>
-      <w:r>
-        <w:t xml:space="preserve">Each </w:t>
-      </w:r>
-      <w:r>
-        <w:t>image</w:t>
-      </w:r>
-      <w:r>
-        <w:t xml:space="preserve"> </w:t>
-      </w:r>
-      <w:r>
-        <w:t>was</w:t>
-      </w:r>
-      <w:r>
-        <w:t xml:space="preserve"> reviewed by </w:t>
-      </w:r>
-      <w:r>
-        <w:t>XXX</w:t>
-      </w:r>
-      <w:r>
-        <w:t xml:space="preserve"> </w:t>
-      </w:r>
-      <w:r>
-        <w:t>to remove the data showing hyper-enhanc</w:t>
-      </w:r>
-      <w:r>
-        <w:t>ing metastases</w:t>
-      </w:r>
-      <w:r>
-        <w:t>, or</w:t>
-      </w:r>
-      <w:r>
-        <w:t xml:space="preserve"> </w:t>
-      </w:r>
-      <w:r>
-        <w:t xml:space="preserve">lacking </w:t>
-      </w:r>
-      <w:r>
-        <w:t xml:space="preserve">image acquisition parameters. </w:t>
-      </w:r>
-      <w:r>
-        <w:t>92</w:t>
-      </w:r>
-      <w:r>
-        <w:t xml:space="preserve"> patients remained</w:t>
-      </w:r>
-      <w:r>
-        <w:t>.</w:t>
-      </w:r>
-    </w:p>
-    <w:bookmarkEnd w:id="10"/>
-    <w:p>
-      <w:del w:id="27" w:author="Anderson, Brian" w:date="2022-06-10T16:38:00Z">
-        <w:r>
           <w:delText>We</w:delText>
         </w:r>
         <w:r>
@@ -2142,95 +2139,95 @@
         <w:pStyle w:val="Heading3"/>
       </w:pPr>
       <w:r>
+        <w:t>Residual</w:t>
+      </w:r>
+      <w:r>
+        <w:t xml:space="preserve"> 3D</w:t>
+      </w:r>
+      <w:r>
+        <w:t>-</w:t>
+      </w:r>
+      <w:r>
+        <w:t>UNet</w:t>
+      </w:r>
+    </w:p>
+    <w:p>
+      <w:r>
+        <w:t xml:space="preserve">The </w:t>
+      </w:r>
+      <w:r>
+        <w:t xml:space="preserve">Standard </w:t>
+      </w:r>
+      <w:r>
+        <w:t>3D-</w:t>
+      </w:r>
+      <w:r>
+        <w:t>UNet was expanded to include</w:t>
+      </w:r>
+      <w:r>
+        <w:t xml:space="preserve"> residual connections for each convolution block in </w:t>
+      </w:r>
+      <w:r>
+        <w:t xml:space="preserve">a </w:t>
+      </w:r>
+      <w:r>
+        <w:t>layer</w:t>
+      </w:r>
+      <w:r>
+        <w:t>, with motivation from the ‘</w:t>
+      </w:r>
+      <w:proofErr w:type="spellStart"/>
+      <w:r>
+        <w:t>ResNet</w:t>
+      </w:r>
+      <w:proofErr w:type="spellEnd"/>
+      <w:r>
+        <w:t>’ architecture</w:t>
+      </w:r>
+      <w:r>
+        <w:fldChar w:fldCharType="begin" w:fldLock="1"/>
+      </w:r>
+      <w:r>
+        <w:instrText>ADDIN CSL_CITATION {"citationItems":[{"id":"ITEM-1","itemData":{"abstract":"Deeper neural networks are more difficult to train. We present a residual learning framework to ease the training of networks that are substantially deeper than those used previously. We explicitly reformulate the layers as learning residual functions with reference to the layer inputs, instead of learning unreferenced functions. We provide comprehensive empirical evidence showing that these residual networks are easier to optimize, and can gain accuracy from considerably increased depth. On the ImageNet dataset we evaluate residual nets with a depth of up to 152 layers-8× deeper than VGG nets [41] but still having lower complexity. An ensemble of these residual nets achieves 3.57% error on the ImageNet test set. This result won the 1st place on the ILSVRC 2015 classification task. We also present analysis on CIFAR-10 with 100 and 1000 layers. The depth of representations is of central importance for many visual recognition tasks. Solely due to our extremely deep representations, we obtain a 28% relative improvement on the COCO object detection dataset. Deep residual nets are foundations of our submissions to ILSVRC &amp; COCO 2015 competitions 1 , where we also won the 1st places on the tasks of ImageNet detection, ImageNet local-ization, COCO detection, and COCO segmentation.","author":[{"dropping-particle":"","family":"He","given":"Kaiming","non-dropping-particle":"","parse-names":false,"suffix":""},{"dropping-particle":"","family":"Zhang","given":"Xiangyu","non-dropping-particle":"","parse-names":false,"suffix":""},{"dropping-particle":"","family":"Ren","given":"Shaoqing","non-dropping-particle":"","parse-names":false,"suffix":""},{"dropping-particle":"","family":"Sun","given":"Jian","non-dropping-particle":"","parse-names":false,"suffix":""}],"id":"ITEM-1","issued":{"date-parts":[["0"]]},"title":"Deep Residual Learning for Image Recognition","type":"report"},"uris":["http://www.mendeley.com/documents/?uuid=6261f71c-5c89-313a-b2dc-fa20f5974143"]}],"mendeley":{"formattedCitation":"&lt;sup&gt;17&lt;/sup&gt;","plainTextFormattedCitation":"17","previouslyFormattedCitation":"&lt;sup&gt;16&lt;/sup&gt;"},"properties":{"noteIndex":0},"schema":"https://github.com/citation-style-language/schema/raw/master/csl-citation.json"}</w:instrText>
+      </w:r>
+      <w:r>
+        <w:fldChar w:fldCharType="separate"/>
+      </w:r>
+      <w:r>
+        <w:rPr>
+          <w:noProof/>
+          <w:vertAlign w:val="superscript"/>
+        </w:rPr>
+        <w:t>17</w:t>
+      </w:r>
+      <w:r>
+        <w:fldChar w:fldCharType="end"/>
+      </w:r>
+      <w:r>
+        <w:t xml:space="preserve">. Residual connections have the benefit of allowing a </w:t>
+      </w:r>
+      <w:r>
+        <w:t>“</w:t>
+      </w:r>
+      <w:r>
+        <w:t>flow</w:t>
+      </w:r>
+      <w:r>
+        <w:t>”</w:t>
+      </w:r>
+      <w:r>
+        <w:t xml:space="preserve"> of loss from previous convolutions. This allows the model to create skip-connections over convolutions that might not be nece</w:t>
+      </w:r>
+      <w:r>
+        <w:t>ssary.</w:t>
+      </w:r>
+    </w:p>
+    <w:p>
+      <w:pPr>
+        <w:pStyle w:val="Heading3"/>
+      </w:pPr>
+      <w:r>
         <w:lastRenderedPageBreak/>
-        <w:t>Residual</w:t>
-      </w:r>
-      <w:r>
-        <w:t xml:space="preserve"> 3D</w:t>
-      </w:r>
-      <w:r>
-        <w:t>-</w:t>
-      </w:r>
-      <w:r>
-        <w:t>UNet</w:t>
-      </w:r>
-    </w:p>
-    <w:p>
-      <w:r>
-        <w:t xml:space="preserve">The </w:t>
-      </w:r>
-      <w:r>
-        <w:t xml:space="preserve">Standard </w:t>
-      </w:r>
-      <w:r>
-        <w:t>3D-</w:t>
-      </w:r>
-      <w:r>
-        <w:t>UNet was expanded to include</w:t>
-      </w:r>
-      <w:r>
-        <w:t xml:space="preserve"> residual connections for each convolution block in </w:t>
-      </w:r>
-      <w:r>
-        <w:t xml:space="preserve">a </w:t>
-      </w:r>
-      <w:r>
-        <w:t>layer</w:t>
-      </w:r>
-      <w:r>
-        <w:t>, with motivation from the ‘</w:t>
-      </w:r>
-      <w:proofErr w:type="spellStart"/>
-      <w:r>
-        <w:t>ResNet</w:t>
-      </w:r>
-      <w:proofErr w:type="spellEnd"/>
-      <w:r>
-        <w:t>’ architecture</w:t>
-      </w:r>
-      <w:r>
-        <w:fldChar w:fldCharType="begin" w:fldLock="1"/>
-      </w:r>
-      <w:r>
-        <w:instrText>ADDIN CSL_CITATION {"citationItems":[{"id":"ITEM-1","itemData":{"abstract":"Deeper neural networks are more difficult to train. We present a residual learning framework to ease the training of networks that are substantially deeper than those used previously. We explicitly reformulate the layers as learning residual functions with reference to the layer inputs, instead of learning unreferenced functions. We provide comprehensive empirical evidence showing that these residual networks are easier to optimize, and can gain accuracy from considerably increased depth. On the ImageNet dataset we evaluate residual nets with a depth of up to 152 layers-8× deeper than VGG nets [41] but still having lower complexity. An ensemble of these residual nets achieves 3.57% error on the ImageNet test set. This result won the 1st place on the ILSVRC 2015 classification task. We also present analysis on CIFAR-10 with 100 and 1000 layers. The depth of representations is of central importance for many visual recognition tasks. Solely due to our extremely deep representations, we obtain a 28% relative improvement on the COCO object detection dataset. Deep residual nets are foundations of our submissions to ILSVRC &amp; COCO 2015 competitions 1 , where we also won the 1st places on the tasks of ImageNet detection, ImageNet local-ization, COCO detection, and COCO segmentation.","author":[{"dropping-particle":"","family":"He","given":"Kaiming","non-dropping-particle":"","parse-names":false,"suffix":""},{"dropping-particle":"","family":"Zhang","given":"Xiangyu","non-dropping-particle":"","parse-names":false,"suffix":""},{"dropping-particle":"","family":"Ren","given":"Shaoqing","non-dropping-particle":"","parse-names":false,"suffix":""},{"dropping-particle":"","family":"Sun","given":"Jian","non-dropping-particle":"","parse-names":false,"suffix":""}],"id":"ITEM-1","issued":{"date-parts":[["0"]]},"title":"Deep Residual Learning for Image Recognition","type":"report"},"uris":["http://www.mendeley.com/documents/?uuid=6261f71c-5c89-313a-b2dc-fa20f5974143"]}],"mendeley":{"formattedCitation":"&lt;sup&gt;17&lt;/sup&gt;","plainTextFormattedCitation":"17","previouslyFormattedCitation":"&lt;sup&gt;16&lt;/sup&gt;"},"properties":{"noteIndex":0},"schema":"https://github.com/citation-style-language/schema/raw/master/csl-citation.json"}</w:instrText>
-      </w:r>
-      <w:r>
-        <w:fldChar w:fldCharType="separate"/>
-      </w:r>
-      <w:r>
-        <w:rPr>
-          <w:noProof/>
-          <w:vertAlign w:val="superscript"/>
-        </w:rPr>
-        <w:t>17</w:t>
-      </w:r>
-      <w:r>
-        <w:fldChar w:fldCharType="end"/>
-      </w:r>
-      <w:r>
-        <w:t xml:space="preserve">. Residual connections have the benefit of allowing a </w:t>
-      </w:r>
-      <w:r>
-        <w:t>“</w:t>
-      </w:r>
-      <w:r>
-        <w:t>flow</w:t>
-      </w:r>
-      <w:r>
-        <w:t>”</w:t>
-      </w:r>
-      <w:r>
-        <w:t xml:space="preserve"> of loss from previous convolutions. This allows the model to create skip-connections over convolutions that might not be nece</w:t>
-      </w:r>
-      <w:r>
-        <w:t>ssary.</w:t>
-      </w:r>
-    </w:p>
-    <w:p>
-      <w:pPr>
-        <w:pStyle w:val="Heading3"/>
-      </w:pPr>
-      <w:r>
         <w:t>Dense</w:t>
       </w:r>
       <w:r>
@@ -2953,122 +2950,122 @@
         </w:pPrChange>
       </w:pPr>
       <w:r>
+        <w:t xml:space="preserve">Training </w:t>
+      </w:r>
+      <w:r>
+        <w:t xml:space="preserve">the </w:t>
+      </w:r>
+      <w:r>
+        <w:t xml:space="preserve">Combined 2D-3D </w:t>
+      </w:r>
+      <w:proofErr w:type="spellStart"/>
+      <w:r>
+        <w:t>WNet</w:t>
+      </w:r>
+      <w:proofErr w:type="spellEnd"/>
+    </w:p>
+    <w:p>
+      <w:pPr>
+        <w:rPr>
+          <w:ins w:id="92" w:author="Anderson, Brian [2]" w:date="2022-03-31T09:47:00Z"/>
+        </w:rPr>
+      </w:pPr>
+      <w:r>
+        <w:t xml:space="preserve">After training the 2D </w:t>
+      </w:r>
+      <w:r>
+        <w:t>part</w:t>
+      </w:r>
+      <w:r>
+        <w:t xml:space="preserve"> of the W-Net, </w:t>
+      </w:r>
+      <w:del w:id="93" w:author="Anderson, Brian" w:date="2022-06-10T16:41:00Z">
+        <w:r>
+          <w:delText xml:space="preserve">we concatenated </w:delText>
+        </w:r>
+        <w:r>
+          <w:delText xml:space="preserve">the </w:delText>
+        </w:r>
+      </w:del>
+      <w:r>
+        <w:t>2D features</w:t>
+      </w:r>
+      <w:r>
+        <w:t xml:space="preserve"> </w:t>
+      </w:r>
+      <w:ins w:id="94" w:author="Anderson, Brian" w:date="2022-06-10T16:40:00Z">
+        <w:r>
+          <w:t xml:space="preserve">are </w:t>
+        </w:r>
+      </w:ins>
+      <w:ins w:id="95" w:author="Anderson, Brian" w:date="2022-06-10T16:41:00Z">
+        <w:r>
+          <w:t xml:space="preserve">concatenated </w:t>
+        </w:r>
+      </w:ins>
+      <w:r>
+        <w:t>to the</w:t>
+      </w:r>
+      <w:r>
+        <w:t xml:space="preserve"> input of the</w:t>
+      </w:r>
+      <w:r>
+        <w:t xml:space="preserve"> 3D model. </w:t>
+      </w:r>
+      <w:ins w:id="96" w:author="Anderson, Brian [2]" w:date="2022-03-31T09:46:00Z">
+        <w:r>
+          <w:t xml:space="preserve">Features extracted from the 2D network would have dimensions of 8x32x120x120x32, ‘2D Features’ Figure 3. </w:t>
+        </w:r>
+      </w:ins>
+      <w:r>
+        <w:t>A</w:t>
+      </w:r>
+      <w:r>
+        <w:t xml:space="preserve">ll weights from the 2D network </w:t>
+      </w:r>
+      <w:r>
+        <w:t xml:space="preserve">were </w:t>
+      </w:r>
+      <w:r>
+        <w:t xml:space="preserve">initially </w:t>
+      </w:r>
+      <w:r>
+        <w:t xml:space="preserve">frozen, and only the 3D model trained. Next, all weights </w:t>
+      </w:r>
+      <w:r>
+        <w:t xml:space="preserve">were </w:t>
+      </w:r>
+      <w:r>
+        <w:t xml:space="preserve">unfrozen, allowing the model to </w:t>
+      </w:r>
+      <w:r>
+        <w:t xml:space="preserve">be </w:t>
+      </w:r>
+      <w:r>
+        <w:t>fine-tuned</w:t>
+      </w:r>
+      <w:r>
+        <w:t>.</w:t>
+      </w:r>
+    </w:p>
+    <w:p>
+      <w:ins w:id="97" w:author="Anderson, Brian [2]" w:date="2022-03-31T09:47:00Z">
+        <w:r>
+          <w:t xml:space="preserve">A visual </w:t>
+        </w:r>
+      </w:ins>
+      <w:ins w:id="98" w:author="Anderson, Brian [2]" w:date="2022-03-31T09:48:00Z">
+        <w:r>
+          <w:t>representation of the combined architectures can be seen in Figure 3.</w:t>
+        </w:r>
+      </w:ins>
+    </w:p>
+    <w:p>
+      <w:pPr>
+        <w:pStyle w:val="Heading3"/>
+      </w:pPr>
+      <w:r>
         <w:lastRenderedPageBreak/>
-        <w:t xml:space="preserve">Training </w:t>
-      </w:r>
-      <w:r>
-        <w:t xml:space="preserve">the </w:t>
-      </w:r>
-      <w:r>
-        <w:t xml:space="preserve">Combined 2D-3D </w:t>
-      </w:r>
-      <w:proofErr w:type="spellStart"/>
-      <w:r>
-        <w:t>WNet</w:t>
-      </w:r>
-      <w:proofErr w:type="spellEnd"/>
-    </w:p>
-    <w:p>
-      <w:pPr>
-        <w:rPr>
-          <w:ins w:id="92" w:author="Anderson, Brian [2]" w:date="2022-03-31T09:47:00Z"/>
-        </w:rPr>
-      </w:pPr>
-      <w:r>
-        <w:t xml:space="preserve">After training the 2D </w:t>
-      </w:r>
-      <w:r>
-        <w:t>part</w:t>
-      </w:r>
-      <w:r>
-        <w:t xml:space="preserve"> of the W-Net, </w:t>
-      </w:r>
-      <w:del w:id="93" w:author="Anderson, Brian" w:date="2022-06-10T16:41:00Z">
-        <w:r>
-          <w:delText xml:space="preserve">we concatenated </w:delText>
-        </w:r>
-        <w:r>
-          <w:delText xml:space="preserve">the </w:delText>
-        </w:r>
-      </w:del>
-      <w:r>
-        <w:t>2D features</w:t>
-      </w:r>
-      <w:r>
-        <w:t xml:space="preserve"> </w:t>
-      </w:r>
-      <w:ins w:id="94" w:author="Anderson, Brian" w:date="2022-06-10T16:40:00Z">
-        <w:r>
-          <w:t xml:space="preserve">are </w:t>
-        </w:r>
-      </w:ins>
-      <w:ins w:id="95" w:author="Anderson, Brian" w:date="2022-06-10T16:41:00Z">
-        <w:r>
-          <w:t xml:space="preserve">concatenated </w:t>
-        </w:r>
-      </w:ins>
-      <w:r>
-        <w:t>to the</w:t>
-      </w:r>
-      <w:r>
-        <w:t xml:space="preserve"> input of the</w:t>
-      </w:r>
-      <w:r>
-        <w:t xml:space="preserve"> 3D model. </w:t>
-      </w:r>
-      <w:ins w:id="96" w:author="Anderson, Brian [2]" w:date="2022-03-31T09:46:00Z">
-        <w:r>
-          <w:t xml:space="preserve">Features extracted from the 2D network would have dimensions of 8x32x120x120x32, ‘2D Features’ Figure 3. </w:t>
-        </w:r>
-      </w:ins>
-      <w:r>
-        <w:t>A</w:t>
-      </w:r>
-      <w:r>
-        <w:t xml:space="preserve">ll weights from the 2D network </w:t>
-      </w:r>
-      <w:r>
-        <w:t xml:space="preserve">were </w:t>
-      </w:r>
-      <w:r>
-        <w:t xml:space="preserve">initially </w:t>
-      </w:r>
-      <w:r>
-        <w:t xml:space="preserve">frozen, and only the 3D model trained. Next, all weights </w:t>
-      </w:r>
-      <w:r>
-        <w:t xml:space="preserve">were </w:t>
-      </w:r>
-      <w:r>
-        <w:t xml:space="preserve">unfrozen, allowing the model to </w:t>
-      </w:r>
-      <w:r>
-        <w:t xml:space="preserve">be </w:t>
-      </w:r>
-      <w:r>
-        <w:t>fine-tuned</w:t>
-      </w:r>
-      <w:r>
-        <w:t>.</w:t>
-      </w:r>
-    </w:p>
-    <w:p>
-      <w:ins w:id="97" w:author="Anderson, Brian [2]" w:date="2022-03-31T09:47:00Z">
-        <w:r>
-          <w:t xml:space="preserve">A visual </w:t>
-        </w:r>
-      </w:ins>
-      <w:ins w:id="98" w:author="Anderson, Brian [2]" w:date="2022-03-31T09:48:00Z">
-        <w:r>
-          <w:t>representation of the combined architectures can be seen in Figure 3.</w:t>
-        </w:r>
-      </w:ins>
-    </w:p>
-    <w:p>
-      <w:pPr>
-        <w:pStyle w:val="Heading3"/>
-      </w:pPr>
-      <w:r>
         <w:t>Hyper-Parameters</w:t>
       </w:r>
     </w:p>
@@ -3772,114 +3769,114 @@
     </w:p>
     <w:p>
       <w:r>
+        <w:t>The s</w:t>
+      </w:r>
+      <w:r>
+        <w:t xml:space="preserve">ensitivity of the model was evaluated on a site-by-site basis, where disease was considered identified if at least </w:t>
+      </w:r>
+      <w:r>
+        <w:t>4</w:t>
+      </w:r>
+      <w:r>
+        <w:t xml:space="preserve">5% of the </w:t>
+      </w:r>
+      <w:r>
+        <w:t>ground truth</w:t>
+      </w:r>
+      <w:r>
+        <w:t xml:space="preserve"> </w:t>
+      </w:r>
+      <w:r>
+        <w:t xml:space="preserve">overlapped </w:t>
+      </w:r>
+      <w:r>
+        <w:t>with</w:t>
+      </w:r>
+      <w:r>
+        <w:t xml:space="preserve"> </w:t>
+      </w:r>
+      <w:r>
+        <w:t>prediction</w:t>
+      </w:r>
+      <w:r>
+        <w:t xml:space="preserve">. </w:t>
+      </w:r>
+      <w:r>
+        <w:t>F</w:t>
+      </w:r>
+      <w:r>
+        <w:t>alse</w:t>
+      </w:r>
+      <w:r>
+        <w:t>-</w:t>
+      </w:r>
+      <w:r>
+        <w:t xml:space="preserve">positive volume was defined as the volume of </w:t>
+      </w:r>
+      <w:r>
+        <w:t xml:space="preserve">the </w:t>
+      </w:r>
+      <w:r>
+        <w:t>predicted segmentation outside of the ground truth segmentation</w:t>
+      </w:r>
+      <w:r>
+        <w:t xml:space="preserve"> and was</w:t>
+      </w:r>
+      <w:r>
+        <w:t xml:space="preserve"> comprised of two errors</w:t>
+      </w:r>
+      <w:r>
+        <w:t>:</w:t>
+      </w:r>
+      <w:r>
+        <w:t xml:space="preserve"> over</w:t>
+      </w:r>
+      <w:r>
+        <w:t>-</w:t>
+      </w:r>
+      <w:r>
+        <w:t xml:space="preserve">segmentation and erroneous segmentation. </w:t>
+      </w:r>
+      <w:r>
+        <w:t>E</w:t>
+      </w:r>
+      <w:r>
+        <w:t>rroneous false</w:t>
+      </w:r>
+      <w:r>
+        <w:t>-</w:t>
+      </w:r>
+      <w:r>
+        <w:t>positive volume was quantified as the volume</w:t>
+      </w:r>
+      <w:r>
+        <w:t xml:space="preserve"> that was</w:t>
+      </w:r>
+      <w:r>
+        <w:t xml:space="preserve"> completely unconnected from any ground truth segmentations and the over-segmentation false volume as the total predicted volume minus the erroneous volume </w:t>
+      </w:r>
+      <w:r>
+        <w:t>(</w:t>
+      </w:r>
+      <w:r>
+        <w:t xml:space="preserve">Figure </w:t>
+      </w:r>
+      <w:r>
+        <w:t>5</w:t>
+      </w:r>
+      <w:r>
+        <w:t>)</w:t>
+      </w:r>
+      <w:r>
+        <w:t>.</w:t>
+      </w:r>
+    </w:p>
+    <w:p>
+      <w:pPr>
+        <w:pStyle w:val="Heading3"/>
+      </w:pPr>
+      <w:r>
         <w:lastRenderedPageBreak/>
-        <w:t>The s</w:t>
-      </w:r>
-      <w:r>
-        <w:t xml:space="preserve">ensitivity of the model was evaluated on a site-by-site basis, where disease was considered identified if at least </w:t>
-      </w:r>
-      <w:r>
-        <w:t>4</w:t>
-      </w:r>
-      <w:r>
-        <w:t xml:space="preserve">5% of the </w:t>
-      </w:r>
-      <w:r>
-        <w:t>ground truth</w:t>
-      </w:r>
-      <w:r>
-        <w:t xml:space="preserve"> </w:t>
-      </w:r>
-      <w:r>
-        <w:t xml:space="preserve">overlapped </w:t>
-      </w:r>
-      <w:r>
-        <w:t>with</w:t>
-      </w:r>
-      <w:r>
-        <w:t xml:space="preserve"> </w:t>
-      </w:r>
-      <w:r>
-        <w:t>prediction</w:t>
-      </w:r>
-      <w:r>
-        <w:t xml:space="preserve">. </w:t>
-      </w:r>
-      <w:r>
-        <w:t>F</w:t>
-      </w:r>
-      <w:r>
-        <w:t>alse</w:t>
-      </w:r>
-      <w:r>
-        <w:t>-</w:t>
-      </w:r>
-      <w:r>
-        <w:t xml:space="preserve">positive volume was defined as the volume of </w:t>
-      </w:r>
-      <w:r>
-        <w:t xml:space="preserve">the </w:t>
-      </w:r>
-      <w:r>
-        <w:t>predicted segmentation outside of the ground truth segmentation</w:t>
-      </w:r>
-      <w:r>
-        <w:t xml:space="preserve"> and was</w:t>
-      </w:r>
-      <w:r>
-        <w:t xml:space="preserve"> comprised of two errors</w:t>
-      </w:r>
-      <w:r>
-        <w:t>:</w:t>
-      </w:r>
-      <w:r>
-        <w:t xml:space="preserve"> over</w:t>
-      </w:r>
-      <w:r>
-        <w:t>-</w:t>
-      </w:r>
-      <w:r>
-        <w:t xml:space="preserve">segmentation and erroneous segmentation. </w:t>
-      </w:r>
-      <w:r>
-        <w:t>E</w:t>
-      </w:r>
-      <w:r>
-        <w:t>rroneous false</w:t>
-      </w:r>
-      <w:r>
-        <w:t>-</w:t>
-      </w:r>
-      <w:r>
-        <w:t>positive volume was quantified as the volume</w:t>
-      </w:r>
-      <w:r>
-        <w:t xml:space="preserve"> that was</w:t>
-      </w:r>
-      <w:r>
-        <w:t xml:space="preserve"> completely unconnected from any ground truth segmentations and the over-segmentation false volume as the total predicted volume minus the erroneous volume </w:t>
-      </w:r>
-      <w:r>
-        <w:t>(</w:t>
-      </w:r>
-      <w:r>
-        <w:t xml:space="preserve">Figure </w:t>
-      </w:r>
-      <w:r>
-        <w:t>5</w:t>
-      </w:r>
-      <w:r>
-        <w:t>)</w:t>
-      </w:r>
-      <w:r>
-        <w:t>.</w:t>
-      </w:r>
-    </w:p>
-    <w:p>
-      <w:pPr>
-        <w:pStyle w:val="Heading3"/>
-      </w:pPr>
-      <w:r>
         <w:t xml:space="preserve">Qualitative </w:t>
       </w:r>
       <w:r>
@@ -4485,141 +4482,144 @@
         <w:pStyle w:val="Heading4"/>
       </w:pPr>
       <w:r>
+        <w:t>Institutional Data</w:t>
+      </w:r>
+    </w:p>
+    <w:p>
+      <w:r>
+        <w:t xml:space="preserve">For the pre-treatment CECT </w:t>
+      </w:r>
+      <w:r>
+        <w:t>CRLM target disease</w:t>
+      </w:r>
+      <w:r>
+        <w:t xml:space="preserve"> (n=19 sites), </w:t>
+      </w:r>
+      <w:r>
+        <w:t>the mean (min-max) DSC was 0.80</w:t>
+      </w:r>
+      <w:r>
+        <w:t xml:space="preserve"> </w:t>
+      </w:r>
+      <w:r>
+        <w:t>(0.59-0.91), with 84%</w:t>
+      </w:r>
+      <w:r>
+        <w:t xml:space="preserve"> </w:t>
+      </w:r>
+      <w:r>
+        <w:t>(16/19)</w:t>
+      </w:r>
+      <w:r>
+        <w:t xml:space="preserve"> having DSC</w:t>
+      </w:r>
+      <w:r>
+        <w:t xml:space="preserve"> </w:t>
+      </w:r>
+      <w:r>
+        <w:rPr>
+          <w:rFonts w:cstheme="minorHAnsi"/>
+        </w:rPr>
+        <w:t>≥</w:t>
+      </w:r>
+      <w:r>
+        <w:rPr>
+          <w:rFonts w:cstheme="minorHAnsi"/>
+        </w:rPr>
+        <w:t xml:space="preserve"> </w:t>
+      </w:r>
+      <w:r>
+        <w:t xml:space="preserve">0.76. For the post-treatment CECT </w:t>
+      </w:r>
+      <w:r>
+        <w:t xml:space="preserve">target ablation zones </w:t>
+      </w:r>
+      <w:r>
+        <w:t xml:space="preserve">(n=14 sites), </w:t>
+      </w:r>
+      <w:r>
+        <w:t>the mean (min-max) DSC was 0.75</w:t>
+      </w:r>
+      <w:r>
+        <w:t xml:space="preserve"> </w:t>
+      </w:r>
+      <w:r>
+        <w:t>(0.09-0.90), with 71%</w:t>
+      </w:r>
+      <w:r>
+        <w:t xml:space="preserve"> </w:t>
+      </w:r>
+      <w:r>
+        <w:t>(10/14) having DSC</w:t>
+      </w:r>
+      <w:r>
+        <w:t xml:space="preserve"> </w:t>
+      </w:r>
+      <w:r>
+        <w:rPr>
+          <w:rFonts w:cstheme="minorHAnsi"/>
+        </w:rPr>
+        <w:t>≥</w:t>
+      </w:r>
+      <w:r>
+        <w:rPr>
+          <w:rFonts w:cstheme="minorHAnsi"/>
+        </w:rPr>
+        <w:t xml:space="preserve"> </w:t>
+      </w:r>
+      <w:r>
+        <w:t>0.76.</w:t>
+      </w:r>
+    </w:p>
+    <w:p>
+      <w:pPr>
+        <w:pStyle w:val="Heading3"/>
+      </w:pPr>
+      <w:r>
+        <w:t>Patient-by-Patient evaluation</w:t>
+      </w:r>
+    </w:p>
+    <w:p>
+      <w:r>
+        <w:t xml:space="preserve">Patient-by-patient evaluation for 3D-IRCADb and institutional data are summarized in Table </w:t>
+      </w:r>
+      <w:r>
+        <w:t>4</w:t>
+      </w:r>
+      <w:r>
+        <w:t>.</w:t>
+      </w:r>
+    </w:p>
+    <w:p>
+      <w:pPr>
+        <w:pStyle w:val="Heading4"/>
+      </w:pPr>
+      <w:r>
+        <w:t>3D-IRCADb</w:t>
+      </w:r>
+    </w:p>
+    <w:p>
+      <w:r>
+        <w:t>Quantitative metrics o</w:t>
+      </w:r>
+      <w:r>
+        <w:t>n a patient</w:t>
+      </w:r>
+      <w:r>
+        <w:t>-by-patient basis</w:t>
+      </w:r>
+      <w:r>
+        <w:t xml:space="preserve"> for 3D-IRCADb are summarized in the top of Table </w:t>
+      </w:r>
+      <w:r>
+        <w:t>4</w:t>
+      </w:r>
+      <w:r>
+        <w:t xml:space="preserve">. Median DSC was 0.74, median surface distance was 1.95 mm, and median false-positive discoveries per </w:t>
+      </w:r>
+      <w:r>
         <w:lastRenderedPageBreak/>
-        <w:t>Institutional Data</w:t>
-      </w:r>
-    </w:p>
-    <w:p>
-      <w:r>
-        <w:t xml:space="preserve">For the pre-treatment CECT </w:t>
-      </w:r>
-      <w:r>
-        <w:t>CRLM target disease</w:t>
-      </w:r>
-      <w:r>
-        <w:t xml:space="preserve"> (n=19 sites), </w:t>
-      </w:r>
-      <w:r>
-        <w:t>the mean (min-max) DSC was 0.80</w:t>
-      </w:r>
-      <w:r>
-        <w:t xml:space="preserve"> </w:t>
-      </w:r>
-      <w:r>
-        <w:t>(0.59-0.91), with 84%</w:t>
-      </w:r>
-      <w:r>
-        <w:t xml:space="preserve"> </w:t>
-      </w:r>
-      <w:r>
-        <w:t>(16/19)</w:t>
-      </w:r>
-      <w:r>
-        <w:t xml:space="preserve"> having DSC</w:t>
-      </w:r>
-      <w:r>
-        <w:t xml:space="preserve"> </w:t>
-      </w:r>
-      <w:r>
-        <w:rPr>
-          <w:rFonts w:cstheme="minorHAnsi"/>
-        </w:rPr>
-        <w:t>≥</w:t>
-      </w:r>
-      <w:r>
-        <w:rPr>
-          <w:rFonts w:cstheme="minorHAnsi"/>
-        </w:rPr>
-        <w:t xml:space="preserve"> </w:t>
-      </w:r>
-      <w:r>
-        <w:t xml:space="preserve">0.76. For the post-treatment CECT </w:t>
-      </w:r>
-      <w:r>
-        <w:t xml:space="preserve">target ablation zones </w:t>
-      </w:r>
-      <w:r>
-        <w:t xml:space="preserve">(n=14 sites), </w:t>
-      </w:r>
-      <w:r>
-        <w:t>the mean (min-max) DSC was 0.75</w:t>
-      </w:r>
-      <w:r>
-        <w:t xml:space="preserve"> </w:t>
-      </w:r>
-      <w:r>
-        <w:t>(0.09-0.90), with 71%</w:t>
-      </w:r>
-      <w:r>
-        <w:t xml:space="preserve"> </w:t>
-      </w:r>
-      <w:r>
-        <w:t>(10/14) having DSC</w:t>
-      </w:r>
-      <w:r>
-        <w:t xml:space="preserve"> </w:t>
-      </w:r>
-      <w:r>
-        <w:rPr>
-          <w:rFonts w:cstheme="minorHAnsi"/>
-        </w:rPr>
-        <w:t>≥</w:t>
-      </w:r>
-      <w:r>
-        <w:rPr>
-          <w:rFonts w:cstheme="minorHAnsi"/>
-        </w:rPr>
-        <w:t xml:space="preserve"> </w:t>
-      </w:r>
-      <w:r>
-        <w:t>0.76.</w:t>
-      </w:r>
-    </w:p>
-    <w:p>
-      <w:pPr>
-        <w:pStyle w:val="Heading3"/>
-      </w:pPr>
-      <w:r>
-        <w:t>Patient-by-Patient evaluation</w:t>
-      </w:r>
-    </w:p>
-    <w:p>
-      <w:r>
-        <w:t xml:space="preserve">Patient-by-patient evaluation for 3D-IRCADb and institutional data are summarized in Table </w:t>
-      </w:r>
-      <w:r>
-        <w:t>4</w:t>
-      </w:r>
-      <w:r>
-        <w:t>.</w:t>
-      </w:r>
-    </w:p>
-    <w:p>
-      <w:pPr>
-        <w:pStyle w:val="Heading4"/>
-      </w:pPr>
-      <w:r>
-        <w:t>3D-IRCADb</w:t>
-      </w:r>
-    </w:p>
-    <w:p>
-      <w:r>
-        <w:t>Quantitative metrics o</w:t>
-      </w:r>
-      <w:r>
-        <w:t>n a patient</w:t>
-      </w:r>
-      <w:r>
-        <w:t>-by-patient basis</w:t>
-      </w:r>
-      <w:r>
-        <w:t xml:space="preserve"> for 3D-IRCADb are summarized in the top of Table </w:t>
-      </w:r>
-      <w:r>
-        <w:t>4</w:t>
-      </w:r>
-      <w:r>
-        <w:t xml:space="preserve">. Median DSC was 0.74, median surface distance was 1.95 mm, and median false-positive discoveries per patient was 1. </w:t>
+        <w:t xml:space="preserve">patient was 1. </w:t>
       </w:r>
       <w:r>
         <w:t>Note that a single patient might have multipl</w:t>
@@ -7953,8 +7953,19 @@
           <w:sz w:val="16"/>
           <w:szCs w:val="16"/>
         </w:rPr>
-        <w:t>ur Model and the Literature. Green Box Indicates More Disease Sites (n), Better Dice Similarity Coefficient (DSC), or Higher Sensitivity.</w:t>
-      </w:r>
+        <w:t>ur Model and the Literature.</w:t>
+      </w:r>
+      <w:del w:id="183" w:author="Anderson, Brian" w:date="2022-06-30T08:52:00Z">
+        <w:r>
+          <w:rPr>
+            <w:rFonts w:ascii="Arial" w:eastAsia="Calibri" w:hAnsi="Arial" w:cs="Arial"/>
+            <w:iCs/>
+            <w:sz w:val="16"/>
+            <w:szCs w:val="16"/>
+          </w:rPr>
+          <w:delText xml:space="preserve"> Green Box Indicates More Disease Sites (n), Better Dice Similarity Coefficient (DSC), or Higher Sensitivity.</w:delText>
+        </w:r>
+      </w:del>
     </w:p>
     <w:p>
       <w:pPr>
